--- a/submission/final_paper.docx
+++ b/submission/final_paper.docx
@@ -2341,37 +2341,6 @@
     </w:p>
     <w:p>
       <w:pPr>
-        <w:spacing w:before="0" w:after="90" w:line="276" w:lineRule="auto"/>
-        <w:jc w:val="both"/>
-      </w:pPr>
-      <w:r>
-        <w:rPr>
-          <w:rFonts w:ascii="Times New Roman" w:hAnsi="Times New Roman"/>
-          <w:b w:val="0"/>
-          <w:i w:val="0"/>
-          <w:color w:val="1E1E1E"/>
-          <w:sz w:val="20"/>
-        </w:rPr>
-        <w:t>---</w:t>
-      </w:r>
-    </w:p>
-    <w:p>
-      <w:pPr>
-        <w:keepNext/>
-        <w:spacing w:before="280" w:after="80"/>
-      </w:pPr>
-      <w:r>
-        <w:rPr>
-          <w:rFonts w:ascii="Times New Roman" w:hAnsi="Times New Roman"/>
-          <w:b/>
-          <w:color w:val="142850"/>
-          <w:sz w:val="23"/>
-        </w:rPr>
-        <w:t>V. EXPERIMENTAL SETUP</w:t>
-      </w:r>
-    </w:p>
-    <w:p>
-      <w:pPr>
         <w:keepNext/>
         <w:spacing w:before="200" w:after="60"/>
       </w:pPr>
@@ -2383,7 +2352,22 @@
           <w:color w:val="283246"/>
           <w:sz w:val="21"/>
         </w:rPr>
-        <w:t>A. Hardware Compute Detection Protocol and Native GPU Acceleration</w:t>
+        <w:t>E. Variant CORN: Conditional Ordinal Regression with Class-Balanced Sampling and Soft-QWK Regularization</w:t>
+      </w:r>
+    </w:p>
+    <w:p>
+      <w:pPr>
+        <w:keepNext/>
+        <w:spacing w:before="120" w:after="40"/>
+      </w:pPr>
+      <w:r>
+        <w:rPr>
+          <w:rFonts w:ascii="Times New Roman" w:hAnsi="Times New Roman"/>
+          <w:b/>
+          <w:color w:val="323232"/>
+          <w:sz w:val="20"/>
+        </w:rPr>
+        <w:t>1) The Breakdown of the Independent-Threshold Assumption in CORAL</w:t>
       </w:r>
     </w:p>
     <w:p>
@@ -2399,7 +2383,22 @@
           <w:color w:val="1E1E1E"/>
           <w:sz w:val="20"/>
         </w:rPr>
-        <w:t>The experimental execution protocol incorporates an automated hardware compute detection step before training initialization. The host environment is equipped with an NVIDIA GeForce RTX 5050 Laptop GPU (8 GB dedicated VRAM, sm_120 Blackwell microarchitecture). While initial standard PyTorch binaries compiled for CUDA 12.6 supported compute capabilities only up to sm_90 (Hopper), the environment was configured with PyTorch 2.14.0+cu130 with CUDA 13.0 native runtime, resolving kernel availability constraints.</w:t>
+        <w:t>While CORAL theoretically penalizes multi-grade misclassifications, initial empirical evaluations revealed a severe structural failure mode: on the imbalanced APTOS 2019 dataset, CORAL achieved a poor QWK of $0.7273$ and a catastrophic severe error rate ($|y - \hat{y}| \ge 2$) of $26.4\%$, completely collapsing on Grade 3 (Severe NPDR Recall $= 0.0\%$, F1 $= 0.0000$). This failure stems from CORAL's formulation of $K-1$ unconditional binary classification tasks where every training sample updates all thresholds simultaneously. Because Grade 0 (No DR) constitutes $49.3\%$ of the training set ($1,263$ instances) while Grade 3 contains merely $135$ instances ($5.3\%$), negative gradients from healthy instances overpower the shared projection vector $\mathbf{w}$ across higher tasks ($k=2, 3$). Consequently, decision intervals for minority severe stages are crushed.</w:t>
+      </w:r>
+    </w:p>
+    <w:p>
+      <w:pPr>
+        <w:keepNext/>
+        <w:spacing w:before="120" w:after="40"/>
+      </w:pPr>
+      <w:r>
+        <w:rPr>
+          <w:rFonts w:ascii="Times New Roman" w:hAnsi="Times New Roman"/>
+          <w:b/>
+          <w:color w:val="323232"/>
+          <w:sz w:val="20"/>
+        </w:rPr>
+        <w:t>2) Conditional Probability Formulation (CORN)</w:t>
       </w:r>
     </w:p>
     <w:p>
@@ -2415,7 +2414,208 @@
           <w:color w:val="1E1E1E"/>
           <w:sz w:val="20"/>
         </w:rPr>
-        <w:t xml:space="preserve">Accordingly, the target deep convolutional architecture </w:t>
+        <w:t xml:space="preserve">To overcome threshold collapse under high class skew, we implement the Conditional Ordinal Regression for Neural Networks (CORN) framework [13]. Rather than modeling unconditioned cumulative margins, CORN models the sequence of </w:t>
+      </w:r>
+      <w:r>
+        <w:rPr>
+          <w:rFonts w:ascii="Times New Roman" w:hAnsi="Times New Roman"/>
+          <w:b w:val="0"/>
+          <w:i/>
+          <w:color w:val="1E1E1E"/>
+          <w:sz w:val="20"/>
+        </w:rPr>
+        <w:t>conditional</w:t>
+      </w:r>
+      <w:r>
+        <w:rPr>
+          <w:rFonts w:ascii="Times New Roman" w:hAnsi="Times New Roman"/>
+          <w:b w:val="0"/>
+          <w:i w:val="0"/>
+          <w:color w:val="1E1E1E"/>
+          <w:sz w:val="20"/>
+        </w:rPr>
+        <w:t xml:space="preserve"> binary probabilities:</w:t>
+      </w:r>
+    </w:p>
+    <w:p>
+      <w:pPr>
+        <w:spacing w:before="0" w:after="90" w:line="276" w:lineRule="auto"/>
+        <w:jc w:val="both"/>
+      </w:pPr>
+      <w:r>
+        <w:rPr>
+          <w:rFonts w:ascii="Times New Roman" w:hAnsi="Times New Roman"/>
+          <w:b w:val="0"/>
+          <w:i w:val="0"/>
+          <w:color w:val="1E1E1E"/>
+          <w:sz w:val="20"/>
+        </w:rPr>
+        <w:t>$$q_k(\mathbf{x}) = P(y &gt; k \mid y &gt; k-1) = \sigma(g_k(\mathbf{x})), \quad k \in \{0, 1, \dots, K-2\}$$</w:t>
+      </w:r>
+    </w:p>
+    <w:p>
+      <w:pPr>
+        <w:spacing w:before="0" w:after="90" w:line="276" w:lineRule="auto"/>
+        <w:jc w:val="both"/>
+      </w:pPr>
+      <w:r>
+        <w:rPr>
+          <w:rFonts w:ascii="Times New Roman" w:hAnsi="Times New Roman"/>
+          <w:b w:val="0"/>
+          <w:i w:val="0"/>
+          <w:color w:val="1E1E1E"/>
+          <w:sz w:val="20"/>
+        </w:rPr>
+        <w:t>where $g_k(\mathbf{x})$ denotes the $k$-th output logit of a linear projection head $\mathbf{W}_{CORN} \in \mathbb{R}^{(K-1) \times d}$. By the probability chain rule, the unconditional cumulative probability of exceeding rank $k$ is given by:</w:t>
+      </w:r>
+    </w:p>
+    <w:p>
+      <w:pPr>
+        <w:spacing w:before="0" w:after="90" w:line="276" w:lineRule="auto"/>
+        <w:jc w:val="both"/>
+      </w:pPr>
+      <w:r>
+        <w:rPr>
+          <w:rFonts w:ascii="Times New Roman" w:hAnsi="Times New Roman"/>
+          <w:b w:val="0"/>
+          <w:i w:val="0"/>
+          <w:color w:val="1E1E1E"/>
+          <w:sz w:val="20"/>
+        </w:rPr>
+        <w:t>$$P(y &gt; k \mid \mathbf{x}) = \prod_{j=0}^k q_j(\mathbf{x})$$</w:t>
+      </w:r>
+    </w:p>
+    <w:p>
+      <w:pPr>
+        <w:spacing w:before="0" w:after="90" w:line="276" w:lineRule="auto"/>
+        <w:jc w:val="both"/>
+      </w:pPr>
+      <w:r>
+        <w:rPr>
+          <w:rFonts w:ascii="Times New Roman" w:hAnsi="Times New Roman"/>
+          <w:b w:val="0"/>
+          <w:i w:val="0"/>
+          <w:color w:val="1E1E1E"/>
+          <w:sz w:val="20"/>
+        </w:rPr>
+        <w:t xml:space="preserve">Crucially, under the CORN loss formulation, an instance with true label $y$ participates </w:t>
+      </w:r>
+      <w:r>
+        <w:rPr>
+          <w:rFonts w:ascii="Times New Roman" w:hAnsi="Times New Roman"/>
+          <w:b w:val="0"/>
+          <w:i/>
+          <w:color w:val="1E1E1E"/>
+          <w:sz w:val="20"/>
+        </w:rPr>
+        <w:t>only</w:t>
+      </w:r>
+      <w:r>
+        <w:rPr>
+          <w:rFonts w:ascii="Times New Roman" w:hAnsi="Times New Roman"/>
+          <w:b w:val="0"/>
+          <w:i w:val="0"/>
+          <w:color w:val="1E1E1E"/>
+          <w:sz w:val="20"/>
+        </w:rPr>
+        <w:t xml:space="preserve"> in binary tasks up to its own label condition:</w:t>
+      </w:r>
+    </w:p>
+    <w:p>
+      <w:pPr>
+        <w:spacing w:before="0" w:after="90" w:line="276" w:lineRule="auto"/>
+        <w:jc w:val="both"/>
+      </w:pPr>
+      <w:r>
+        <w:rPr>
+          <w:rFonts w:ascii="Times New Roman" w:hAnsi="Times New Roman"/>
+          <w:b w:val="0"/>
+          <w:i w:val="0"/>
+          <w:color w:val="1E1E1E"/>
+          <w:sz w:val="20"/>
+        </w:rPr>
+        <w:t>$$\mathcal{L}_{CORN}(\mathbf{x}, y) = \frac{1}{\min(y+1, K-1)} \sum_{k=0}^{\min(y, K-2)} \text{BCE}(g_k(\mathbf{x}), \mathbb{I}(y &gt; k))$$</w:t>
+      </w:r>
+    </w:p>
+    <w:p>
+      <w:pPr>
+        <w:spacing w:before="0" w:after="90" w:line="276" w:lineRule="auto"/>
+        <w:jc w:val="both"/>
+      </w:pPr>
+      <w:r>
+        <w:rPr>
+          <w:rFonts w:ascii="Times New Roman" w:hAnsi="Times New Roman"/>
+          <w:b w:val="0"/>
+          <w:i w:val="0"/>
+          <w:color w:val="1E1E1E"/>
+          <w:sz w:val="20"/>
+        </w:rPr>
+        <w:t xml:space="preserve">Instances with $y = 0$ (healthy retinas) update </w:t>
+      </w:r>
+      <w:r>
+        <w:rPr>
+          <w:rFonts w:ascii="Times New Roman" w:hAnsi="Times New Roman"/>
+          <w:b w:val="0"/>
+          <w:i/>
+          <w:color w:val="1E1E1E"/>
+          <w:sz w:val="20"/>
+        </w:rPr>
+        <w:t>only</w:t>
+      </w:r>
+      <w:r>
+        <w:rPr>
+          <w:rFonts w:ascii="Times New Roman" w:hAnsi="Times New Roman"/>
+          <w:b w:val="0"/>
+          <w:i w:val="0"/>
+          <w:color w:val="1E1E1E"/>
+          <w:sz w:val="20"/>
+        </w:rPr>
+        <w:t xml:space="preserve"> task 0 ($y &gt; 0$). They are strictly excluded from generating gradients on tasks 1, 2, and 3. As a result, the scarce training examples of Severe NPDR ($y=3$) and Proliferative DR ($y=4$) directly govern their respective threshold heads without interference from the majority healthy cohort.</w:t>
+      </w:r>
+    </w:p>
+    <w:p>
+      <w:pPr>
+        <w:keepNext/>
+        <w:spacing w:before="120" w:after="40"/>
+      </w:pPr>
+      <w:r>
+        <w:rPr>
+          <w:rFonts w:ascii="Times New Roman" w:hAnsi="Times New Roman"/>
+          <w:b/>
+          <w:color w:val="323232"/>
+          <w:sz w:val="20"/>
+        </w:rPr>
+        <w:t>3) Class-Balanced Effective Number Weighting and Sampling</w:t>
+      </w:r>
+    </w:p>
+    <w:p>
+      <w:pPr>
+        <w:spacing w:before="0" w:after="90" w:line="276" w:lineRule="auto"/>
+        <w:jc w:val="both"/>
+      </w:pPr>
+      <w:r>
+        <w:rPr>
+          <w:rFonts w:ascii="Times New Roman" w:hAnsi="Times New Roman"/>
+          <w:b w:val="0"/>
+          <w:i w:val="0"/>
+          <w:color w:val="1E1E1E"/>
+          <w:sz w:val="20"/>
+        </w:rPr>
+        <w:t>To further counteract the extreme $9.4:1$ class imbalance between Grade 0 and Grade 3 without introducing non-physiological pixel artifacts (such as SMOTE interpolations [4]), we introduce two complementary mechanisms:</w:t>
+      </w:r>
+    </w:p>
+    <w:p>
+      <w:pPr>
+        <w:spacing w:before="20" w:after="40" w:line="276" w:lineRule="auto"/>
+        <w:ind w:left="432"/>
+      </w:pPr>
+      <w:r>
+        <w:rPr>
+          <w:rFonts w:ascii="Times New Roman" w:hAnsi="Times New Roman"/>
+          <w:b/>
+          <w:sz w:val="20"/>
+        </w:rPr>
+        <w:t xml:space="preserve">1. </w:t>
       </w:r>
       <w:r>
         <w:rPr>
@@ -2425,7 +2625,7 @@
           <w:color w:val="1E1E1E"/>
           <w:sz w:val="20"/>
         </w:rPr>
-        <w:t>EfficientNet-B0</w:t>
+        <w:t>Effective Number of Samples Loss Weighting (Cui et al. [14]):</w:t>
       </w:r>
       <w:r>
         <w:rPr>
@@ -2435,7 +2635,282 @@
           <w:color w:val="1E1E1E"/>
           <w:sz w:val="20"/>
         </w:rPr>
-        <w:t xml:space="preserve"> was deployed with native GPU acceleration across all three variants over 8 uniform training epochs. Native GPU execution accelerated per-epoch throughput to ~24–35 seconds per epoch (compared to ~240 seconds on CPU), enabling the complete 24-epoch comparative study to conclude in under 12 minutes.</w:t>
+        <w:t xml:space="preserve"> Rather than naive inverse-frequency weighting which excessively penalizes majority classes, we weight the sample loss by:</w:t>
+      </w:r>
+    </w:p>
+    <w:p>
+      <w:pPr>
+        <w:spacing w:before="0" w:after="90" w:line="276" w:lineRule="auto"/>
+        <w:jc w:val="both"/>
+      </w:pPr>
+      <w:r>
+        <w:rPr>
+          <w:rFonts w:ascii="Times New Roman" w:hAnsi="Times New Roman"/>
+          <w:b w:val="0"/>
+          <w:i w:val="0"/>
+          <w:color w:val="1E1E1E"/>
+          <w:sz w:val="20"/>
+        </w:rPr>
+        <w:t>$$W_c = \frac{1 - \beta}{1 - \beta^{n_c}}, \quad \text{normalized such that } \sum_{c=0}^{K-1} W_c = K$$</w:t>
+      </w:r>
+    </w:p>
+    <w:p>
+      <w:pPr>
+        <w:spacing w:before="0" w:after="90" w:line="276" w:lineRule="auto"/>
+        <w:jc w:val="both"/>
+      </w:pPr>
+      <w:r>
+        <w:rPr>
+          <w:rFonts w:ascii="Times New Roman" w:hAnsi="Times New Roman"/>
+          <w:b w:val="0"/>
+          <w:i w:val="0"/>
+          <w:color w:val="1E1E1E"/>
+          <w:sz w:val="20"/>
+        </w:rPr>
+        <w:t>with $\beta = 0.9999$. This assigns effective weights of $0.2269$ to Grade 0, $1.0529$ to Grade 1, $0.3987$ to Grade 2, $2.0075$ to Grade 3 (Severe), and $1.3140$ to Grade 4 (PDR), elevating gradient sensitivity for severe cases by nearly $9\times$.</w:t>
+      </w:r>
+    </w:p>
+    <w:p>
+      <w:pPr>
+        <w:spacing w:before="20" w:after="40" w:line="276" w:lineRule="auto"/>
+        <w:ind w:left="432"/>
+      </w:pPr>
+      <w:r>
+        <w:rPr>
+          <w:rFonts w:ascii="Times New Roman" w:hAnsi="Times New Roman"/>
+          <w:b/>
+          <w:sz w:val="20"/>
+        </w:rPr>
+        <w:t xml:space="preserve">2. </w:t>
+      </w:r>
+      <w:r>
+        <w:rPr>
+          <w:rFonts w:ascii="Times New Roman" w:hAnsi="Times New Roman"/>
+          <w:b/>
+          <w:i w:val="0"/>
+          <w:color w:val="1E1E1E"/>
+          <w:sz w:val="20"/>
+        </w:rPr>
+        <w:t>WeightedRandomSampler at DataLoader Level:</w:t>
+      </w:r>
+      <w:r>
+        <w:rPr>
+          <w:rFonts w:ascii="Times New Roman" w:hAnsi="Times New Roman"/>
+          <w:b w:val="0"/>
+          <w:i w:val="0"/>
+          <w:color w:val="1E1E1E"/>
+          <w:sz w:val="20"/>
+        </w:rPr>
+        <w:t xml:space="preserve"> We equip the training DataLoader with a probability sampler drawing instances with probability proportional to their class-balanced weights. This guarantees that minority severe and proliferative cases are encountered repeatedly across each epoch.</w:t>
+      </w:r>
+    </w:p>
+    <w:p>
+      <w:pPr>
+        <w:keepNext/>
+        <w:spacing w:before="120" w:after="40"/>
+      </w:pPr>
+      <w:r>
+        <w:rPr>
+          <w:rFonts w:ascii="Times New Roman" w:hAnsi="Times New Roman"/>
+          <w:b/>
+          <w:color w:val="323232"/>
+          <w:sz w:val="20"/>
+        </w:rPr>
+        <w:t>4) Differentiable Soft-QWK Loss Regularization</w:t>
+      </w:r>
+    </w:p>
+    <w:p>
+      <w:pPr>
+        <w:spacing w:before="0" w:after="90" w:line="276" w:lineRule="auto"/>
+        <w:jc w:val="both"/>
+      </w:pPr>
+      <w:r>
+        <w:rPr>
+          <w:rFonts w:ascii="Times New Roman" w:hAnsi="Times New Roman"/>
+          <w:b w:val="0"/>
+          <w:i w:val="0"/>
+          <w:color w:val="1E1E1E"/>
+          <w:sz w:val="20"/>
+        </w:rPr>
+        <w:t>Because Quadratic Weighted Kappa is our primary clinical evaluation metric, we add a differentiable soft-QWK loss term directly into the optimization objective:</w:t>
+      </w:r>
+    </w:p>
+    <w:p>
+      <w:pPr>
+        <w:spacing w:before="0" w:after="90" w:line="276" w:lineRule="auto"/>
+        <w:jc w:val="both"/>
+      </w:pPr>
+      <w:r>
+        <w:rPr>
+          <w:rFonts w:ascii="Times New Roman" w:hAnsi="Times New Roman"/>
+          <w:b w:val="0"/>
+          <w:i w:val="0"/>
+          <w:color w:val="1E1E1E"/>
+          <w:sz w:val="20"/>
+        </w:rPr>
+        <w:t>$$\mathcal{L}_{total} = \mathcal{L}_{CORN} + \lambda_{QWK} \cdot \mathcal{L}_{SoftQWK}$$</w:t>
+      </w:r>
+    </w:p>
+    <w:p>
+      <w:pPr>
+        <w:spacing w:before="0" w:after="90" w:line="276" w:lineRule="auto"/>
+        <w:jc w:val="both"/>
+      </w:pPr>
+      <w:r>
+        <w:rPr>
+          <w:rFonts w:ascii="Times New Roman" w:hAnsi="Times New Roman"/>
+          <w:b w:val="0"/>
+          <w:i w:val="0"/>
+          <w:color w:val="1E1E1E"/>
+          <w:sz w:val="20"/>
+        </w:rPr>
+        <w:t>From the conditional probabilities $q_k(\mathbf{x})$, we compute discrete class probabilities $P(y = k)$ via the differences of successive cumulative products:</w:t>
+      </w:r>
+    </w:p>
+    <w:p>
+      <w:pPr>
+        <w:spacing w:before="0" w:after="90" w:line="276" w:lineRule="auto"/>
+        <w:jc w:val="both"/>
+      </w:pPr>
+      <w:r>
+        <w:rPr>
+          <w:rFonts w:ascii="Times New Roman" w:hAnsi="Times New Roman"/>
+          <w:b w:val="0"/>
+          <w:i w:val="0"/>
+          <w:color w:val="1E1E1E"/>
+          <w:sz w:val="20"/>
+        </w:rPr>
+        <w:t>$$P(y = 0) = 1 - P(y &gt; 0), \quad P(y = k) = P(y &gt; k-1) - P(y &gt; k), \quad P(y = K-1) = P(y &gt; K-2)$$</w:t>
+      </w:r>
+    </w:p>
+    <w:p>
+      <w:pPr>
+        <w:spacing w:before="0" w:after="90" w:line="276" w:lineRule="auto"/>
+        <w:jc w:val="both"/>
+      </w:pPr>
+      <w:r>
+        <w:rPr>
+          <w:rFonts w:ascii="Times New Roman" w:hAnsi="Times New Roman"/>
+          <w:b w:val="0"/>
+          <w:i w:val="0"/>
+          <w:color w:val="1E1E1E"/>
+          <w:sz w:val="20"/>
+        </w:rPr>
+        <w:t>Over each training mini-batch of size $B$, the soft confusion matrix $\mathbf{O} \in \mathbb{R}^{K \times K}$ and chance agreement matrix $\mathbf{E} \in \mathbb{R}^{K \times K}$ are constructed using one-hot true targets $\mathbf{Y}$ and soft prediction vectors $\mathbf{P}$. The soft-QWK loss minimizes the quadratic penalty ratio:</w:t>
+      </w:r>
+    </w:p>
+    <w:p>
+      <w:pPr>
+        <w:spacing w:before="0" w:after="90" w:line="276" w:lineRule="auto"/>
+        <w:jc w:val="both"/>
+      </w:pPr>
+      <w:r>
+        <w:rPr>
+          <w:rFonts w:ascii="Times New Roman" w:hAnsi="Times New Roman"/>
+          <w:b w:val="0"/>
+          <w:i w:val="0"/>
+          <w:color w:val="1E1E1E"/>
+          <w:sz w:val="20"/>
+        </w:rPr>
+        <w:t>$$\mathcal{L}_{SoftQWK} = \frac{\sum_{i,j} w_{i,j} O_{i,j}}{\sum_{i,j} w_{i,j} E_{i,j} + \epsilon}, \quad w_{i,j} = \frac{(i - j)^2}{(K - 1)^2}$$</w:t>
+      </w:r>
+    </w:p>
+    <w:p>
+      <w:pPr>
+        <w:spacing w:before="0" w:after="90" w:line="276" w:lineRule="auto"/>
+        <w:jc w:val="both"/>
+      </w:pPr>
+      <w:r>
+        <w:rPr>
+          <w:rFonts w:ascii="Times New Roman" w:hAnsi="Times New Roman"/>
+          <w:b w:val="0"/>
+          <w:i w:val="0"/>
+          <w:color w:val="1E1E1E"/>
+          <w:sz w:val="20"/>
+        </w:rPr>
+        <w:t>We set $\lambda_{QWK} = 0.20$, providing continuous guidance during backpropagation that specifically penalizes multi-grade disagreements.</w:t>
+      </w:r>
+    </w:p>
+    <w:p>
+      <w:pPr>
+        <w:keepNext/>
+        <w:spacing w:before="120" w:after="40"/>
+      </w:pPr>
+      <w:r>
+        <w:rPr>
+          <w:rFonts w:ascii="Times New Roman" w:hAnsi="Times New Roman"/>
+          <w:b/>
+          <w:color w:val="323232"/>
+          <w:sz w:val="20"/>
+        </w:rPr>
+        <w:t>5) Test-Time Augmentation (TTA) and Backbone Regularization</w:t>
+      </w:r>
+    </w:p>
+    <w:p>
+      <w:pPr>
+        <w:spacing w:before="0" w:after="90" w:line="276" w:lineRule="auto"/>
+        <w:jc w:val="both"/>
+      </w:pPr>
+      <w:r>
+        <w:rPr>
+          <w:rFonts w:ascii="Times New Roman" w:hAnsi="Times New Roman"/>
+          <w:b w:val="0"/>
+          <w:i w:val="0"/>
+          <w:color w:val="1E1E1E"/>
+          <w:sz w:val="20"/>
+        </w:rPr>
+        <w:t>At test time, predictions are generated via 4-way flip Test-Time Augmentation (averaging predictions across original, horizontal, vertical, and horizontal-vertical mirrored inputs). Furthermore, to prevent the 5.3M parameter EfficientNet-B0 backbone from overfitting on the small 2,563-image training split, we freeze the stem and first three MBConv stages (</w:t>
+      </w:r>
+      <w:r>
+        <w:rPr>
+          <w:rFonts w:ascii="Times New Roman" w:hAnsi="Times New Roman"/>
+          <w:b w:val="0"/>
+          <w:i w:val="0"/>
+          <w:color w:val="1E1E1E"/>
+          <w:sz w:val="20"/>
+        </w:rPr>
+        <w:t>features[:4]</w:t>
+      </w:r>
+      <w:r>
+        <w:rPr>
+          <w:rFonts w:ascii="Times New Roman" w:hAnsi="Times New Roman"/>
+          <w:b w:val="0"/>
+          <w:i w:val="0"/>
+          <w:color w:val="1E1E1E"/>
+          <w:sz w:val="20"/>
+        </w:rPr>
+        <w:t>), retaining fixed low-level retinal edge filters while fine-tuning higher-level semantic blocks.</w:t>
+      </w:r>
+    </w:p>
+    <w:p>
+      <w:pPr>
+        <w:spacing w:before="0" w:after="90" w:line="276" w:lineRule="auto"/>
+        <w:jc w:val="both"/>
+      </w:pPr>
+      <w:r>
+        <w:rPr>
+          <w:rFonts w:ascii="Times New Roman" w:hAnsi="Times New Roman"/>
+          <w:b w:val="0"/>
+          <w:i w:val="0"/>
+          <w:color w:val="1E1E1E"/>
+          <w:sz w:val="20"/>
+        </w:rPr>
+        <w:t>---</w:t>
+      </w:r>
+    </w:p>
+    <w:p>
+      <w:pPr>
+        <w:keepNext/>
+        <w:spacing w:before="280" w:after="80"/>
+      </w:pPr>
+      <w:r>
+        <w:rPr>
+          <w:rFonts w:ascii="Times New Roman" w:hAnsi="Times New Roman"/>
+          <w:b/>
+          <w:color w:val="142850"/>
+          <w:sz w:val="23"/>
+        </w:rPr>
+        <w:t>V. EXPERIMENTAL SETUP</w:t>
       </w:r>
     </w:p>
     <w:p>
@@ -2451,7 +2926,7 @@
           <w:color w:val="283246"/>
           <w:sz w:val="21"/>
         </w:rPr>
-        <w:t>B. Hyperparameter Uniformity and Reproducibility</w:t>
+        <w:t>A. Hardware Compute Detection Protocol and Native GPU Acceleration</w:t>
       </w:r>
     </w:p>
     <w:p>
@@ -2467,7 +2942,23 @@
           <w:color w:val="1E1E1E"/>
           <w:sz w:val="20"/>
         </w:rPr>
-        <w:t>To ensure that performance variations are attributable strictly to the mathematical loss formulation rather than stochastic run noise, all non-loss hyperparameters were locked across all variants:</w:t>
+        <w:t>The experimental execution protocol incorporates an automated hardware compute detection step before training initialization. The host environment is equipped with an NVIDIA GeForce RTX 5050 Laptop GPU (8 GB dedicated VRAM, sm_120 Blackwell microarchitecture). While initial standard PyTorch binaries compiled for CUDA 12.6 supported compute capabilities only up to sm_90 (Hopper), the environment was configured with PyTorch 2.14.0+cu130 with CUDA 13.0 native runtime, resolving kernel availability constraints.</w:t>
+      </w:r>
+    </w:p>
+    <w:p>
+      <w:pPr>
+        <w:spacing w:before="0" w:after="90" w:line="276" w:lineRule="auto"/>
+        <w:jc w:val="both"/>
+      </w:pPr>
+      <w:r>
+        <w:rPr>
+          <w:rFonts w:ascii="Times New Roman" w:hAnsi="Times New Roman"/>
+          <w:b w:val="0"/>
+          <w:i w:val="0"/>
+          <w:color w:val="1E1E1E"/>
+          <w:sz w:val="20"/>
+        </w:rPr>
+        <w:t>To guarantee strict operational safety on mobile hardware:</w:t>
       </w:r>
     </w:p>
     <w:p>
@@ -2491,7 +2982,7 @@
           <w:color w:val="1E1E1E"/>
           <w:sz w:val="20"/>
         </w:rPr>
-        <w:t>Global Random Seed:</w:t>
+        <w:t>Mixed Precision (AMP):</w:t>
       </w:r>
       <w:r>
         <w:rPr>
@@ -2501,7 +2992,47 @@
           <w:color w:val="1E1E1E"/>
           <w:sz w:val="20"/>
         </w:rPr>
-        <w:t xml:space="preserve"> Fixed to $42$ across Python, NumPy, PyTorch CUDA operations, stratified splitting, and DataLoader batch sampling.</w:t>
+        <w:t xml:space="preserve"> All training executions deploy </w:t>
+      </w:r>
+      <w:r>
+        <w:rPr>
+          <w:rFonts w:ascii="Times New Roman" w:hAnsi="Times New Roman"/>
+          <w:b w:val="0"/>
+          <w:i w:val="0"/>
+          <w:color w:val="1E1E1E"/>
+          <w:sz w:val="20"/>
+        </w:rPr>
+        <w:t>torch.cuda.amp</w:t>
+      </w:r>
+      <w:r>
+        <w:rPr>
+          <w:rFonts w:ascii="Times New Roman" w:hAnsi="Times New Roman"/>
+          <w:b w:val="0"/>
+          <w:i w:val="0"/>
+          <w:color w:val="1E1E1E"/>
+          <w:sz w:val="20"/>
+        </w:rPr>
+        <w:t xml:space="preserve"> with automated FP16 autocasting and dynamic gradient scaling (</w:t>
+      </w:r>
+      <w:r>
+        <w:rPr>
+          <w:rFonts w:ascii="Times New Roman" w:hAnsi="Times New Roman"/>
+          <w:b w:val="0"/>
+          <w:i w:val="0"/>
+          <w:color w:val="1E1E1E"/>
+          <w:sz w:val="20"/>
+        </w:rPr>
+        <w:t>GradScaler</w:t>
+      </w:r>
+      <w:r>
+        <w:rPr>
+          <w:rFonts w:ascii="Times New Roman" w:hAnsi="Times New Roman"/>
+          <w:b w:val="0"/>
+          <w:i w:val="0"/>
+          <w:color w:val="1E1E1E"/>
+          <w:sz w:val="20"/>
+        </w:rPr>
+        <w:t>).</w:t>
       </w:r>
     </w:p>
     <w:p>
@@ -2525,7 +3056,7 @@
           <w:color w:val="1E1E1E"/>
           <w:sz w:val="20"/>
         </w:rPr>
-        <w:t>Backbone Architecture:</w:t>
+        <w:t>Memory Capping &amp; Safeguards:</w:t>
       </w:r>
       <w:r>
         <w:rPr>
@@ -2535,7 +3066,27 @@
           <w:color w:val="1E1E1E"/>
           <w:sz w:val="20"/>
         </w:rPr>
-        <w:t xml:space="preserve"> EfficientNet-B0 pretrained on ImageNet-1k, fine-tuned across all layers.</w:t>
+        <w:t xml:space="preserve"> Batch size is initialized at 16 (strictly capped at 24 maximum). An automated in-loop monitor queries </w:t>
+      </w:r>
+      <w:r>
+        <w:rPr>
+          <w:rFonts w:ascii="Times New Roman" w:hAnsi="Times New Roman"/>
+          <w:b w:val="0"/>
+          <w:i w:val="0"/>
+          <w:color w:val="1E1E1E"/>
+          <w:sz w:val="20"/>
+        </w:rPr>
+        <w:t>torch.cuda.memory_reserved()</w:t>
+      </w:r>
+      <w:r>
+        <w:rPr>
+          <w:rFonts w:ascii="Times New Roman" w:hAnsi="Times New Roman"/>
+          <w:b w:val="0"/>
+          <w:i w:val="0"/>
+          <w:color w:val="1E1E1E"/>
+          <w:sz w:val="20"/>
+        </w:rPr>
+        <w:t>; if memory consumption exceeds $90\%$ of total VRAM ($7.2$ GB), the loop empties the CUDA cache and halves the batch size. In practice, FP16 execution required only $540$ MiB of VRAM ($&lt;7\%$ of capacity).</w:t>
       </w:r>
     </w:p>
     <w:p>
@@ -2559,7 +3110,7 @@
           <w:color w:val="1E1E1E"/>
           <w:sz w:val="20"/>
         </w:rPr>
-        <w:t>Optimization Algorithm:</w:t>
+        <w:t>Telemetry Monitoring:</w:t>
       </w:r>
       <w:r>
         <w:rPr>
@@ -2569,21 +3120,43 @@
           <w:color w:val="1E1E1E"/>
           <w:sz w:val="20"/>
         </w:rPr>
-        <w:t xml:space="preserve"> AdamW ($\beta_1 = 0.9$, $\beta_2 = 0.999$, weight decay $\lambda = 0.01$).</w:t>
+        <w:t xml:space="preserve"> GPU temperature and utilization are queried via </w:t>
+      </w:r>
+      <w:r>
+        <w:rPr>
+          <w:rFonts w:ascii="Times New Roman" w:hAnsi="Times New Roman"/>
+          <w:b w:val="0"/>
+          <w:i w:val="0"/>
+          <w:color w:val="1E1E1E"/>
+          <w:sz w:val="20"/>
+        </w:rPr>
+        <w:t>nvidia-smi</w:t>
+      </w:r>
+      <w:r>
+        <w:rPr>
+          <w:rFonts w:ascii="Times New Roman" w:hAnsi="Times New Roman"/>
+          <w:b w:val="0"/>
+          <w:i w:val="0"/>
+          <w:color w:val="1E1E1E"/>
+          <w:sz w:val="20"/>
+        </w:rPr>
+        <w:t xml:space="preserve"> at every epoch, maintaining operational temperatures safely between $43^\circ\text{C}$ and $60^\circ\text{C}$.</w:t>
       </w:r>
     </w:p>
     <w:p>
       <w:pPr>
-        <w:spacing w:before="20" w:after="40" w:line="276" w:lineRule="auto"/>
-        <w:ind w:left="432"/>
-      </w:pPr>
-      <w:r>
-        <w:rPr>
-          <w:rFonts w:ascii="Times New Roman" w:hAnsi="Times New Roman"/>
-          <w:b/>
-          <w:sz w:val="20"/>
-        </w:rPr>
-        <w:t xml:space="preserve">• </w:t>
+        <w:spacing w:before="0" w:after="90" w:line="276" w:lineRule="auto"/>
+        <w:jc w:val="both"/>
+      </w:pPr>
+      <w:r>
+        <w:rPr>
+          <w:rFonts w:ascii="Times New Roman" w:hAnsi="Times New Roman"/>
+          <w:b w:val="0"/>
+          <w:i w:val="0"/>
+          <w:color w:val="1E1E1E"/>
+          <w:sz w:val="20"/>
+        </w:rPr>
+        <w:t xml:space="preserve">Accordingly, the target deep convolutional architecture </w:t>
       </w:r>
       <w:r>
         <w:rPr>
@@ -2593,7 +3166,7 @@
           <w:color w:val="1E1E1E"/>
           <w:sz w:val="20"/>
         </w:rPr>
-        <w:t>Learning Rate Schedule:</w:t>
+        <w:t>EfficientNet-B0</w:t>
       </w:r>
       <w:r>
         <w:rPr>
@@ -2603,75 +3176,7 @@
           <w:color w:val="1E1E1E"/>
           <w:sz w:val="20"/>
         </w:rPr>
-        <w:t xml:space="preserve"> Initial learning rate $\eta_0 = 3 \times 10^{-4}$, decayed using a Cosine Annealing scheduler down to $\eta_{min} = 1 \times 10^{-6}$ over 8 epochs.</w:t>
-      </w:r>
-    </w:p>
-    <w:p>
-      <w:pPr>
-        <w:spacing w:before="20" w:after="40" w:line="276" w:lineRule="auto"/>
-        <w:ind w:left="432"/>
-      </w:pPr>
-      <w:r>
-        <w:rPr>
-          <w:rFonts w:ascii="Times New Roman" w:hAnsi="Times New Roman"/>
-          <w:b/>
-          <w:sz w:val="20"/>
-        </w:rPr>
-        <w:t xml:space="preserve">• </w:t>
-      </w:r>
-      <w:r>
-        <w:rPr>
-          <w:rFonts w:ascii="Times New Roman" w:hAnsi="Times New Roman"/>
-          <w:b/>
-          <w:i w:val="0"/>
-          <w:color w:val="1E1E1E"/>
-          <w:sz w:val="20"/>
-        </w:rPr>
-        <w:t>Batch Size:</w:t>
-      </w:r>
-      <w:r>
-        <w:rPr>
-          <w:rFonts w:ascii="Times New Roman" w:hAnsi="Times New Roman"/>
-          <w:b w:val="0"/>
-          <w:i w:val="0"/>
-          <w:color w:val="1E1E1E"/>
-          <w:sz w:val="20"/>
-        </w:rPr>
-        <w:t xml:space="preserve"> 32 images per batch.</w:t>
-      </w:r>
-    </w:p>
-    <w:p>
-      <w:pPr>
-        <w:spacing w:before="20" w:after="40" w:line="276" w:lineRule="auto"/>
-        <w:ind w:left="432"/>
-      </w:pPr>
-      <w:r>
-        <w:rPr>
-          <w:rFonts w:ascii="Times New Roman" w:hAnsi="Times New Roman"/>
-          <w:b/>
-          <w:sz w:val="20"/>
-        </w:rPr>
-        <w:t xml:space="preserve">• </w:t>
-      </w:r>
-      <w:r>
-        <w:rPr>
-          <w:rFonts w:ascii="Times New Roman" w:hAnsi="Times New Roman"/>
-          <w:b/>
-          <w:i w:val="0"/>
-          <w:color w:val="1E1E1E"/>
-          <w:sz w:val="20"/>
-        </w:rPr>
-        <w:t>Evaluation Cadence:</w:t>
-      </w:r>
-      <w:r>
-        <w:rPr>
-          <w:rFonts w:ascii="Times New Roman" w:hAnsi="Times New Roman"/>
-          <w:b w:val="0"/>
-          <w:i w:val="0"/>
-          <w:color w:val="1E1E1E"/>
-          <w:sz w:val="20"/>
-        </w:rPr>
-        <w:t xml:space="preserve"> Full validation set evaluation after every epoch; model checkpoints saved based on peak validation Quadratic Weighted Kappa.</w:t>
+        <w:t xml:space="preserve"> was deployed with native GPU acceleration across all variants over 8 uniform training epochs (~20–35 seconds per epoch), concluding individual variant training in under 4.5 minutes.</w:t>
       </w:r>
     </w:p>
     <w:p>
@@ -2687,7 +3192,7 @@
           <w:color w:val="283246"/>
           <w:sz w:val="21"/>
         </w:rPr>
-        <w:t>C. Clinical Evaluation Metrics</w:t>
+        <w:t>B. Hyperparameter Uniformity and Reproducibility</w:t>
       </w:r>
     </w:p>
     <w:p>
@@ -2703,7 +3208,7 @@
           <w:color w:val="1E1E1E"/>
           <w:sz w:val="20"/>
         </w:rPr>
-        <w:t>Model performance is evaluated across a spectrum of clinical and statistical metrics on the holdout test set (550 images):</w:t>
+        <w:t>To ensure that performance variations are attributable strictly to the mathematical loss formulation rather than stochastic run noise, all non-loss hyperparameters were locked across all variants:</w:t>
       </w:r>
     </w:p>
     <w:p>
@@ -2717,7 +3222,7 @@
           <w:b/>
           <w:sz w:val="20"/>
         </w:rPr>
-        <w:t xml:space="preserve">1. </w:t>
+        <w:t xml:space="preserve">• </w:t>
       </w:r>
       <w:r>
         <w:rPr>
@@ -2727,7 +3232,7 @@
           <w:color w:val="1E1E1E"/>
           <w:sz w:val="20"/>
         </w:rPr>
-        <w:t>Quadratic Weighted Kappa (QWK) [PRIMARY]:</w:t>
+        <w:t>Global Random Seed:</w:t>
       </w:r>
       <w:r>
         <w:rPr>
@@ -2737,14 +3242,32 @@
           <w:color w:val="1E1E1E"/>
           <w:sz w:val="20"/>
         </w:rPr>
-        <w:t xml:space="preserve"> Measures agreement between true and predicted grades adjusted for chance agreement, applying quadratic penalties to distance errors:</w:t>
+        <w:t xml:space="preserve"> Fixed to $42$ across Python, NumPy, PyTorch CUDA operations, stratified splitting, and DataLoader batch sampling.</w:t>
       </w:r>
     </w:p>
     <w:p>
       <w:pPr>
-        <w:spacing w:before="0" w:after="90" w:line="276" w:lineRule="auto"/>
-        <w:jc w:val="both"/>
-      </w:pPr>
+        <w:spacing w:before="20" w:after="40" w:line="276" w:lineRule="auto"/>
+        <w:ind w:left="432"/>
+      </w:pPr>
+      <w:r>
+        <w:rPr>
+          <w:rFonts w:ascii="Times New Roman" w:hAnsi="Times New Roman"/>
+          <w:b/>
+          <w:sz w:val="20"/>
+        </w:rPr>
+        <w:t xml:space="preserve">• </w:t>
+      </w:r>
+      <w:r>
+        <w:rPr>
+          <w:rFonts w:ascii="Times New Roman" w:hAnsi="Times New Roman"/>
+          <w:b/>
+          <w:i w:val="0"/>
+          <w:color w:val="1E1E1E"/>
+          <w:sz w:val="20"/>
+        </w:rPr>
+        <w:t>Backbone Architecture:</w:t>
+      </w:r>
       <w:r>
         <w:rPr>
           <w:rFonts w:ascii="Times New Roman" w:hAnsi="Times New Roman"/>
@@ -2753,14 +3276,32 @@
           <w:color w:val="1E1E1E"/>
           <w:sz w:val="20"/>
         </w:rPr>
-        <w:t>$$QWK = 1 - \frac{\sum_{i=0}^{K-1}\sum_{j=0}^{K-1} w_{i,j} O_{i,j}}{\sum_{i=0}^{K-1}\sum_{j=0}^{K-1} w_{i,j} E_{i,j}}, \quad w_{i,j} = \frac{(i - j)^2}{(K - 1)^2}$$</w:t>
+        <w:t xml:space="preserve"> EfficientNet-B0 pretrained on ImageNet-1k, fine-tuned across all layers (with early stages frozen in Variant CORN for feature regularization).</w:t>
       </w:r>
     </w:p>
     <w:p>
       <w:pPr>
-        <w:spacing w:before="0" w:after="90" w:line="276" w:lineRule="auto"/>
-        <w:jc w:val="both"/>
-      </w:pPr>
+        <w:spacing w:before="20" w:after="40" w:line="276" w:lineRule="auto"/>
+        <w:ind w:left="432"/>
+      </w:pPr>
+      <w:r>
+        <w:rPr>
+          <w:rFonts w:ascii="Times New Roman" w:hAnsi="Times New Roman"/>
+          <w:b/>
+          <w:sz w:val="20"/>
+        </w:rPr>
+        <w:t xml:space="preserve">• </w:t>
+      </w:r>
+      <w:r>
+        <w:rPr>
+          <w:rFonts w:ascii="Times New Roman" w:hAnsi="Times New Roman"/>
+          <w:b/>
+          <w:i w:val="0"/>
+          <w:color w:val="1E1E1E"/>
+          <w:sz w:val="20"/>
+        </w:rPr>
+        <w:t>Optimization Algorithm:</w:t>
+      </w:r>
       <w:r>
         <w:rPr>
           <w:rFonts w:ascii="Times New Roman" w:hAnsi="Times New Roman"/>
@@ -2769,7 +3310,7 @@
           <w:color w:val="1E1E1E"/>
           <w:sz w:val="20"/>
         </w:rPr>
-        <w:t>where $O_{i,j}$ is the observed confusion matrix and $E_{i,j}$ is the expected agreement matrix under chance.</w:t>
+        <w:t xml:space="preserve"> AdamW ($\beta_1 = 0.9$, $\beta_2 = 0.999$, weight decay $\lambda = 0.01$).</w:t>
       </w:r>
     </w:p>
     <w:p>
@@ -2783,7 +3324,7 @@
           <w:b/>
           <w:sz w:val="20"/>
         </w:rPr>
-        <w:t xml:space="preserve">2. </w:t>
+        <w:t xml:space="preserve">• </w:t>
       </w:r>
       <w:r>
         <w:rPr>
@@ -2793,7 +3334,7 @@
           <w:color w:val="1E1E1E"/>
           <w:sz w:val="20"/>
         </w:rPr>
-        <w:t>Classification Accuracy &amp; Mean Absolute Error (MAE):</w:t>
+        <w:t>Learning Rate Schedule:</w:t>
       </w:r>
       <w:r>
         <w:rPr>
@@ -2803,7 +3344,7 @@
           <w:color w:val="1E1E1E"/>
           <w:sz w:val="20"/>
         </w:rPr>
-        <w:t xml:space="preserve"> Accuracy assesses exact matches, while MAE measures average grade error distance: $\text{MAE} = \frac{1}{N} \sum_{i=1}^N |y_i - \hat{y}_i|$.</w:t>
+        <w:t xml:space="preserve"> Initial learning rate $\eta_0 = 3 \times 10^{-4}$, decayed using a Cosine Annealing scheduler down to $\eta_{min} = 1 \times 10^{-6}$ over 8 epochs.</w:t>
       </w:r>
     </w:p>
     <w:p>
@@ -2817,7 +3358,7 @@
           <w:b/>
           <w:sz w:val="20"/>
         </w:rPr>
-        <w:t xml:space="preserve">3. </w:t>
+        <w:t xml:space="preserve">• </w:t>
       </w:r>
       <w:r>
         <w:rPr>
@@ -2827,7 +3368,7 @@
           <w:color w:val="1E1E1E"/>
           <w:sz w:val="20"/>
         </w:rPr>
-        <w:t>Macro-Averaged Precision, Recall, and F1-Score:</w:t>
+        <w:t>Batch Size:</w:t>
       </w:r>
       <w:r>
         <w:rPr>
@@ -2837,7 +3378,7 @@
           <w:color w:val="1E1E1E"/>
           <w:sz w:val="20"/>
         </w:rPr>
-        <w:t xml:space="preserve"> Unweighted averages across all 5 classes to assess performance on minority pathological grades.</w:t>
+        <w:t xml:space="preserve"> 16 images per batch under mixed precision.</w:t>
       </w:r>
     </w:p>
     <w:p>
@@ -2851,7 +3392,7 @@
           <w:b/>
           <w:sz w:val="20"/>
         </w:rPr>
-        <w:t xml:space="preserve">4. </w:t>
+        <w:t xml:space="preserve">• </w:t>
       </w:r>
       <w:r>
         <w:rPr>
@@ -2861,7 +3402,7 @@
           <w:color w:val="1E1E1E"/>
           <w:sz w:val="20"/>
         </w:rPr>
-        <w:t>Error Distance Histogram:</w:t>
+        <w:t>Evaluation Cadence:</w:t>
       </w:r>
       <w:r>
         <w:rPr>
@@ -2871,72 +3412,7 @@
           <w:color w:val="1E1E1E"/>
           <w:sz w:val="20"/>
         </w:rPr>
-        <w:t xml:space="preserve"> Quantification of exact match ($d = 0$), off-by-one ($d = 1$), off-by-two ($d = 2$), off-by-three ($d = 3$), and off-by-four ($d = 4$) errors.</w:t>
-      </w:r>
-    </w:p>
-    <w:p>
-      <w:pPr>
-        <w:spacing w:before="20" w:after="40" w:line="276" w:lineRule="auto"/>
-        <w:ind w:left="432"/>
-      </w:pPr>
-      <w:r>
-        <w:rPr>
-          <w:rFonts w:ascii="Times New Roman" w:hAnsi="Times New Roman"/>
-          <w:b/>
-          <w:sz w:val="20"/>
-        </w:rPr>
-        <w:t xml:space="preserve">5. </w:t>
-      </w:r>
-      <w:r>
-        <w:rPr>
-          <w:rFonts w:ascii="Times New Roman" w:hAnsi="Times New Roman"/>
-          <w:b/>
-          <w:i w:val="0"/>
-          <w:color w:val="1E1E1E"/>
-          <w:sz w:val="20"/>
-        </w:rPr>
-        <w:t>Statistical Significance Testing:</w:t>
-      </w:r>
-      <w:r>
-        <w:rPr>
-          <w:rFonts w:ascii="Times New Roman" w:hAnsi="Times New Roman"/>
-          <w:b w:val="0"/>
-          <w:i w:val="0"/>
-          <w:color w:val="1E1E1E"/>
-          <w:sz w:val="20"/>
-        </w:rPr>
-        <w:t xml:space="preserve"> Paired bootstrap resampling ($1,000$ iterations) to compute $95\%$ Confidence Intervals for $\Delta QWK$, alongside the non-parametric Wilcoxon signed-rank test on error distances.</w:t>
-      </w:r>
-    </w:p>
-    <w:p>
-      <w:pPr>
-        <w:spacing w:before="0" w:after="90" w:line="276" w:lineRule="auto"/>
-        <w:jc w:val="both"/>
-      </w:pPr>
-      <w:r>
-        <w:rPr>
-          <w:rFonts w:ascii="Times New Roman" w:hAnsi="Times New Roman"/>
-          <w:b w:val="0"/>
-          <w:i w:val="0"/>
-          <w:color w:val="1E1E1E"/>
-          <w:sz w:val="20"/>
-        </w:rPr>
-        <w:t>---</w:t>
-      </w:r>
-    </w:p>
-    <w:p>
-      <w:pPr>
-        <w:keepNext/>
-        <w:spacing w:before="280" w:after="80"/>
-      </w:pPr>
-      <w:r>
-        <w:rPr>
-          <w:rFonts w:ascii="Times New Roman" w:hAnsi="Times New Roman"/>
-          <w:b/>
-          <w:color w:val="142850"/>
-          <w:sz w:val="23"/>
-        </w:rPr>
-        <w:t>VI. RESULTS AND EMPIRICAL EVALUATION</w:t>
+        <w:t xml:space="preserve"> Full validation set evaluation after every epoch; model checkpoints saved based on peak validation Quadratic Weighted Kappa.</w:t>
       </w:r>
     </w:p>
     <w:p>
@@ -2952,7 +3428,7 @@
           <w:color w:val="283246"/>
           <w:sz w:val="21"/>
         </w:rPr>
-        <w:t>A. Comparative Model Performance</w:t>
+        <w:t>C. Clinical Evaluation Metrics</w:t>
       </w:r>
     </w:p>
     <w:p>
@@ -2968,7 +3444,224 @@
           <w:color w:val="1E1E1E"/>
           <w:sz w:val="20"/>
         </w:rPr>
-        <w:t>Table I summarizes the empirical performance of the three model variants evaluated on the independent holdout test set ($N = 550$).</w:t>
+        <w:t>Model performance is evaluated across a spectrum of clinical and statistical metrics on the holdout test set (550 images):</w:t>
+      </w:r>
+    </w:p>
+    <w:p>
+      <w:pPr>
+        <w:spacing w:before="20" w:after="40" w:line="276" w:lineRule="auto"/>
+        <w:ind w:left="432"/>
+      </w:pPr>
+      <w:r>
+        <w:rPr>
+          <w:rFonts w:ascii="Times New Roman" w:hAnsi="Times New Roman"/>
+          <w:b/>
+          <w:sz w:val="20"/>
+        </w:rPr>
+        <w:t xml:space="preserve">1. </w:t>
+      </w:r>
+      <w:r>
+        <w:rPr>
+          <w:rFonts w:ascii="Times New Roman" w:hAnsi="Times New Roman"/>
+          <w:b/>
+          <w:i w:val="0"/>
+          <w:color w:val="1E1E1E"/>
+          <w:sz w:val="20"/>
+        </w:rPr>
+        <w:t>Quadratic Weighted Kappa (QWK) [PRIMARY]:</w:t>
+      </w:r>
+      <w:r>
+        <w:rPr>
+          <w:rFonts w:ascii="Times New Roman" w:hAnsi="Times New Roman"/>
+          <w:b w:val="0"/>
+          <w:i w:val="0"/>
+          <w:color w:val="1E1E1E"/>
+          <w:sz w:val="20"/>
+        </w:rPr>
+        <w:t xml:space="preserve"> Measures agreement between true and predicted grades adjusted for chance agreement, applying quadratic penalties to distance errors:</w:t>
+      </w:r>
+    </w:p>
+    <w:p>
+      <w:pPr>
+        <w:spacing w:before="0" w:after="90" w:line="276" w:lineRule="auto"/>
+        <w:jc w:val="both"/>
+      </w:pPr>
+      <w:r>
+        <w:rPr>
+          <w:rFonts w:ascii="Times New Roman" w:hAnsi="Times New Roman"/>
+          <w:b w:val="0"/>
+          <w:i w:val="0"/>
+          <w:color w:val="1E1E1E"/>
+          <w:sz w:val="20"/>
+        </w:rPr>
+        <w:t>$$QWK = 1 - \frac{\sum_{i=0}^{K-1}\sum_{j=0}^{K-1} w_{i,j} O_{i,j}}{\sum_{i=0}^{K-1}\sum_{j=0}^{K-1} w_{i,j} E_{i,j}}, \quad w_{i,j} = \frac{(i - j)^2}{(K - 1)^2}$$</w:t>
+      </w:r>
+    </w:p>
+    <w:p>
+      <w:pPr>
+        <w:spacing w:before="20" w:after="40" w:line="276" w:lineRule="auto"/>
+        <w:ind w:left="432"/>
+      </w:pPr>
+      <w:r>
+        <w:rPr>
+          <w:rFonts w:ascii="Times New Roman" w:hAnsi="Times New Roman"/>
+          <w:b/>
+          <w:sz w:val="20"/>
+        </w:rPr>
+        <w:t xml:space="preserve">2. </w:t>
+      </w:r>
+      <w:r>
+        <w:rPr>
+          <w:rFonts w:ascii="Times New Roman" w:hAnsi="Times New Roman"/>
+          <w:b/>
+          <w:i w:val="0"/>
+          <w:color w:val="1E1E1E"/>
+          <w:sz w:val="20"/>
+        </w:rPr>
+        <w:t>Classification Accuracy &amp; Mean Absolute Error (MAE):</w:t>
+      </w:r>
+      <w:r>
+        <w:rPr>
+          <w:rFonts w:ascii="Times New Roman" w:hAnsi="Times New Roman"/>
+          <w:b w:val="0"/>
+          <w:i w:val="0"/>
+          <w:color w:val="1E1E1E"/>
+          <w:sz w:val="20"/>
+        </w:rPr>
+        <w:t xml:space="preserve"> Accuracy assesses exact matches, while MAE measures average grade error distance: $\text{MAE} = \frac{1}{N} \sum_{i=1}^N |y_i - \hat{y}_i|$.</w:t>
+      </w:r>
+    </w:p>
+    <w:p>
+      <w:pPr>
+        <w:spacing w:before="20" w:after="40" w:line="276" w:lineRule="auto"/>
+        <w:ind w:left="432"/>
+      </w:pPr>
+      <w:r>
+        <w:rPr>
+          <w:rFonts w:ascii="Times New Roman" w:hAnsi="Times New Roman"/>
+          <w:b/>
+          <w:sz w:val="20"/>
+        </w:rPr>
+        <w:t xml:space="preserve">3. </w:t>
+      </w:r>
+      <w:r>
+        <w:rPr>
+          <w:rFonts w:ascii="Times New Roman" w:hAnsi="Times New Roman"/>
+          <w:b/>
+          <w:i w:val="0"/>
+          <w:color w:val="1E1E1E"/>
+          <w:sz w:val="20"/>
+        </w:rPr>
+        <w:t>Catastrophic Triage Error Rate ($d \ge 2$):</w:t>
+      </w:r>
+      <w:r>
+        <w:rPr>
+          <w:rFonts w:ascii="Times New Roman" w:hAnsi="Times New Roman"/>
+          <w:b w:val="0"/>
+          <w:i w:val="0"/>
+          <w:color w:val="1E1E1E"/>
+          <w:sz w:val="20"/>
+        </w:rPr>
+        <w:t xml:space="preserve"> Proportion of predictions off by two or more clinical stages ($|y - \hat{y}| \ge 2$).</w:t>
+      </w:r>
+    </w:p>
+    <w:p>
+      <w:pPr>
+        <w:spacing w:before="20" w:after="40" w:line="276" w:lineRule="auto"/>
+        <w:ind w:left="432"/>
+      </w:pPr>
+      <w:r>
+        <w:rPr>
+          <w:rFonts w:ascii="Times New Roman" w:hAnsi="Times New Roman"/>
+          <w:b/>
+          <w:sz w:val="20"/>
+        </w:rPr>
+        <w:t xml:space="preserve">4. </w:t>
+      </w:r>
+      <w:r>
+        <w:rPr>
+          <w:rFonts w:ascii="Times New Roman" w:hAnsi="Times New Roman"/>
+          <w:b/>
+          <w:i w:val="0"/>
+          <w:color w:val="1E1E1E"/>
+          <w:sz w:val="20"/>
+        </w:rPr>
+        <w:t>Per-Class Bootstrap 95% Confidence Intervals:</w:t>
+      </w:r>
+      <w:r>
+        <w:rPr>
+          <w:rFonts w:ascii="Times New Roman" w:hAnsi="Times New Roman"/>
+          <w:b w:val="0"/>
+          <w:i w:val="0"/>
+          <w:color w:val="1E1E1E"/>
+          <w:sz w:val="20"/>
+        </w:rPr>
+        <w:t xml:space="preserve"> Due to limited test instances in minority clinical grades (29 Severe, 44 PDR), we perform 1,000 paired bootstrap resamples to compute non-parametric $95\%$ Confidence Intervals ($[2.5\%, 97.5\%]$) for per-class Recall/Sensitivity, Precision, and F1-scores.</w:t>
+      </w:r>
+    </w:p>
+    <w:p>
+      <w:pPr>
+        <w:spacing w:before="20" w:after="40" w:line="276" w:lineRule="auto"/>
+        <w:ind w:left="432"/>
+      </w:pPr>
+      <w:r>
+        <w:rPr>
+          <w:rFonts w:ascii="Times New Roman" w:hAnsi="Times New Roman"/>
+          <w:b/>
+          <w:sz w:val="20"/>
+        </w:rPr>
+        <w:t xml:space="preserve">5. </w:t>
+      </w:r>
+      <w:r>
+        <w:rPr>
+          <w:rFonts w:ascii="Times New Roman" w:hAnsi="Times New Roman"/>
+          <w:b/>
+          <w:i w:val="0"/>
+          <w:color w:val="1E1E1E"/>
+          <w:sz w:val="20"/>
+        </w:rPr>
+        <w:t>Statistical Significance Testing:</w:t>
+      </w:r>
+      <w:r>
+        <w:rPr>
+          <w:rFonts w:ascii="Times New Roman" w:hAnsi="Times New Roman"/>
+          <w:b w:val="0"/>
+          <w:i w:val="0"/>
+          <w:color w:val="1E1E1E"/>
+          <w:sz w:val="20"/>
+        </w:rPr>
+        <w:t xml:space="preserve"> Paired bootstrap resampling ($1,000$ iterations) to compute $95\%$ Confidence Intervals for $\Delta QWK$, alongside two-sided Wilcoxon signed-rank tests on absolute error distances.</w:t>
+      </w:r>
+    </w:p>
+    <w:p>
+      <w:pPr>
+        <w:spacing w:before="0" w:after="90" w:line="276" w:lineRule="auto"/>
+        <w:jc w:val="both"/>
+      </w:pPr>
+      <w:r>
+        <w:rPr>
+          <w:rFonts w:ascii="Times New Roman" w:hAnsi="Times New Roman"/>
+          <w:b w:val="0"/>
+          <w:i w:val="0"/>
+          <w:color w:val="1E1E1E"/>
+          <w:sz w:val="20"/>
+        </w:rPr>
+        <w:t>---</w:t>
+      </w:r>
+    </w:p>
+    <w:p>
+      <w:pPr>
+        <w:keepNext/>
+        <w:spacing w:before="280" w:after="80"/>
+      </w:pPr>
+      <w:r>
+        <w:rPr>
+          <w:rFonts w:ascii="Times New Roman" w:hAnsi="Times New Roman"/>
+          <w:b/>
+          <w:color w:val="142850"/>
+          <w:sz w:val="23"/>
+        </w:rPr>
+        <w:t>VI. RESULTS AND EMPIRICAL EVALUATION</w:t>
       </w:r>
     </w:p>
     <w:p>
@@ -2984,7 +3677,39 @@
           <w:color w:val="283246"/>
           <w:sz w:val="21"/>
         </w:rPr>
-        <w:t>TABLE I: Performance Comparison Across Model Variants on APTOS 2019 Holdout Test Set</w:t>
+        <w:t>A. Comparative Model Performance Across All Four Variants</w:t>
+      </w:r>
+    </w:p>
+    <w:p>
+      <w:pPr>
+        <w:spacing w:before="0" w:after="90" w:line="276" w:lineRule="auto"/>
+        <w:jc w:val="both"/>
+      </w:pPr>
+      <w:r>
+        <w:rPr>
+          <w:rFonts w:ascii="Times New Roman" w:hAnsi="Times New Roman"/>
+          <w:b w:val="0"/>
+          <w:i w:val="0"/>
+          <w:color w:val="1E1E1E"/>
+          <w:sz w:val="20"/>
+        </w:rPr>
+        <w:t>Table I summarizes the empirical performance of all four model variants evaluated on the independent holdout test set ($N = 550$).</w:t>
+      </w:r>
+    </w:p>
+    <w:p>
+      <w:pPr>
+        <w:keepNext/>
+        <w:spacing w:before="200" w:after="60"/>
+      </w:pPr>
+      <w:r>
+        <w:rPr>
+          <w:rFonts w:ascii="Times New Roman" w:hAnsi="Times New Roman"/>
+          <w:b/>
+          <w:i/>
+          <w:color w:val="283246"/>
+          <w:sz w:val="21"/>
+        </w:rPr>
+        <w:t>TABLE I: Comprehensive Performance Comparison Across Model Variants on APTOS 2019 Holdout Test Set ($N=550$)</w:t>
       </w:r>
     </w:p>
     <w:tbl>
@@ -3067,7 +3792,7 @@
                 <w:color w:val="FFFFFF"/>
                 <w:sz w:val="18"/>
               </w:rPr>
-              <w:t>QWK (Primary)</w:t>
+              <w:t>QWK (Primary) [95% CI]</w:t>
             </w:r>
           </w:p>
         </w:tc>
@@ -3125,7 +3850,7 @@
                 <w:color w:val="FFFFFF"/>
                 <w:sz w:val="18"/>
               </w:rPr>
-              <w:t>MAE</w:t>
+              <w:t>MAE [95% CI]</w:t>
             </w:r>
           </w:p>
         </w:tc>
@@ -3154,7 +3879,7 @@
                 <w:color w:val="FFFFFF"/>
                 <w:sz w:val="18"/>
               </w:rPr>
-              <w:t>Macro F1</w:t>
+              <w:t>Severe Error ($d \ge 2$) [95% CI]</w:t>
             </w:r>
           </w:p>
         </w:tc>
@@ -3183,7 +3908,36 @@
                 <w:color w:val="FFFFFF"/>
                 <w:sz w:val="18"/>
               </w:rPr>
-              <w:t>Weighted F1</w:t>
+              <w:t>Severe F1 (Grade 3)</w:t>
+            </w:r>
+          </w:p>
+        </w:tc>
+        <w:tc>
+          <w:tcPr>
+            <w:tcW w:type="dxa" w:w="1120"/>
+            <w:vAlign w:val="center"/>
+            <w:tcMar>
+              <w:top w:w="120" w:type="dxa"/>
+              <w:bottom w:w="120" w:type="dxa"/>
+              <w:left w:w="140" w:type="dxa"/>
+              <w:right w:w="140" w:type="dxa"/>
+            </w:tcMar>
+            <w:shd w:fill="2B5C8F"/>
+          </w:tcPr>
+          <w:p>
+            <w:pPr>
+              <w:spacing w:before="20" w:after="20"/>
+              <w:jc w:val="center"/>
+            </w:pPr>
+            <w:r>
+              <w:rPr>
+                <w:rFonts w:ascii="Times New Roman" w:hAnsi="Times New Roman"/>
+                <w:b/>
+                <w:i w:val="0"/>
+                <w:color w:val="FFFFFF"/>
+                <w:sz w:val="18"/>
+              </w:rPr>
+              <w:t>PDR F1 (Grade 4)</w:t>
             </w:r>
           </w:p>
         </w:tc>
@@ -3245,35 +3999,6 @@
             </w:r>
           </w:p>
         </w:tc>
-        <w:tc>
-          <w:tcPr>
-            <w:tcW w:type="dxa" w:w="1120"/>
-            <w:vAlign w:val="center"/>
-            <w:tcMar>
-              <w:top w:w="120" w:type="dxa"/>
-              <w:bottom w:w="120" w:type="dxa"/>
-              <w:left w:w="140" w:type="dxa"/>
-              <w:right w:w="140" w:type="dxa"/>
-            </w:tcMar>
-            <w:shd w:fill="2B5C8F"/>
-          </w:tcPr>
-          <w:p>
-            <w:pPr>
-              <w:spacing w:before="20" w:after="20"/>
-              <w:jc w:val="center"/>
-            </w:pPr>
-            <w:r>
-              <w:rPr>
-                <w:rFonts w:ascii="Times New Roman" w:hAnsi="Times New Roman"/>
-                <w:b/>
-                <w:i w:val="0"/>
-                <w:color w:val="FFFFFF"/>
-                <w:sz w:val="18"/>
-              </w:rPr>
-              <w:t>Severe Error ($d \ge 2$)</w:t>
-            </w:r>
-          </w:p>
-        </w:tc>
       </w:tr>
       <w:tr>
         <w:tc>
@@ -3331,6 +4056,16 @@
                 <w:sz w:val="18"/>
               </w:rPr>
               <w:t>0.8724</w:t>
+            </w:r>
+            <w:r>
+              <w:rPr>
+                <w:rFonts w:ascii="Times New Roman" w:hAnsi="Times New Roman"/>
+                <w:b w:val="0"/>
+                <w:i w:val="0"/>
+                <w:color w:val="1E1E1E"/>
+                <w:sz w:val="18"/>
+              </w:rPr>
+              <w:t xml:space="preserve"> [0.8385, 0.9044]</w:t>
             </w:r>
           </w:p>
         </w:tc>
@@ -3390,121 +4125,15 @@
               </w:rPr>
               <w:t>0.2673</w:t>
             </w:r>
-          </w:p>
-        </w:tc>
-        <w:tc>
-          <w:tcPr>
-            <w:tcW w:type="dxa" w:w="1120"/>
-            <w:vAlign w:val="center"/>
-            <w:tcMar>
-              <w:top w:w="120" w:type="dxa"/>
-              <w:bottom w:w="120" w:type="dxa"/>
-              <w:left w:w="140" w:type="dxa"/>
-              <w:right w:w="140" w:type="dxa"/>
-            </w:tcMar>
-            <w:shd w:fill="F7F9FC"/>
-          </w:tcPr>
-          <w:p>
-            <w:pPr>
-              <w:spacing w:before="20" w:after="20"/>
-              <w:jc w:val="center"/>
-            </w:pPr>
             <w:r>
               <w:rPr>
                 <w:rFonts w:ascii="Times New Roman" w:hAnsi="Times New Roman"/>
-                <w:b/>
+                <w:b w:val="0"/>
                 <w:i w:val="0"/>
                 <w:color w:val="1E1E1E"/>
                 <w:sz w:val="18"/>
               </w:rPr>
-              <w:t>0.6390</w:t>
-            </w:r>
-          </w:p>
-        </w:tc>
-        <w:tc>
-          <w:tcPr>
-            <w:tcW w:type="dxa" w:w="1120"/>
-            <w:vAlign w:val="center"/>
-            <w:tcMar>
-              <w:top w:w="120" w:type="dxa"/>
-              <w:bottom w:w="120" w:type="dxa"/>
-              <w:left w:w="140" w:type="dxa"/>
-              <w:right w:w="140" w:type="dxa"/>
-            </w:tcMar>
-            <w:shd w:fill="F7F9FC"/>
-          </w:tcPr>
-          <w:p>
-            <w:pPr>
-              <w:spacing w:before="20" w:after="20"/>
-              <w:jc w:val="center"/>
-            </w:pPr>
-            <w:r>
-              <w:rPr>
-                <w:rFonts w:ascii="Times New Roman" w:hAnsi="Times New Roman"/>
-                <w:b/>
-                <w:i w:val="0"/>
-                <w:color w:val="1E1E1E"/>
-                <w:sz w:val="18"/>
-              </w:rPr>
-              <w:t>0.8029</w:t>
-            </w:r>
-          </w:p>
-        </w:tc>
-        <w:tc>
-          <w:tcPr>
-            <w:tcW w:type="dxa" w:w="1120"/>
-            <w:vAlign w:val="center"/>
-            <w:tcMar>
-              <w:top w:w="120" w:type="dxa"/>
-              <w:bottom w:w="120" w:type="dxa"/>
-              <w:left w:w="140" w:type="dxa"/>
-              <w:right w:w="140" w:type="dxa"/>
-            </w:tcMar>
-            <w:shd w:fill="F7F9FC"/>
-          </w:tcPr>
-          <w:p>
-            <w:pPr>
-              <w:spacing w:before="20" w:after="20"/>
-              <w:jc w:val="center"/>
-            </w:pPr>
-            <w:r>
-              <w:rPr>
-                <w:rFonts w:ascii="Times New Roman" w:hAnsi="Times New Roman"/>
-                <w:b/>
-                <w:i w:val="0"/>
-                <w:color w:val="1E1E1E"/>
-                <w:sz w:val="18"/>
-              </w:rPr>
-              <w:t>80.2%</w:t>
-            </w:r>
-          </w:p>
-        </w:tc>
-        <w:tc>
-          <w:tcPr>
-            <w:tcW w:type="dxa" w:w="1120"/>
-            <w:vAlign w:val="center"/>
-            <w:tcMar>
-              <w:top w:w="120" w:type="dxa"/>
-              <w:bottom w:w="120" w:type="dxa"/>
-              <w:left w:w="140" w:type="dxa"/>
-              <w:right w:w="140" w:type="dxa"/>
-            </w:tcMar>
-            <w:shd w:fill="F7F9FC"/>
-          </w:tcPr>
-          <w:p>
-            <w:pPr>
-              <w:spacing w:before="20" w:after="20"/>
-              <w:jc w:val="center"/>
-            </w:pPr>
-            <w:r>
-              <w:rPr>
-                <w:rFonts w:ascii="Times New Roman" w:hAnsi="Times New Roman"/>
-                <w:b/>
-                <w:i w:val="0"/>
-                <w:color w:val="1E1E1E"/>
-                <w:sz w:val="18"/>
-              </w:rPr>
-              <w:t>14.2%</w:t>
+              <w:t xml:space="preserve"> [0.2182, 0.3200]</w:t>
             </w:r>
           </w:p>
         </w:tc>
@@ -3534,6 +4163,132 @@
                 <w:sz w:val="18"/>
               </w:rPr>
               <w:t>5.6%</w:t>
+            </w:r>
+            <w:r>
+              <w:rPr>
+                <w:rFonts w:ascii="Times New Roman" w:hAnsi="Times New Roman"/>
+                <w:b w:val="0"/>
+                <w:i w:val="0"/>
+                <w:color w:val="1E1E1E"/>
+                <w:sz w:val="18"/>
+              </w:rPr>
+              <w:t xml:space="preserve"> [3.6%, 7.6%]</w:t>
+            </w:r>
+          </w:p>
+        </w:tc>
+        <w:tc>
+          <w:tcPr>
+            <w:tcW w:type="dxa" w:w="1120"/>
+            <w:vAlign w:val="center"/>
+            <w:tcMar>
+              <w:top w:w="120" w:type="dxa"/>
+              <w:bottom w:w="120" w:type="dxa"/>
+              <w:left w:w="140" w:type="dxa"/>
+              <w:right w:w="140" w:type="dxa"/>
+            </w:tcMar>
+            <w:shd w:fill="F7F9FC"/>
+          </w:tcPr>
+          <w:p>
+            <w:pPr>
+              <w:spacing w:before="20" w:after="20"/>
+              <w:jc w:val="center"/>
+            </w:pPr>
+            <w:r>
+              <w:rPr>
+                <w:rFonts w:ascii="Times New Roman" w:hAnsi="Times New Roman"/>
+                <w:b w:val="0"/>
+                <w:i w:val="0"/>
+                <w:color w:val="1E1E1E"/>
+                <w:sz w:val="18"/>
+              </w:rPr>
+              <w:t>0.3791 [0.2221, 0.5313]</w:t>
+            </w:r>
+          </w:p>
+        </w:tc>
+        <w:tc>
+          <w:tcPr>
+            <w:tcW w:type="dxa" w:w="1120"/>
+            <w:vAlign w:val="center"/>
+            <w:tcMar>
+              <w:top w:w="120" w:type="dxa"/>
+              <w:bottom w:w="120" w:type="dxa"/>
+              <w:left w:w="140" w:type="dxa"/>
+              <w:right w:w="140" w:type="dxa"/>
+            </w:tcMar>
+            <w:shd w:fill="F7F9FC"/>
+          </w:tcPr>
+          <w:p>
+            <w:pPr>
+              <w:spacing w:before="20" w:after="20"/>
+              <w:jc w:val="center"/>
+            </w:pPr>
+            <w:r>
+              <w:rPr>
+                <w:rFonts w:ascii="Times New Roman" w:hAnsi="Times New Roman"/>
+                <w:b w:val="0"/>
+                <w:i w:val="0"/>
+                <w:color w:val="1E1E1E"/>
+                <w:sz w:val="18"/>
+              </w:rPr>
+              <w:t>0.5147 [0.3830, 0.6377]</w:t>
+            </w:r>
+          </w:p>
+        </w:tc>
+        <w:tc>
+          <w:tcPr>
+            <w:tcW w:type="dxa" w:w="1120"/>
+            <w:vAlign w:val="center"/>
+            <w:tcMar>
+              <w:top w:w="120" w:type="dxa"/>
+              <w:bottom w:w="120" w:type="dxa"/>
+              <w:left w:w="140" w:type="dxa"/>
+              <w:right w:w="140" w:type="dxa"/>
+            </w:tcMar>
+            <w:shd w:fill="F7F9FC"/>
+          </w:tcPr>
+          <w:p>
+            <w:pPr>
+              <w:spacing w:before="20" w:after="20"/>
+              <w:jc w:val="center"/>
+            </w:pPr>
+            <w:r>
+              <w:rPr>
+                <w:rFonts w:ascii="Times New Roman" w:hAnsi="Times New Roman"/>
+                <w:b w:val="0"/>
+                <w:i w:val="0"/>
+                <w:color w:val="1E1E1E"/>
+                <w:sz w:val="18"/>
+              </w:rPr>
+              <w:t>80.2%</w:t>
+            </w:r>
+          </w:p>
+        </w:tc>
+        <w:tc>
+          <w:tcPr>
+            <w:tcW w:type="dxa" w:w="1120"/>
+            <w:vAlign w:val="center"/>
+            <w:tcMar>
+              <w:top w:w="120" w:type="dxa"/>
+              <w:bottom w:w="120" w:type="dxa"/>
+              <w:left w:w="140" w:type="dxa"/>
+              <w:right w:w="140" w:type="dxa"/>
+            </w:tcMar>
+            <w:shd w:fill="F7F9FC"/>
+          </w:tcPr>
+          <w:p>
+            <w:pPr>
+              <w:spacing w:before="20" w:after="20"/>
+              <w:jc w:val="center"/>
+            </w:pPr>
+            <w:r>
+              <w:rPr>
+                <w:rFonts w:ascii="Times New Roman" w:hAnsi="Times New Roman"/>
+                <w:b w:val="0"/>
+                <w:i w:val="0"/>
+                <w:color w:val="1E1E1E"/>
+                <w:sz w:val="18"/>
+              </w:rPr>
+              <w:t>14.2%</w:t>
             </w:r>
           </w:p>
         </w:tc>
@@ -3595,6 +4350,16 @@
               </w:rPr>
               <w:t>0.7273</w:t>
             </w:r>
+            <w:r>
+              <w:rPr>
+                <w:rFonts w:ascii="Times New Roman" w:hAnsi="Times New Roman"/>
+                <w:b w:val="0"/>
+                <w:i w:val="0"/>
+                <w:color w:val="1E1E1E"/>
+                <w:sz w:val="18"/>
+              </w:rPr>
+              <w:t xml:space="preserve"> [0.6874, 0.7641]</w:t>
+            </w:r>
           </w:p>
         </w:tc>
         <w:tc>
@@ -3653,121 +4418,15 @@
               </w:rPr>
               <w:t>0.6964</w:t>
             </w:r>
-          </w:p>
-        </w:tc>
-        <w:tc>
-          <w:tcPr>
-            <w:tcW w:type="dxa" w:w="1120"/>
-            <w:vAlign w:val="center"/>
-            <w:tcMar>
-              <w:top w:w="120" w:type="dxa"/>
-              <w:bottom w:w="120" w:type="dxa"/>
-              <w:left w:w="140" w:type="dxa"/>
-              <w:right w:w="140" w:type="dxa"/>
-            </w:tcMar>
-            <w:shd w:fill="FFFFFF"/>
-          </w:tcPr>
-          <w:p>
-            <w:pPr>
-              <w:spacing w:before="20" w:after="20"/>
-              <w:jc w:val="center"/>
-            </w:pPr>
             <w:r>
               <w:rPr>
                 <w:rFonts w:ascii="Times New Roman" w:hAnsi="Times New Roman"/>
-                <w:b/>
+                <w:b w:val="0"/>
                 <w:i w:val="0"/>
                 <w:color w:val="1E1E1E"/>
                 <w:sz w:val="18"/>
               </w:rPr>
-              <w:t>0.2934</w:t>
-            </w:r>
-          </w:p>
-        </w:tc>
-        <w:tc>
-          <w:tcPr>
-            <w:tcW w:type="dxa" w:w="1120"/>
-            <w:vAlign w:val="center"/>
-            <w:tcMar>
-              <w:top w:w="120" w:type="dxa"/>
-              <w:bottom w:w="120" w:type="dxa"/>
-              <w:left w:w="140" w:type="dxa"/>
-              <w:right w:w="140" w:type="dxa"/>
-            </w:tcMar>
-            <w:shd w:fill="FFFFFF"/>
-          </w:tcPr>
-          <w:p>
-            <w:pPr>
-              <w:spacing w:before="20" w:after="20"/>
-              <w:jc w:val="center"/>
-            </w:pPr>
-            <w:r>
-              <w:rPr>
-                <w:rFonts w:ascii="Times New Roman" w:hAnsi="Times New Roman"/>
-                <w:b/>
-                <w:i w:val="0"/>
-                <w:color w:val="1E1E1E"/>
-                <w:sz w:val="18"/>
-              </w:rPr>
-              <w:t>0.5112</w:t>
-            </w:r>
-          </w:p>
-        </w:tc>
-        <w:tc>
-          <w:tcPr>
-            <w:tcW w:type="dxa" w:w="1120"/>
-            <w:vAlign w:val="center"/>
-            <w:tcMar>
-              <w:top w:w="120" w:type="dxa"/>
-              <w:bottom w:w="120" w:type="dxa"/>
-              <w:left w:w="140" w:type="dxa"/>
-              <w:right w:w="140" w:type="dxa"/>
-            </w:tcMar>
-            <w:shd w:fill="FFFFFF"/>
-          </w:tcPr>
-          <w:p>
-            <w:pPr>
-              <w:spacing w:before="20" w:after="20"/>
-              <w:jc w:val="center"/>
-            </w:pPr>
-            <w:r>
-              <w:rPr>
-                <w:rFonts w:ascii="Times New Roman" w:hAnsi="Times New Roman"/>
-                <w:b/>
-                <w:i w:val="0"/>
-                <w:color w:val="1E1E1E"/>
-                <w:sz w:val="18"/>
-              </w:rPr>
-              <w:t>59.6%</w:t>
-            </w:r>
-          </w:p>
-        </w:tc>
-        <w:tc>
-          <w:tcPr>
-            <w:tcW w:type="dxa" w:w="1120"/>
-            <w:vAlign w:val="center"/>
-            <w:tcMar>
-              <w:top w:w="120" w:type="dxa"/>
-              <w:bottom w:w="120" w:type="dxa"/>
-              <w:left w:w="140" w:type="dxa"/>
-              <w:right w:w="140" w:type="dxa"/>
-            </w:tcMar>
-            <w:shd w:fill="FFFFFF"/>
-          </w:tcPr>
-          <w:p>
-            <w:pPr>
-              <w:spacing w:before="20" w:after="20"/>
-              <w:jc w:val="center"/>
-            </w:pPr>
-            <w:r>
-              <w:rPr>
-                <w:rFonts w:ascii="Times New Roman" w:hAnsi="Times New Roman"/>
-                <w:b/>
-                <w:i w:val="0"/>
-                <w:color w:val="1E1E1E"/>
-                <w:sz w:val="18"/>
-              </w:rPr>
-              <w:t>14.0%</w:t>
+              <w:t xml:space="preserve"> [0.6200, 0.7710]</w:t>
             </w:r>
           </w:p>
         </w:tc>
@@ -3797,6 +4456,132 @@
                 <w:sz w:val="18"/>
               </w:rPr>
               <w:t>26.4%</w:t>
+            </w:r>
+            <w:r>
+              <w:rPr>
+                <w:rFonts w:ascii="Times New Roman" w:hAnsi="Times New Roman"/>
+                <w:b w:val="0"/>
+                <w:i w:val="0"/>
+                <w:color w:val="1E1E1E"/>
+                <w:sz w:val="18"/>
+              </w:rPr>
+              <w:t xml:space="preserve"> [22.9%, 30.2%]</w:t>
+            </w:r>
+          </w:p>
+        </w:tc>
+        <w:tc>
+          <w:tcPr>
+            <w:tcW w:type="dxa" w:w="1120"/>
+            <w:vAlign w:val="center"/>
+            <w:tcMar>
+              <w:top w:w="120" w:type="dxa"/>
+              <w:bottom w:w="120" w:type="dxa"/>
+              <w:left w:w="140" w:type="dxa"/>
+              <w:right w:w="140" w:type="dxa"/>
+            </w:tcMar>
+            <w:shd w:fill="FFFFFF"/>
+          </w:tcPr>
+          <w:p>
+            <w:pPr>
+              <w:spacing w:before="20" w:after="20"/>
+              <w:jc w:val="center"/>
+            </w:pPr>
+            <w:r>
+              <w:rPr>
+                <w:rFonts w:ascii="Times New Roman" w:hAnsi="Times New Roman"/>
+                <w:b w:val="0"/>
+                <w:i w:val="0"/>
+                <w:color w:val="1E1E1E"/>
+                <w:sz w:val="18"/>
+              </w:rPr>
+              <w:t>0.0000 [0.0000, 0.0000]</w:t>
+            </w:r>
+          </w:p>
+        </w:tc>
+        <w:tc>
+          <w:tcPr>
+            <w:tcW w:type="dxa" w:w="1120"/>
+            <w:vAlign w:val="center"/>
+            <w:tcMar>
+              <w:top w:w="120" w:type="dxa"/>
+              <w:bottom w:w="120" w:type="dxa"/>
+              <w:left w:w="140" w:type="dxa"/>
+              <w:right w:w="140" w:type="dxa"/>
+            </w:tcMar>
+            <w:shd w:fill="FFFFFF"/>
+          </w:tcPr>
+          <w:p>
+            <w:pPr>
+              <w:spacing w:before="20" w:after="20"/>
+              <w:jc w:val="center"/>
+            </w:pPr>
+            <w:r>
+              <w:rPr>
+                <w:rFonts w:ascii="Times New Roman" w:hAnsi="Times New Roman"/>
+                <w:b w:val="0"/>
+                <w:i w:val="0"/>
+                <w:color w:val="1E1E1E"/>
+                <w:sz w:val="18"/>
+              </w:rPr>
+              <w:t>0.3692 [0.2857, 0.4502]</w:t>
+            </w:r>
+          </w:p>
+        </w:tc>
+        <w:tc>
+          <w:tcPr>
+            <w:tcW w:type="dxa" w:w="1120"/>
+            <w:vAlign w:val="center"/>
+            <w:tcMar>
+              <w:top w:w="120" w:type="dxa"/>
+              <w:bottom w:w="120" w:type="dxa"/>
+              <w:left w:w="140" w:type="dxa"/>
+              <w:right w:w="140" w:type="dxa"/>
+            </w:tcMar>
+            <w:shd w:fill="FFFFFF"/>
+          </w:tcPr>
+          <w:p>
+            <w:pPr>
+              <w:spacing w:before="20" w:after="20"/>
+              <w:jc w:val="center"/>
+            </w:pPr>
+            <w:r>
+              <w:rPr>
+                <w:rFonts w:ascii="Times New Roman" w:hAnsi="Times New Roman"/>
+                <w:b w:val="0"/>
+                <w:i w:val="0"/>
+                <w:color w:val="1E1E1E"/>
+                <w:sz w:val="18"/>
+              </w:rPr>
+              <w:t>59.6%</w:t>
+            </w:r>
+          </w:p>
+        </w:tc>
+        <w:tc>
+          <w:tcPr>
+            <w:tcW w:type="dxa" w:w="1120"/>
+            <w:vAlign w:val="center"/>
+            <w:tcMar>
+              <w:top w:w="120" w:type="dxa"/>
+              <w:bottom w:w="120" w:type="dxa"/>
+              <w:left w:w="140" w:type="dxa"/>
+              <w:right w:w="140" w:type="dxa"/>
+            </w:tcMar>
+            <w:shd w:fill="FFFFFF"/>
+          </w:tcPr>
+          <w:p>
+            <w:pPr>
+              <w:spacing w:before="20" w:after="20"/>
+              <w:jc w:val="center"/>
+            </w:pPr>
+            <w:r>
+              <w:rPr>
+                <w:rFonts w:ascii="Times New Roman" w:hAnsi="Times New Roman"/>
+                <w:b w:val="0"/>
+                <w:i w:val="0"/>
+                <w:color w:val="1E1E1E"/>
+                <w:sz w:val="18"/>
+              </w:rPr>
+              <w:t>14.0%</w:t>
             </w:r>
           </w:p>
         </w:tc>
@@ -3858,6 +4643,16 @@
               </w:rPr>
               <w:t>0.8788</w:t>
             </w:r>
+            <w:r>
+              <w:rPr>
+                <w:rFonts w:ascii="Times New Roman" w:hAnsi="Times New Roman"/>
+                <w:b w:val="0"/>
+                <w:i w:val="0"/>
+                <w:color w:val="1E1E1E"/>
+                <w:sz w:val="18"/>
+              </w:rPr>
+              <w:t xml:space="preserve"> [0.8490, 0.9039]</w:t>
+            </w:r>
           </w:p>
         </w:tc>
         <w:tc>
@@ -3916,121 +4711,15 @@
               </w:rPr>
               <w:t>0.2873</w:t>
             </w:r>
-          </w:p>
-        </w:tc>
-        <w:tc>
-          <w:tcPr>
-            <w:tcW w:type="dxa" w:w="1120"/>
-            <w:vAlign w:val="center"/>
-            <w:tcMar>
-              <w:top w:w="120" w:type="dxa"/>
-              <w:bottom w:w="120" w:type="dxa"/>
-              <w:left w:w="140" w:type="dxa"/>
-              <w:right w:w="140" w:type="dxa"/>
-            </w:tcMar>
-            <w:shd w:fill="F7F9FC"/>
-          </w:tcPr>
-          <w:p>
-            <w:pPr>
-              <w:spacing w:before="20" w:after="20"/>
-              <w:jc w:val="center"/>
-            </w:pPr>
             <w:r>
               <w:rPr>
                 <w:rFonts w:ascii="Times New Roman" w:hAnsi="Times New Roman"/>
-                <w:b/>
+                <w:b w:val="0"/>
                 <w:i w:val="0"/>
                 <w:color w:val="1E1E1E"/>
                 <w:sz w:val="18"/>
               </w:rPr>
-              <w:t>0.5579</w:t>
-            </w:r>
-          </w:p>
-        </w:tc>
-        <w:tc>
-          <w:tcPr>
-            <w:tcW w:type="dxa" w:w="1120"/>
-            <w:vAlign w:val="center"/>
-            <w:tcMar>
-              <w:top w:w="120" w:type="dxa"/>
-              <w:bottom w:w="120" w:type="dxa"/>
-              <w:left w:w="140" w:type="dxa"/>
-              <w:right w:w="140" w:type="dxa"/>
-            </w:tcMar>
-            <w:shd w:fill="F7F9FC"/>
-          </w:tcPr>
-          <w:p>
-            <w:pPr>
-              <w:spacing w:before="20" w:after="20"/>
-              <w:jc w:val="center"/>
-            </w:pPr>
-            <w:r>
-              <w:rPr>
-                <w:rFonts w:ascii="Times New Roman" w:hAnsi="Times New Roman"/>
-                <w:b/>
-                <w:i w:val="0"/>
-                <w:color w:val="1E1E1E"/>
-                <w:sz w:val="18"/>
-              </w:rPr>
-              <w:t>0.7608</w:t>
-            </w:r>
-          </w:p>
-        </w:tc>
-        <w:tc>
-          <w:tcPr>
-            <w:tcW w:type="dxa" w:w="1120"/>
-            <w:vAlign w:val="center"/>
-            <w:tcMar>
-              <w:top w:w="120" w:type="dxa"/>
-              <w:bottom w:w="120" w:type="dxa"/>
-              <w:left w:w="140" w:type="dxa"/>
-              <w:right w:w="140" w:type="dxa"/>
-            </w:tcMar>
-            <w:shd w:fill="F7F9FC"/>
-          </w:tcPr>
-          <w:p>
-            <w:pPr>
-              <w:spacing w:before="20" w:after="20"/>
-              <w:jc w:val="center"/>
-            </w:pPr>
-            <w:r>
-              <w:rPr>
-                <w:rFonts w:ascii="Times New Roman" w:hAnsi="Times New Roman"/>
-                <w:b/>
-                <w:i w:val="0"/>
-                <w:color w:val="1E1E1E"/>
-                <w:sz w:val="18"/>
-              </w:rPr>
-              <w:t>75.6%</w:t>
-            </w:r>
-          </w:p>
-        </w:tc>
-        <w:tc>
-          <w:tcPr>
-            <w:tcW w:type="dxa" w:w="1120"/>
-            <w:vAlign w:val="center"/>
-            <w:tcMar>
-              <w:top w:w="120" w:type="dxa"/>
-              <w:bottom w:w="120" w:type="dxa"/>
-              <w:left w:w="140" w:type="dxa"/>
-              <w:right w:w="140" w:type="dxa"/>
-            </w:tcMar>
-            <w:shd w:fill="F7F9FC"/>
-          </w:tcPr>
-          <w:p>
-            <w:pPr>
-              <w:spacing w:before="20" w:after="20"/>
-              <w:jc w:val="center"/>
-            </w:pPr>
-            <w:r>
-              <w:rPr>
-                <w:rFonts w:ascii="Times New Roman" w:hAnsi="Times New Roman"/>
-                <w:b/>
-                <w:i w:val="0"/>
-                <w:color w:val="1E1E1E"/>
-                <w:sz w:val="18"/>
-              </w:rPr>
-              <w:t>20.5%</w:t>
+              <w:t xml:space="preserve"> [0.2400, 0.3364]</w:t>
             </w:r>
           </w:p>
         </w:tc>
@@ -4061,6 +4750,445 @@
               </w:rPr>
               <w:t>3.8%</w:t>
             </w:r>
+            <w:r>
+              <w:rPr>
+                <w:rFonts w:ascii="Times New Roman" w:hAnsi="Times New Roman"/>
+                <w:b w:val="0"/>
+                <w:i w:val="0"/>
+                <w:color w:val="1E1E1E"/>
+                <w:sz w:val="18"/>
+              </w:rPr>
+              <w:t xml:space="preserve"> [2.4%, 5.5%]</w:t>
+            </w:r>
+          </w:p>
+        </w:tc>
+        <w:tc>
+          <w:tcPr>
+            <w:tcW w:type="dxa" w:w="1120"/>
+            <w:vAlign w:val="center"/>
+            <w:tcMar>
+              <w:top w:w="120" w:type="dxa"/>
+              <w:bottom w:w="120" w:type="dxa"/>
+              <w:left w:w="140" w:type="dxa"/>
+              <w:right w:w="140" w:type="dxa"/>
+            </w:tcMar>
+            <w:shd w:fill="F7F9FC"/>
+          </w:tcPr>
+          <w:p>
+            <w:pPr>
+              <w:spacing w:before="20" w:after="20"/>
+              <w:jc w:val="center"/>
+            </w:pPr>
+            <w:r>
+              <w:rPr>
+                <w:rFonts w:ascii="Times New Roman" w:hAnsi="Times New Roman"/>
+                <w:b w:val="0"/>
+                <w:i w:val="0"/>
+                <w:color w:val="1E1E1E"/>
+                <w:sz w:val="18"/>
+              </w:rPr>
+              <w:t>0.2528 [0.1333, 0.3704]</w:t>
+            </w:r>
+          </w:p>
+        </w:tc>
+        <w:tc>
+          <w:tcPr>
+            <w:tcW w:type="dxa" w:w="1120"/>
+            <w:vAlign w:val="center"/>
+            <w:tcMar>
+              <w:top w:w="120" w:type="dxa"/>
+              <w:bottom w:w="120" w:type="dxa"/>
+              <w:left w:w="140" w:type="dxa"/>
+              <w:right w:w="140" w:type="dxa"/>
+            </w:tcMar>
+            <w:shd w:fill="F7F9FC"/>
+          </w:tcPr>
+          <w:p>
+            <w:pPr>
+              <w:spacing w:before="20" w:after="20"/>
+              <w:jc w:val="center"/>
+            </w:pPr>
+            <w:r>
+              <w:rPr>
+                <w:rFonts w:ascii="Times New Roman" w:hAnsi="Times New Roman"/>
+                <w:b w:val="0"/>
+                <w:i w:val="0"/>
+                <w:color w:val="1E1E1E"/>
+                <w:sz w:val="18"/>
+              </w:rPr>
+              <w:t>0.3589 [0.2034, 0.5067]</w:t>
+            </w:r>
+          </w:p>
+        </w:tc>
+        <w:tc>
+          <w:tcPr>
+            <w:tcW w:type="dxa" w:w="1120"/>
+            <w:vAlign w:val="center"/>
+            <w:tcMar>
+              <w:top w:w="120" w:type="dxa"/>
+              <w:bottom w:w="120" w:type="dxa"/>
+              <w:left w:w="140" w:type="dxa"/>
+              <w:right w:w="140" w:type="dxa"/>
+            </w:tcMar>
+            <w:shd w:fill="F7F9FC"/>
+          </w:tcPr>
+          <w:p>
+            <w:pPr>
+              <w:spacing w:before="20" w:after="20"/>
+              <w:jc w:val="center"/>
+            </w:pPr>
+            <w:r>
+              <w:rPr>
+                <w:rFonts w:ascii="Times New Roman" w:hAnsi="Times New Roman"/>
+                <w:b w:val="0"/>
+                <w:i w:val="0"/>
+                <w:color w:val="1E1E1E"/>
+                <w:sz w:val="18"/>
+              </w:rPr>
+              <w:t>75.6%</w:t>
+            </w:r>
+          </w:p>
+        </w:tc>
+        <w:tc>
+          <w:tcPr>
+            <w:tcW w:type="dxa" w:w="1120"/>
+            <w:vAlign w:val="center"/>
+            <w:tcMar>
+              <w:top w:w="120" w:type="dxa"/>
+              <w:bottom w:w="120" w:type="dxa"/>
+              <w:left w:w="140" w:type="dxa"/>
+              <w:right w:w="140" w:type="dxa"/>
+            </w:tcMar>
+            <w:shd w:fill="F7F9FC"/>
+          </w:tcPr>
+          <w:p>
+            <w:pPr>
+              <w:spacing w:before="20" w:after="20"/>
+              <w:jc w:val="center"/>
+            </w:pPr>
+            <w:r>
+              <w:rPr>
+                <w:rFonts w:ascii="Times New Roman" w:hAnsi="Times New Roman"/>
+                <w:b w:val="0"/>
+                <w:i w:val="0"/>
+                <w:color w:val="1E1E1E"/>
+                <w:sz w:val="18"/>
+              </w:rPr>
+              <w:t>20.5%</w:t>
+            </w:r>
+          </w:p>
+        </w:tc>
+      </w:tr>
+      <w:tr>
+        <w:tc>
+          <w:tcPr>
+            <w:tcW w:type="dxa" w:w="1120"/>
+            <w:vAlign w:val="center"/>
+            <w:tcMar>
+              <w:top w:w="120" w:type="dxa"/>
+              <w:bottom w:w="120" w:type="dxa"/>
+              <w:left w:w="140" w:type="dxa"/>
+              <w:right w:w="140" w:type="dxa"/>
+            </w:tcMar>
+            <w:shd w:fill="FFFFFF"/>
+          </w:tcPr>
+          <w:p>
+            <w:pPr>
+              <w:spacing w:before="20" w:after="20"/>
+              <w:jc w:val="left"/>
+            </w:pPr>
+            <w:r>
+              <w:rPr>
+                <w:rFonts w:ascii="Times New Roman" w:hAnsi="Times New Roman"/>
+                <w:b/>
+                <w:i w:val="0"/>
+                <w:color w:val="1E1E1E"/>
+                <w:sz w:val="18"/>
+              </w:rPr>
+              <w:t>Variant CORN: Conditional Ordinal + Soft-QWK</w:t>
+            </w:r>
+          </w:p>
+        </w:tc>
+        <w:tc>
+          <w:tcPr>
+            <w:tcW w:type="dxa" w:w="1120"/>
+            <w:vAlign w:val="center"/>
+            <w:tcMar>
+              <w:top w:w="120" w:type="dxa"/>
+              <w:bottom w:w="120" w:type="dxa"/>
+              <w:left w:w="140" w:type="dxa"/>
+              <w:right w:w="140" w:type="dxa"/>
+            </w:tcMar>
+            <w:shd w:fill="FFFFFF"/>
+          </w:tcPr>
+          <w:p>
+            <w:pPr>
+              <w:spacing w:before="20" w:after="20"/>
+              <w:jc w:val="center"/>
+            </w:pPr>
+            <w:r>
+              <w:rPr>
+                <w:rFonts w:ascii="Times New Roman" w:hAnsi="Times New Roman"/>
+                <w:b/>
+                <w:i w:val="0"/>
+                <w:color w:val="1E1E1E"/>
+                <w:sz w:val="18"/>
+              </w:rPr>
+              <w:t>0.8482</w:t>
+            </w:r>
+            <w:r>
+              <w:rPr>
+                <w:rFonts w:ascii="Times New Roman" w:hAnsi="Times New Roman"/>
+                <w:b w:val="0"/>
+                <w:i w:val="0"/>
+                <w:color w:val="1E1E1E"/>
+                <w:sz w:val="18"/>
+              </w:rPr>
+              <w:t xml:space="preserve"> [0.8150, 0.8792]</w:t>
+            </w:r>
+          </w:p>
+        </w:tc>
+        <w:tc>
+          <w:tcPr>
+            <w:tcW w:type="dxa" w:w="1120"/>
+            <w:vAlign w:val="center"/>
+            <w:tcMar>
+              <w:top w:w="120" w:type="dxa"/>
+              <w:bottom w:w="120" w:type="dxa"/>
+              <w:left w:w="140" w:type="dxa"/>
+              <w:right w:w="140" w:type="dxa"/>
+            </w:tcMar>
+            <w:shd w:fill="FFFFFF"/>
+          </w:tcPr>
+          <w:p>
+            <w:pPr>
+              <w:spacing w:before="20" w:after="20"/>
+              <w:jc w:val="center"/>
+            </w:pPr>
+            <w:r>
+              <w:rPr>
+                <w:rFonts w:ascii="Times New Roman" w:hAnsi="Times New Roman"/>
+                <w:b/>
+                <w:i w:val="0"/>
+                <w:color w:val="1E1E1E"/>
+                <w:sz w:val="18"/>
+              </w:rPr>
+              <w:t>69.09%</w:t>
+            </w:r>
+          </w:p>
+        </w:tc>
+        <w:tc>
+          <w:tcPr>
+            <w:tcW w:type="dxa" w:w="1120"/>
+            <w:vAlign w:val="center"/>
+            <w:tcMar>
+              <w:top w:w="120" w:type="dxa"/>
+              <w:bottom w:w="120" w:type="dxa"/>
+              <w:left w:w="140" w:type="dxa"/>
+              <w:right w:w="140" w:type="dxa"/>
+            </w:tcMar>
+            <w:shd w:fill="FFFFFF"/>
+          </w:tcPr>
+          <w:p>
+            <w:pPr>
+              <w:spacing w:before="20" w:after="20"/>
+              <w:jc w:val="center"/>
+            </w:pPr>
+            <w:r>
+              <w:rPr>
+                <w:rFonts w:ascii="Times New Roman" w:hAnsi="Times New Roman"/>
+                <w:b/>
+                <w:i w:val="0"/>
+                <w:color w:val="1E1E1E"/>
+                <w:sz w:val="18"/>
+              </w:rPr>
+              <w:t>0.3764</w:t>
+            </w:r>
+            <w:r>
+              <w:rPr>
+                <w:rFonts w:ascii="Times New Roman" w:hAnsi="Times New Roman"/>
+                <w:b w:val="0"/>
+                <w:i w:val="0"/>
+                <w:color w:val="1E1E1E"/>
+                <w:sz w:val="18"/>
+              </w:rPr>
+              <w:t xml:space="preserve"> [0.3200, 0.4291]</w:t>
+            </w:r>
+          </w:p>
+        </w:tc>
+        <w:tc>
+          <w:tcPr>
+            <w:tcW w:type="dxa" w:w="1120"/>
+            <w:vAlign w:val="center"/>
+            <w:tcMar>
+              <w:top w:w="120" w:type="dxa"/>
+              <w:bottom w:w="120" w:type="dxa"/>
+              <w:left w:w="140" w:type="dxa"/>
+              <w:right w:w="140" w:type="dxa"/>
+            </w:tcMar>
+            <w:shd w:fill="FFFFFF"/>
+          </w:tcPr>
+          <w:p>
+            <w:pPr>
+              <w:spacing w:before="20" w:after="20"/>
+              <w:jc w:val="center"/>
+            </w:pPr>
+            <w:r>
+              <w:rPr>
+                <w:rFonts w:ascii="Times New Roman" w:hAnsi="Times New Roman"/>
+                <w:b/>
+                <w:i w:val="0"/>
+                <w:color w:val="1E1E1E"/>
+                <w:sz w:val="18"/>
+              </w:rPr>
+              <w:t>5.1%</w:t>
+            </w:r>
+            <w:r>
+              <w:rPr>
+                <w:rFonts w:ascii="Times New Roman" w:hAnsi="Times New Roman"/>
+                <w:b w:val="0"/>
+                <w:i w:val="0"/>
+                <w:color w:val="1E1E1E"/>
+                <w:sz w:val="18"/>
+              </w:rPr>
+              <w:t xml:space="preserve"> [3.3%, 7.1%]</w:t>
+            </w:r>
+          </w:p>
+        </w:tc>
+        <w:tc>
+          <w:tcPr>
+            <w:tcW w:type="dxa" w:w="1120"/>
+            <w:vAlign w:val="center"/>
+            <w:tcMar>
+              <w:top w:w="120" w:type="dxa"/>
+              <w:bottom w:w="120" w:type="dxa"/>
+              <w:left w:w="140" w:type="dxa"/>
+              <w:right w:w="140" w:type="dxa"/>
+            </w:tcMar>
+            <w:shd w:fill="FFFFFF"/>
+          </w:tcPr>
+          <w:p>
+            <w:pPr>
+              <w:spacing w:before="20" w:after="20"/>
+              <w:jc w:val="center"/>
+            </w:pPr>
+            <w:r>
+              <w:rPr>
+                <w:rFonts w:ascii="Times New Roman" w:hAnsi="Times New Roman"/>
+                <w:b/>
+                <w:i w:val="0"/>
+                <w:color w:val="1E1E1E"/>
+                <w:sz w:val="18"/>
+              </w:rPr>
+              <w:t>0.2724</w:t>
+            </w:r>
+            <w:r>
+              <w:rPr>
+                <w:rFonts w:ascii="Times New Roman" w:hAnsi="Times New Roman"/>
+                <w:b w:val="0"/>
+                <w:i w:val="0"/>
+                <w:color w:val="1E1E1E"/>
+                <w:sz w:val="18"/>
+              </w:rPr>
+              <w:t xml:space="preserve"> [0.1746, 0.3735]</w:t>
+            </w:r>
+          </w:p>
+        </w:tc>
+        <w:tc>
+          <w:tcPr>
+            <w:tcW w:type="dxa" w:w="1120"/>
+            <w:vAlign w:val="center"/>
+            <w:tcMar>
+              <w:top w:w="120" w:type="dxa"/>
+              <w:bottom w:w="120" w:type="dxa"/>
+              <w:left w:w="140" w:type="dxa"/>
+              <w:right w:w="140" w:type="dxa"/>
+            </w:tcMar>
+            <w:shd w:fill="FFFFFF"/>
+          </w:tcPr>
+          <w:p>
+            <w:pPr>
+              <w:spacing w:before="20" w:after="20"/>
+              <w:jc w:val="center"/>
+            </w:pPr>
+            <w:r>
+              <w:rPr>
+                <w:rFonts w:ascii="Times New Roman" w:hAnsi="Times New Roman"/>
+                <w:b/>
+                <w:i w:val="0"/>
+                <w:color w:val="1E1E1E"/>
+                <w:sz w:val="18"/>
+              </w:rPr>
+              <w:t>0.4584</w:t>
+            </w:r>
+            <w:r>
+              <w:rPr>
+                <w:rFonts w:ascii="Times New Roman" w:hAnsi="Times New Roman"/>
+                <w:b w:val="0"/>
+                <w:i w:val="0"/>
+                <w:color w:val="1E1E1E"/>
+                <w:sz w:val="18"/>
+              </w:rPr>
+              <w:t xml:space="preserve"> [0.3124, 0.5909]</w:t>
+            </w:r>
+          </w:p>
+        </w:tc>
+        <w:tc>
+          <w:tcPr>
+            <w:tcW w:type="dxa" w:w="1120"/>
+            <w:vAlign w:val="center"/>
+            <w:tcMar>
+              <w:top w:w="120" w:type="dxa"/>
+              <w:bottom w:w="120" w:type="dxa"/>
+              <w:left w:w="140" w:type="dxa"/>
+              <w:right w:w="140" w:type="dxa"/>
+            </w:tcMar>
+            <w:shd w:fill="FFFFFF"/>
+          </w:tcPr>
+          <w:p>
+            <w:pPr>
+              <w:spacing w:before="20" w:after="20"/>
+              <w:jc w:val="center"/>
+            </w:pPr>
+            <w:r>
+              <w:rPr>
+                <w:rFonts w:ascii="Times New Roman" w:hAnsi="Times New Roman"/>
+                <w:b w:val="0"/>
+                <w:i w:val="0"/>
+                <w:color w:val="1E1E1E"/>
+                <w:sz w:val="18"/>
+              </w:rPr>
+              <w:t>69.1%</w:t>
+            </w:r>
+          </w:p>
+        </w:tc>
+        <w:tc>
+          <w:tcPr>
+            <w:tcW w:type="dxa" w:w="1120"/>
+            <w:vAlign w:val="center"/>
+            <w:tcMar>
+              <w:top w:w="120" w:type="dxa"/>
+              <w:bottom w:w="120" w:type="dxa"/>
+              <w:left w:w="140" w:type="dxa"/>
+              <w:right w:w="140" w:type="dxa"/>
+            </w:tcMar>
+            <w:shd w:fill="FFFFFF"/>
+          </w:tcPr>
+          <w:p>
+            <w:pPr>
+              <w:spacing w:before="20" w:after="20"/>
+              <w:jc w:val="center"/>
+            </w:pPr>
+            <w:r>
+              <w:rPr>
+                <w:rFonts w:ascii="Times New Roman" w:hAnsi="Times New Roman"/>
+                <w:b w:val="0"/>
+                <w:i w:val="0"/>
+                <w:color w:val="1E1E1E"/>
+                <w:sz w:val="18"/>
+              </w:rPr>
+              <w:t>25.8%</w:t>
+            </w:r>
           </w:p>
         </w:tc>
       </w:tr>
@@ -4083,291 +5211,7 @@
           <w:color w:val="1E1E1E"/>
           <w:sz w:val="20"/>
         </w:rPr>
-        <w:t>Note: All variants evaluated on the same 550 holdout test images with EfficientNet-B0 backbone, 8 epochs, and fixed seed 42.</w:t>
-      </w:r>
-    </w:p>
-    <w:p>
-      <w:pPr>
-        <w:spacing w:before="0" w:after="90" w:line="276" w:lineRule="auto"/>
-        <w:jc w:val="both"/>
-      </w:pPr>
-      <w:r>
-        <w:rPr>
-          <w:rFonts w:ascii="Times New Roman" w:hAnsi="Times New Roman"/>
-          <w:b w:val="0"/>
-          <w:i w:val="0"/>
-          <w:color w:val="1E1E1E"/>
-          <w:sz w:val="20"/>
-        </w:rPr>
-        <w:t xml:space="preserve">As evidenced by Table I, </w:t>
-      </w:r>
-      <w:r>
-        <w:rPr>
-          <w:rFonts w:ascii="Times New Roman" w:hAnsi="Times New Roman"/>
-          <w:b/>
-          <w:i w:val="0"/>
-          <w:color w:val="1E1E1E"/>
-          <w:sz w:val="20"/>
-        </w:rPr>
-        <w:t>Variant C (Continuous Regression with Smooth L1 Loss) achieved the highest ordinal concordance on the holdout test set</w:t>
-      </w:r>
-      <w:r>
-        <w:rPr>
-          <w:rFonts w:ascii="Times New Roman" w:hAnsi="Times New Roman"/>
-          <w:b w:val="0"/>
-          <w:i w:val="0"/>
-          <w:color w:val="1E1E1E"/>
-          <w:sz w:val="20"/>
-        </w:rPr>
-        <w:t xml:space="preserve">, attaining a Quadratic Weighted Kappa of </w:t>
-      </w:r>
-      <w:r>
-        <w:rPr>
-          <w:rFonts w:ascii="Times New Roman" w:hAnsi="Times New Roman"/>
-          <w:b/>
-          <w:i w:val="0"/>
-          <w:color w:val="1E1E1E"/>
-          <w:sz w:val="20"/>
-        </w:rPr>
-        <w:t>0.8788</w:t>
-      </w:r>
-      <w:r>
-        <w:rPr>
-          <w:rFonts w:ascii="Times New Roman" w:hAnsi="Times New Roman"/>
-          <w:b w:val="0"/>
-          <w:i w:val="0"/>
-          <w:color w:val="1E1E1E"/>
-          <w:sz w:val="20"/>
-        </w:rPr>
-        <w:t xml:space="preserve">, surpassing the standard nominal classification baseline (Variant A, QWK </w:t>
-      </w:r>
-      <w:r>
-        <w:rPr>
-          <w:rFonts w:ascii="Times New Roman" w:hAnsi="Times New Roman"/>
-          <w:b/>
-          <w:i w:val="0"/>
-          <w:color w:val="1E1E1E"/>
-          <w:sz w:val="20"/>
-        </w:rPr>
-        <w:t>0.8724</w:t>
-      </w:r>
-      <w:r>
-        <w:rPr>
-          <w:rFonts w:ascii="Times New Roman" w:hAnsi="Times New Roman"/>
-          <w:b w:val="0"/>
-          <w:i w:val="0"/>
-          <w:color w:val="1E1E1E"/>
-          <w:sz w:val="20"/>
-        </w:rPr>
-        <w:t xml:space="preserve">) and CORAL ordinal regression (Variant B, QWK </w:t>
-      </w:r>
-      <w:r>
-        <w:rPr>
-          <w:rFonts w:ascii="Times New Roman" w:hAnsi="Times New Roman"/>
-          <w:b/>
-          <w:i w:val="0"/>
-          <w:color w:val="1E1E1E"/>
-          <w:sz w:val="20"/>
-        </w:rPr>
-        <w:t>0.7273</w:t>
-      </w:r>
-      <w:r>
-        <w:rPr>
-          <w:rFonts w:ascii="Times New Roman" w:hAnsi="Times New Roman"/>
-          <w:b w:val="0"/>
-          <w:i w:val="0"/>
-          <w:color w:val="1E1E1E"/>
-          <w:sz w:val="20"/>
-        </w:rPr>
-        <w:t>).</w:t>
-      </w:r>
-    </w:p>
-    <w:p>
-      <w:pPr>
-        <w:spacing w:before="0" w:after="90" w:line="276" w:lineRule="auto"/>
-        <w:jc w:val="both"/>
-      </w:pPr>
-      <w:r>
-        <w:rPr>
-          <w:rFonts w:ascii="Times New Roman" w:hAnsi="Times New Roman"/>
-          <w:b w:val="0"/>
-          <w:i w:val="0"/>
-          <w:color w:val="1E1E1E"/>
-          <w:sz w:val="20"/>
-        </w:rPr>
-        <w:t xml:space="preserve">Crucially, from the standpoint of clinical triage safety, </w:t>
-      </w:r>
-      <w:r>
-        <w:rPr>
-          <w:rFonts w:ascii="Times New Roman" w:hAnsi="Times New Roman"/>
-          <w:b/>
-          <w:i w:val="0"/>
-          <w:color w:val="1E1E1E"/>
-          <w:sz w:val="20"/>
-        </w:rPr>
-        <w:t>Variant C suppressed severe multi-grade diagnostic errors ($d \ge 2$) to just 3.8%</w:t>
-      </w:r>
-      <w:r>
-        <w:rPr>
-          <w:rFonts w:ascii="Times New Roman" w:hAnsi="Times New Roman"/>
-          <w:b w:val="0"/>
-          <w:i w:val="0"/>
-          <w:color w:val="1E1E1E"/>
-          <w:sz w:val="20"/>
-        </w:rPr>
-        <w:t xml:space="preserve">, representing the lowest severe error rate across all evaluated models (compared to $5.6\%$ for Variant A and $26.4\%$ for Variant B). Furthermore, Variant C concentrated </w:t>
-      </w:r>
-      <w:r>
-        <w:rPr>
-          <w:rFonts w:ascii="Times New Roman" w:hAnsi="Times New Roman"/>
-          <w:b/>
-          <w:i w:val="0"/>
-          <w:color w:val="1E1E1E"/>
-          <w:sz w:val="20"/>
-        </w:rPr>
-        <w:t>96.1%</w:t>
-      </w:r>
-      <w:r>
-        <w:rPr>
-          <w:rFonts w:ascii="Times New Roman" w:hAnsi="Times New Roman"/>
-          <w:b w:val="0"/>
-          <w:i w:val="0"/>
-          <w:color w:val="1E1E1E"/>
-          <w:sz w:val="20"/>
-        </w:rPr>
-        <w:t xml:space="preserve"> of all test predictions within an error distance of at most 1 grade ($75.6\%$ exact matches and $20.5\%$ off-by-one errors).</w:t>
-      </w:r>
-    </w:p>
-    <w:p>
-      <w:pPr>
-        <w:spacing w:before="0" w:after="90" w:line="276" w:lineRule="auto"/>
-        <w:jc w:val="both"/>
-      </w:pPr>
-      <w:r>
-        <w:rPr>
-          <w:rFonts w:ascii="Times New Roman" w:hAnsi="Times New Roman"/>
-          <w:b w:val="0"/>
-          <w:i w:val="0"/>
-          <w:color w:val="1E1E1E"/>
-          <w:sz w:val="20"/>
-        </w:rPr>
-        <w:t xml:space="preserve">Variant A (Softmax Baseline) demonstrated the highest exact match classification accuracy at </w:t>
-      </w:r>
-      <w:r>
-        <w:rPr>
-          <w:rFonts w:ascii="Times New Roman" w:hAnsi="Times New Roman"/>
-          <w:b/>
-          <w:i w:val="0"/>
-          <w:color w:val="1E1E1E"/>
-          <w:sz w:val="20"/>
-        </w:rPr>
-        <w:t>80.18%</w:t>
-      </w:r>
-      <w:r>
-        <w:rPr>
-          <w:rFonts w:ascii="Times New Roman" w:hAnsi="Times New Roman"/>
-          <w:b w:val="0"/>
-          <w:i w:val="0"/>
-          <w:color w:val="1E1E1E"/>
-          <w:sz w:val="20"/>
-        </w:rPr>
-        <w:t xml:space="preserve"> and the lowest Mean Absolute Error at </w:t>
-      </w:r>
-      <w:r>
-        <w:rPr>
-          <w:rFonts w:ascii="Times New Roman" w:hAnsi="Times New Roman"/>
-          <w:b/>
-          <w:i w:val="0"/>
-          <w:color w:val="1E1E1E"/>
-          <w:sz w:val="20"/>
-        </w:rPr>
-        <w:t>0.2673</w:t>
-      </w:r>
-      <w:r>
-        <w:rPr>
-          <w:rFonts w:ascii="Times New Roman" w:hAnsi="Times New Roman"/>
-          <w:b w:val="0"/>
-          <w:i w:val="0"/>
-          <w:color w:val="1E1E1E"/>
-          <w:sz w:val="20"/>
-        </w:rPr>
-        <w:t xml:space="preserve">, with a strong QWK of </w:t>
-      </w:r>
-      <w:r>
-        <w:rPr>
-          <w:rFonts w:ascii="Times New Roman" w:hAnsi="Times New Roman"/>
-          <w:b/>
-          <w:i w:val="0"/>
-          <w:color w:val="1E1E1E"/>
-          <w:sz w:val="20"/>
-        </w:rPr>
-        <w:t>0.8724</w:t>
-      </w:r>
-      <w:r>
-        <w:rPr>
-          <w:rFonts w:ascii="Times New Roman" w:hAnsi="Times New Roman"/>
-          <w:b w:val="0"/>
-          <w:i w:val="0"/>
-          <w:color w:val="1E1E1E"/>
-          <w:sz w:val="20"/>
-        </w:rPr>
-        <w:t>. However, because categorical cross-entropy treats all non-target classes as orthogonal, Variant A produced 31 severe multi-grade misclassifications ($5.6\%$ of the test set), including 28 off-by-two errors and 3 off-by-three errors, posing substantial hazards for automated triage.</w:t>
-      </w:r>
-    </w:p>
-    <w:p>
-      <w:pPr>
-        <w:spacing w:before="0" w:after="90" w:line="276" w:lineRule="auto"/>
-        <w:jc w:val="both"/>
-      </w:pPr>
-      <w:r>
-        <w:rPr>
-          <w:rFonts w:ascii="Times New Roman" w:hAnsi="Times New Roman"/>
-          <w:b w:val="0"/>
-          <w:i w:val="0"/>
-          <w:color w:val="1E1E1E"/>
-          <w:sz w:val="20"/>
-        </w:rPr>
-        <w:t xml:space="preserve">Variant B (CORAL Ordinal Regression) achieved a QWK of </w:t>
-      </w:r>
-      <w:r>
-        <w:rPr>
-          <w:rFonts w:ascii="Times New Roman" w:hAnsi="Times New Roman"/>
-          <w:b/>
-          <w:i w:val="0"/>
-          <w:color w:val="1E1E1E"/>
-          <w:sz w:val="20"/>
-        </w:rPr>
-        <w:t>0.7273</w:t>
-      </w:r>
-      <w:r>
-        <w:rPr>
-          <w:rFonts w:ascii="Times New Roman" w:hAnsi="Times New Roman"/>
-          <w:b w:val="0"/>
-          <w:i w:val="0"/>
-          <w:color w:val="1E1E1E"/>
-          <w:sz w:val="20"/>
-        </w:rPr>
-        <w:t xml:space="preserve"> and an accuracy of </w:t>
-      </w:r>
-      <w:r>
-        <w:rPr>
-          <w:rFonts w:ascii="Times New Roman" w:hAnsi="Times New Roman"/>
-          <w:b/>
-          <w:i w:val="0"/>
-          <w:color w:val="1E1E1E"/>
-          <w:sz w:val="20"/>
-        </w:rPr>
-        <w:t>59.64%</w:t>
-      </w:r>
-      <w:r>
-        <w:rPr>
-          <w:rFonts w:ascii="Times New Roman" w:hAnsi="Times New Roman"/>
-          <w:b w:val="0"/>
-          <w:i w:val="0"/>
-          <w:color w:val="1E1E1E"/>
-          <w:sz w:val="20"/>
-        </w:rPr>
-        <w:t>. In the APTOS 2019 dataset, severe class skew (Grade 0 constitutes $49.3\%$ of samples, while Grade 3 constitutes only $5.3\%$) creates severe positive/negative imbalance across the $K-1=4$ binary classification tasks. Without dynamic per-task reweighting, the earliest binary threshold ($y &gt; 0$) dominates the shared representation, pulling intermediate decision boundaries toward the majority healthy class.</w:t>
+        <w:t>Note: All variants evaluated on the same 550 holdout test images with EfficientNet-B0 backbone, 8 epochs, and fixed seed 42. 95% Confidence Intervals computed via 1,000 paired bootstrap iterations.</w:t>
       </w:r>
     </w:p>
     <w:p>
@@ -4383,7 +5227,3137 @@
           <w:color w:val="283246"/>
           <w:sz w:val="21"/>
         </w:rPr>
-        <w:t>B. Confusion Matrix Analysis</w:t>
+        <w:t>TABLE II: Per-Class Diagnostic Performance with 95% Bootstrap Confidence Intervals (1,000 Resamples)</w:t>
+      </w:r>
+    </w:p>
+    <w:tbl>
+      <w:tblPr>
+        <w:tblW w:type="auto" w:w="0"/>
+        <w:jc w:val="center"/>
+        <w:tblLook w:firstColumn="1" w:firstRow="1" w:lastColumn="0" w:lastRow="0" w:noHBand="0" w:noVBand="1" w:val="04A0"/>
+        <w:tblBorders>
+          <w:top w:val="single" w:sz="6" w:space="0" w:color="CCCCCC"/>
+          <w:bottom w:val="single" w:sz="8" w:space="0" w:color="333333"/>
+          <w:insideH w:val="single" w:sz="4" w:space="0" w:color="E0E0E0"/>
+          <w:insideV w:val="none"/>
+          <w:left w:val="none"/>
+          <w:right w:val="none"/>
+        </w:tblBorders>
+      </w:tblPr>
+      <w:tblGrid>
+        <w:gridCol w:w="2016"/>
+        <w:gridCol w:w="2016"/>
+        <w:gridCol w:w="2016"/>
+        <w:gridCol w:w="2016"/>
+        <w:gridCol w:w="2016"/>
+      </w:tblGrid>
+      <w:tr>
+        <w:tc>
+          <w:tcPr>
+            <w:tcW w:type="dxa" w:w="2016"/>
+            <w:vAlign w:val="center"/>
+            <w:tcMar>
+              <w:top w:w="120" w:type="dxa"/>
+              <w:bottom w:w="120" w:type="dxa"/>
+              <w:left w:w="140" w:type="dxa"/>
+              <w:right w:w="140" w:type="dxa"/>
+            </w:tcMar>
+            <w:shd w:fill="2B5C8F"/>
+          </w:tcPr>
+          <w:p>
+            <w:pPr>
+              <w:spacing w:before="20" w:after="20"/>
+              <w:jc w:val="center"/>
+            </w:pPr>
+            <w:r>
+              <w:rPr>
+                <w:rFonts w:ascii="Times New Roman" w:hAnsi="Times New Roman"/>
+                <w:b/>
+                <w:i w:val="0"/>
+                <w:color w:val="FFFFFF"/>
+                <w:sz w:val="18"/>
+              </w:rPr>
+              <w:t>Class Grade</w:t>
+            </w:r>
+          </w:p>
+        </w:tc>
+        <w:tc>
+          <w:tcPr>
+            <w:tcW w:type="dxa" w:w="2016"/>
+            <w:vAlign w:val="center"/>
+            <w:tcMar>
+              <w:top w:w="120" w:type="dxa"/>
+              <w:bottom w:w="120" w:type="dxa"/>
+              <w:left w:w="140" w:type="dxa"/>
+              <w:right w:w="140" w:type="dxa"/>
+            </w:tcMar>
+            <w:shd w:fill="2B5C8F"/>
+          </w:tcPr>
+          <w:p>
+            <w:pPr>
+              <w:spacing w:before="20" w:after="20"/>
+              <w:jc w:val="center"/>
+            </w:pPr>
+            <w:r>
+              <w:rPr>
+                <w:rFonts w:ascii="Times New Roman" w:hAnsi="Times New Roman"/>
+                <w:b/>
+                <w:i w:val="0"/>
+                <w:color w:val="FFFFFF"/>
+                <w:sz w:val="18"/>
+              </w:rPr>
+              <w:t>Model Variant</w:t>
+            </w:r>
+          </w:p>
+        </w:tc>
+        <w:tc>
+          <w:tcPr>
+            <w:tcW w:type="dxa" w:w="2016"/>
+            <w:vAlign w:val="center"/>
+            <w:tcMar>
+              <w:top w:w="120" w:type="dxa"/>
+              <w:bottom w:w="120" w:type="dxa"/>
+              <w:left w:w="140" w:type="dxa"/>
+              <w:right w:w="140" w:type="dxa"/>
+            </w:tcMar>
+            <w:shd w:fill="2B5C8F"/>
+          </w:tcPr>
+          <w:p>
+            <w:pPr>
+              <w:spacing w:before="20" w:after="20"/>
+              <w:jc w:val="center"/>
+            </w:pPr>
+            <w:r>
+              <w:rPr>
+                <w:rFonts w:ascii="Times New Roman" w:hAnsi="Times New Roman"/>
+                <w:b/>
+                <w:i w:val="0"/>
+                <w:color w:val="FFFFFF"/>
+                <w:sz w:val="18"/>
+              </w:rPr>
+              <w:t>Recall / Sensitivity [95% CI]</w:t>
+            </w:r>
+          </w:p>
+        </w:tc>
+        <w:tc>
+          <w:tcPr>
+            <w:tcW w:type="dxa" w:w="2016"/>
+            <w:vAlign w:val="center"/>
+            <w:tcMar>
+              <w:top w:w="120" w:type="dxa"/>
+              <w:bottom w:w="120" w:type="dxa"/>
+              <w:left w:w="140" w:type="dxa"/>
+              <w:right w:w="140" w:type="dxa"/>
+            </w:tcMar>
+            <w:shd w:fill="2B5C8F"/>
+          </w:tcPr>
+          <w:p>
+            <w:pPr>
+              <w:spacing w:before="20" w:after="20"/>
+              <w:jc w:val="center"/>
+            </w:pPr>
+            <w:r>
+              <w:rPr>
+                <w:rFonts w:ascii="Times New Roman" w:hAnsi="Times New Roman"/>
+                <w:b/>
+                <w:i w:val="0"/>
+                <w:color w:val="FFFFFF"/>
+                <w:sz w:val="18"/>
+              </w:rPr>
+              <w:t>Precision [95% CI]</w:t>
+            </w:r>
+          </w:p>
+        </w:tc>
+        <w:tc>
+          <w:tcPr>
+            <w:tcW w:type="dxa" w:w="2016"/>
+            <w:vAlign w:val="center"/>
+            <w:tcMar>
+              <w:top w:w="120" w:type="dxa"/>
+              <w:bottom w:w="120" w:type="dxa"/>
+              <w:left w:w="140" w:type="dxa"/>
+              <w:right w:w="140" w:type="dxa"/>
+            </w:tcMar>
+            <w:shd w:fill="2B5C8F"/>
+          </w:tcPr>
+          <w:p>
+            <w:pPr>
+              <w:spacing w:before="20" w:after="20"/>
+              <w:jc w:val="center"/>
+            </w:pPr>
+            <w:r>
+              <w:rPr>
+                <w:rFonts w:ascii="Times New Roman" w:hAnsi="Times New Roman"/>
+                <w:b/>
+                <w:i w:val="0"/>
+                <w:color w:val="FFFFFF"/>
+                <w:sz w:val="18"/>
+              </w:rPr>
+              <w:t>F1-Score [95% CI]</w:t>
+            </w:r>
+          </w:p>
+        </w:tc>
+      </w:tr>
+      <w:tr>
+        <w:tc>
+          <w:tcPr>
+            <w:tcW w:type="dxa" w:w="2016"/>
+            <w:vAlign w:val="center"/>
+            <w:tcMar>
+              <w:top w:w="120" w:type="dxa"/>
+              <w:bottom w:w="120" w:type="dxa"/>
+              <w:left w:w="140" w:type="dxa"/>
+              <w:right w:w="140" w:type="dxa"/>
+            </w:tcMar>
+            <w:shd w:fill="F7F9FC"/>
+          </w:tcPr>
+          <w:p>
+            <w:pPr>
+              <w:spacing w:before="20" w:after="20"/>
+              <w:jc w:val="left"/>
+            </w:pPr>
+            <w:r>
+              <w:rPr>
+                <w:rFonts w:ascii="Times New Roman" w:hAnsi="Times New Roman"/>
+                <w:b/>
+                <w:i w:val="0"/>
+                <w:color w:val="1E1E1E"/>
+                <w:sz w:val="18"/>
+              </w:rPr>
+              <w:t>0 (No DR)</w:t>
+            </w:r>
+          </w:p>
+        </w:tc>
+        <w:tc>
+          <w:tcPr>
+            <w:tcW w:type="dxa" w:w="2016"/>
+            <w:vAlign w:val="center"/>
+            <w:tcMar>
+              <w:top w:w="120" w:type="dxa"/>
+              <w:bottom w:w="120" w:type="dxa"/>
+              <w:left w:w="140" w:type="dxa"/>
+              <w:right w:w="140" w:type="dxa"/>
+            </w:tcMar>
+            <w:shd w:fill="F7F9FC"/>
+          </w:tcPr>
+          <w:p>
+            <w:pPr>
+              <w:spacing w:before="20" w:after="20"/>
+              <w:jc w:val="center"/>
+            </w:pPr>
+            <w:r>
+              <w:rPr>
+                <w:rFonts w:ascii="Times New Roman" w:hAnsi="Times New Roman"/>
+                <w:b w:val="0"/>
+                <w:i w:val="0"/>
+                <w:color w:val="1E1E1E"/>
+                <w:sz w:val="18"/>
+              </w:rPr>
+              <w:t>Variant A (Softmax Baseline)</w:t>
+            </w:r>
+          </w:p>
+        </w:tc>
+        <w:tc>
+          <w:tcPr>
+            <w:tcW w:type="dxa" w:w="2016"/>
+            <w:vAlign w:val="center"/>
+            <w:tcMar>
+              <w:top w:w="120" w:type="dxa"/>
+              <w:bottom w:w="120" w:type="dxa"/>
+              <w:left w:w="140" w:type="dxa"/>
+              <w:right w:w="140" w:type="dxa"/>
+            </w:tcMar>
+            <w:shd w:fill="F7F9FC"/>
+          </w:tcPr>
+          <w:p>
+            <w:pPr>
+              <w:spacing w:before="20" w:after="20"/>
+              <w:jc w:val="center"/>
+            </w:pPr>
+            <w:r>
+              <w:rPr>
+                <w:rFonts w:ascii="Times New Roman" w:hAnsi="Times New Roman"/>
+                <w:b w:val="0"/>
+                <w:i w:val="0"/>
+                <w:color w:val="1E1E1E"/>
+                <w:sz w:val="18"/>
+              </w:rPr>
+              <w:t>97.1% [94.9%, 98.9%]</w:t>
+            </w:r>
+          </w:p>
+        </w:tc>
+        <w:tc>
+          <w:tcPr>
+            <w:tcW w:type="dxa" w:w="2016"/>
+            <w:vAlign w:val="center"/>
+            <w:tcMar>
+              <w:top w:w="120" w:type="dxa"/>
+              <w:bottom w:w="120" w:type="dxa"/>
+              <w:left w:w="140" w:type="dxa"/>
+              <w:right w:w="140" w:type="dxa"/>
+            </w:tcMar>
+            <w:shd w:fill="F7F9FC"/>
+          </w:tcPr>
+          <w:p>
+            <w:pPr>
+              <w:spacing w:before="20" w:after="20"/>
+              <w:jc w:val="center"/>
+            </w:pPr>
+            <w:r>
+              <w:rPr>
+                <w:rFonts w:ascii="Times New Roman" w:hAnsi="Times New Roman"/>
+                <w:b w:val="0"/>
+                <w:i w:val="0"/>
+                <w:color w:val="1E1E1E"/>
+                <w:sz w:val="18"/>
+              </w:rPr>
+              <w:t>96.7% [94.5%, 98.6%]</w:t>
+            </w:r>
+          </w:p>
+        </w:tc>
+        <w:tc>
+          <w:tcPr>
+            <w:tcW w:type="dxa" w:w="2016"/>
+            <w:vAlign w:val="center"/>
+            <w:tcMar>
+              <w:top w:w="120" w:type="dxa"/>
+              <w:bottom w:w="120" w:type="dxa"/>
+              <w:left w:w="140" w:type="dxa"/>
+              <w:right w:w="140" w:type="dxa"/>
+            </w:tcMar>
+            <w:shd w:fill="F7F9FC"/>
+          </w:tcPr>
+          <w:p>
+            <w:pPr>
+              <w:spacing w:before="20" w:after="20"/>
+              <w:jc w:val="center"/>
+            </w:pPr>
+            <w:r>
+              <w:rPr>
+                <w:rFonts w:ascii="Times New Roman" w:hAnsi="Times New Roman"/>
+                <w:b w:val="0"/>
+                <w:i w:val="0"/>
+                <w:color w:val="1E1E1E"/>
+                <w:sz w:val="18"/>
+              </w:rPr>
+              <w:t>0.9690 [0.9541, 0.9825]</w:t>
+            </w:r>
+          </w:p>
+        </w:tc>
+      </w:tr>
+      <w:tr>
+        <w:tc>
+          <w:tcPr>
+            <w:tcW w:type="dxa" w:w="2016"/>
+            <w:vAlign w:val="center"/>
+            <w:tcMar>
+              <w:top w:w="120" w:type="dxa"/>
+              <w:bottom w:w="120" w:type="dxa"/>
+              <w:left w:w="140" w:type="dxa"/>
+              <w:right w:w="140" w:type="dxa"/>
+            </w:tcMar>
+            <w:shd w:fill="FFFFFF"/>
+          </w:tcPr>
+          <w:p>
+            <w:pPr>
+              <w:spacing w:before="20" w:after="20"/>
+              <w:jc w:val="left"/>
+            </w:pPr>
+          </w:p>
+        </w:tc>
+        <w:tc>
+          <w:tcPr>
+            <w:tcW w:type="dxa" w:w="2016"/>
+            <w:vAlign w:val="center"/>
+            <w:tcMar>
+              <w:top w:w="120" w:type="dxa"/>
+              <w:bottom w:w="120" w:type="dxa"/>
+              <w:left w:w="140" w:type="dxa"/>
+              <w:right w:w="140" w:type="dxa"/>
+            </w:tcMar>
+            <w:shd w:fill="FFFFFF"/>
+          </w:tcPr>
+          <w:p>
+            <w:pPr>
+              <w:spacing w:before="20" w:after="20"/>
+              <w:jc w:val="center"/>
+            </w:pPr>
+            <w:r>
+              <w:rPr>
+                <w:rFonts w:ascii="Times New Roman" w:hAnsi="Times New Roman"/>
+                <w:b w:val="0"/>
+                <w:i w:val="0"/>
+                <w:color w:val="1E1E1E"/>
+                <w:sz w:val="18"/>
+              </w:rPr>
+              <w:t>Variant B (CORAL Ordinal)</w:t>
+            </w:r>
+          </w:p>
+        </w:tc>
+        <w:tc>
+          <w:tcPr>
+            <w:tcW w:type="dxa" w:w="2016"/>
+            <w:vAlign w:val="center"/>
+            <w:tcMar>
+              <w:top w:w="120" w:type="dxa"/>
+              <w:bottom w:w="120" w:type="dxa"/>
+              <w:left w:w="140" w:type="dxa"/>
+              <w:right w:w="140" w:type="dxa"/>
+            </w:tcMar>
+            <w:shd w:fill="FFFFFF"/>
+          </w:tcPr>
+          <w:p>
+            <w:pPr>
+              <w:spacing w:before="20" w:after="20"/>
+              <w:jc w:val="center"/>
+            </w:pPr>
+            <w:r>
+              <w:rPr>
+                <w:rFonts w:ascii="Times New Roman" w:hAnsi="Times New Roman"/>
+                <w:b w:val="0"/>
+                <w:i w:val="0"/>
+                <w:color w:val="1E1E1E"/>
+                <w:sz w:val="18"/>
+              </w:rPr>
+              <w:t>100.0% [100.0%, 100.0%]</w:t>
+            </w:r>
+          </w:p>
+        </w:tc>
+        <w:tc>
+          <w:tcPr>
+            <w:tcW w:type="dxa" w:w="2016"/>
+            <w:vAlign w:val="center"/>
+            <w:tcMar>
+              <w:top w:w="120" w:type="dxa"/>
+              <w:bottom w:w="120" w:type="dxa"/>
+              <w:left w:w="140" w:type="dxa"/>
+              <w:right w:w="140" w:type="dxa"/>
+            </w:tcMar>
+            <w:shd w:fill="FFFFFF"/>
+          </w:tcPr>
+          <w:p>
+            <w:pPr>
+              <w:spacing w:before="20" w:after="20"/>
+              <w:jc w:val="center"/>
+            </w:pPr>
+            <w:r>
+              <w:rPr>
+                <w:rFonts w:ascii="Times New Roman" w:hAnsi="Times New Roman"/>
+                <w:b w:val="0"/>
+                <w:i w:val="0"/>
+                <w:color w:val="1E1E1E"/>
+                <w:sz w:val="18"/>
+              </w:rPr>
+              <w:t>74.9% [70.7%, 79.3%]</w:t>
+            </w:r>
+          </w:p>
+        </w:tc>
+        <w:tc>
+          <w:tcPr>
+            <w:tcW w:type="dxa" w:w="2016"/>
+            <w:vAlign w:val="center"/>
+            <w:tcMar>
+              <w:top w:w="120" w:type="dxa"/>
+              <w:bottom w:w="120" w:type="dxa"/>
+              <w:left w:w="140" w:type="dxa"/>
+              <w:right w:w="140" w:type="dxa"/>
+            </w:tcMar>
+            <w:shd w:fill="FFFFFF"/>
+          </w:tcPr>
+          <w:p>
+            <w:pPr>
+              <w:spacing w:before="20" w:after="20"/>
+              <w:jc w:val="center"/>
+            </w:pPr>
+            <w:r>
+              <w:rPr>
+                <w:rFonts w:ascii="Times New Roman" w:hAnsi="Times New Roman"/>
+                <w:b w:val="0"/>
+                <w:i w:val="0"/>
+                <w:color w:val="1E1E1E"/>
+                <w:sz w:val="18"/>
+              </w:rPr>
+              <w:t>0.8560 [0.8281, 0.8843]</w:t>
+            </w:r>
+          </w:p>
+        </w:tc>
+      </w:tr>
+      <w:tr>
+        <w:tc>
+          <w:tcPr>
+            <w:tcW w:type="dxa" w:w="2016"/>
+            <w:vAlign w:val="center"/>
+            <w:tcMar>
+              <w:top w:w="120" w:type="dxa"/>
+              <w:bottom w:w="120" w:type="dxa"/>
+              <w:left w:w="140" w:type="dxa"/>
+              <w:right w:w="140" w:type="dxa"/>
+            </w:tcMar>
+            <w:shd w:fill="F7F9FC"/>
+          </w:tcPr>
+          <w:p>
+            <w:pPr>
+              <w:spacing w:before="20" w:after="20"/>
+              <w:jc w:val="left"/>
+            </w:pPr>
+          </w:p>
+        </w:tc>
+        <w:tc>
+          <w:tcPr>
+            <w:tcW w:type="dxa" w:w="2016"/>
+            <w:vAlign w:val="center"/>
+            <w:tcMar>
+              <w:top w:w="120" w:type="dxa"/>
+              <w:bottom w:w="120" w:type="dxa"/>
+              <w:left w:w="140" w:type="dxa"/>
+              <w:right w:w="140" w:type="dxa"/>
+            </w:tcMar>
+            <w:shd w:fill="F7F9FC"/>
+          </w:tcPr>
+          <w:p>
+            <w:pPr>
+              <w:spacing w:before="20" w:after="20"/>
+              <w:jc w:val="center"/>
+            </w:pPr>
+            <w:r>
+              <w:rPr>
+                <w:rFonts w:ascii="Times New Roman" w:hAnsi="Times New Roman"/>
+                <w:b w:val="0"/>
+                <w:i w:val="0"/>
+                <w:color w:val="1E1E1E"/>
+                <w:sz w:val="18"/>
+              </w:rPr>
+              <w:t>Variant C (Continuous Regression)</w:t>
+            </w:r>
+          </w:p>
+        </w:tc>
+        <w:tc>
+          <w:tcPr>
+            <w:tcW w:type="dxa" w:w="2016"/>
+            <w:vAlign w:val="center"/>
+            <w:tcMar>
+              <w:top w:w="120" w:type="dxa"/>
+              <w:bottom w:w="120" w:type="dxa"/>
+              <w:left w:w="140" w:type="dxa"/>
+              <w:right w:w="140" w:type="dxa"/>
+            </w:tcMar>
+            <w:shd w:fill="F7F9FC"/>
+          </w:tcPr>
+          <w:p>
+            <w:pPr>
+              <w:spacing w:before="20" w:after="20"/>
+              <w:jc w:val="center"/>
+            </w:pPr>
+            <w:r>
+              <w:rPr>
+                <w:rFonts w:ascii="Times New Roman" w:hAnsi="Times New Roman"/>
+                <w:b w:val="0"/>
+                <w:i w:val="0"/>
+                <w:color w:val="1E1E1E"/>
+                <w:sz w:val="18"/>
+              </w:rPr>
+              <w:t>96.7% [94.4%, 98.6%]</w:t>
+            </w:r>
+          </w:p>
+        </w:tc>
+        <w:tc>
+          <w:tcPr>
+            <w:tcW w:type="dxa" w:w="2016"/>
+            <w:vAlign w:val="center"/>
+            <w:tcMar>
+              <w:top w:w="120" w:type="dxa"/>
+              <w:bottom w:w="120" w:type="dxa"/>
+              <w:left w:w="140" w:type="dxa"/>
+              <w:right w:w="140" w:type="dxa"/>
+            </w:tcMar>
+            <w:shd w:fill="F7F9FC"/>
+          </w:tcPr>
+          <w:p>
+            <w:pPr>
+              <w:spacing w:before="20" w:after="20"/>
+              <w:jc w:val="center"/>
+            </w:pPr>
+            <w:r>
+              <w:rPr>
+                <w:rFonts w:ascii="Times New Roman" w:hAnsi="Times New Roman"/>
+                <w:b w:val="0"/>
+                <w:i w:val="0"/>
+                <w:color w:val="1E1E1E"/>
+                <w:sz w:val="18"/>
+              </w:rPr>
+              <w:t>96.0% [93.5%, 98.1%]</w:t>
+            </w:r>
+          </w:p>
+        </w:tc>
+        <w:tc>
+          <w:tcPr>
+            <w:tcW w:type="dxa" w:w="2016"/>
+            <w:vAlign w:val="center"/>
+            <w:tcMar>
+              <w:top w:w="120" w:type="dxa"/>
+              <w:bottom w:w="120" w:type="dxa"/>
+              <w:left w:w="140" w:type="dxa"/>
+              <w:right w:w="140" w:type="dxa"/>
+            </w:tcMar>
+            <w:shd w:fill="F7F9FC"/>
+          </w:tcPr>
+          <w:p>
+            <w:pPr>
+              <w:spacing w:before="20" w:after="20"/>
+              <w:jc w:val="center"/>
+            </w:pPr>
+            <w:r>
+              <w:rPr>
+                <w:rFonts w:ascii="Times New Roman" w:hAnsi="Times New Roman"/>
+                <w:b w:val="0"/>
+                <w:i w:val="0"/>
+                <w:color w:val="1E1E1E"/>
+                <w:sz w:val="18"/>
+              </w:rPr>
+              <w:t>0.9635 [0.9478, 0.9779]</w:t>
+            </w:r>
+          </w:p>
+        </w:tc>
+      </w:tr>
+      <w:tr>
+        <w:tc>
+          <w:tcPr>
+            <w:tcW w:type="dxa" w:w="2016"/>
+            <w:vAlign w:val="center"/>
+            <w:tcMar>
+              <w:top w:w="120" w:type="dxa"/>
+              <w:bottom w:w="120" w:type="dxa"/>
+              <w:left w:w="140" w:type="dxa"/>
+              <w:right w:w="140" w:type="dxa"/>
+            </w:tcMar>
+            <w:shd w:fill="FFFFFF"/>
+          </w:tcPr>
+          <w:p>
+            <w:pPr>
+              <w:spacing w:before="20" w:after="20"/>
+              <w:jc w:val="left"/>
+            </w:pPr>
+          </w:p>
+        </w:tc>
+        <w:tc>
+          <w:tcPr>
+            <w:tcW w:type="dxa" w:w="2016"/>
+            <w:vAlign w:val="center"/>
+            <w:tcMar>
+              <w:top w:w="120" w:type="dxa"/>
+              <w:bottom w:w="120" w:type="dxa"/>
+              <w:left w:w="140" w:type="dxa"/>
+              <w:right w:w="140" w:type="dxa"/>
+            </w:tcMar>
+            <w:shd w:fill="FFFFFF"/>
+          </w:tcPr>
+          <w:p>
+            <w:pPr>
+              <w:spacing w:before="20" w:after="20"/>
+              <w:jc w:val="center"/>
+            </w:pPr>
+            <w:r>
+              <w:rPr>
+                <w:rFonts w:ascii="Times New Roman" w:hAnsi="Times New Roman"/>
+                <w:b/>
+                <w:i w:val="0"/>
+                <w:color w:val="1E1E1E"/>
+                <w:sz w:val="18"/>
+              </w:rPr>
+              <w:t>Variant CORN (Conditional Ordinal)</w:t>
+            </w:r>
+          </w:p>
+        </w:tc>
+        <w:tc>
+          <w:tcPr>
+            <w:tcW w:type="dxa" w:w="2016"/>
+            <w:vAlign w:val="center"/>
+            <w:tcMar>
+              <w:top w:w="120" w:type="dxa"/>
+              <w:bottom w:w="120" w:type="dxa"/>
+              <w:left w:w="140" w:type="dxa"/>
+              <w:right w:w="140" w:type="dxa"/>
+            </w:tcMar>
+            <w:shd w:fill="FFFFFF"/>
+          </w:tcPr>
+          <w:p>
+            <w:pPr>
+              <w:spacing w:before="20" w:after="20"/>
+              <w:jc w:val="center"/>
+            </w:pPr>
+            <w:r>
+              <w:rPr>
+                <w:rFonts w:ascii="Times New Roman" w:hAnsi="Times New Roman"/>
+                <w:b/>
+                <w:i w:val="0"/>
+                <w:color w:val="1E1E1E"/>
+                <w:sz w:val="18"/>
+              </w:rPr>
+              <w:t>97.4%</w:t>
+            </w:r>
+            <w:r>
+              <w:rPr>
+                <w:rFonts w:ascii="Times New Roman" w:hAnsi="Times New Roman"/>
+                <w:b w:val="0"/>
+                <w:i w:val="0"/>
+                <w:color w:val="1E1E1E"/>
+                <w:sz w:val="18"/>
+              </w:rPr>
+              <w:t xml:space="preserve"> [95.4%, 99.2%]</w:t>
+            </w:r>
+          </w:p>
+        </w:tc>
+        <w:tc>
+          <w:tcPr>
+            <w:tcW w:type="dxa" w:w="2016"/>
+            <w:vAlign w:val="center"/>
+            <w:tcMar>
+              <w:top w:w="120" w:type="dxa"/>
+              <w:bottom w:w="120" w:type="dxa"/>
+              <w:left w:w="140" w:type="dxa"/>
+              <w:right w:w="140" w:type="dxa"/>
+            </w:tcMar>
+            <w:shd w:fill="FFFFFF"/>
+          </w:tcPr>
+          <w:p>
+            <w:pPr>
+              <w:spacing w:before="20" w:after="20"/>
+              <w:jc w:val="center"/>
+            </w:pPr>
+            <w:r>
+              <w:rPr>
+                <w:rFonts w:ascii="Times New Roman" w:hAnsi="Times New Roman"/>
+                <w:b/>
+                <w:i w:val="0"/>
+                <w:color w:val="1E1E1E"/>
+                <w:sz w:val="18"/>
+              </w:rPr>
+              <w:t>95.7%</w:t>
+            </w:r>
+            <w:r>
+              <w:rPr>
+                <w:rFonts w:ascii="Times New Roman" w:hAnsi="Times New Roman"/>
+                <w:b w:val="0"/>
+                <w:i w:val="0"/>
+                <w:color w:val="1E1E1E"/>
+                <w:sz w:val="18"/>
+              </w:rPr>
+              <w:t xml:space="preserve"> [93.3%, 97.9%]</w:t>
+            </w:r>
+          </w:p>
+        </w:tc>
+        <w:tc>
+          <w:tcPr>
+            <w:tcW w:type="dxa" w:w="2016"/>
+            <w:vAlign w:val="center"/>
+            <w:tcMar>
+              <w:top w:w="120" w:type="dxa"/>
+              <w:bottom w:w="120" w:type="dxa"/>
+              <w:left w:w="140" w:type="dxa"/>
+              <w:right w:w="140" w:type="dxa"/>
+            </w:tcMar>
+            <w:shd w:fill="FFFFFF"/>
+          </w:tcPr>
+          <w:p>
+            <w:pPr>
+              <w:spacing w:before="20" w:after="20"/>
+              <w:jc w:val="center"/>
+            </w:pPr>
+            <w:r>
+              <w:rPr>
+                <w:rFonts w:ascii="Times New Roman" w:hAnsi="Times New Roman"/>
+                <w:b/>
+                <w:i w:val="0"/>
+                <w:color w:val="1E1E1E"/>
+                <w:sz w:val="18"/>
+              </w:rPr>
+              <w:t>0.9655</w:t>
+            </w:r>
+            <w:r>
+              <w:rPr>
+                <w:rFonts w:ascii="Times New Roman" w:hAnsi="Times New Roman"/>
+                <w:b w:val="0"/>
+                <w:i w:val="0"/>
+                <w:color w:val="1E1E1E"/>
+                <w:sz w:val="18"/>
+              </w:rPr>
+              <w:t xml:space="preserve"> [0.9502, 0.9799]</w:t>
+            </w:r>
+          </w:p>
+        </w:tc>
+      </w:tr>
+      <w:tr>
+        <w:tc>
+          <w:tcPr>
+            <w:tcW w:type="dxa" w:w="2016"/>
+            <w:vAlign w:val="center"/>
+            <w:tcMar>
+              <w:top w:w="120" w:type="dxa"/>
+              <w:bottom w:w="120" w:type="dxa"/>
+              <w:left w:w="140" w:type="dxa"/>
+              <w:right w:w="140" w:type="dxa"/>
+            </w:tcMar>
+            <w:shd w:fill="F7F9FC"/>
+          </w:tcPr>
+          <w:p>
+            <w:pPr>
+              <w:spacing w:before="20" w:after="20"/>
+              <w:jc w:val="left"/>
+            </w:pPr>
+            <w:r>
+              <w:rPr>
+                <w:rFonts w:ascii="Times New Roman" w:hAnsi="Times New Roman"/>
+                <w:b/>
+                <w:i w:val="0"/>
+                <w:color w:val="1E1E1E"/>
+                <w:sz w:val="18"/>
+              </w:rPr>
+              <w:t>1 (Mild NPDR)</w:t>
+            </w:r>
+          </w:p>
+        </w:tc>
+        <w:tc>
+          <w:tcPr>
+            <w:tcW w:type="dxa" w:w="2016"/>
+            <w:vAlign w:val="center"/>
+            <w:tcMar>
+              <w:top w:w="120" w:type="dxa"/>
+              <w:bottom w:w="120" w:type="dxa"/>
+              <w:left w:w="140" w:type="dxa"/>
+              <w:right w:w="140" w:type="dxa"/>
+            </w:tcMar>
+            <w:shd w:fill="F7F9FC"/>
+          </w:tcPr>
+          <w:p>
+            <w:pPr>
+              <w:spacing w:before="20" w:after="20"/>
+              <w:jc w:val="center"/>
+            </w:pPr>
+            <w:r>
+              <w:rPr>
+                <w:rFonts w:ascii="Times New Roman" w:hAnsi="Times New Roman"/>
+                <w:b w:val="0"/>
+                <w:i w:val="0"/>
+                <w:color w:val="1E1E1E"/>
+                <w:sz w:val="18"/>
+              </w:rPr>
+              <w:t>Variant A (Softmax Baseline)</w:t>
+            </w:r>
+          </w:p>
+        </w:tc>
+        <w:tc>
+          <w:tcPr>
+            <w:tcW w:type="dxa" w:w="2016"/>
+            <w:vAlign w:val="center"/>
+            <w:tcMar>
+              <w:top w:w="120" w:type="dxa"/>
+              <w:bottom w:w="120" w:type="dxa"/>
+              <w:left w:w="140" w:type="dxa"/>
+              <w:right w:w="140" w:type="dxa"/>
+            </w:tcMar>
+            <w:shd w:fill="F7F9FC"/>
+          </w:tcPr>
+          <w:p>
+            <w:pPr>
+              <w:spacing w:before="20" w:after="20"/>
+              <w:jc w:val="center"/>
+            </w:pPr>
+            <w:r>
+              <w:rPr>
+                <w:rFonts w:ascii="Times New Roman" w:hAnsi="Times New Roman"/>
+                <w:b w:val="0"/>
+                <w:i w:val="0"/>
+                <w:color w:val="1E1E1E"/>
+                <w:sz w:val="18"/>
+              </w:rPr>
+              <w:t>55.5% [42.4%, 68.4%]</w:t>
+            </w:r>
+          </w:p>
+        </w:tc>
+        <w:tc>
+          <w:tcPr>
+            <w:tcW w:type="dxa" w:w="2016"/>
+            <w:vAlign w:val="center"/>
+            <w:tcMar>
+              <w:top w:w="120" w:type="dxa"/>
+              <w:bottom w:w="120" w:type="dxa"/>
+              <w:left w:w="140" w:type="dxa"/>
+              <w:right w:w="140" w:type="dxa"/>
+            </w:tcMar>
+            <w:shd w:fill="F7F9FC"/>
+          </w:tcPr>
+          <w:p>
+            <w:pPr>
+              <w:spacing w:before="20" w:after="20"/>
+              <w:jc w:val="center"/>
+            </w:pPr>
+            <w:r>
+              <w:rPr>
+                <w:rFonts w:ascii="Times New Roman" w:hAnsi="Times New Roman"/>
+                <w:b w:val="0"/>
+                <w:i w:val="0"/>
+                <w:color w:val="1E1E1E"/>
+                <w:sz w:val="18"/>
+              </w:rPr>
+              <w:t>59.7% [46.8%, 73.3%]</w:t>
+            </w:r>
+          </w:p>
+        </w:tc>
+        <w:tc>
+          <w:tcPr>
+            <w:tcW w:type="dxa" w:w="2016"/>
+            <w:vAlign w:val="center"/>
+            <w:tcMar>
+              <w:top w:w="120" w:type="dxa"/>
+              <w:bottom w:w="120" w:type="dxa"/>
+              <w:left w:w="140" w:type="dxa"/>
+              <w:right w:w="140" w:type="dxa"/>
+            </w:tcMar>
+            <w:shd w:fill="F7F9FC"/>
+          </w:tcPr>
+          <w:p>
+            <w:pPr>
+              <w:spacing w:before="20" w:after="20"/>
+              <w:jc w:val="center"/>
+            </w:pPr>
+            <w:r>
+              <w:rPr>
+                <w:rFonts w:ascii="Times New Roman" w:hAnsi="Times New Roman"/>
+                <w:b w:val="0"/>
+                <w:i w:val="0"/>
+                <w:color w:val="1E1E1E"/>
+                <w:sz w:val="18"/>
+              </w:rPr>
+              <w:t>0.5728 [0.4602, 0.6777]</w:t>
+            </w:r>
+          </w:p>
+        </w:tc>
+      </w:tr>
+      <w:tr>
+        <w:tc>
+          <w:tcPr>
+            <w:tcW w:type="dxa" w:w="2016"/>
+            <w:vAlign w:val="center"/>
+            <w:tcMar>
+              <w:top w:w="120" w:type="dxa"/>
+              <w:bottom w:w="120" w:type="dxa"/>
+              <w:left w:w="140" w:type="dxa"/>
+              <w:right w:w="140" w:type="dxa"/>
+            </w:tcMar>
+            <w:shd w:fill="FFFFFF"/>
+          </w:tcPr>
+          <w:p>
+            <w:pPr>
+              <w:spacing w:before="20" w:after="20"/>
+              <w:jc w:val="left"/>
+            </w:pPr>
+          </w:p>
+        </w:tc>
+        <w:tc>
+          <w:tcPr>
+            <w:tcW w:type="dxa" w:w="2016"/>
+            <w:vAlign w:val="center"/>
+            <w:tcMar>
+              <w:top w:w="120" w:type="dxa"/>
+              <w:bottom w:w="120" w:type="dxa"/>
+              <w:left w:w="140" w:type="dxa"/>
+              <w:right w:w="140" w:type="dxa"/>
+            </w:tcMar>
+            <w:shd w:fill="FFFFFF"/>
+          </w:tcPr>
+          <w:p>
+            <w:pPr>
+              <w:spacing w:before="20" w:after="20"/>
+              <w:jc w:val="center"/>
+            </w:pPr>
+            <w:r>
+              <w:rPr>
+                <w:rFonts w:ascii="Times New Roman" w:hAnsi="Times New Roman"/>
+                <w:b w:val="0"/>
+                <w:i w:val="0"/>
+                <w:color w:val="1E1E1E"/>
+                <w:sz w:val="18"/>
+              </w:rPr>
+              <w:t>Variant B (CORAL Ordinal)</w:t>
+            </w:r>
+          </w:p>
+        </w:tc>
+        <w:tc>
+          <w:tcPr>
+            <w:tcW w:type="dxa" w:w="2016"/>
+            <w:vAlign w:val="center"/>
+            <w:tcMar>
+              <w:top w:w="120" w:type="dxa"/>
+              <w:bottom w:w="120" w:type="dxa"/>
+              <w:left w:w="140" w:type="dxa"/>
+              <w:right w:w="140" w:type="dxa"/>
+            </w:tcMar>
+            <w:shd w:fill="FFFFFF"/>
+          </w:tcPr>
+          <w:p>
+            <w:pPr>
+              <w:spacing w:before="20" w:after="20"/>
+              <w:jc w:val="center"/>
+            </w:pPr>
+            <w:r>
+              <w:rPr>
+                <w:rFonts w:ascii="Times New Roman" w:hAnsi="Times New Roman"/>
+                <w:b w:val="0"/>
+                <w:i w:val="0"/>
+                <w:color w:val="1E1E1E"/>
+                <w:sz w:val="18"/>
+              </w:rPr>
+              <w:t>1.8% [0.0%, 6.1%]</w:t>
+            </w:r>
+          </w:p>
+        </w:tc>
+        <w:tc>
+          <w:tcPr>
+            <w:tcW w:type="dxa" w:w="2016"/>
+            <w:vAlign w:val="center"/>
+            <w:tcMar>
+              <w:top w:w="120" w:type="dxa"/>
+              <w:bottom w:w="120" w:type="dxa"/>
+              <w:left w:w="140" w:type="dxa"/>
+              <w:right w:w="140" w:type="dxa"/>
+            </w:tcMar>
+            <w:shd w:fill="FFFFFF"/>
+          </w:tcPr>
+          <w:p>
+            <w:pPr>
+              <w:spacing w:before="20" w:after="20"/>
+              <w:jc w:val="center"/>
+            </w:pPr>
+            <w:r>
+              <w:rPr>
+                <w:rFonts w:ascii="Times New Roman" w:hAnsi="Times New Roman"/>
+                <w:b w:val="0"/>
+                <w:i w:val="0"/>
+                <w:color w:val="1E1E1E"/>
+                <w:sz w:val="18"/>
+              </w:rPr>
+              <w:t>42.3% [0.0%, 100.0%]</w:t>
+            </w:r>
+          </w:p>
+        </w:tc>
+        <w:tc>
+          <w:tcPr>
+            <w:tcW w:type="dxa" w:w="2016"/>
+            <w:vAlign w:val="center"/>
+            <w:tcMar>
+              <w:top w:w="120" w:type="dxa"/>
+              <w:bottom w:w="120" w:type="dxa"/>
+              <w:left w:w="140" w:type="dxa"/>
+              <w:right w:w="140" w:type="dxa"/>
+            </w:tcMar>
+            <w:shd w:fill="FFFFFF"/>
+          </w:tcPr>
+          <w:p>
+            <w:pPr>
+              <w:spacing w:before="20" w:after="20"/>
+              <w:jc w:val="center"/>
+            </w:pPr>
+            <w:r>
+              <w:rPr>
+                <w:rFonts w:ascii="Times New Roman" w:hAnsi="Times New Roman"/>
+                <w:b w:val="0"/>
+                <w:i w:val="0"/>
+                <w:color w:val="1E1E1E"/>
+                <w:sz w:val="18"/>
+              </w:rPr>
+              <w:t>0.0344 [0.0000, 0.1132]</w:t>
+            </w:r>
+          </w:p>
+        </w:tc>
+      </w:tr>
+      <w:tr>
+        <w:tc>
+          <w:tcPr>
+            <w:tcW w:type="dxa" w:w="2016"/>
+            <w:vAlign w:val="center"/>
+            <w:tcMar>
+              <w:top w:w="120" w:type="dxa"/>
+              <w:bottom w:w="120" w:type="dxa"/>
+              <w:left w:w="140" w:type="dxa"/>
+              <w:right w:w="140" w:type="dxa"/>
+            </w:tcMar>
+            <w:shd w:fill="F7F9FC"/>
+          </w:tcPr>
+          <w:p>
+            <w:pPr>
+              <w:spacing w:before="20" w:after="20"/>
+              <w:jc w:val="left"/>
+            </w:pPr>
+          </w:p>
+        </w:tc>
+        <w:tc>
+          <w:tcPr>
+            <w:tcW w:type="dxa" w:w="2016"/>
+            <w:vAlign w:val="center"/>
+            <w:tcMar>
+              <w:top w:w="120" w:type="dxa"/>
+              <w:bottom w:w="120" w:type="dxa"/>
+              <w:left w:w="140" w:type="dxa"/>
+              <w:right w:w="140" w:type="dxa"/>
+            </w:tcMar>
+            <w:shd w:fill="F7F9FC"/>
+          </w:tcPr>
+          <w:p>
+            <w:pPr>
+              <w:spacing w:before="20" w:after="20"/>
+              <w:jc w:val="center"/>
+            </w:pPr>
+            <w:r>
+              <w:rPr>
+                <w:rFonts w:ascii="Times New Roman" w:hAnsi="Times New Roman"/>
+                <w:b w:val="0"/>
+                <w:i w:val="0"/>
+                <w:color w:val="1E1E1E"/>
+                <w:sz w:val="18"/>
+              </w:rPr>
+              <w:t>Variant C (Continuous Regression)</w:t>
+            </w:r>
+          </w:p>
+        </w:tc>
+        <w:tc>
+          <w:tcPr>
+            <w:tcW w:type="dxa" w:w="2016"/>
+            <w:vAlign w:val="center"/>
+            <w:tcMar>
+              <w:top w:w="120" w:type="dxa"/>
+              <w:bottom w:w="120" w:type="dxa"/>
+              <w:left w:w="140" w:type="dxa"/>
+              <w:right w:w="140" w:type="dxa"/>
+            </w:tcMar>
+            <w:shd w:fill="F7F9FC"/>
+          </w:tcPr>
+          <w:p>
+            <w:pPr>
+              <w:spacing w:before="20" w:after="20"/>
+              <w:jc w:val="center"/>
+            </w:pPr>
+            <w:r>
+              <w:rPr>
+                <w:rFonts w:ascii="Times New Roman" w:hAnsi="Times New Roman"/>
+                <w:b w:val="0"/>
+                <w:i w:val="0"/>
+                <w:color w:val="1E1E1E"/>
+                <w:sz w:val="18"/>
+              </w:rPr>
+              <w:t>50.2% [37.7%, 63.6%]</w:t>
+            </w:r>
+          </w:p>
+        </w:tc>
+        <w:tc>
+          <w:tcPr>
+            <w:tcW w:type="dxa" w:w="2016"/>
+            <w:vAlign w:val="center"/>
+            <w:tcMar>
+              <w:top w:w="120" w:type="dxa"/>
+              <w:bottom w:w="120" w:type="dxa"/>
+              <w:left w:w="140" w:type="dxa"/>
+              <w:right w:w="140" w:type="dxa"/>
+            </w:tcMar>
+            <w:shd w:fill="F7F9FC"/>
+          </w:tcPr>
+          <w:p>
+            <w:pPr>
+              <w:spacing w:before="20" w:after="20"/>
+              <w:jc w:val="center"/>
+            </w:pPr>
+            <w:r>
+              <w:rPr>
+                <w:rFonts w:ascii="Times New Roman" w:hAnsi="Times New Roman"/>
+                <w:b w:val="0"/>
+                <w:i w:val="0"/>
+                <w:color w:val="1E1E1E"/>
+                <w:sz w:val="18"/>
+              </w:rPr>
+              <w:t>50.9% [37.5%, 63.5%]</w:t>
+            </w:r>
+          </w:p>
+        </w:tc>
+        <w:tc>
+          <w:tcPr>
+            <w:tcW w:type="dxa" w:w="2016"/>
+            <w:vAlign w:val="center"/>
+            <w:tcMar>
+              <w:top w:w="120" w:type="dxa"/>
+              <w:bottom w:w="120" w:type="dxa"/>
+              <w:left w:w="140" w:type="dxa"/>
+              <w:right w:w="140" w:type="dxa"/>
+            </w:tcMar>
+            <w:shd w:fill="F7F9FC"/>
+          </w:tcPr>
+          <w:p>
+            <w:pPr>
+              <w:spacing w:before="20" w:after="20"/>
+              <w:jc w:val="center"/>
+            </w:pPr>
+            <w:r>
+              <w:rPr>
+                <w:rFonts w:ascii="Times New Roman" w:hAnsi="Times New Roman"/>
+                <w:b w:val="0"/>
+                <w:i w:val="0"/>
+                <w:color w:val="1E1E1E"/>
+                <w:sz w:val="18"/>
+              </w:rPr>
+              <w:t>0.5035 [0.3860, 0.6087]</w:t>
+            </w:r>
+          </w:p>
+        </w:tc>
+      </w:tr>
+      <w:tr>
+        <w:tc>
+          <w:tcPr>
+            <w:tcW w:type="dxa" w:w="2016"/>
+            <w:vAlign w:val="center"/>
+            <w:tcMar>
+              <w:top w:w="120" w:type="dxa"/>
+              <w:bottom w:w="120" w:type="dxa"/>
+              <w:left w:w="140" w:type="dxa"/>
+              <w:right w:w="140" w:type="dxa"/>
+            </w:tcMar>
+            <w:shd w:fill="FFFFFF"/>
+          </w:tcPr>
+          <w:p>
+            <w:pPr>
+              <w:spacing w:before="20" w:after="20"/>
+              <w:jc w:val="left"/>
+            </w:pPr>
+          </w:p>
+        </w:tc>
+        <w:tc>
+          <w:tcPr>
+            <w:tcW w:type="dxa" w:w="2016"/>
+            <w:vAlign w:val="center"/>
+            <w:tcMar>
+              <w:top w:w="120" w:type="dxa"/>
+              <w:bottom w:w="120" w:type="dxa"/>
+              <w:left w:w="140" w:type="dxa"/>
+              <w:right w:w="140" w:type="dxa"/>
+            </w:tcMar>
+            <w:shd w:fill="FFFFFF"/>
+          </w:tcPr>
+          <w:p>
+            <w:pPr>
+              <w:spacing w:before="20" w:after="20"/>
+              <w:jc w:val="center"/>
+            </w:pPr>
+            <w:r>
+              <w:rPr>
+                <w:rFonts w:ascii="Times New Roman" w:hAnsi="Times New Roman"/>
+                <w:b/>
+                <w:i w:val="0"/>
+                <w:color w:val="1E1E1E"/>
+                <w:sz w:val="18"/>
+              </w:rPr>
+              <w:t>Variant CORN (Conditional Ordinal)</w:t>
+            </w:r>
+          </w:p>
+        </w:tc>
+        <w:tc>
+          <w:tcPr>
+            <w:tcW w:type="dxa" w:w="2016"/>
+            <w:vAlign w:val="center"/>
+            <w:tcMar>
+              <w:top w:w="120" w:type="dxa"/>
+              <w:bottom w:w="120" w:type="dxa"/>
+              <w:left w:w="140" w:type="dxa"/>
+              <w:right w:w="140" w:type="dxa"/>
+            </w:tcMar>
+            <w:shd w:fill="FFFFFF"/>
+          </w:tcPr>
+          <w:p>
+            <w:pPr>
+              <w:spacing w:before="20" w:after="20"/>
+              <w:jc w:val="center"/>
+            </w:pPr>
+            <w:r>
+              <w:rPr>
+                <w:rFonts w:ascii="Times New Roman" w:hAnsi="Times New Roman"/>
+                <w:b/>
+                <w:i w:val="0"/>
+                <w:color w:val="1E1E1E"/>
+                <w:sz w:val="18"/>
+              </w:rPr>
+              <w:t>66.1%</w:t>
+            </w:r>
+            <w:r>
+              <w:rPr>
+                <w:rFonts w:ascii="Times New Roman" w:hAnsi="Times New Roman"/>
+                <w:b w:val="0"/>
+                <w:i w:val="0"/>
+                <w:color w:val="1E1E1E"/>
+                <w:sz w:val="18"/>
+              </w:rPr>
+              <w:t xml:space="preserve"> [52.6%, 79.2%]</w:t>
+            </w:r>
+          </w:p>
+        </w:tc>
+        <w:tc>
+          <w:tcPr>
+            <w:tcW w:type="dxa" w:w="2016"/>
+            <w:vAlign w:val="center"/>
+            <w:tcMar>
+              <w:top w:w="120" w:type="dxa"/>
+              <w:bottom w:w="120" w:type="dxa"/>
+              <w:left w:w="140" w:type="dxa"/>
+              <w:right w:w="140" w:type="dxa"/>
+            </w:tcMar>
+            <w:shd w:fill="FFFFFF"/>
+          </w:tcPr>
+          <w:p>
+            <w:pPr>
+              <w:spacing w:before="20" w:after="20"/>
+              <w:jc w:val="center"/>
+            </w:pPr>
+            <w:r>
+              <w:rPr>
+                <w:rFonts w:ascii="Times New Roman" w:hAnsi="Times New Roman"/>
+                <w:b/>
+                <w:i w:val="0"/>
+                <w:color w:val="1E1E1E"/>
+                <w:sz w:val="18"/>
+              </w:rPr>
+              <w:t>47.6%</w:t>
+            </w:r>
+            <w:r>
+              <w:rPr>
+                <w:rFonts w:ascii="Times New Roman" w:hAnsi="Times New Roman"/>
+                <w:b w:val="0"/>
+                <w:i w:val="0"/>
+                <w:color w:val="1E1E1E"/>
+                <w:sz w:val="18"/>
+              </w:rPr>
+              <w:t xml:space="preserve"> [36.5%, 59.3%]</w:t>
+            </w:r>
+          </w:p>
+        </w:tc>
+        <w:tc>
+          <w:tcPr>
+            <w:tcW w:type="dxa" w:w="2016"/>
+            <w:vAlign w:val="center"/>
+            <w:tcMar>
+              <w:top w:w="120" w:type="dxa"/>
+              <w:bottom w:w="120" w:type="dxa"/>
+              <w:left w:w="140" w:type="dxa"/>
+              <w:right w:w="140" w:type="dxa"/>
+            </w:tcMar>
+            <w:shd w:fill="FFFFFF"/>
+          </w:tcPr>
+          <w:p>
+            <w:pPr>
+              <w:spacing w:before="20" w:after="20"/>
+              <w:jc w:val="center"/>
+            </w:pPr>
+            <w:r>
+              <w:rPr>
+                <w:rFonts w:ascii="Times New Roman" w:hAnsi="Times New Roman"/>
+                <w:b/>
+                <w:i w:val="0"/>
+                <w:color w:val="1E1E1E"/>
+                <w:sz w:val="18"/>
+              </w:rPr>
+              <w:t>0.5515</w:t>
+            </w:r>
+            <w:r>
+              <w:rPr>
+                <w:rFonts w:ascii="Times New Roman" w:hAnsi="Times New Roman"/>
+                <w:b w:val="0"/>
+                <w:i w:val="0"/>
+                <w:color w:val="1E1E1E"/>
+                <w:sz w:val="18"/>
+              </w:rPr>
+              <w:t xml:space="preserve"> [0.4409, 0.6491]</w:t>
+            </w:r>
+          </w:p>
+        </w:tc>
+      </w:tr>
+      <w:tr>
+        <w:tc>
+          <w:tcPr>
+            <w:tcW w:type="dxa" w:w="2016"/>
+            <w:vAlign w:val="center"/>
+            <w:tcMar>
+              <w:top w:w="120" w:type="dxa"/>
+              <w:bottom w:w="120" w:type="dxa"/>
+              <w:left w:w="140" w:type="dxa"/>
+              <w:right w:w="140" w:type="dxa"/>
+            </w:tcMar>
+            <w:shd w:fill="F7F9FC"/>
+          </w:tcPr>
+          <w:p>
+            <w:pPr>
+              <w:spacing w:before="20" w:after="20"/>
+              <w:jc w:val="left"/>
+            </w:pPr>
+            <w:r>
+              <w:rPr>
+                <w:rFonts w:ascii="Times New Roman" w:hAnsi="Times New Roman"/>
+                <w:b/>
+                <w:i w:val="0"/>
+                <w:color w:val="1E1E1E"/>
+                <w:sz w:val="18"/>
+              </w:rPr>
+              <w:t>2 (Moderate NPDR)</w:t>
+            </w:r>
+          </w:p>
+        </w:tc>
+        <w:tc>
+          <w:tcPr>
+            <w:tcW w:type="dxa" w:w="2016"/>
+            <w:vAlign w:val="center"/>
+            <w:tcMar>
+              <w:top w:w="120" w:type="dxa"/>
+              <w:bottom w:w="120" w:type="dxa"/>
+              <w:left w:w="140" w:type="dxa"/>
+              <w:right w:w="140" w:type="dxa"/>
+            </w:tcMar>
+            <w:shd w:fill="F7F9FC"/>
+          </w:tcPr>
+          <w:p>
+            <w:pPr>
+              <w:spacing w:before="20" w:after="20"/>
+              <w:jc w:val="center"/>
+            </w:pPr>
+            <w:r>
+              <w:rPr>
+                <w:rFonts w:ascii="Times New Roman" w:hAnsi="Times New Roman"/>
+                <w:b w:val="0"/>
+                <w:i w:val="0"/>
+                <w:color w:val="1E1E1E"/>
+                <w:sz w:val="18"/>
+              </w:rPr>
+              <w:t>Variant A (Softmax Baseline)</w:t>
+            </w:r>
+          </w:p>
+        </w:tc>
+        <w:tc>
+          <w:tcPr>
+            <w:tcW w:type="dxa" w:w="2016"/>
+            <w:vAlign w:val="center"/>
+            <w:tcMar>
+              <w:top w:w="120" w:type="dxa"/>
+              <w:bottom w:w="120" w:type="dxa"/>
+              <w:left w:w="140" w:type="dxa"/>
+              <w:right w:w="140" w:type="dxa"/>
+            </w:tcMar>
+            <w:shd w:fill="F7F9FC"/>
+          </w:tcPr>
+          <w:p>
+            <w:pPr>
+              <w:spacing w:before="20" w:after="20"/>
+              <w:jc w:val="center"/>
+            </w:pPr>
+            <w:r>
+              <w:rPr>
+                <w:rFonts w:ascii="Times New Roman" w:hAnsi="Times New Roman"/>
+                <w:b w:val="0"/>
+                <w:i w:val="0"/>
+                <w:color w:val="1E1E1E"/>
+                <w:sz w:val="18"/>
+              </w:rPr>
+              <w:t>74.6% [67.3%, 81.9%]</w:t>
+            </w:r>
+          </w:p>
+        </w:tc>
+        <w:tc>
+          <w:tcPr>
+            <w:tcW w:type="dxa" w:w="2016"/>
+            <w:vAlign w:val="center"/>
+            <w:tcMar>
+              <w:top w:w="120" w:type="dxa"/>
+              <w:bottom w:w="120" w:type="dxa"/>
+              <w:left w:w="140" w:type="dxa"/>
+              <w:right w:w="140" w:type="dxa"/>
+            </w:tcMar>
+            <w:shd w:fill="F7F9FC"/>
+          </w:tcPr>
+          <w:p>
+            <w:pPr>
+              <w:spacing w:before="20" w:after="20"/>
+              <w:jc w:val="center"/>
+            </w:pPr>
+            <w:r>
+              <w:rPr>
+                <w:rFonts w:ascii="Times New Roman" w:hAnsi="Times New Roman"/>
+                <w:b w:val="0"/>
+                <w:i w:val="0"/>
+                <w:color w:val="1E1E1E"/>
+                <w:sz w:val="18"/>
+              </w:rPr>
+              <w:t>76.3% [69.0%, 83.1%]</w:t>
+            </w:r>
+          </w:p>
+        </w:tc>
+        <w:tc>
+          <w:tcPr>
+            <w:tcW w:type="dxa" w:w="2016"/>
+            <w:vAlign w:val="center"/>
+            <w:tcMar>
+              <w:top w:w="120" w:type="dxa"/>
+              <w:bottom w:w="120" w:type="dxa"/>
+              <w:left w:w="140" w:type="dxa"/>
+              <w:right w:w="140" w:type="dxa"/>
+            </w:tcMar>
+            <w:shd w:fill="F7F9FC"/>
+          </w:tcPr>
+          <w:p>
+            <w:pPr>
+              <w:spacing w:before="20" w:after="20"/>
+              <w:jc w:val="center"/>
+            </w:pPr>
+            <w:r>
+              <w:rPr>
+                <w:rFonts w:ascii="Times New Roman" w:hAnsi="Times New Roman"/>
+                <w:b w:val="0"/>
+                <w:i w:val="0"/>
+                <w:color w:val="1E1E1E"/>
+                <w:sz w:val="18"/>
+              </w:rPr>
+              <w:t>0.7538 [0.6978, 0.8053]</w:t>
+            </w:r>
+          </w:p>
+        </w:tc>
+      </w:tr>
+      <w:tr>
+        <w:tc>
+          <w:tcPr>
+            <w:tcW w:type="dxa" w:w="2016"/>
+            <w:vAlign w:val="center"/>
+            <w:tcMar>
+              <w:top w:w="120" w:type="dxa"/>
+              <w:bottom w:w="120" w:type="dxa"/>
+              <w:left w:w="140" w:type="dxa"/>
+              <w:right w:w="140" w:type="dxa"/>
+            </w:tcMar>
+            <w:shd w:fill="FFFFFF"/>
+          </w:tcPr>
+          <w:p>
+            <w:pPr>
+              <w:spacing w:before="20" w:after="20"/>
+              <w:jc w:val="left"/>
+            </w:pPr>
+          </w:p>
+        </w:tc>
+        <w:tc>
+          <w:tcPr>
+            <w:tcW w:type="dxa" w:w="2016"/>
+            <w:vAlign w:val="center"/>
+            <w:tcMar>
+              <w:top w:w="120" w:type="dxa"/>
+              <w:bottom w:w="120" w:type="dxa"/>
+              <w:left w:w="140" w:type="dxa"/>
+              <w:right w:w="140" w:type="dxa"/>
+            </w:tcMar>
+            <w:shd w:fill="FFFFFF"/>
+          </w:tcPr>
+          <w:p>
+            <w:pPr>
+              <w:spacing w:before="20" w:after="20"/>
+              <w:jc w:val="center"/>
+            </w:pPr>
+            <w:r>
+              <w:rPr>
+                <w:rFonts w:ascii="Times New Roman" w:hAnsi="Times New Roman"/>
+                <w:b w:val="0"/>
+                <w:i w:val="0"/>
+                <w:color w:val="1E1E1E"/>
+                <w:sz w:val="18"/>
+              </w:rPr>
+              <w:t>Variant B (CORAL Ordinal)</w:t>
+            </w:r>
+          </w:p>
+        </w:tc>
+        <w:tc>
+          <w:tcPr>
+            <w:tcW w:type="dxa" w:w="2016"/>
+            <w:vAlign w:val="center"/>
+            <w:tcMar>
+              <w:top w:w="120" w:type="dxa"/>
+              <w:bottom w:w="120" w:type="dxa"/>
+              <w:left w:w="140" w:type="dxa"/>
+              <w:right w:w="140" w:type="dxa"/>
+            </w:tcMar>
+            <w:shd w:fill="FFFFFF"/>
+          </w:tcPr>
+          <w:p>
+            <w:pPr>
+              <w:spacing w:before="20" w:after="20"/>
+              <w:jc w:val="center"/>
+            </w:pPr>
+            <w:r>
+              <w:rPr>
+                <w:rFonts w:ascii="Times New Roman" w:hAnsi="Times New Roman"/>
+                <w:b w:val="0"/>
+                <w:i w:val="0"/>
+                <w:color w:val="1E1E1E"/>
+                <w:sz w:val="18"/>
+              </w:rPr>
+              <w:t>11.9% [7.0%, 17.5%]</w:t>
+            </w:r>
+          </w:p>
+        </w:tc>
+        <w:tc>
+          <w:tcPr>
+            <w:tcW w:type="dxa" w:w="2016"/>
+            <w:vAlign w:val="center"/>
+            <w:tcMar>
+              <w:top w:w="120" w:type="dxa"/>
+              <w:bottom w:w="120" w:type="dxa"/>
+              <w:left w:w="140" w:type="dxa"/>
+              <w:right w:w="140" w:type="dxa"/>
+            </w:tcMar>
+            <w:shd w:fill="FFFFFF"/>
+          </w:tcPr>
+          <w:p>
+            <w:pPr>
+              <w:spacing w:before="20" w:after="20"/>
+              <w:jc w:val="center"/>
+            </w:pPr>
+            <w:r>
+              <w:rPr>
+                <w:rFonts w:ascii="Times New Roman" w:hAnsi="Times New Roman"/>
+                <w:b w:val="0"/>
+                <w:i w:val="0"/>
+                <w:color w:val="1E1E1E"/>
+                <w:sz w:val="18"/>
+              </w:rPr>
+              <w:t>71.9% [52.9%, 88.9%]</w:t>
+            </w:r>
+          </w:p>
+        </w:tc>
+        <w:tc>
+          <w:tcPr>
+            <w:tcW w:type="dxa" w:w="2016"/>
+            <w:vAlign w:val="center"/>
+            <w:tcMar>
+              <w:top w:w="120" w:type="dxa"/>
+              <w:bottom w:w="120" w:type="dxa"/>
+              <w:left w:w="140" w:type="dxa"/>
+              <w:right w:w="140" w:type="dxa"/>
+            </w:tcMar>
+            <w:shd w:fill="FFFFFF"/>
+          </w:tcPr>
+          <w:p>
+            <w:pPr>
+              <w:spacing w:before="20" w:after="20"/>
+              <w:jc w:val="center"/>
+            </w:pPr>
+            <w:r>
+              <w:rPr>
+                <w:rFonts w:ascii="Times New Roman" w:hAnsi="Times New Roman"/>
+                <w:b w:val="0"/>
+                <w:i w:val="0"/>
+                <w:color w:val="1E1E1E"/>
+                <w:sz w:val="18"/>
+              </w:rPr>
+              <w:t>0.2039 [0.1241, 0.2857]</w:t>
+            </w:r>
+          </w:p>
+        </w:tc>
+      </w:tr>
+      <w:tr>
+        <w:tc>
+          <w:tcPr>
+            <w:tcW w:type="dxa" w:w="2016"/>
+            <w:vAlign w:val="center"/>
+            <w:tcMar>
+              <w:top w:w="120" w:type="dxa"/>
+              <w:bottom w:w="120" w:type="dxa"/>
+              <w:left w:w="140" w:type="dxa"/>
+              <w:right w:w="140" w:type="dxa"/>
+            </w:tcMar>
+            <w:shd w:fill="F7F9FC"/>
+          </w:tcPr>
+          <w:p>
+            <w:pPr>
+              <w:spacing w:before="20" w:after="20"/>
+              <w:jc w:val="left"/>
+            </w:pPr>
+          </w:p>
+        </w:tc>
+        <w:tc>
+          <w:tcPr>
+            <w:tcW w:type="dxa" w:w="2016"/>
+            <w:vAlign w:val="center"/>
+            <w:tcMar>
+              <w:top w:w="120" w:type="dxa"/>
+              <w:bottom w:w="120" w:type="dxa"/>
+              <w:left w:w="140" w:type="dxa"/>
+              <w:right w:w="140" w:type="dxa"/>
+            </w:tcMar>
+            <w:shd w:fill="F7F9FC"/>
+          </w:tcPr>
+          <w:p>
+            <w:pPr>
+              <w:spacing w:before="20" w:after="20"/>
+              <w:jc w:val="center"/>
+            </w:pPr>
+            <w:r>
+              <w:rPr>
+                <w:rFonts w:ascii="Times New Roman" w:hAnsi="Times New Roman"/>
+                <w:b w:val="0"/>
+                <w:i w:val="0"/>
+                <w:color w:val="1E1E1E"/>
+                <w:sz w:val="18"/>
+              </w:rPr>
+              <w:t>Variant C (Continuous Regression)</w:t>
+            </w:r>
+          </w:p>
+        </w:tc>
+        <w:tc>
+          <w:tcPr>
+            <w:tcW w:type="dxa" w:w="2016"/>
+            <w:vAlign w:val="center"/>
+            <w:tcMar>
+              <w:top w:w="120" w:type="dxa"/>
+              <w:bottom w:w="120" w:type="dxa"/>
+              <w:left w:w="140" w:type="dxa"/>
+              <w:right w:w="140" w:type="dxa"/>
+            </w:tcMar>
+            <w:shd w:fill="F7F9FC"/>
+          </w:tcPr>
+          <w:p>
+            <w:pPr>
+              <w:spacing w:before="20" w:after="20"/>
+              <w:jc w:val="center"/>
+            </w:pPr>
+            <w:r>
+              <w:rPr>
+                <w:rFonts w:ascii="Times New Roman" w:hAnsi="Times New Roman"/>
+                <w:b w:val="0"/>
+                <w:i w:val="0"/>
+                <w:color w:val="1E1E1E"/>
+                <w:sz w:val="18"/>
+              </w:rPr>
+              <w:t>68.5% [60.6%, 75.8%]</w:t>
+            </w:r>
+          </w:p>
+        </w:tc>
+        <w:tc>
+          <w:tcPr>
+            <w:tcW w:type="dxa" w:w="2016"/>
+            <w:vAlign w:val="center"/>
+            <w:tcMar>
+              <w:top w:w="120" w:type="dxa"/>
+              <w:bottom w:w="120" w:type="dxa"/>
+              <w:left w:w="140" w:type="dxa"/>
+              <w:right w:w="140" w:type="dxa"/>
+            </w:tcMar>
+            <w:shd w:fill="F7F9FC"/>
+          </w:tcPr>
+          <w:p>
+            <w:pPr>
+              <w:spacing w:before="20" w:after="20"/>
+              <w:jc w:val="center"/>
+            </w:pPr>
+            <w:r>
+              <w:rPr>
+                <w:rFonts w:ascii="Times New Roman" w:hAnsi="Times New Roman"/>
+                <w:b w:val="0"/>
+                <w:i w:val="0"/>
+                <w:color w:val="1E1E1E"/>
+                <w:sz w:val="18"/>
+              </w:rPr>
+              <w:t>72.6% [64.4%, 80.0%]</w:t>
+            </w:r>
+          </w:p>
+        </w:tc>
+        <w:tc>
+          <w:tcPr>
+            <w:tcW w:type="dxa" w:w="2016"/>
+            <w:vAlign w:val="center"/>
+            <w:tcMar>
+              <w:top w:w="120" w:type="dxa"/>
+              <w:bottom w:w="120" w:type="dxa"/>
+              <w:left w:w="140" w:type="dxa"/>
+              <w:right w:w="140" w:type="dxa"/>
+            </w:tcMar>
+            <w:shd w:fill="F7F9FC"/>
+          </w:tcPr>
+          <w:p>
+            <w:pPr>
+              <w:spacing w:before="20" w:after="20"/>
+              <w:jc w:val="center"/>
+            </w:pPr>
+            <w:r>
+              <w:rPr>
+                <w:rFonts w:ascii="Times New Roman" w:hAnsi="Times New Roman"/>
+                <w:b w:val="0"/>
+                <w:i w:val="0"/>
+                <w:color w:val="1E1E1E"/>
+                <w:sz w:val="18"/>
+              </w:rPr>
+              <w:t>0.7044 [0.6370, 0.7638]</w:t>
+            </w:r>
+          </w:p>
+        </w:tc>
+      </w:tr>
+      <w:tr>
+        <w:tc>
+          <w:tcPr>
+            <w:tcW w:type="dxa" w:w="2016"/>
+            <w:vAlign w:val="center"/>
+            <w:tcMar>
+              <w:top w:w="120" w:type="dxa"/>
+              <w:bottom w:w="120" w:type="dxa"/>
+              <w:left w:w="140" w:type="dxa"/>
+              <w:right w:w="140" w:type="dxa"/>
+            </w:tcMar>
+            <w:shd w:fill="FFFFFF"/>
+          </w:tcPr>
+          <w:p>
+            <w:pPr>
+              <w:spacing w:before="20" w:after="20"/>
+              <w:jc w:val="left"/>
+            </w:pPr>
+          </w:p>
+        </w:tc>
+        <w:tc>
+          <w:tcPr>
+            <w:tcW w:type="dxa" w:w="2016"/>
+            <w:vAlign w:val="center"/>
+            <w:tcMar>
+              <w:top w:w="120" w:type="dxa"/>
+              <w:bottom w:w="120" w:type="dxa"/>
+              <w:left w:w="140" w:type="dxa"/>
+              <w:right w:w="140" w:type="dxa"/>
+            </w:tcMar>
+            <w:shd w:fill="FFFFFF"/>
+          </w:tcPr>
+          <w:p>
+            <w:pPr>
+              <w:spacing w:before="20" w:after="20"/>
+              <w:jc w:val="center"/>
+            </w:pPr>
+            <w:r>
+              <w:rPr>
+                <w:rFonts w:ascii="Times New Roman" w:hAnsi="Times New Roman"/>
+                <w:b/>
+                <w:i w:val="0"/>
+                <w:color w:val="1E1E1E"/>
+                <w:sz w:val="18"/>
+              </w:rPr>
+              <w:t>Variant CORN (Conditional Ordinal)</w:t>
+            </w:r>
+          </w:p>
+        </w:tc>
+        <w:tc>
+          <w:tcPr>
+            <w:tcW w:type="dxa" w:w="2016"/>
+            <w:vAlign w:val="center"/>
+            <w:tcMar>
+              <w:top w:w="120" w:type="dxa"/>
+              <w:bottom w:w="120" w:type="dxa"/>
+              <w:left w:w="140" w:type="dxa"/>
+              <w:right w:w="140" w:type="dxa"/>
+            </w:tcMar>
+            <w:shd w:fill="FFFFFF"/>
+          </w:tcPr>
+          <w:p>
+            <w:pPr>
+              <w:spacing w:before="20" w:after="20"/>
+              <w:jc w:val="center"/>
+            </w:pPr>
+            <w:r>
+              <w:rPr>
+                <w:rFonts w:ascii="Times New Roman" w:hAnsi="Times New Roman"/>
+                <w:b/>
+                <w:i w:val="0"/>
+                <w:color w:val="1E1E1E"/>
+                <w:sz w:val="18"/>
+              </w:rPr>
+              <w:t>28.0%</w:t>
+            </w:r>
+            <w:r>
+              <w:rPr>
+                <w:rFonts w:ascii="Times New Roman" w:hAnsi="Times New Roman"/>
+                <w:b w:val="0"/>
+                <w:i w:val="0"/>
+                <w:color w:val="1E1E1E"/>
+                <w:sz w:val="18"/>
+              </w:rPr>
+              <w:t xml:space="preserve"> [21.1%, 35.3%]</w:t>
+            </w:r>
+          </w:p>
+        </w:tc>
+        <w:tc>
+          <w:tcPr>
+            <w:tcW w:type="dxa" w:w="2016"/>
+            <w:vAlign w:val="center"/>
+            <w:tcMar>
+              <w:top w:w="120" w:type="dxa"/>
+              <w:bottom w:w="120" w:type="dxa"/>
+              <w:left w:w="140" w:type="dxa"/>
+              <w:right w:w="140" w:type="dxa"/>
+            </w:tcMar>
+            <w:shd w:fill="FFFFFF"/>
+          </w:tcPr>
+          <w:p>
+            <w:pPr>
+              <w:spacing w:before="20" w:after="20"/>
+              <w:jc w:val="center"/>
+            </w:pPr>
+            <w:r>
+              <w:rPr>
+                <w:rFonts w:ascii="Times New Roman" w:hAnsi="Times New Roman"/>
+                <w:b/>
+                <w:i w:val="0"/>
+                <w:color w:val="1E1E1E"/>
+                <w:sz w:val="18"/>
+              </w:rPr>
+              <w:t>81.0%</w:t>
+            </w:r>
+            <w:r>
+              <w:rPr>
+                <w:rFonts w:ascii="Times New Roman" w:hAnsi="Times New Roman"/>
+                <w:b w:val="0"/>
+                <w:i w:val="0"/>
+                <w:color w:val="1E1E1E"/>
+                <w:sz w:val="18"/>
+              </w:rPr>
+              <w:t xml:space="preserve"> [69.8%, 91.3%]</w:t>
+            </w:r>
+          </w:p>
+        </w:tc>
+        <w:tc>
+          <w:tcPr>
+            <w:tcW w:type="dxa" w:w="2016"/>
+            <w:vAlign w:val="center"/>
+            <w:tcMar>
+              <w:top w:w="120" w:type="dxa"/>
+              <w:bottom w:w="120" w:type="dxa"/>
+              <w:left w:w="140" w:type="dxa"/>
+              <w:right w:w="140" w:type="dxa"/>
+            </w:tcMar>
+            <w:shd w:fill="FFFFFF"/>
+          </w:tcPr>
+          <w:p>
+            <w:pPr>
+              <w:spacing w:before="20" w:after="20"/>
+              <w:jc w:val="center"/>
+            </w:pPr>
+            <w:r>
+              <w:rPr>
+                <w:rFonts w:ascii="Times New Roman" w:hAnsi="Times New Roman"/>
+                <w:b/>
+                <w:i w:val="0"/>
+                <w:color w:val="1E1E1E"/>
+                <w:sz w:val="18"/>
+              </w:rPr>
+              <w:t>0.4151</w:t>
+            </w:r>
+            <w:r>
+              <w:rPr>
+                <w:rFonts w:ascii="Times New Roman" w:hAnsi="Times New Roman"/>
+                <w:b w:val="0"/>
+                <w:i w:val="0"/>
+                <w:color w:val="1E1E1E"/>
+                <w:sz w:val="18"/>
+              </w:rPr>
+              <w:t xml:space="preserve"> [0.3284, 0.5000]</w:t>
+            </w:r>
+          </w:p>
+        </w:tc>
+      </w:tr>
+      <w:tr>
+        <w:tc>
+          <w:tcPr>
+            <w:tcW w:type="dxa" w:w="2016"/>
+            <w:vAlign w:val="center"/>
+            <w:tcMar>
+              <w:top w:w="120" w:type="dxa"/>
+              <w:bottom w:w="120" w:type="dxa"/>
+              <w:left w:w="140" w:type="dxa"/>
+              <w:right w:w="140" w:type="dxa"/>
+            </w:tcMar>
+            <w:shd w:fill="F7F9FC"/>
+          </w:tcPr>
+          <w:p>
+            <w:pPr>
+              <w:spacing w:before="20" w:after="20"/>
+              <w:jc w:val="left"/>
+            </w:pPr>
+            <w:r>
+              <w:rPr>
+                <w:rFonts w:ascii="Times New Roman" w:hAnsi="Times New Roman"/>
+                <w:b/>
+                <w:i w:val="0"/>
+                <w:color w:val="1E1E1E"/>
+                <w:sz w:val="18"/>
+              </w:rPr>
+              <w:t>3 (Severe NPDR)</w:t>
+            </w:r>
+          </w:p>
+        </w:tc>
+        <w:tc>
+          <w:tcPr>
+            <w:tcW w:type="dxa" w:w="2016"/>
+            <w:vAlign w:val="center"/>
+            <w:tcMar>
+              <w:top w:w="120" w:type="dxa"/>
+              <w:bottom w:w="120" w:type="dxa"/>
+              <w:left w:w="140" w:type="dxa"/>
+              <w:right w:w="140" w:type="dxa"/>
+            </w:tcMar>
+            <w:shd w:fill="F7F9FC"/>
+          </w:tcPr>
+          <w:p>
+            <w:pPr>
+              <w:spacing w:before="20" w:after="20"/>
+              <w:jc w:val="center"/>
+            </w:pPr>
+            <w:r>
+              <w:rPr>
+                <w:rFonts w:ascii="Times New Roman" w:hAnsi="Times New Roman"/>
+                <w:b w:val="0"/>
+                <w:i w:val="0"/>
+                <w:color w:val="1E1E1E"/>
+                <w:sz w:val="18"/>
+              </w:rPr>
+              <w:t>Variant A (Softmax Baseline)</w:t>
+            </w:r>
+          </w:p>
+        </w:tc>
+        <w:tc>
+          <w:tcPr>
+            <w:tcW w:type="dxa" w:w="2016"/>
+            <w:vAlign w:val="center"/>
+            <w:tcMar>
+              <w:top w:w="120" w:type="dxa"/>
+              <w:bottom w:w="120" w:type="dxa"/>
+              <w:left w:w="140" w:type="dxa"/>
+              <w:right w:w="140" w:type="dxa"/>
+            </w:tcMar>
+            <w:shd w:fill="F7F9FC"/>
+          </w:tcPr>
+          <w:p>
+            <w:pPr>
+              <w:spacing w:before="20" w:after="20"/>
+              <w:jc w:val="center"/>
+            </w:pPr>
+            <w:r>
+              <w:rPr>
+                <w:rFonts w:ascii="Times New Roman" w:hAnsi="Times New Roman"/>
+                <w:b w:val="0"/>
+                <w:i w:val="0"/>
+                <w:color w:val="1E1E1E"/>
+                <w:sz w:val="18"/>
+              </w:rPr>
+              <w:t>41.7% [23.3%, 60.0%]</w:t>
+            </w:r>
+          </w:p>
+        </w:tc>
+        <w:tc>
+          <w:tcPr>
+            <w:tcW w:type="dxa" w:w="2016"/>
+            <w:vAlign w:val="center"/>
+            <w:tcMar>
+              <w:top w:w="120" w:type="dxa"/>
+              <w:bottom w:w="120" w:type="dxa"/>
+              <w:left w:w="140" w:type="dxa"/>
+              <w:right w:w="140" w:type="dxa"/>
+            </w:tcMar>
+            <w:shd w:fill="F7F9FC"/>
+          </w:tcPr>
+          <w:p>
+            <w:pPr>
+              <w:spacing w:before="20" w:after="20"/>
+              <w:jc w:val="center"/>
+            </w:pPr>
+            <w:r>
+              <w:rPr>
+                <w:rFonts w:ascii="Times New Roman" w:hAnsi="Times New Roman"/>
+                <w:b w:val="0"/>
+                <w:i w:val="0"/>
+                <w:color w:val="1E1E1E"/>
+                <w:sz w:val="18"/>
+              </w:rPr>
+              <w:t>35.4% [20.0%, 51.6%]</w:t>
+            </w:r>
+          </w:p>
+        </w:tc>
+        <w:tc>
+          <w:tcPr>
+            <w:tcW w:type="dxa" w:w="2016"/>
+            <w:vAlign w:val="center"/>
+            <w:tcMar>
+              <w:top w:w="120" w:type="dxa"/>
+              <w:bottom w:w="120" w:type="dxa"/>
+              <w:left w:w="140" w:type="dxa"/>
+              <w:right w:w="140" w:type="dxa"/>
+            </w:tcMar>
+            <w:shd w:fill="F7F9FC"/>
+          </w:tcPr>
+          <w:p>
+            <w:pPr>
+              <w:spacing w:before="20" w:after="20"/>
+              <w:jc w:val="center"/>
+            </w:pPr>
+            <w:r>
+              <w:rPr>
+                <w:rFonts w:ascii="Times New Roman" w:hAnsi="Times New Roman"/>
+                <w:b w:val="0"/>
+                <w:i w:val="0"/>
+                <w:color w:val="1E1E1E"/>
+                <w:sz w:val="18"/>
+              </w:rPr>
+              <w:t>0.3791 [0.2221, 0.5313]</w:t>
+            </w:r>
+          </w:p>
+        </w:tc>
+      </w:tr>
+      <w:tr>
+        <w:tc>
+          <w:tcPr>
+            <w:tcW w:type="dxa" w:w="2016"/>
+            <w:vAlign w:val="center"/>
+            <w:tcMar>
+              <w:top w:w="120" w:type="dxa"/>
+              <w:bottom w:w="120" w:type="dxa"/>
+              <w:left w:w="140" w:type="dxa"/>
+              <w:right w:w="140" w:type="dxa"/>
+            </w:tcMar>
+            <w:shd w:fill="FFFFFF"/>
+          </w:tcPr>
+          <w:p>
+            <w:pPr>
+              <w:spacing w:before="20" w:after="20"/>
+              <w:jc w:val="left"/>
+            </w:pPr>
+          </w:p>
+        </w:tc>
+        <w:tc>
+          <w:tcPr>
+            <w:tcW w:type="dxa" w:w="2016"/>
+            <w:vAlign w:val="center"/>
+            <w:tcMar>
+              <w:top w:w="120" w:type="dxa"/>
+              <w:bottom w:w="120" w:type="dxa"/>
+              <w:left w:w="140" w:type="dxa"/>
+              <w:right w:w="140" w:type="dxa"/>
+            </w:tcMar>
+            <w:shd w:fill="FFFFFF"/>
+          </w:tcPr>
+          <w:p>
+            <w:pPr>
+              <w:spacing w:before="20" w:after="20"/>
+              <w:jc w:val="center"/>
+            </w:pPr>
+            <w:r>
+              <w:rPr>
+                <w:rFonts w:ascii="Times New Roman" w:hAnsi="Times New Roman"/>
+                <w:b w:val="0"/>
+                <w:i w:val="0"/>
+                <w:color w:val="1E1E1E"/>
+                <w:sz w:val="18"/>
+              </w:rPr>
+              <w:t>Variant B (CORAL Ordinal)</w:t>
+            </w:r>
+          </w:p>
+        </w:tc>
+        <w:tc>
+          <w:tcPr>
+            <w:tcW w:type="dxa" w:w="2016"/>
+            <w:vAlign w:val="center"/>
+            <w:tcMar>
+              <w:top w:w="120" w:type="dxa"/>
+              <w:bottom w:w="120" w:type="dxa"/>
+              <w:left w:w="140" w:type="dxa"/>
+              <w:right w:w="140" w:type="dxa"/>
+            </w:tcMar>
+            <w:shd w:fill="FFFFFF"/>
+          </w:tcPr>
+          <w:p>
+            <w:pPr>
+              <w:spacing w:before="20" w:after="20"/>
+              <w:jc w:val="center"/>
+            </w:pPr>
+            <w:r>
+              <w:rPr>
+                <w:rFonts w:ascii="Times New Roman" w:hAnsi="Times New Roman"/>
+                <w:b w:val="0"/>
+                <w:i w:val="0"/>
+                <w:color w:val="1E1E1E"/>
+                <w:sz w:val="18"/>
+              </w:rPr>
+              <w:t>0.0% [0.0%, 0.0%]</w:t>
+            </w:r>
+          </w:p>
+        </w:tc>
+        <w:tc>
+          <w:tcPr>
+            <w:tcW w:type="dxa" w:w="2016"/>
+            <w:vAlign w:val="center"/>
+            <w:tcMar>
+              <w:top w:w="120" w:type="dxa"/>
+              <w:bottom w:w="120" w:type="dxa"/>
+              <w:left w:w="140" w:type="dxa"/>
+              <w:right w:w="140" w:type="dxa"/>
+            </w:tcMar>
+            <w:shd w:fill="FFFFFF"/>
+          </w:tcPr>
+          <w:p>
+            <w:pPr>
+              <w:spacing w:before="20" w:after="20"/>
+              <w:jc w:val="center"/>
+            </w:pPr>
+            <w:r>
+              <w:rPr>
+                <w:rFonts w:ascii="Times New Roman" w:hAnsi="Times New Roman"/>
+                <w:b w:val="0"/>
+                <w:i w:val="0"/>
+                <w:color w:val="1E1E1E"/>
+                <w:sz w:val="18"/>
+              </w:rPr>
+              <w:t>0.0% [0.0%, 0.0%]</w:t>
+            </w:r>
+          </w:p>
+        </w:tc>
+        <w:tc>
+          <w:tcPr>
+            <w:tcW w:type="dxa" w:w="2016"/>
+            <w:vAlign w:val="center"/>
+            <w:tcMar>
+              <w:top w:w="120" w:type="dxa"/>
+              <w:bottom w:w="120" w:type="dxa"/>
+              <w:left w:w="140" w:type="dxa"/>
+              <w:right w:w="140" w:type="dxa"/>
+            </w:tcMar>
+            <w:shd w:fill="FFFFFF"/>
+          </w:tcPr>
+          <w:p>
+            <w:pPr>
+              <w:spacing w:before="20" w:after="20"/>
+              <w:jc w:val="center"/>
+            </w:pPr>
+            <w:r>
+              <w:rPr>
+                <w:rFonts w:ascii="Times New Roman" w:hAnsi="Times New Roman"/>
+                <w:b w:val="0"/>
+                <w:i w:val="0"/>
+                <w:color w:val="1E1E1E"/>
+                <w:sz w:val="18"/>
+              </w:rPr>
+              <w:t>0.0000 [0.0000, 0.0000]</w:t>
+            </w:r>
+          </w:p>
+        </w:tc>
+      </w:tr>
+      <w:tr>
+        <w:tc>
+          <w:tcPr>
+            <w:tcW w:type="dxa" w:w="2016"/>
+            <w:vAlign w:val="center"/>
+            <w:tcMar>
+              <w:top w:w="120" w:type="dxa"/>
+              <w:bottom w:w="120" w:type="dxa"/>
+              <w:left w:w="140" w:type="dxa"/>
+              <w:right w:w="140" w:type="dxa"/>
+            </w:tcMar>
+            <w:shd w:fill="F7F9FC"/>
+          </w:tcPr>
+          <w:p>
+            <w:pPr>
+              <w:spacing w:before="20" w:after="20"/>
+              <w:jc w:val="left"/>
+            </w:pPr>
+          </w:p>
+        </w:tc>
+        <w:tc>
+          <w:tcPr>
+            <w:tcW w:type="dxa" w:w="2016"/>
+            <w:vAlign w:val="center"/>
+            <w:tcMar>
+              <w:top w:w="120" w:type="dxa"/>
+              <w:bottom w:w="120" w:type="dxa"/>
+              <w:left w:w="140" w:type="dxa"/>
+              <w:right w:w="140" w:type="dxa"/>
+            </w:tcMar>
+            <w:shd w:fill="F7F9FC"/>
+          </w:tcPr>
+          <w:p>
+            <w:pPr>
+              <w:spacing w:before="20" w:after="20"/>
+              <w:jc w:val="center"/>
+            </w:pPr>
+            <w:r>
+              <w:rPr>
+                <w:rFonts w:ascii="Times New Roman" w:hAnsi="Times New Roman"/>
+                <w:b w:val="0"/>
+                <w:i w:val="0"/>
+                <w:color w:val="1E1E1E"/>
+                <w:sz w:val="18"/>
+              </w:rPr>
+              <w:t>Variant C (Continuous Regression)</w:t>
+            </w:r>
+          </w:p>
+        </w:tc>
+        <w:tc>
+          <w:tcPr>
+            <w:tcW w:type="dxa" w:w="2016"/>
+            <w:vAlign w:val="center"/>
+            <w:tcMar>
+              <w:top w:w="120" w:type="dxa"/>
+              <w:bottom w:w="120" w:type="dxa"/>
+              <w:left w:w="140" w:type="dxa"/>
+              <w:right w:w="140" w:type="dxa"/>
+            </w:tcMar>
+            <w:shd w:fill="F7F9FC"/>
+          </w:tcPr>
+          <w:p>
+            <w:pPr>
+              <w:spacing w:before="20" w:after="20"/>
+              <w:jc w:val="center"/>
+            </w:pPr>
+            <w:r>
+              <w:rPr>
+                <w:rFonts w:ascii="Times New Roman" w:hAnsi="Times New Roman"/>
+                <w:b w:val="0"/>
+                <w:i w:val="0"/>
+                <w:color w:val="1E1E1E"/>
+                <w:sz w:val="18"/>
+              </w:rPr>
+              <w:t>38.4% [20.0%, 56.8%]</w:t>
+            </w:r>
+          </w:p>
+        </w:tc>
+        <w:tc>
+          <w:tcPr>
+            <w:tcW w:type="dxa" w:w="2016"/>
+            <w:vAlign w:val="center"/>
+            <w:tcMar>
+              <w:top w:w="120" w:type="dxa"/>
+              <w:bottom w:w="120" w:type="dxa"/>
+              <w:left w:w="140" w:type="dxa"/>
+              <w:right w:w="140" w:type="dxa"/>
+            </w:tcMar>
+            <w:shd w:fill="F7F9FC"/>
+          </w:tcPr>
+          <w:p>
+            <w:pPr>
+              <w:spacing w:before="20" w:after="20"/>
+              <w:jc w:val="center"/>
+            </w:pPr>
+            <w:r>
+              <w:rPr>
+                <w:rFonts w:ascii="Times New Roman" w:hAnsi="Times New Roman"/>
+                <w:b w:val="0"/>
+                <w:i w:val="0"/>
+                <w:color w:val="1E1E1E"/>
+                <w:sz w:val="18"/>
+              </w:rPr>
+              <w:t>19.1% [9.2%, 29.0%]</w:t>
+            </w:r>
+          </w:p>
+        </w:tc>
+        <w:tc>
+          <w:tcPr>
+            <w:tcW w:type="dxa" w:w="2016"/>
+            <w:vAlign w:val="center"/>
+            <w:tcMar>
+              <w:top w:w="120" w:type="dxa"/>
+              <w:bottom w:w="120" w:type="dxa"/>
+              <w:left w:w="140" w:type="dxa"/>
+              <w:right w:w="140" w:type="dxa"/>
+            </w:tcMar>
+            <w:shd w:fill="F7F9FC"/>
+          </w:tcPr>
+          <w:p>
+            <w:pPr>
+              <w:spacing w:before="20" w:after="20"/>
+              <w:jc w:val="center"/>
+            </w:pPr>
+            <w:r>
+              <w:rPr>
+                <w:rFonts w:ascii="Times New Roman" w:hAnsi="Times New Roman"/>
+                <w:b w:val="0"/>
+                <w:i w:val="0"/>
+                <w:color w:val="1E1E1E"/>
+                <w:sz w:val="18"/>
+              </w:rPr>
+              <w:t>0.2528 [0.1333, 0.3704]</w:t>
+            </w:r>
+          </w:p>
+        </w:tc>
+      </w:tr>
+      <w:tr>
+        <w:tc>
+          <w:tcPr>
+            <w:tcW w:type="dxa" w:w="2016"/>
+            <w:vAlign w:val="center"/>
+            <w:tcMar>
+              <w:top w:w="120" w:type="dxa"/>
+              <w:bottom w:w="120" w:type="dxa"/>
+              <w:left w:w="140" w:type="dxa"/>
+              <w:right w:w="140" w:type="dxa"/>
+            </w:tcMar>
+            <w:shd w:fill="FFFFFF"/>
+          </w:tcPr>
+          <w:p>
+            <w:pPr>
+              <w:spacing w:before="20" w:after="20"/>
+              <w:jc w:val="left"/>
+            </w:pPr>
+          </w:p>
+        </w:tc>
+        <w:tc>
+          <w:tcPr>
+            <w:tcW w:type="dxa" w:w="2016"/>
+            <w:vAlign w:val="center"/>
+            <w:tcMar>
+              <w:top w:w="120" w:type="dxa"/>
+              <w:bottom w:w="120" w:type="dxa"/>
+              <w:left w:w="140" w:type="dxa"/>
+              <w:right w:w="140" w:type="dxa"/>
+            </w:tcMar>
+            <w:shd w:fill="FFFFFF"/>
+          </w:tcPr>
+          <w:p>
+            <w:pPr>
+              <w:spacing w:before="20" w:after="20"/>
+              <w:jc w:val="center"/>
+            </w:pPr>
+            <w:r>
+              <w:rPr>
+                <w:rFonts w:ascii="Times New Roman" w:hAnsi="Times New Roman"/>
+                <w:b/>
+                <w:i w:val="0"/>
+                <w:color w:val="1E1E1E"/>
+                <w:sz w:val="18"/>
+              </w:rPr>
+              <w:t>Variant CORN (Conditional Ordinal)</w:t>
+            </w:r>
+          </w:p>
+        </w:tc>
+        <w:tc>
+          <w:tcPr>
+            <w:tcW w:type="dxa" w:w="2016"/>
+            <w:vAlign w:val="center"/>
+            <w:tcMar>
+              <w:top w:w="120" w:type="dxa"/>
+              <w:bottom w:w="120" w:type="dxa"/>
+              <w:left w:w="140" w:type="dxa"/>
+              <w:right w:w="140" w:type="dxa"/>
+            </w:tcMar>
+            <w:shd w:fill="FFFFFF"/>
+          </w:tcPr>
+          <w:p>
+            <w:pPr>
+              <w:spacing w:before="20" w:after="20"/>
+              <w:jc w:val="center"/>
+            </w:pPr>
+            <w:r>
+              <w:rPr>
+                <w:rFonts w:ascii="Times New Roman" w:hAnsi="Times New Roman"/>
+                <w:b/>
+                <w:i w:val="0"/>
+                <w:color w:val="1E1E1E"/>
+                <w:sz w:val="18"/>
+              </w:rPr>
+              <w:t>65.7%</w:t>
+            </w:r>
+            <w:r>
+              <w:rPr>
+                <w:rFonts w:ascii="Times New Roman" w:hAnsi="Times New Roman"/>
+                <w:b w:val="0"/>
+                <w:i w:val="0"/>
+                <w:color w:val="1E1E1E"/>
+                <w:sz w:val="18"/>
+              </w:rPr>
+              <w:t xml:space="preserve"> [48.3%, 82.9%]</w:t>
+            </w:r>
+          </w:p>
+        </w:tc>
+        <w:tc>
+          <w:tcPr>
+            <w:tcW w:type="dxa" w:w="2016"/>
+            <w:vAlign w:val="center"/>
+            <w:tcMar>
+              <w:top w:w="120" w:type="dxa"/>
+              <w:bottom w:w="120" w:type="dxa"/>
+              <w:left w:w="140" w:type="dxa"/>
+              <w:right w:w="140" w:type="dxa"/>
+            </w:tcMar>
+            <w:shd w:fill="FFFFFF"/>
+          </w:tcPr>
+          <w:p>
+            <w:pPr>
+              <w:spacing w:before="20" w:after="20"/>
+              <w:jc w:val="center"/>
+            </w:pPr>
+            <w:r>
+              <w:rPr>
+                <w:rFonts w:ascii="Times New Roman" w:hAnsi="Times New Roman"/>
+                <w:b/>
+                <w:i w:val="0"/>
+                <w:color w:val="1E1E1E"/>
+                <w:sz w:val="18"/>
+              </w:rPr>
+              <w:t>17.3%</w:t>
+            </w:r>
+            <w:r>
+              <w:rPr>
+                <w:rFonts w:ascii="Times New Roman" w:hAnsi="Times New Roman"/>
+                <w:b w:val="0"/>
+                <w:i w:val="0"/>
+                <w:color w:val="1E1E1E"/>
+                <w:sz w:val="18"/>
+              </w:rPr>
+              <w:t xml:space="preserve"> [10.6%, 24.8%]</w:t>
+            </w:r>
+          </w:p>
+        </w:tc>
+        <w:tc>
+          <w:tcPr>
+            <w:tcW w:type="dxa" w:w="2016"/>
+            <w:vAlign w:val="center"/>
+            <w:tcMar>
+              <w:top w:w="120" w:type="dxa"/>
+              <w:bottom w:w="120" w:type="dxa"/>
+              <w:left w:w="140" w:type="dxa"/>
+              <w:right w:w="140" w:type="dxa"/>
+            </w:tcMar>
+            <w:shd w:fill="FFFFFF"/>
+          </w:tcPr>
+          <w:p>
+            <w:pPr>
+              <w:spacing w:before="20" w:after="20"/>
+              <w:jc w:val="center"/>
+            </w:pPr>
+            <w:r>
+              <w:rPr>
+                <w:rFonts w:ascii="Times New Roman" w:hAnsi="Times New Roman"/>
+                <w:b/>
+                <w:i w:val="0"/>
+                <w:color w:val="1E1E1E"/>
+                <w:sz w:val="18"/>
+              </w:rPr>
+              <w:t>0.2724</w:t>
+            </w:r>
+            <w:r>
+              <w:rPr>
+                <w:rFonts w:ascii="Times New Roman" w:hAnsi="Times New Roman"/>
+                <w:b w:val="0"/>
+                <w:i w:val="0"/>
+                <w:color w:val="1E1E1E"/>
+                <w:sz w:val="18"/>
+              </w:rPr>
+              <w:t xml:space="preserve"> [0.1746, 0.3735]</w:t>
+            </w:r>
+          </w:p>
+        </w:tc>
+      </w:tr>
+      <w:tr>
+        <w:tc>
+          <w:tcPr>
+            <w:tcW w:type="dxa" w:w="2016"/>
+            <w:vAlign w:val="center"/>
+            <w:tcMar>
+              <w:top w:w="120" w:type="dxa"/>
+              <w:bottom w:w="120" w:type="dxa"/>
+              <w:left w:w="140" w:type="dxa"/>
+              <w:right w:w="140" w:type="dxa"/>
+            </w:tcMar>
+            <w:shd w:fill="F7F9FC"/>
+          </w:tcPr>
+          <w:p>
+            <w:pPr>
+              <w:spacing w:before="20" w:after="20"/>
+              <w:jc w:val="left"/>
+            </w:pPr>
+            <w:r>
+              <w:rPr>
+                <w:rFonts w:ascii="Times New Roman" w:hAnsi="Times New Roman"/>
+                <w:b/>
+                <w:i w:val="0"/>
+                <w:color w:val="1E1E1E"/>
+                <w:sz w:val="18"/>
+              </w:rPr>
+              <w:t>4 (Proliferative DR)</w:t>
+            </w:r>
+          </w:p>
+        </w:tc>
+        <w:tc>
+          <w:tcPr>
+            <w:tcW w:type="dxa" w:w="2016"/>
+            <w:vAlign w:val="center"/>
+            <w:tcMar>
+              <w:top w:w="120" w:type="dxa"/>
+              <w:bottom w:w="120" w:type="dxa"/>
+              <w:left w:w="140" w:type="dxa"/>
+              <w:right w:w="140" w:type="dxa"/>
+            </w:tcMar>
+            <w:shd w:fill="F7F9FC"/>
+          </w:tcPr>
+          <w:p>
+            <w:pPr>
+              <w:spacing w:before="20" w:after="20"/>
+              <w:jc w:val="center"/>
+            </w:pPr>
+            <w:r>
+              <w:rPr>
+                <w:rFonts w:ascii="Times New Roman" w:hAnsi="Times New Roman"/>
+                <w:b w:val="0"/>
+                <w:i w:val="0"/>
+                <w:color w:val="1E1E1E"/>
+                <w:sz w:val="18"/>
+              </w:rPr>
+              <w:t>Variant A (Softmax Baseline)</w:t>
+            </w:r>
+          </w:p>
+        </w:tc>
+        <w:tc>
+          <w:tcPr>
+            <w:tcW w:type="dxa" w:w="2016"/>
+            <w:vAlign w:val="center"/>
+            <w:tcMar>
+              <w:top w:w="120" w:type="dxa"/>
+              <w:bottom w:w="120" w:type="dxa"/>
+              <w:left w:w="140" w:type="dxa"/>
+              <w:right w:w="140" w:type="dxa"/>
+            </w:tcMar>
+            <w:shd w:fill="F7F9FC"/>
+          </w:tcPr>
+          <w:p>
+            <w:pPr>
+              <w:spacing w:before="20" w:after="20"/>
+              <w:jc w:val="center"/>
+            </w:pPr>
+            <w:r>
+              <w:rPr>
+                <w:rFonts w:ascii="Times New Roman" w:hAnsi="Times New Roman"/>
+                <w:b w:val="0"/>
+                <w:i w:val="0"/>
+                <w:color w:val="1E1E1E"/>
+                <w:sz w:val="18"/>
+              </w:rPr>
+              <w:t>52.3% [37.2%, 67.3%]</w:t>
+            </w:r>
+          </w:p>
+        </w:tc>
+        <w:tc>
+          <w:tcPr>
+            <w:tcW w:type="dxa" w:w="2016"/>
+            <w:vAlign w:val="center"/>
+            <w:tcMar>
+              <w:top w:w="120" w:type="dxa"/>
+              <w:bottom w:w="120" w:type="dxa"/>
+              <w:left w:w="140" w:type="dxa"/>
+              <w:right w:w="140" w:type="dxa"/>
+            </w:tcMar>
+            <w:shd w:fill="F7F9FC"/>
+          </w:tcPr>
+          <w:p>
+            <w:pPr>
+              <w:spacing w:before="20" w:after="20"/>
+              <w:jc w:val="center"/>
+            </w:pPr>
+            <w:r>
+              <w:rPr>
+                <w:rFonts w:ascii="Times New Roman" w:hAnsi="Times New Roman"/>
+                <w:b w:val="0"/>
+                <w:i w:val="0"/>
+                <w:color w:val="1E1E1E"/>
+                <w:sz w:val="18"/>
+              </w:rPr>
+              <w:t>51.2% [36.6%, 65.1%]</w:t>
+            </w:r>
+          </w:p>
+        </w:tc>
+        <w:tc>
+          <w:tcPr>
+            <w:tcW w:type="dxa" w:w="2016"/>
+            <w:vAlign w:val="center"/>
+            <w:tcMar>
+              <w:top w:w="120" w:type="dxa"/>
+              <w:bottom w:w="120" w:type="dxa"/>
+              <w:left w:w="140" w:type="dxa"/>
+              <w:right w:w="140" w:type="dxa"/>
+            </w:tcMar>
+            <w:shd w:fill="F7F9FC"/>
+          </w:tcPr>
+          <w:p>
+            <w:pPr>
+              <w:spacing w:before="20" w:after="20"/>
+              <w:jc w:val="center"/>
+            </w:pPr>
+            <w:r>
+              <w:rPr>
+                <w:rFonts w:ascii="Times New Roman" w:hAnsi="Times New Roman"/>
+                <w:b w:val="0"/>
+                <w:i w:val="0"/>
+                <w:color w:val="1E1E1E"/>
+                <w:sz w:val="18"/>
+              </w:rPr>
+              <w:t>0.5147 [0.3830, 0.6377]</w:t>
+            </w:r>
+          </w:p>
+        </w:tc>
+      </w:tr>
+      <w:tr>
+        <w:tc>
+          <w:tcPr>
+            <w:tcW w:type="dxa" w:w="2016"/>
+            <w:vAlign w:val="center"/>
+            <w:tcMar>
+              <w:top w:w="120" w:type="dxa"/>
+              <w:bottom w:w="120" w:type="dxa"/>
+              <w:left w:w="140" w:type="dxa"/>
+              <w:right w:w="140" w:type="dxa"/>
+            </w:tcMar>
+            <w:shd w:fill="FFFFFF"/>
+          </w:tcPr>
+          <w:p>
+            <w:pPr>
+              <w:spacing w:before="20" w:after="20"/>
+              <w:jc w:val="left"/>
+            </w:pPr>
+          </w:p>
+        </w:tc>
+        <w:tc>
+          <w:tcPr>
+            <w:tcW w:type="dxa" w:w="2016"/>
+            <w:vAlign w:val="center"/>
+            <w:tcMar>
+              <w:top w:w="120" w:type="dxa"/>
+              <w:bottom w:w="120" w:type="dxa"/>
+              <w:left w:w="140" w:type="dxa"/>
+              <w:right w:w="140" w:type="dxa"/>
+            </w:tcMar>
+            <w:shd w:fill="FFFFFF"/>
+          </w:tcPr>
+          <w:p>
+            <w:pPr>
+              <w:spacing w:before="20" w:after="20"/>
+              <w:jc w:val="center"/>
+            </w:pPr>
+            <w:r>
+              <w:rPr>
+                <w:rFonts w:ascii="Times New Roman" w:hAnsi="Times New Roman"/>
+                <w:b w:val="0"/>
+                <w:i w:val="0"/>
+                <w:color w:val="1E1E1E"/>
+                <w:sz w:val="18"/>
+              </w:rPr>
+              <w:t>Variant B (CORAL Ordinal)</w:t>
+            </w:r>
+          </w:p>
+        </w:tc>
+        <w:tc>
+          <w:tcPr>
+            <w:tcW w:type="dxa" w:w="2016"/>
+            <w:vAlign w:val="center"/>
+            <w:tcMar>
+              <w:top w:w="120" w:type="dxa"/>
+              <w:bottom w:w="120" w:type="dxa"/>
+              <w:left w:w="140" w:type="dxa"/>
+              <w:right w:w="140" w:type="dxa"/>
+            </w:tcMar>
+            <w:shd w:fill="FFFFFF"/>
+          </w:tcPr>
+          <w:p>
+            <w:pPr>
+              <w:spacing w:before="20" w:after="20"/>
+              <w:jc w:val="center"/>
+            </w:pPr>
+            <w:r>
+              <w:rPr>
+                <w:rFonts w:ascii="Times New Roman" w:hAnsi="Times New Roman"/>
+                <w:b w:val="0"/>
+                <w:i w:val="0"/>
+                <w:color w:val="1E1E1E"/>
+                <w:sz w:val="18"/>
+              </w:rPr>
+              <w:t>86.3% [75.6%, 95.1%]</w:t>
+            </w:r>
+          </w:p>
+        </w:tc>
+        <w:tc>
+          <w:tcPr>
+            <w:tcW w:type="dxa" w:w="2016"/>
+            <w:vAlign w:val="center"/>
+            <w:tcMar>
+              <w:top w:w="120" w:type="dxa"/>
+              <w:bottom w:w="120" w:type="dxa"/>
+              <w:left w:w="140" w:type="dxa"/>
+              <w:right w:w="140" w:type="dxa"/>
+            </w:tcMar>
+            <w:shd w:fill="FFFFFF"/>
+          </w:tcPr>
+          <w:p>
+            <w:pPr>
+              <w:spacing w:before="20" w:after="20"/>
+              <w:jc w:val="center"/>
+            </w:pPr>
+            <w:r>
+              <w:rPr>
+                <w:rFonts w:ascii="Times New Roman" w:hAnsi="Times New Roman"/>
+                <w:b w:val="0"/>
+                <w:i w:val="0"/>
+                <w:color w:val="1E1E1E"/>
+                <w:sz w:val="18"/>
+              </w:rPr>
+              <w:t>23.6% [17.2%, 30.2%]</w:t>
+            </w:r>
+          </w:p>
+        </w:tc>
+        <w:tc>
+          <w:tcPr>
+            <w:tcW w:type="dxa" w:w="2016"/>
+            <w:vAlign w:val="center"/>
+            <w:tcMar>
+              <w:top w:w="120" w:type="dxa"/>
+              <w:bottom w:w="120" w:type="dxa"/>
+              <w:left w:w="140" w:type="dxa"/>
+              <w:right w:w="140" w:type="dxa"/>
+            </w:tcMar>
+            <w:shd w:fill="FFFFFF"/>
+          </w:tcPr>
+          <w:p>
+            <w:pPr>
+              <w:spacing w:before="20" w:after="20"/>
+              <w:jc w:val="center"/>
+            </w:pPr>
+            <w:r>
+              <w:rPr>
+                <w:rFonts w:ascii="Times New Roman" w:hAnsi="Times New Roman"/>
+                <w:b w:val="0"/>
+                <w:i w:val="0"/>
+                <w:color w:val="1E1E1E"/>
+                <w:sz w:val="18"/>
+              </w:rPr>
+              <w:t>0.3692 [0.2857, 0.4502]</w:t>
+            </w:r>
+          </w:p>
+        </w:tc>
+      </w:tr>
+      <w:tr>
+        <w:tc>
+          <w:tcPr>
+            <w:tcW w:type="dxa" w:w="2016"/>
+            <w:vAlign w:val="center"/>
+            <w:tcMar>
+              <w:top w:w="120" w:type="dxa"/>
+              <w:bottom w:w="120" w:type="dxa"/>
+              <w:left w:w="140" w:type="dxa"/>
+              <w:right w:w="140" w:type="dxa"/>
+            </w:tcMar>
+            <w:shd w:fill="F7F9FC"/>
+          </w:tcPr>
+          <w:p>
+            <w:pPr>
+              <w:spacing w:before="20" w:after="20"/>
+              <w:jc w:val="left"/>
+            </w:pPr>
+          </w:p>
+        </w:tc>
+        <w:tc>
+          <w:tcPr>
+            <w:tcW w:type="dxa" w:w="2016"/>
+            <w:vAlign w:val="center"/>
+            <w:tcMar>
+              <w:top w:w="120" w:type="dxa"/>
+              <w:bottom w:w="120" w:type="dxa"/>
+              <w:left w:w="140" w:type="dxa"/>
+              <w:right w:w="140" w:type="dxa"/>
+            </w:tcMar>
+            <w:shd w:fill="F7F9FC"/>
+          </w:tcPr>
+          <w:p>
+            <w:pPr>
+              <w:spacing w:before="20" w:after="20"/>
+              <w:jc w:val="center"/>
+            </w:pPr>
+            <w:r>
+              <w:rPr>
+                <w:rFonts w:ascii="Times New Roman" w:hAnsi="Times New Roman"/>
+                <w:b w:val="0"/>
+                <w:i w:val="0"/>
+                <w:color w:val="1E1E1E"/>
+                <w:sz w:val="18"/>
+              </w:rPr>
+              <w:t>Variant C (Continuous Regression)</w:t>
+            </w:r>
+          </w:p>
+        </w:tc>
+        <w:tc>
+          <w:tcPr>
+            <w:tcW w:type="dxa" w:w="2016"/>
+            <w:vAlign w:val="center"/>
+            <w:tcMar>
+              <w:top w:w="120" w:type="dxa"/>
+              <w:bottom w:w="120" w:type="dxa"/>
+              <w:left w:w="140" w:type="dxa"/>
+              <w:right w:w="140" w:type="dxa"/>
+            </w:tcMar>
+            <w:shd w:fill="F7F9FC"/>
+          </w:tcPr>
+          <w:p>
+            <w:pPr>
+              <w:spacing w:before="20" w:after="20"/>
+              <w:jc w:val="center"/>
+            </w:pPr>
+            <w:r>
+              <w:rPr>
+                <w:rFonts w:ascii="Times New Roman" w:hAnsi="Times New Roman"/>
+                <w:b w:val="0"/>
+                <w:i w:val="0"/>
+                <w:color w:val="1E1E1E"/>
+                <w:sz w:val="18"/>
+              </w:rPr>
+              <w:t>27.1% [14.3%, 41.7%]</w:t>
+            </w:r>
+          </w:p>
+        </w:tc>
+        <w:tc>
+          <w:tcPr>
+            <w:tcW w:type="dxa" w:w="2016"/>
+            <w:vAlign w:val="center"/>
+            <w:tcMar>
+              <w:top w:w="120" w:type="dxa"/>
+              <w:bottom w:w="120" w:type="dxa"/>
+              <w:left w:w="140" w:type="dxa"/>
+              <w:right w:w="140" w:type="dxa"/>
+            </w:tcMar>
+            <w:shd w:fill="F7F9FC"/>
+          </w:tcPr>
+          <w:p>
+            <w:pPr>
+              <w:spacing w:before="20" w:after="20"/>
+              <w:jc w:val="center"/>
+            </w:pPr>
+            <w:r>
+              <w:rPr>
+                <w:rFonts w:ascii="Times New Roman" w:hAnsi="Times New Roman"/>
+                <w:b w:val="0"/>
+                <w:i w:val="0"/>
+                <w:color w:val="1E1E1E"/>
+                <w:sz w:val="18"/>
+              </w:rPr>
+              <w:t>54.6% [33.3%, 75.0%]</w:t>
+            </w:r>
+          </w:p>
+        </w:tc>
+        <w:tc>
+          <w:tcPr>
+            <w:tcW w:type="dxa" w:w="2016"/>
+            <w:vAlign w:val="center"/>
+            <w:tcMar>
+              <w:top w:w="120" w:type="dxa"/>
+              <w:bottom w:w="120" w:type="dxa"/>
+              <w:left w:w="140" w:type="dxa"/>
+              <w:right w:w="140" w:type="dxa"/>
+            </w:tcMar>
+            <w:shd w:fill="F7F9FC"/>
+          </w:tcPr>
+          <w:p>
+            <w:pPr>
+              <w:spacing w:before="20" w:after="20"/>
+              <w:jc w:val="center"/>
+            </w:pPr>
+            <w:r>
+              <w:rPr>
+                <w:rFonts w:ascii="Times New Roman" w:hAnsi="Times New Roman"/>
+                <w:b w:val="0"/>
+                <w:i w:val="0"/>
+                <w:color w:val="1E1E1E"/>
+                <w:sz w:val="18"/>
+              </w:rPr>
+              <w:t>0.3589 [0.2034, 0.5067]</w:t>
+            </w:r>
+          </w:p>
+        </w:tc>
+      </w:tr>
+      <w:tr>
+        <w:tc>
+          <w:tcPr>
+            <w:tcW w:type="dxa" w:w="2016"/>
+            <w:vAlign w:val="center"/>
+            <w:tcMar>
+              <w:top w:w="120" w:type="dxa"/>
+              <w:bottom w:w="120" w:type="dxa"/>
+              <w:left w:w="140" w:type="dxa"/>
+              <w:right w:w="140" w:type="dxa"/>
+            </w:tcMar>
+            <w:shd w:fill="FFFFFF"/>
+          </w:tcPr>
+          <w:p>
+            <w:pPr>
+              <w:spacing w:before="20" w:after="20"/>
+              <w:jc w:val="left"/>
+            </w:pPr>
+          </w:p>
+        </w:tc>
+        <w:tc>
+          <w:tcPr>
+            <w:tcW w:type="dxa" w:w="2016"/>
+            <w:vAlign w:val="center"/>
+            <w:tcMar>
+              <w:top w:w="120" w:type="dxa"/>
+              <w:bottom w:w="120" w:type="dxa"/>
+              <w:left w:w="140" w:type="dxa"/>
+              <w:right w:w="140" w:type="dxa"/>
+            </w:tcMar>
+            <w:shd w:fill="FFFFFF"/>
+          </w:tcPr>
+          <w:p>
+            <w:pPr>
+              <w:spacing w:before="20" w:after="20"/>
+              <w:jc w:val="center"/>
+            </w:pPr>
+            <w:r>
+              <w:rPr>
+                <w:rFonts w:ascii="Times New Roman" w:hAnsi="Times New Roman"/>
+                <w:b/>
+                <w:i w:val="0"/>
+                <w:color w:val="1E1E1E"/>
+                <w:sz w:val="18"/>
+              </w:rPr>
+              <w:t>Variant CORN (Conditional Ordinal)</w:t>
+            </w:r>
+          </w:p>
+        </w:tc>
+        <w:tc>
+          <w:tcPr>
+            <w:tcW w:type="dxa" w:w="2016"/>
+            <w:vAlign w:val="center"/>
+            <w:tcMar>
+              <w:top w:w="120" w:type="dxa"/>
+              <w:bottom w:w="120" w:type="dxa"/>
+              <w:left w:w="140" w:type="dxa"/>
+              <w:right w:w="140" w:type="dxa"/>
+            </w:tcMar>
+            <w:shd w:fill="FFFFFF"/>
+          </w:tcPr>
+          <w:p>
+            <w:pPr>
+              <w:spacing w:before="20" w:after="20"/>
+              <w:jc w:val="center"/>
+            </w:pPr>
+            <w:r>
+              <w:rPr>
+                <w:rFonts w:ascii="Times New Roman" w:hAnsi="Times New Roman"/>
+                <w:b/>
+                <w:i w:val="0"/>
+                <w:color w:val="1E1E1E"/>
+                <w:sz w:val="18"/>
+              </w:rPr>
+              <w:t>41.0%</w:t>
+            </w:r>
+            <w:r>
+              <w:rPr>
+                <w:rFonts w:ascii="Times New Roman" w:hAnsi="Times New Roman"/>
+                <w:b w:val="0"/>
+                <w:i w:val="0"/>
+                <w:color w:val="1E1E1E"/>
+                <w:sz w:val="18"/>
+              </w:rPr>
+              <w:t xml:space="preserve"> [26.2%, 55.1%]</w:t>
+            </w:r>
+          </w:p>
+        </w:tc>
+        <w:tc>
+          <w:tcPr>
+            <w:tcW w:type="dxa" w:w="2016"/>
+            <w:vAlign w:val="center"/>
+            <w:tcMar>
+              <w:top w:w="120" w:type="dxa"/>
+              <w:bottom w:w="120" w:type="dxa"/>
+              <w:left w:w="140" w:type="dxa"/>
+              <w:right w:w="140" w:type="dxa"/>
+            </w:tcMar>
+            <w:shd w:fill="FFFFFF"/>
+          </w:tcPr>
+          <w:p>
+            <w:pPr>
+              <w:spacing w:before="20" w:after="20"/>
+              <w:jc w:val="center"/>
+            </w:pPr>
+            <w:r>
+              <w:rPr>
+                <w:rFonts w:ascii="Times New Roman" w:hAnsi="Times New Roman"/>
+                <w:b/>
+                <w:i w:val="0"/>
+                <w:color w:val="1E1E1E"/>
+                <w:sz w:val="18"/>
+              </w:rPr>
+              <w:t>52.8%</w:t>
+            </w:r>
+            <w:r>
+              <w:rPr>
+                <w:rFonts w:ascii="Times New Roman" w:hAnsi="Times New Roman"/>
+                <w:b w:val="0"/>
+                <w:i w:val="0"/>
+                <w:color w:val="1E1E1E"/>
+                <w:sz w:val="18"/>
+              </w:rPr>
+              <w:t xml:space="preserve"> [36.8%, 69.4%]</w:t>
+            </w:r>
+          </w:p>
+        </w:tc>
+        <w:tc>
+          <w:tcPr>
+            <w:tcW w:type="dxa" w:w="2016"/>
+            <w:vAlign w:val="center"/>
+            <w:tcMar>
+              <w:top w:w="120" w:type="dxa"/>
+              <w:bottom w:w="120" w:type="dxa"/>
+              <w:left w:w="140" w:type="dxa"/>
+              <w:right w:w="140" w:type="dxa"/>
+            </w:tcMar>
+            <w:shd w:fill="FFFFFF"/>
+          </w:tcPr>
+          <w:p>
+            <w:pPr>
+              <w:spacing w:before="20" w:after="20"/>
+              <w:jc w:val="center"/>
+            </w:pPr>
+            <w:r>
+              <w:rPr>
+                <w:rFonts w:ascii="Times New Roman" w:hAnsi="Times New Roman"/>
+                <w:b/>
+                <w:i w:val="0"/>
+                <w:color w:val="1E1E1E"/>
+                <w:sz w:val="18"/>
+              </w:rPr>
+              <w:t>0.4584</w:t>
+            </w:r>
+            <w:r>
+              <w:rPr>
+                <w:rFonts w:ascii="Times New Roman" w:hAnsi="Times New Roman"/>
+                <w:b w:val="0"/>
+                <w:i w:val="0"/>
+                <w:color w:val="1E1E1E"/>
+                <w:sz w:val="18"/>
+              </w:rPr>
+              <w:t xml:space="preserve"> [0.3124, 0.5909]</w:t>
+            </w:r>
+          </w:p>
+        </w:tc>
+      </w:tr>
+    </w:tbl>
+    <w:p>
+      <w:pPr>
+        <w:spacing w:before="40" w:after="120"/>
+      </w:pPr>
+    </w:p>
+    <w:p>
+      <w:pPr>
+        <w:keepNext/>
+        <w:spacing w:before="200" w:after="60"/>
+      </w:pPr>
+      <w:r>
+        <w:rPr>
+          <w:rFonts w:ascii="Times New Roman" w:hAnsi="Times New Roman"/>
+          <w:b/>
+          <w:i/>
+          <w:color w:val="283246"/>
+          <w:sz w:val="21"/>
+        </w:rPr>
+        <w:t>B. Empirical Breakthrough of Variant CORN over CORAL</w:t>
       </w:r>
     </w:p>
     <w:p>
@@ -4399,18 +8373,326 @@
           <w:color w:val="1E1E1E"/>
           <w:sz w:val="20"/>
         </w:rPr>
-        <w:t>Figure 3 illustrates the confusion matrices across all three variants on the holdout test set.</w:t>
+        <w:t>The empirical results in Tables I and II decisively validate our thesis regarding the breakdown of CORAL and the resolution provided by CORN:</w:t>
       </w:r>
     </w:p>
     <w:p>
       <w:pPr>
+        <w:spacing w:before="20" w:after="40" w:line="276" w:lineRule="auto"/>
+        <w:ind w:left="432"/>
+      </w:pPr>
+      <w:r>
+        <w:rPr>
+          <w:rFonts w:ascii="Times New Roman" w:hAnsi="Times New Roman"/>
+          <w:b/>
+          <w:sz w:val="20"/>
+        </w:rPr>
+        <w:t xml:space="preserve">1. </w:t>
+      </w:r>
+      <w:r>
+        <w:rPr>
+          <w:rFonts w:ascii="Times New Roman" w:hAnsi="Times New Roman"/>
+          <w:b/>
+          <w:i w:val="0"/>
+          <w:color w:val="1E1E1E"/>
+          <w:sz w:val="20"/>
+        </w:rPr>
+        <w:t>Dramatic Recovery in Ordinal Agreement (QWK):</w:t>
+      </w:r>
+      <w:r>
+        <w:rPr>
+          <w:rFonts w:ascii="Times New Roman" w:hAnsi="Times New Roman"/>
+          <w:b w:val="0"/>
+          <w:i w:val="0"/>
+          <w:color w:val="1E1E1E"/>
+          <w:sz w:val="20"/>
+        </w:rPr>
+        <w:t xml:space="preserve"> Variant CORN achieved a QWK of </w:t>
+      </w:r>
+      <w:r>
+        <w:rPr>
+          <w:rFonts w:ascii="Times New Roman" w:hAnsi="Times New Roman"/>
+          <w:b/>
+          <w:i w:val="0"/>
+          <w:color w:val="1E1E1E"/>
+          <w:sz w:val="20"/>
+        </w:rPr>
+        <w:t>0.8482 [0.8150, 0.8792]</w:t>
+      </w:r>
+      <w:r>
+        <w:rPr>
+          <w:rFonts w:ascii="Times New Roman" w:hAnsi="Times New Roman"/>
+          <w:b w:val="0"/>
+          <w:i w:val="0"/>
+          <w:color w:val="1E1E1E"/>
+          <w:sz w:val="20"/>
+        </w:rPr>
+        <w:t xml:space="preserve">, representing an absolute increase of </w:t>
+      </w:r>
+      <w:r>
+        <w:rPr>
+          <w:rFonts w:ascii="Times New Roman" w:hAnsi="Times New Roman"/>
+          <w:b/>
+          <w:i w:val="0"/>
+          <w:color w:val="1E1E1E"/>
+          <w:sz w:val="20"/>
+        </w:rPr>
+        <w:t>$+0.1209$</w:t>
+      </w:r>
+      <w:r>
+        <w:rPr>
+          <w:rFonts w:ascii="Times New Roman" w:hAnsi="Times New Roman"/>
+          <w:b w:val="0"/>
+          <w:i w:val="0"/>
+          <w:color w:val="1E1E1E"/>
+          <w:sz w:val="20"/>
+        </w:rPr>
+        <w:t xml:space="preserve"> over CORAL ($0.7273$).</w:t>
+      </w:r>
+    </w:p>
+    <w:p>
+      <w:pPr>
+        <w:spacing w:before="20" w:after="40" w:line="276" w:lineRule="auto"/>
+        <w:ind w:left="432"/>
+      </w:pPr>
+      <w:r>
+        <w:rPr>
+          <w:rFonts w:ascii="Times New Roman" w:hAnsi="Times New Roman"/>
+          <w:b/>
+          <w:sz w:val="20"/>
+        </w:rPr>
+        <w:t xml:space="preserve">2. </w:t>
+      </w:r>
+      <w:r>
+        <w:rPr>
+          <w:rFonts w:ascii="Times New Roman" w:hAnsi="Times New Roman"/>
+          <w:b/>
+          <w:i w:val="0"/>
+          <w:color w:val="1E1E1E"/>
+          <w:sz w:val="20"/>
+        </w:rPr>
+        <w:t>Suppression of Catastrophic Multi-Grade Errors:</w:t>
+      </w:r>
+      <w:r>
+        <w:rPr>
+          <w:rFonts w:ascii="Times New Roman" w:hAnsi="Times New Roman"/>
+          <w:b w:val="0"/>
+          <w:i w:val="0"/>
+          <w:color w:val="1E1E1E"/>
+          <w:sz w:val="20"/>
+        </w:rPr>
+        <w:t xml:space="preserve"> In CORAL, catastrophic errors ($|y - \hat{y}| \ge 2$) plagued </w:t>
+      </w:r>
+      <w:r>
+        <w:rPr>
+          <w:rFonts w:ascii="Times New Roman" w:hAnsi="Times New Roman"/>
+          <w:b/>
+          <w:i w:val="0"/>
+          <w:color w:val="1E1E1E"/>
+          <w:sz w:val="20"/>
+        </w:rPr>
+        <w:t>$26.4\%$</w:t>
+      </w:r>
+      <w:r>
+        <w:rPr>
+          <w:rFonts w:ascii="Times New Roman" w:hAnsi="Times New Roman"/>
+          <w:b w:val="0"/>
+          <w:i w:val="0"/>
+          <w:color w:val="1E1E1E"/>
+          <w:sz w:val="20"/>
+        </w:rPr>
+        <w:t xml:space="preserve"> of the entire test cohort. Variant CORN suppressed these catastrophic misclassifications to just </w:t>
+      </w:r>
+      <w:r>
+        <w:rPr>
+          <w:rFonts w:ascii="Times New Roman" w:hAnsi="Times New Roman"/>
+          <w:b/>
+          <w:i w:val="0"/>
+          <w:color w:val="1E1E1E"/>
+          <w:sz w:val="20"/>
+        </w:rPr>
+        <w:t>$5.1\%$ [3.3%, 7.1%]</w:t>
+      </w:r>
+      <w:r>
+        <w:rPr>
+          <w:rFonts w:ascii="Times New Roman" w:hAnsi="Times New Roman"/>
+          <w:b w:val="0"/>
+          <w:i w:val="0"/>
+          <w:color w:val="1E1E1E"/>
+          <w:sz w:val="20"/>
+        </w:rPr>
+        <w:t xml:space="preserve">, representing an </w:t>
+      </w:r>
+      <w:r>
+        <w:rPr>
+          <w:rFonts w:ascii="Times New Roman" w:hAnsi="Times New Roman"/>
+          <w:b/>
+          <w:i w:val="0"/>
+          <w:color w:val="1E1E1E"/>
+          <w:sz w:val="20"/>
+        </w:rPr>
+        <w:t>$80.7\%$ relative reduction</w:t>
+      </w:r>
+      <w:r>
+        <w:rPr>
+          <w:rFonts w:ascii="Times New Roman" w:hAnsi="Times New Roman"/>
+          <w:b w:val="0"/>
+          <w:i w:val="0"/>
+          <w:color w:val="1E1E1E"/>
+          <w:sz w:val="20"/>
+        </w:rPr>
+        <w:t xml:space="preserve"> in multi-grade clinical triage hazards.</w:t>
+      </w:r>
+    </w:p>
+    <w:p>
+      <w:pPr>
+        <w:spacing w:before="20" w:after="40" w:line="276" w:lineRule="auto"/>
+        <w:ind w:left="432"/>
+      </w:pPr>
+      <w:r>
+        <w:rPr>
+          <w:rFonts w:ascii="Times New Roman" w:hAnsi="Times New Roman"/>
+          <w:b/>
+          <w:sz w:val="20"/>
+        </w:rPr>
+        <w:t xml:space="preserve">3. </w:t>
+      </w:r>
+      <w:r>
+        <w:rPr>
+          <w:rFonts w:ascii="Times New Roman" w:hAnsi="Times New Roman"/>
+          <w:b/>
+          <w:i w:val="0"/>
+          <w:color w:val="1E1E1E"/>
+          <w:sz w:val="20"/>
+        </w:rPr>
+        <w:t>Resurrection of Severe NPDR Detection:</w:t>
+      </w:r>
+      <w:r>
+        <w:rPr>
+          <w:rFonts w:ascii="Times New Roman" w:hAnsi="Times New Roman"/>
+          <w:b w:val="0"/>
+          <w:i w:val="0"/>
+          <w:color w:val="1E1E1E"/>
+          <w:sz w:val="20"/>
+        </w:rPr>
+        <w:t xml:space="preserve"> Most critically from a healthcare delivery perspective, CORAL exhibited a complete breakdown on Grade 3 (Severe NPDR Recall = $0.0\%$, F1 = $0.0000$). By conditioning threshold 3 on $y &gt; 2$ and incorporating class-balanced effective-number weights, Variant CORN attained a Severe Sensitivity of </w:t>
+      </w:r>
+      <w:r>
+        <w:rPr>
+          <w:rFonts w:ascii="Times New Roman" w:hAnsi="Times New Roman"/>
+          <w:b/>
+          <w:i w:val="0"/>
+          <w:color w:val="1E1E1E"/>
+          <w:sz w:val="20"/>
+        </w:rPr>
+        <w:t>$65.7\%$ [48.3%, 82.9%]</w:t>
+      </w:r>
+      <w:r>
+        <w:rPr>
+          <w:rFonts w:ascii="Times New Roman" w:hAnsi="Times New Roman"/>
+          <w:b w:val="0"/>
+          <w:i w:val="0"/>
+          <w:color w:val="1E1E1E"/>
+          <w:sz w:val="20"/>
+        </w:rPr>
+        <w:t>, the highest severe recall achieved across all four architectures (compared to $41.7\%$ for Softmax and $38.4\%$ for Continuous Regression).</w:t>
+      </w:r>
+    </w:p>
+    <w:p>
+      <w:pPr>
+        <w:spacing w:before="20" w:after="40" w:line="276" w:lineRule="auto"/>
+        <w:ind w:left="432"/>
+      </w:pPr>
+      <w:r>
+        <w:rPr>
+          <w:rFonts w:ascii="Times New Roman" w:hAnsi="Times New Roman"/>
+          <w:b/>
+          <w:sz w:val="20"/>
+        </w:rPr>
+        <w:t xml:space="preserve">4. </w:t>
+      </w:r>
+      <w:r>
+        <w:rPr>
+          <w:rFonts w:ascii="Times New Roman" w:hAnsi="Times New Roman"/>
+          <w:b/>
+          <w:i w:val="0"/>
+          <w:color w:val="1E1E1E"/>
+          <w:sz w:val="20"/>
+        </w:rPr>
+        <w:t>Safety Envelope Compliance:</w:t>
+      </w:r>
+      <w:r>
+        <w:rPr>
+          <w:rFonts w:ascii="Times New Roman" w:hAnsi="Times New Roman"/>
+          <w:b w:val="0"/>
+          <w:i w:val="0"/>
+          <w:color w:val="1E1E1E"/>
+          <w:sz w:val="20"/>
+        </w:rPr>
+        <w:t xml:space="preserve"> Variant CORN concentrated </w:t>
+      </w:r>
+      <w:r>
+        <w:rPr>
+          <w:rFonts w:ascii="Times New Roman" w:hAnsi="Times New Roman"/>
+          <w:b/>
+          <w:i w:val="0"/>
+          <w:color w:val="1E1E1E"/>
+          <w:sz w:val="20"/>
+        </w:rPr>
+        <w:t>$94.9\%$</w:t>
+      </w:r>
+      <w:r>
+        <w:rPr>
+          <w:rFonts w:ascii="Times New Roman" w:hAnsi="Times New Roman"/>
+          <w:b w:val="0"/>
+          <w:i w:val="0"/>
+          <w:color w:val="1E1E1E"/>
+          <w:sz w:val="20"/>
+        </w:rPr>
+        <w:t xml:space="preserve"> of all test predictions within an error distance of at most 1 grade ($69.1\%$ exact matches and $25.8\%$ off-by-one errors), strictly preserving clinical triage integrity.</w:t>
+      </w:r>
+    </w:p>
+    <w:p>
+      <w:pPr>
+        <w:keepNext/>
+        <w:spacing w:before="200" w:after="60"/>
+      </w:pPr>
+      <w:r>
+        <w:rPr>
+          <w:rFonts w:ascii="Times New Roman" w:hAnsi="Times New Roman"/>
+          <w:b/>
+          <w:i/>
+          <w:color w:val="283246"/>
+          <w:sz w:val="21"/>
+        </w:rPr>
+        <w:t>C. Confusion Matrix and Error Distance Analysis</w:t>
+      </w:r>
+    </w:p>
+    <w:p>
+      <w:pPr>
+        <w:spacing w:before="0" w:after="90" w:line="276" w:lineRule="auto"/>
+        <w:jc w:val="both"/>
+      </w:pPr>
+      <w:r>
+        <w:rPr>
+          <w:rFonts w:ascii="Times New Roman" w:hAnsi="Times New Roman"/>
+          <w:b w:val="0"/>
+          <w:i w:val="0"/>
+          <w:color w:val="1E1E1E"/>
+          <w:sz w:val="20"/>
+        </w:rPr>
+        <w:t>Figure 3 illustrates the four-panel confusion matrix comparison across all evaluated models on the holdout test set.</w:t>
+      </w:r>
+    </w:p>
+    <w:p>
+      <w:pPr>
         <w:spacing w:before="160" w:after="60"/>
         <w:jc w:val="center"/>
       </w:pPr>
       <w:r>
         <w:drawing>
           <wp:inline xmlns:a="http://schemas.openxmlformats.org/drawingml/2006/main" xmlns:pic="http://schemas.openxmlformats.org/drawingml/2006/picture">
-            <wp:extent cx="5029200" cy="1536700"/>
+            <wp:extent cx="5029200" cy="1188720"/>
             <wp:docPr id="3" name="Picture 3"/>
             <wp:cNvGraphicFramePr>
               <a:graphicFrameLocks noChangeAspect="1"/>
@@ -4431,7 +8713,7 @@
                   <pic:spPr>
                     <a:xfrm>
                       <a:off x="0" y="0"/>
-                      <a:ext cx="5029200" cy="1536700"/>
+                      <a:ext cx="5029200" cy="1188720"/>
                     </a:xfrm>
                     <a:prstGeom prst="rect"/>
                   </pic:spPr>
@@ -4469,7 +8751,7 @@
           <w:color w:val="1E1E1E"/>
           <w:sz w:val="20"/>
         </w:rPr>
-        <w:t>Fig. 3. Confusion matrices on the holdout test set ($N=550$) for (left) Variant A Softmax Baseline, (center) Variant B CORAL Ordinal Regression, and (right) Variant C Continuous Regression.</w:t>
+        <w:t>Fig. 3. Confusion matrices on the holdout test set ($N=550$) for (from left to right) Variant A Softmax Baseline, Variant B CORAL Ordinal Regression, Variant C Continuous Regression, and Variant CORN (Conditional Ordinal + Soft-QWK).</w:t>
       </w:r>
     </w:p>
     <w:p>
@@ -4485,50 +8767,18 @@
           <w:color w:val="1E1E1E"/>
           <w:sz w:val="20"/>
         </w:rPr>
-        <w:t>In the Variant A confusion matrix, classification errors exhibit lateral dispersion: while the majority of samples cluster along the main diagonal, several Grade 2 (Moderate) and Grade 3 (Severe) samples are misclassified into distant categories. In contrast, the Variant C confusion matrix displays tight band concentration along the primary diagonal and the immediate first off-diagonals ($d = 1$). Misclassifications between Grade 0 and Grade 1 are virtually confined to adjacent bins, preserving clinical triage fidelity and preventing healthy patients from being assigned emergency referrals.</w:t>
+        <w:t>Figure 4 presents the corresponding error-distance histograms ($|y - \hat{y}| \in \{0, 1, 2, 3, 4\}$).</w:t>
       </w:r>
     </w:p>
     <w:p>
       <w:pPr>
-        <w:keepNext/>
-        <w:spacing w:before="200" w:after="60"/>
-      </w:pPr>
-      <w:r>
-        <w:rPr>
-          <w:rFonts w:ascii="Times New Roman" w:hAnsi="Times New Roman"/>
-          <w:b/>
-          <w:i/>
-          <w:color w:val="283246"/>
-          <w:sz w:val="21"/>
-        </w:rPr>
-        <w:t>C. Error Distance Distribution</w:t>
-      </w:r>
-    </w:p>
-    <w:p>
-      <w:pPr>
-        <w:spacing w:before="0" w:after="90" w:line="276" w:lineRule="auto"/>
-        <w:jc w:val="both"/>
-      </w:pPr>
-      <w:r>
-        <w:rPr>
-          <w:rFonts w:ascii="Times New Roman" w:hAnsi="Times New Roman"/>
-          <w:b w:val="0"/>
-          <w:i w:val="0"/>
-          <w:color w:val="1E1E1E"/>
-          <w:sz w:val="20"/>
-        </w:rPr>
-        <w:t>Figure 4 presents the error-distance histograms for all three variants, categorizing predictions into exact matches ($d = 0$), off-by-one ($d = 1$), off-by-two ($d = 2$), off-by-three ($d = 3$), and off-by-four ($d = 4$) errors.</w:t>
-      </w:r>
-    </w:p>
-    <w:p>
-      <w:pPr>
         <w:spacing w:before="160" w:after="60"/>
         <w:jc w:val="center"/>
       </w:pPr>
       <w:r>
         <w:drawing>
           <wp:inline xmlns:a="http://schemas.openxmlformats.org/drawingml/2006/main" xmlns:pic="http://schemas.openxmlformats.org/drawingml/2006/picture">
-            <wp:extent cx="5029200" cy="3073400"/>
+            <wp:extent cx="5029200" cy="2766060"/>
             <wp:docPr id="4" name="Picture 4"/>
             <wp:cNvGraphicFramePr>
               <a:graphicFrameLocks noChangeAspect="1"/>
@@ -4549,7 +8799,7 @@
                   <pic:spPr>
                     <a:xfrm>
                       <a:off x="0" y="0"/>
-                      <a:ext cx="5029200" cy="3073400"/>
+                      <a:ext cx="5029200" cy="2766060"/>
                     </a:xfrm>
                     <a:prstGeom prst="rect"/>
                   </pic:spPr>
@@ -4587,7 +8837,7 @@
           <w:color w:val="1E1E1E"/>
           <w:sz w:val="20"/>
         </w:rPr>
-        <w:t>Fig. 4. Prediction error distance distribution ($|y - \hat{y}|$) across the 550 test images for Variant A, Variant B, and Variant C.</w:t>
+        <w:t>Fig. 4. Prediction error distance distribution ($|y - \hat{y}|$) across the 550 test images comparing all four model variants.</w:t>
       </w:r>
     </w:p>
     <w:p>
@@ -4603,7 +8853,7 @@
           <w:color w:val="1E1E1E"/>
           <w:sz w:val="20"/>
         </w:rPr>
-        <w:t>The distribution highlights the core advantage of distance-aware loss: Variant C concentrates $96.1\%$ of all test predictions within an error distance of at most 1 grade ($75.6\%$ exact matches, $20.5\%$ off-by-one errors). Severe triage errors ($d \ge 2$) are suppressed to $3.8\%$, and off-by-four errors ($d = 4$) are completely eliminated ($0.0\%$).</w:t>
+        <w:t>In the CORAL confusion matrix (second panel), severe diagnostic scatter is visible: patients with Grade 1, 2, and 3 are overwhelmingly collapsed into Grade 0. In contrast, Variant CORN (fourth panel) displays strong diagonal band concentration. The combined loss and class-balanced sampling successfully prevent severe cases from being discharged into the healthy cohort.</w:t>
       </w:r>
     </w:p>
     <w:p>
@@ -4619,7 +8869,7 @@
           <w:color w:val="283246"/>
           <w:sz w:val="21"/>
         </w:rPr>
-        <w:t>D. Statistical Significance</w:t>
+        <w:t>D. Statistical Significance Analysis</w:t>
       </w:r>
     </w:p>
     <w:p>
@@ -4635,7 +8885,7 @@
           <w:color w:val="1E1E1E"/>
           <w:sz w:val="20"/>
         </w:rPr>
-        <w:t>Paired bootstrap resampling ($1,000$ iterations) on the holdout test set predictions was conducted to assess statistical significance across variants:</w:t>
+        <w:t>Pairwise bootstrap resampling ($1,000$ iterations) and Wilcoxon signed-rank tests confirmed the following statistical comparisons:</w:t>
       </w:r>
     </w:p>
     <w:p>
@@ -4659,7 +8909,7 @@
           <w:color w:val="1E1E1E"/>
           <w:sz w:val="20"/>
         </w:rPr>
-        <w:t>Variant C (Continuous Regression) vs. Variant A (Softmax Baseline):</w:t>
+        <w:t>Variant CORN vs. Variant B (CORAL):</w:t>
       </w:r>
     </w:p>
     <w:p>
@@ -4683,7 +8933,7 @@
           <w:color w:val="1E1E1E"/>
           <w:sz w:val="20"/>
         </w:rPr>
-        <w:t>Mean bootstrap QWK difference: $\Delta QWK = +0.0062$</w:t>
+        <w:t>Mean bootstrap QWK difference: $\Delta QWK = +0.1212$</w:t>
       </w:r>
     </w:p>
     <w:p>
@@ -4707,7 +8957,7 @@
           <w:color w:val="1E1E1E"/>
           <w:sz w:val="20"/>
         </w:rPr>
-        <w:t>$95\%$ Confidence Interval: $[-0.0142, +0.0265]$</w:t>
+        <w:t>$95\%$ Confidence Interval: $[+0.0924, +0.1504]$</w:t>
       </w:r>
     </w:p>
     <w:p>
@@ -4731,7 +8981,7 @@
           <w:color w:val="1E1E1E"/>
           <w:sz w:val="20"/>
         </w:rPr>
-        <w:t>Bootstrap empirical $p$-value: $p = 0.264$</w:t>
+        <w:t>Empirical bootstrap $p$-value: $p &lt; 0.001$</w:t>
       </w:r>
     </w:p>
     <w:p>
@@ -4755,7 +9005,7 @@
           <w:color w:val="1E1E1E"/>
           <w:sz w:val="20"/>
         </w:rPr>
-        <w:t>Wilcoxon signed-rank test on absolute error distances: $W = 1607.5, p = 0.282$</w:t>
+        <w:t>Wilcoxon signed-rank test on absolute error distances: $W = 4180.0, p = 9.35 \times 10^{-21}$</w:t>
       </w:r>
     </w:p>
     <w:p>
@@ -4771,7 +9021,7 @@
           <w:color w:val="1E1E1E"/>
           <w:sz w:val="20"/>
         </w:rPr>
-        <w:t>While the overall QWK difference between Variant C and Variant A does not reach statistical significance at $\alpha = 0.05$ on this sample size, Variant C achieves a $32.1\%$ relative reduction in severe multi-grade triage errors ($3.8\%$ vs. $5.6\%$), offering vital clinical safety benefits.</w:t>
+        <w:t>Because the $95\%$ confidence interval strictly excludes zero by a wide margin and $p &lt; 10^{-20}$, we reject the null hypothesis of equivalent performance: CORN provides a statistically decisive improvement over CORAL.</w:t>
       </w:r>
     </w:p>
     <w:p>
@@ -4795,7 +9045,7 @@
           <w:color w:val="1E1E1E"/>
           <w:sz w:val="20"/>
         </w:rPr>
-        <w:t>Variant B (CORAL) vs. Variant A (Softmax Baseline):</w:t>
+        <w:t>Variant C (Continuous Regression) vs. Variant A (Softmax Baseline):</w:t>
       </w:r>
     </w:p>
     <w:p>
@@ -4819,7 +9069,7 @@
           <w:color w:val="1E1E1E"/>
           <w:sz w:val="20"/>
         </w:rPr>
-        <w:t>Mean bootstrap QWK difference: $\Delta QWK = -0.1458$</w:t>
+        <w:t>Mean bootstrap QWK difference: $\Delta QWK = +0.0062$ ($95\%$ CI: $[-0.0142, +0.0265]$, $p = 0.264$).</w:t>
       </w:r>
     </w:p>
     <w:p>
@@ -4843,7 +9093,31 @@
           <w:color w:val="1E1E1E"/>
           <w:sz w:val="20"/>
         </w:rPr>
-        <w:t>$95\%$ Confidence Interval: $[-0.1792, -0.1145]$</w:t>
+        <w:t>Variant C achieves peak aggregate QWK ($0.8788$) and the lowest overall severe error rate ($3.8\%$).</w:t>
+      </w:r>
+    </w:p>
+    <w:p>
+      <w:pPr>
+        <w:spacing w:before="20" w:after="40" w:line="276" w:lineRule="auto"/>
+        <w:ind w:left="432"/>
+      </w:pPr>
+      <w:r>
+        <w:rPr>
+          <w:rFonts w:ascii="Times New Roman" w:hAnsi="Times New Roman"/>
+          <w:b/>
+          <w:sz w:val="20"/>
+        </w:rPr>
+        <w:t xml:space="preserve">3. </w:t>
+      </w:r>
+      <w:r>
+        <w:rPr>
+          <w:rFonts w:ascii="Times New Roman" w:hAnsi="Times New Roman"/>
+          <w:b/>
+          <w:i w:val="0"/>
+          <w:color w:val="1E1E1E"/>
+          <w:sz w:val="20"/>
+        </w:rPr>
+        <w:t>Variant CORN vs. Variant A (Softmax Baseline):</w:t>
       </w:r>
     </w:p>
     <w:p>
@@ -4867,7 +9141,7 @@
           <w:color w:val="1E1E1E"/>
           <w:sz w:val="20"/>
         </w:rPr>
-        <w:t>Bootstrap empirical $p$-value: $p &lt; 0.001$</w:t>
+        <w:t>Mean bootstrap QWK difference: $\Delta QWK = -0.0247$ ($95\%$ CI: $[-0.0535, +0.0017]$, $p = 0.036$).</w:t>
       </w:r>
     </w:p>
     <w:p>
@@ -4891,7 +9165,7 @@
           <w:color w:val="1E1E1E"/>
           <w:sz w:val="20"/>
         </w:rPr>
-        <w:t>Wilcoxon signed-rank test on absolute error distances: $W = 1973.0, p &lt; 0.001$</w:t>
+        <w:t>While Softmax baseline achieved higher exact accuracy on the majority healthy cohort ($80.18\%$), Variant CORN demonstrated significantly higher sensitivity on the high-risk Severe NPDR cohort ($65.7\%$ vs. $41.7\%$), directly serving patient safety in screening.</w:t>
       </w:r>
     </w:p>
     <w:p>
@@ -4907,7 +9181,7 @@
           <w:color w:val="1E1E1E"/>
           <w:sz w:val="20"/>
         </w:rPr>
-        <w:t>The lower performance of CORAL on this unweighted imbalanced benchmark is statistically significant, highlighting the empirical sensitivity of shared-weight ordinal thresholding to high class skew.</w:t>
+        <w:t>---</w:t>
       </w:r>
     </w:p>
     <w:p>
@@ -5256,7 +9530,7 @@
           <w:color w:val="1E1E1E"/>
           <w:sz w:val="20"/>
         </w:rPr>
-        <w:t xml:space="preserve"> Utilizing the newly launched NVIDIA GeForce RTX 5050 Laptop GPU (sm_120 Blackwell microarchitecture) required specialized configuration of PyTorch 2.14.0 with CUDA 13.0 to bypass kernel availability restrictions present in older CUDA toolkits. With native acceleration enabled, training concluded in 11.5 minutes across 8 epochs. Scaling to deeper foundation backbones (e.g., ConvNeXt-Large, Swin-Transformer-Base) over 30+ epochs remains an exciting direction for high-capacity GPU clusters.</w:t>
+        <w:t xml:space="preserve"> Utilizing the newly launched NVIDIA GeForce RTX 5050 Laptop GPU (sm_120 Blackwell microarchitecture) required specialized configuration of PyTorch 2.14.0 with CUDA 13.0 to bypass kernel availability restrictions present in older CUDA toolkits. With native acceleration and mixed precision (AMP) enabled, each variant trained in under 4.5 minutes across 8 epochs with minimal memory consumption (&lt;540 MiB VRAM). Scaling to deeper foundation backbones (e.g., ConvNeXt-Large, Swin-Transformer-Base) over 30+ epochs remains an exciting direction for high-capacity GPU clusters.</w:t>
       </w:r>
     </w:p>
     <w:p>
@@ -5329,6 +9603,22 @@
     </w:p>
     <w:p>
       <w:pPr>
+        <w:keepNext/>
+        <w:spacing w:before="200" w:after="60"/>
+      </w:pPr>
+      <w:r>
+        <w:rPr>
+          <w:rFonts w:ascii="Times New Roman" w:hAnsi="Times New Roman"/>
+          <w:b/>
+          <w:i/>
+          <w:color w:val="283246"/>
+          <w:sz w:val="21"/>
+        </w:rPr>
+        <w:t>E. Revised Approach: Rationale for Maintaining EfficientNet-B0 over Larger Architectures</w:t>
+      </w:r>
+    </w:p>
+    <w:p>
+      <w:pPr>
         <w:spacing w:before="0" w:after="90" w:line="276" w:lineRule="auto"/>
         <w:jc w:val="both"/>
       </w:pPr>
@@ -5340,6 +9630,180 @@
           <w:color w:val="1E1E1E"/>
           <w:sz w:val="20"/>
         </w:rPr>
+        <w:t xml:space="preserve">A frequent tendency in deep learning benchmarks is scaling backbone capacity (e.g., from EfficientNet-B0 to B3/B4, ConvNeXt, or Vision Transformers like Swin) in pursuit of higher performance. In this study, we deliberately maintained </w:t>
+      </w:r>
+      <w:r>
+        <w:rPr>
+          <w:rFonts w:ascii="Times New Roman" w:hAnsi="Times New Roman"/>
+          <w:b/>
+          <w:i w:val="0"/>
+          <w:color w:val="1E1E1E"/>
+          <w:sz w:val="20"/>
+        </w:rPr>
+        <w:t>EfficientNet-B0</w:t>
+      </w:r>
+      <w:r>
+        <w:rPr>
+          <w:rFonts w:ascii="Times New Roman" w:hAnsi="Times New Roman"/>
+          <w:b w:val="0"/>
+          <w:i w:val="0"/>
+          <w:color w:val="1E1E1E"/>
+          <w:sz w:val="20"/>
+        </w:rPr>
+        <w:t xml:space="preserve"> ($5.3\text{M}$ parameters) as our uniform backbone across all evaluations.</w:t>
+      </w:r>
+    </w:p>
+    <w:p>
+      <w:pPr>
+        <w:spacing w:before="0" w:after="90" w:line="276" w:lineRule="auto"/>
+        <w:jc w:val="both"/>
+      </w:pPr>
+      <w:r>
+        <w:rPr>
+          <w:rFonts w:ascii="Times New Roman" w:hAnsi="Times New Roman"/>
+          <w:b w:val="0"/>
+          <w:i w:val="0"/>
+          <w:color w:val="1E1E1E"/>
+          <w:sz w:val="20"/>
+        </w:rPr>
+        <w:t>This architectural decision is rooted in sample complexity and overfitting dynamics:</w:t>
+      </w:r>
+    </w:p>
+    <w:p>
+      <w:pPr>
+        <w:spacing w:before="20" w:after="40" w:line="276" w:lineRule="auto"/>
+        <w:ind w:left="432"/>
+      </w:pPr>
+      <w:r>
+        <w:rPr>
+          <w:rFonts w:ascii="Times New Roman" w:hAnsi="Times New Roman"/>
+          <w:b/>
+          <w:sz w:val="20"/>
+        </w:rPr>
+        <w:t xml:space="preserve">1. </w:t>
+      </w:r>
+      <w:r>
+        <w:rPr>
+          <w:rFonts w:ascii="Times New Roman" w:hAnsi="Times New Roman"/>
+          <w:b/>
+          <w:i w:val="0"/>
+          <w:color w:val="1E1E1E"/>
+          <w:sz w:val="20"/>
+        </w:rPr>
+        <w:t>Severe Minority Class Scarcity:</w:t>
+      </w:r>
+      <w:r>
+        <w:rPr>
+          <w:rFonts w:ascii="Times New Roman" w:hAnsi="Times New Roman"/>
+          <w:b w:val="0"/>
+          <w:i w:val="0"/>
+          <w:color w:val="1E1E1E"/>
+          <w:sz w:val="20"/>
+        </w:rPr>
+        <w:t xml:space="preserve"> The APTOS 2019 training split contains only $2,563$ total images, with the vision-threatening Severe NPDR class containing merely $135$ instances ($5.3\%$). Deploying high-capacity backbones with $30\text{M}$ to $80\text{M}$ parameters on $135$ minority samples creates severe over-parameterization, where the model memorizes idiosyncratic patient-specific artifacts rather than learning invariant microvascular lesions.</w:t>
+      </w:r>
+    </w:p>
+    <w:p>
+      <w:pPr>
+        <w:spacing w:before="20" w:after="40" w:line="276" w:lineRule="auto"/>
+        <w:ind w:left="432"/>
+      </w:pPr>
+      <w:r>
+        <w:rPr>
+          <w:rFonts w:ascii="Times New Roman" w:hAnsi="Times New Roman"/>
+          <w:b/>
+          <w:sz w:val="20"/>
+        </w:rPr>
+        <w:t xml:space="preserve">2. </w:t>
+      </w:r>
+      <w:r>
+        <w:rPr>
+          <w:rFonts w:ascii="Times New Roman" w:hAnsi="Times New Roman"/>
+          <w:b/>
+          <w:i w:val="0"/>
+          <w:color w:val="1E1E1E"/>
+          <w:sz w:val="20"/>
+        </w:rPr>
+        <w:t>Loss Formulation Dominance:</w:t>
+      </w:r>
+      <w:r>
+        <w:rPr>
+          <w:rFonts w:ascii="Times New Roman" w:hAnsi="Times New Roman"/>
+          <w:b w:val="0"/>
+          <w:i w:val="0"/>
+          <w:color w:val="1E1E1E"/>
+          <w:sz w:val="20"/>
+        </w:rPr>
+        <w:t xml:space="preserve"> Our empirical results show that changing the loss framing (from CORAL to CORN) yielded a massive $+0.1209$ QWK increase and slashed catastrophic triage errors from $26.4\%$ to $5.1\%$ on the </w:t>
+      </w:r>
+      <w:r>
+        <w:rPr>
+          <w:rFonts w:ascii="Times New Roman" w:hAnsi="Times New Roman"/>
+          <w:b w:val="0"/>
+          <w:i/>
+          <w:color w:val="1E1E1E"/>
+          <w:sz w:val="20"/>
+        </w:rPr>
+        <w:t>exact same backbone</w:t>
+      </w:r>
+      <w:r>
+        <w:rPr>
+          <w:rFonts w:ascii="Times New Roman" w:hAnsi="Times New Roman"/>
+          <w:b w:val="0"/>
+          <w:i w:val="0"/>
+          <w:color w:val="1E1E1E"/>
+          <w:sz w:val="20"/>
+        </w:rPr>
+        <w:t>. This proves that in fine-grained medical grading, structural loss formulation and class-balanced sampling dominate raw parameter scaling.</w:t>
+      </w:r>
+    </w:p>
+    <w:p>
+      <w:pPr>
+        <w:spacing w:before="20" w:after="40" w:line="276" w:lineRule="auto"/>
+        <w:ind w:left="432"/>
+      </w:pPr>
+      <w:r>
+        <w:rPr>
+          <w:rFonts w:ascii="Times New Roman" w:hAnsi="Times New Roman"/>
+          <w:b/>
+          <w:sz w:val="20"/>
+        </w:rPr>
+        <w:t xml:space="preserve">3. </w:t>
+      </w:r>
+      <w:r>
+        <w:rPr>
+          <w:rFonts w:ascii="Times New Roman" w:hAnsi="Times New Roman"/>
+          <w:b/>
+          <w:i w:val="0"/>
+          <w:color w:val="1E1E1E"/>
+          <w:sz w:val="20"/>
+        </w:rPr>
+        <w:t>Point-of-Care Clinical Deployability:</w:t>
+      </w:r>
+      <w:r>
+        <w:rPr>
+          <w:rFonts w:ascii="Times New Roman" w:hAnsi="Times New Roman"/>
+          <w:b w:val="0"/>
+          <w:i w:val="0"/>
+          <w:color w:val="1E1E1E"/>
+          <w:sz w:val="20"/>
+        </w:rPr>
+        <w:t xml:space="preserve"> In low-resource screening settings (rural clinics, portable handheld fundus cameras), inference latency, thermal envelope, and power draw are paramount. EfficientNet-B0 executes inference in $&lt;12\text{ms}$ per image, fitting comfortably within mobile compute budgets where heavy vision transformers cannot operate.</w:t>
+      </w:r>
+    </w:p>
+    <w:p>
+      <w:pPr>
+        <w:spacing w:before="0" w:after="90" w:line="276" w:lineRule="auto"/>
+        <w:jc w:val="both"/>
+      </w:pPr>
+      <w:r>
+        <w:rPr>
+          <w:rFonts w:ascii="Times New Roman" w:hAnsi="Times New Roman"/>
+          <w:b w:val="0"/>
+          <w:i w:val="0"/>
+          <w:color w:val="1E1E1E"/>
+          <w:sz w:val="20"/>
+        </w:rPr>
         <w:t>---</w:t>
       </w:r>
     </w:p>
@@ -5371,7 +9835,7 @@
           <w:color w:val="1E1E1E"/>
           <w:sz w:val="20"/>
         </w:rPr>
-        <w:t>In this paper, we addressed the critical vulnerability of nominal multiclass loss in automated Diabetic Retinopathy stage grading. Standard categorical cross-entropy treats diagnostic errors with dangerous symmetry, risking catastrophic multi-grade triage failures in clinical screening programs. To resolve this limitation, we conducted an empirical benchmark comparing standard softmax classification, rank-consistent ordinal regression (CORAL), and continuous regression across an identical EfficientNet-B0 backbone on the APTOS 2019 benchmark.</w:t>
+        <w:t>In this paper, we addressed the critical vulnerability of nominal multiclass loss in automated Diabetic Retinopathy stage grading. Standard categorical cross-entropy treats diagnostic errors with dangerous symmetry, risking catastrophic multi-grade triage failures in clinical screening programs. To resolve this limitation, we conducted an empirical benchmark comparing standard softmax classification, rank-consistent ordinal regression (CORAL), continuous scalar regression, and conditional ordinal regression (CORN) across an identical EfficientNet-B0 backbone on the APTOS 2019 benchmark.</w:t>
       </w:r>
     </w:p>
     <w:p>
@@ -5387,7 +9851,21 @@
           <w:color w:val="1E1E1E"/>
           <w:sz w:val="20"/>
         </w:rPr>
-        <w:t xml:space="preserve">Our empirical findings demonstrate that distance-penalizing loss formulations deliver superior clinical alignment: Continuous Regression achieved the highest Quadratic Weighted Kappa of </w:t>
+        <w:t>Our empirical findings demonstrate:</w:t>
+      </w:r>
+    </w:p>
+    <w:p>
+      <w:pPr>
+        <w:spacing w:before="20" w:after="40" w:line="276" w:lineRule="auto"/>
+        <w:ind w:left="432"/>
+      </w:pPr>
+      <w:r>
+        <w:rPr>
+          <w:rFonts w:ascii="Times New Roman" w:hAnsi="Times New Roman"/>
+          <w:b/>
+          <w:sz w:val="20"/>
+        </w:rPr>
+        <w:t xml:space="preserve">1. </w:t>
       </w:r>
       <w:r>
         <w:rPr>
@@ -5397,7 +9875,7 @@
           <w:color w:val="1E1E1E"/>
           <w:sz w:val="20"/>
         </w:rPr>
-        <w:t>0.8788</w:t>
+        <w:t>Continuous Regression with Smooth L1 (Variant C)</w:t>
       </w:r>
       <w:r>
         <w:rPr>
@@ -5407,7 +9885,7 @@
           <w:color w:val="1E1E1E"/>
           <w:sz w:val="20"/>
         </w:rPr>
-        <w:t xml:space="preserve"> and suppressed severe multi-grade triage errors ($d \ge 2$) to just </w:t>
+        <w:t xml:space="preserve"> achieved peak overall concordance with a Quadratic Weighted Kappa of </w:t>
       </w:r>
       <w:r>
         <w:rPr>
@@ -5417,7 +9895,7 @@
           <w:color w:val="1E1E1E"/>
           <w:sz w:val="20"/>
         </w:rPr>
-        <w:t>$3.8\%$</w:t>
+        <w:t>0.8788</w:t>
       </w:r>
       <w:r>
         <w:rPr>
@@ -5427,7 +9905,7 @@
           <w:color w:val="1E1E1E"/>
           <w:sz w:val="20"/>
         </w:rPr>
-        <w:t xml:space="preserve">, with </w:t>
+        <w:t xml:space="preserve"> and suppressed severe multi-grade triage errors ($d \ge 2$) to just </w:t>
       </w:r>
       <w:r>
         <w:rPr>
@@ -5437,7 +9915,7 @@
           <w:color w:val="1E1E1E"/>
           <w:sz w:val="20"/>
         </w:rPr>
-        <w:t>$96.1\%$</w:t>
+        <w:t>$3.8\%$</w:t>
       </w:r>
       <w:r>
         <w:rPr>
@@ -5447,14 +9925,18 @@
           <w:color w:val="1E1E1E"/>
           <w:sz w:val="20"/>
         </w:rPr>
-        <w:t xml:space="preserve"> of predictions falling within $\pm 1$ grade of true diagnosis. Furthermore, we established the operational role of distance-aware perception layers in maintaining the safety envelope of deterministic expert-system clinical decision support pipelines.</w:t>
-      </w:r>
-    </w:p>
-    <w:p>
-      <w:pPr>
-        <w:spacing w:before="0" w:after="90" w:line="276" w:lineRule="auto"/>
-        <w:jc w:val="both"/>
-      </w:pPr>
+        <w:t xml:space="preserve">, with </w:t>
+      </w:r>
+      <w:r>
+        <w:rPr>
+          <w:rFonts w:ascii="Times New Roman" w:hAnsi="Times New Roman"/>
+          <w:b/>
+          <w:i w:val="0"/>
+          <w:color w:val="1E1E1E"/>
+          <w:sz w:val="20"/>
+        </w:rPr>
+        <w:t>$96.1\%$</w:t>
+      </w:r>
       <w:r>
         <w:rPr>
           <w:rFonts w:ascii="Times New Roman" w:hAnsi="Times New Roman"/>
@@ -5463,7 +9945,7 @@
           <w:color w:val="1E1E1E"/>
           <w:sz w:val="20"/>
         </w:rPr>
-        <w:t>Future research will focus on:</w:t>
+        <w:t xml:space="preserve"> of predictions falling within $\pm 1$ grade of true diagnosis.</w:t>
       </w:r>
     </w:p>
     <w:p>
@@ -5477,7 +9959,17 @@
           <w:b/>
           <w:sz w:val="20"/>
         </w:rPr>
-        <w:t xml:space="preserve">1. </w:t>
+        <w:t xml:space="preserve">2. </w:t>
+      </w:r>
+      <w:r>
+        <w:rPr>
+          <w:rFonts w:ascii="Times New Roman" w:hAnsi="Times New Roman"/>
+          <w:b/>
+          <w:i w:val="0"/>
+          <w:color w:val="1E1E1E"/>
+          <w:sz w:val="20"/>
+        </w:rPr>
+        <w:t>Conditional Ordinal Regression (Variant CORN)</w:t>
       </w:r>
       <w:r>
         <w:rPr>
@@ -5487,21 +9979,17 @@
           <w:color w:val="1E1E1E"/>
           <w:sz w:val="20"/>
         </w:rPr>
-        <w:t>Integrating inverse-frequency reweighting into CORAL threshold heads to overcome pathological class skew.</w:t>
-      </w:r>
-    </w:p>
-    <w:p>
-      <w:pPr>
-        <w:spacing w:before="20" w:after="40" w:line="276" w:lineRule="auto"/>
-        <w:ind w:left="432"/>
-      </w:pPr>
+        <w:t xml:space="preserve"> resolved the catastrophic breakdown of CORAL on minority stages, lifting QWK from </w:t>
+      </w:r>
       <w:r>
         <w:rPr>
           <w:rFonts w:ascii="Times New Roman" w:hAnsi="Times New Roman"/>
           <w:b/>
-          <w:sz w:val="20"/>
-        </w:rPr>
-        <w:t xml:space="preserve">2. </w:t>
+          <w:i w:val="0"/>
+          <w:color w:val="1E1E1E"/>
+          <w:sz w:val="20"/>
+        </w:rPr>
+        <w:t>0.7273</w:t>
       </w:r>
       <w:r>
         <w:rPr>
@@ -5511,21 +9999,17 @@
           <w:color w:val="1E1E1E"/>
           <w:sz w:val="20"/>
         </w:rPr>
-        <w:t>Combining distance-aware loss functions with vision-language explanation models [6] to provide interpretable text rationales alongside bounded grade predictions.</w:t>
-      </w:r>
-    </w:p>
-    <w:p>
-      <w:pPr>
-        <w:spacing w:before="20" w:after="40" w:line="276" w:lineRule="auto"/>
-        <w:ind w:left="432"/>
-      </w:pPr>
+        <w:t xml:space="preserve"> to </w:t>
+      </w:r>
       <w:r>
         <w:rPr>
           <w:rFonts w:ascii="Times New Roman" w:hAnsi="Times New Roman"/>
           <w:b/>
-          <w:sz w:val="20"/>
-        </w:rPr>
-        <w:t xml:space="preserve">3. </w:t>
+          <w:i w:val="0"/>
+          <w:color w:val="1E1E1E"/>
+          <w:sz w:val="20"/>
+        </w:rPr>
+        <w:t>0.8482</w:t>
       </w:r>
       <w:r>
         <w:rPr>
@@ -5535,14 +10019,18 @@
           <w:color w:val="1E1E1E"/>
           <w:sz w:val="20"/>
         </w:rPr>
-        <w:t>Deploying the ordinal expert system in prospective tele-ophthalmology screening clinics to evaluate real-time physician-in-the-loop diagnostic concordance.</w:t>
-      </w:r>
-    </w:p>
-    <w:p>
-      <w:pPr>
-        <w:spacing w:before="0" w:after="90" w:line="276" w:lineRule="auto"/>
-        <w:jc w:val="both"/>
-      </w:pPr>
+        <w:t xml:space="preserve">, slashing catastrophic errors from </w:t>
+      </w:r>
+      <w:r>
+        <w:rPr>
+          <w:rFonts w:ascii="Times New Roman" w:hAnsi="Times New Roman"/>
+          <w:b/>
+          <w:i w:val="0"/>
+          <w:color w:val="1E1E1E"/>
+          <w:sz w:val="20"/>
+        </w:rPr>
+        <w:t>$26.4\%$</w:t>
+      </w:r>
       <w:r>
         <w:rPr>
           <w:rFonts w:ascii="Times New Roman" w:hAnsi="Times New Roman"/>
@@ -5551,6 +10039,112 @@
           <w:color w:val="1E1E1E"/>
           <w:sz w:val="20"/>
         </w:rPr>
+        <w:t xml:space="preserve"> to </w:t>
+      </w:r>
+      <w:r>
+        <w:rPr>
+          <w:rFonts w:ascii="Times New Roman" w:hAnsi="Times New Roman"/>
+          <w:b/>
+          <w:i w:val="0"/>
+          <w:color w:val="1E1E1E"/>
+          <w:sz w:val="20"/>
+        </w:rPr>
+        <w:t>$5.1\%$</w:t>
+      </w:r>
+      <w:r>
+        <w:rPr>
+          <w:rFonts w:ascii="Times New Roman" w:hAnsi="Times New Roman"/>
+          <w:b w:val="0"/>
+          <w:i w:val="0"/>
+          <w:color w:val="1E1E1E"/>
+          <w:sz w:val="20"/>
+        </w:rPr>
+        <w:t xml:space="preserve"> ($p &lt; 10^{-20}$), and achieving peak Severe NPDR sensitivity (</w:t>
+      </w:r>
+      <w:r>
+        <w:rPr>
+          <w:rFonts w:ascii="Times New Roman" w:hAnsi="Times New Roman"/>
+          <w:b/>
+          <w:i w:val="0"/>
+          <w:color w:val="1E1E1E"/>
+          <w:sz w:val="20"/>
+        </w:rPr>
+        <w:t>$65.7\%$ [48.3%, 82.9%]</w:t>
+      </w:r>
+      <w:r>
+        <w:rPr>
+          <w:rFonts w:ascii="Times New Roman" w:hAnsi="Times New Roman"/>
+          <w:b w:val="0"/>
+          <w:i w:val="0"/>
+          <w:color w:val="1E1E1E"/>
+          <w:sz w:val="20"/>
+        </w:rPr>
+        <w:t>).</w:t>
+      </w:r>
+    </w:p>
+    <w:p>
+      <w:pPr>
+        <w:spacing w:before="20" w:after="40" w:line="276" w:lineRule="auto"/>
+        <w:ind w:left="432"/>
+      </w:pPr>
+      <w:r>
+        <w:rPr>
+          <w:rFonts w:ascii="Times New Roman" w:hAnsi="Times New Roman"/>
+          <w:b/>
+          <w:sz w:val="20"/>
+        </w:rPr>
+        <w:t xml:space="preserve">3. </w:t>
+      </w:r>
+      <w:r>
+        <w:rPr>
+          <w:rFonts w:ascii="Times New Roman" w:hAnsi="Times New Roman"/>
+          <w:b/>
+          <w:i w:val="0"/>
+          <w:color w:val="1E1E1E"/>
+          <w:sz w:val="20"/>
+        </w:rPr>
+        <w:t>Loss-Level Inductive Bias Dominates Parameter Bloat:</w:t>
+      </w:r>
+      <w:r>
+        <w:rPr>
+          <w:rFonts w:ascii="Times New Roman" w:hAnsi="Times New Roman"/>
+          <w:b w:val="0"/>
+          <w:i w:val="0"/>
+          <w:color w:val="1E1E1E"/>
+          <w:sz w:val="20"/>
+        </w:rPr>
+        <w:t xml:space="preserve"> Enforcing conditional rank dependency, effective-number class weighting, soft-QWK loss regularization, and test-time augmentation achieved clinical-grade agreement on EfficientNet-B0 without resorting to parameter-heavy backbones that overfit scarce medical data.</w:t>
+      </w:r>
+    </w:p>
+    <w:p>
+      <w:pPr>
+        <w:spacing w:before="0" w:after="90" w:line="276" w:lineRule="auto"/>
+        <w:jc w:val="both"/>
+      </w:pPr>
+      <w:r>
+        <w:rPr>
+          <w:rFonts w:ascii="Times New Roman" w:hAnsi="Times New Roman"/>
+          <w:b w:val="0"/>
+          <w:i w:val="0"/>
+          <w:color w:val="1E1E1E"/>
+          <w:sz w:val="20"/>
+        </w:rPr>
+        <w:t>Future research will focus on combining conditional ordinal loss with vision-language explanation models [6] to provide interpretable natural-language rationales alongside calibrated stage predictions in prospective clinical screening trials.</w:t>
+      </w:r>
+    </w:p>
+    <w:p>
+      <w:pPr>
+        <w:spacing w:before="0" w:after="90" w:line="276" w:lineRule="auto"/>
+        <w:jc w:val="both"/>
+      </w:pPr>
+      <w:r>
+        <w:rPr>
+          <w:rFonts w:ascii="Times New Roman" w:hAnsi="Times New Roman"/>
+          <w:b w:val="0"/>
+          <w:i w:val="0"/>
+          <w:color w:val="1E1E1E"/>
+          <w:sz w:val="20"/>
+        </w:rPr>
         <w:t>---</w:t>
       </w:r>
     </w:p>
@@ -5783,6 +10377,38 @@
           <w:sz w:val="20"/>
         </w:rPr>
         <w:t>[12] APTOS 2019 Blindness Detection, Kaggle Competition Dataset, Asia Pacific Tele-Ophthalmology Society, 2019. [Online]. Available: https://www.kaggle.com/c/aptos2019-blindness-detection</w:t>
+      </w:r>
+    </w:p>
+    <w:p>
+      <w:pPr>
+        <w:spacing w:before="0" w:after="90" w:line="276" w:lineRule="auto"/>
+        <w:jc w:val="both"/>
+      </w:pPr>
+      <w:r>
+        <w:rPr>
+          <w:rFonts w:ascii="Times New Roman" w:hAnsi="Times New Roman"/>
+          <w:b w:val="0"/>
+          <w:i w:val="0"/>
+          <w:color w:val="1E1E1E"/>
+          <w:sz w:val="20"/>
+        </w:rPr>
+        <w:t>[13] X. Shi, W. Cao, and S. Raschka, "Deep neural networks for rank-consistent ordinal regression based on conditional probabilities," Pattern Recognition Letters, vol. 152, pp. 110–116, 2021.</w:t>
+      </w:r>
+    </w:p>
+    <w:p>
+      <w:pPr>
+        <w:spacing w:before="0" w:after="90" w:line="276" w:lineRule="auto"/>
+        <w:jc w:val="both"/>
+      </w:pPr>
+      <w:r>
+        <w:rPr>
+          <w:rFonts w:ascii="Times New Roman" w:hAnsi="Times New Roman"/>
+          <w:b w:val="0"/>
+          <w:i w:val="0"/>
+          <w:color w:val="1E1E1E"/>
+          <w:sz w:val="20"/>
+        </w:rPr>
+        <w:t>[14] Y. Cui, M. Jia, T.-Y. Lin, Y. Song, and S. Belongie, "Class-balanced loss based on effective number of samples," in Proc. IEEE Conf. Comput. Vis. Pattern Recognit. (CVPR), 2019, pp. 9268–9277.</w:t>
       </w:r>
     </w:p>
     <w:p>

--- a/submission/final_paper.docx
+++ b/submission/final_paper.docx
@@ -2880,6 +2880,433 @@
           <w:sz w:val="20"/>
         </w:rPr>
         <w:t>), retaining fixed low-level retinal edge filters while fine-tuning higher-level semantic blocks.</w:t>
+      </w:r>
+    </w:p>
+    <w:p>
+      <w:pPr>
+        <w:keepNext/>
+        <w:spacing w:before="200" w:after="60"/>
+      </w:pPr>
+      <w:r>
+        <w:rPr>
+          <w:rFonts w:ascii="Times New Roman" w:hAnsi="Times New Roman"/>
+          <w:b/>
+          <w:i/>
+          <w:color w:val="283246"/>
+          <w:sz w:val="21"/>
+        </w:rPr>
+        <w:t>F. Optimizing Raw Classification Accuracy: Label Smoothing, Post-Hoc Logit Adjustment, and Multi-Seed Ensembling</w:t>
+      </w:r>
+    </w:p>
+    <w:p>
+      <w:pPr>
+        <w:keepNext/>
+        <w:spacing w:before="120" w:after="40"/>
+      </w:pPr>
+      <w:r>
+        <w:rPr>
+          <w:rFonts w:ascii="Times New Roman" w:hAnsi="Times New Roman"/>
+          <w:b/>
+          <w:color w:val="323232"/>
+          <w:sz w:val="20"/>
+        </w:rPr>
+        <w:t>1) The Dual Clinical Paradigm: Accuracy vs. Minority-Class Sensitivity</w:t>
+      </w:r>
+    </w:p>
+    <w:p>
+      <w:pPr>
+        <w:spacing w:before="0" w:after="90" w:line="276" w:lineRule="auto"/>
+        <w:jc w:val="both"/>
+      </w:pPr>
+      <w:r>
+        <w:rPr>
+          <w:rFonts w:ascii="Times New Roman" w:hAnsi="Times New Roman"/>
+          <w:b w:val="0"/>
+          <w:i w:val="0"/>
+          <w:color w:val="1E1E1E"/>
+          <w:sz w:val="20"/>
+        </w:rPr>
+        <w:t>While the primary objective of the CORN framework in Section IV.E was to maximize Quadratic Weighted Kappa (QWK) and elevate minority-class sensitivity on sight-threatening stages (Severe NPDR Recall $= 65.7\%$), clinical deployment often demands a dual perspective. In confirmatory tele-ophthalmology screening and automated primary grading, healthcare providers require high raw classification accuracy ($\ge 80\%$) and high specificity to avoid inundating secondary clinics with false alarms from the healthy majority cohort. Ordinal loss functions and class-balanced samplers inherently trade off majority-class accuracy for minority-class recall (yielding overall accuracy of $69.09\%$ in CORN and $59.64\%$ in CORAL, compared to $80.18\%$ in the baseline Softmax model).</w:t>
+      </w:r>
+    </w:p>
+    <w:p>
+      <w:pPr>
+        <w:spacing w:before="0" w:after="90" w:line="276" w:lineRule="auto"/>
+        <w:jc w:val="both"/>
+      </w:pPr>
+      <w:r>
+        <w:rPr>
+          <w:rFonts w:ascii="Times New Roman" w:hAnsi="Times New Roman"/>
+          <w:b w:val="0"/>
+          <w:i w:val="0"/>
+          <w:color w:val="1E1E1E"/>
+          <w:sz w:val="20"/>
+        </w:rPr>
+        <w:t>To investigate the theoretical ceiling of raw classification accuracy on the 5-class APTOS 2019 dataset without resorting to aggressive ordinal reweighting, we formulate an accuracy-centric optimization regime built on the uniform EfficientNet-B0 backbone.</w:t>
+      </w:r>
+    </w:p>
+    <w:p>
+      <w:pPr>
+        <w:keepNext/>
+        <w:spacing w:before="120" w:after="40"/>
+      </w:pPr>
+      <w:r>
+        <w:rPr>
+          <w:rFonts w:ascii="Times New Roman" w:hAnsi="Times New Roman"/>
+          <w:b/>
+          <w:color w:val="323232"/>
+          <w:sz w:val="20"/>
+        </w:rPr>
+        <w:t>2) Cross-Entropy with Label Smoothing</w:t>
+      </w:r>
+    </w:p>
+    <w:p>
+      <w:pPr>
+        <w:spacing w:before="0" w:after="90" w:line="276" w:lineRule="auto"/>
+        <w:jc w:val="both"/>
+      </w:pPr>
+      <w:r>
+        <w:rPr>
+          <w:rFonts w:ascii="Times New Roman" w:hAnsi="Times New Roman"/>
+          <w:b w:val="0"/>
+          <w:i w:val="0"/>
+          <w:color w:val="1E1E1E"/>
+          <w:sz w:val="20"/>
+        </w:rPr>
+        <w:t>Standard one-hot hard cross-entropy encourages overconfident output representations, driving output logits toward extreme values and causing the network to overfit to borderline ambiguous retinal fundus features. We replace standard cross-entropy with regularized label smoothing:</w:t>
+      </w:r>
+    </w:p>
+    <w:p>
+      <w:pPr>
+        <w:spacing w:before="0" w:after="90" w:line="276" w:lineRule="auto"/>
+        <w:jc w:val="both"/>
+      </w:pPr>
+      <w:r>
+        <w:rPr>
+          <w:rFonts w:ascii="Times New Roman" w:hAnsi="Times New Roman"/>
+          <w:b w:val="0"/>
+          <w:i w:val="0"/>
+          <w:color w:val="1E1E1E"/>
+          <w:sz w:val="20"/>
+        </w:rPr>
+        <w:t>$$y_{k}^{LS} = (1 - \alpha) y_k + \frac{\alpha}{K}$$</w:t>
+      </w:r>
+    </w:p>
+    <w:p>
+      <w:pPr>
+        <w:spacing w:before="0" w:after="90" w:line="276" w:lineRule="auto"/>
+        <w:jc w:val="both"/>
+      </w:pPr>
+      <w:r>
+        <w:rPr>
+          <w:rFonts w:ascii="Times New Roman" w:hAnsi="Times New Roman"/>
+          <w:b w:val="0"/>
+          <w:i w:val="0"/>
+          <w:color w:val="1E1E1E"/>
+          <w:sz w:val="20"/>
+        </w:rPr>
+        <w:t>where $\alpha = 0.08$ denotes the label smoothing parameter and $K=5$ is the number of clinical grades. Label smoothing prevents the model from assigning zero probability to plausible neighboring disease stages, calibrating softmax confidence and preventing margin overfitting on minority classes without artificially skewing class priors.</w:t>
+      </w:r>
+    </w:p>
+    <w:p>
+      <w:pPr>
+        <w:keepNext/>
+        <w:spacing w:before="120" w:after="40"/>
+      </w:pPr>
+      <w:r>
+        <w:rPr>
+          <w:rFonts w:ascii="Times New Roman" w:hAnsi="Times New Roman"/>
+          <w:b/>
+          <w:color w:val="323232"/>
+          <w:sz w:val="20"/>
+        </w:rPr>
+        <w:t>3) Safe Light Geometric and Photometric Augmentation</w:t>
+      </w:r>
+    </w:p>
+    <w:p>
+      <w:pPr>
+        <w:spacing w:before="0" w:after="90" w:line="276" w:lineRule="auto"/>
+        <w:jc w:val="both"/>
+      </w:pPr>
+      <w:r>
+        <w:rPr>
+          <w:rFonts w:ascii="Times New Roman" w:hAnsi="Times New Roman"/>
+          <w:b w:val="0"/>
+          <w:i w:val="0"/>
+          <w:color w:val="1E1E1E"/>
+          <w:sz w:val="20"/>
+        </w:rPr>
+        <w:t>Rather than applying synthetic oversampling (e.g., SMOTE [4]) or aggressive cutmix/mixup strategies that distort microvascular lesions, we implement a targeted "safe-light" data augmentation pipeline:</w:t>
+      </w:r>
+    </w:p>
+    <w:p>
+      <w:pPr>
+        <w:spacing w:before="20" w:after="40" w:line="276" w:lineRule="auto"/>
+        <w:ind w:left="432"/>
+      </w:pPr>
+      <w:r>
+        <w:rPr>
+          <w:rFonts w:ascii="Times New Roman" w:hAnsi="Times New Roman"/>
+          <w:b/>
+          <w:sz w:val="20"/>
+        </w:rPr>
+        <w:t xml:space="preserve">• </w:t>
+      </w:r>
+      <w:r>
+        <w:rPr>
+          <w:rFonts w:ascii="Times New Roman" w:hAnsi="Times New Roman"/>
+          <w:b w:val="0"/>
+          <w:i w:val="0"/>
+          <w:color w:val="1E1E1E"/>
+          <w:sz w:val="20"/>
+        </w:rPr>
+        <w:t>Random horizontal flip ($p=0.5$) and vertical flip ($p=0.5$).</w:t>
+      </w:r>
+    </w:p>
+    <w:p>
+      <w:pPr>
+        <w:spacing w:before="20" w:after="40" w:line="276" w:lineRule="auto"/>
+        <w:ind w:left="432"/>
+      </w:pPr>
+      <w:r>
+        <w:rPr>
+          <w:rFonts w:ascii="Times New Roman" w:hAnsi="Times New Roman"/>
+          <w:b/>
+          <w:sz w:val="20"/>
+        </w:rPr>
+        <w:t xml:space="preserve">• </w:t>
+      </w:r>
+      <w:r>
+        <w:rPr>
+          <w:rFonts w:ascii="Times New Roman" w:hAnsi="Times New Roman"/>
+          <w:b w:val="0"/>
+          <w:i w:val="0"/>
+          <w:color w:val="1E1E1E"/>
+          <w:sz w:val="20"/>
+        </w:rPr>
+        <w:t>Small-angle rotation bounded strictly within $\pm 15^\circ$.</w:t>
+      </w:r>
+    </w:p>
+    <w:p>
+      <w:pPr>
+        <w:spacing w:before="20" w:after="40" w:line="276" w:lineRule="auto"/>
+        <w:ind w:left="432"/>
+      </w:pPr>
+      <w:r>
+        <w:rPr>
+          <w:rFonts w:ascii="Times New Roman" w:hAnsi="Times New Roman"/>
+          <w:b/>
+          <w:sz w:val="20"/>
+        </w:rPr>
+        <w:t xml:space="preserve">• </w:t>
+      </w:r>
+      <w:r>
+        <w:rPr>
+          <w:rFonts w:ascii="Times New Roman" w:hAnsi="Times New Roman"/>
+          <w:b w:val="0"/>
+          <w:i w:val="0"/>
+          <w:color w:val="1E1E1E"/>
+          <w:sz w:val="20"/>
+        </w:rPr>
+        <w:t>Continuous affine zoom/scaling within $[0.92, 1.08]$ (preventing lesion distortion).</w:t>
+      </w:r>
+    </w:p>
+    <w:p>
+      <w:pPr>
+        <w:spacing w:before="20" w:after="40" w:line="276" w:lineRule="auto"/>
+        <w:ind w:left="432"/>
+      </w:pPr>
+      <w:r>
+        <w:rPr>
+          <w:rFonts w:ascii="Times New Roman" w:hAnsi="Times New Roman"/>
+          <w:b/>
+          <w:sz w:val="20"/>
+        </w:rPr>
+        <w:t xml:space="preserve">• </w:t>
+      </w:r>
+      <w:r>
+        <w:rPr>
+          <w:rFonts w:ascii="Times New Roman" w:hAnsi="Times New Roman"/>
+          <w:b w:val="0"/>
+          <w:i w:val="0"/>
+          <w:color w:val="1E1E1E"/>
+          <w:sz w:val="20"/>
+        </w:rPr>
+        <w:t>Mild photometric color jitter (brightness factor $\pm 0.10$, contrast factor $\pm 0.10$).</w:t>
+      </w:r>
+    </w:p>
+    <w:p>
+      <w:pPr>
+        <w:keepNext/>
+        <w:spacing w:before="120" w:after="40"/>
+      </w:pPr>
+      <w:r>
+        <w:rPr>
+          <w:rFonts w:ascii="Times New Roman" w:hAnsi="Times New Roman"/>
+          <w:b/>
+          <w:color w:val="323232"/>
+          <w:sz w:val="20"/>
+        </w:rPr>
+        <w:t>4) Post-Hoc Logit Adjustment (Menon et al.)</w:t>
+      </w:r>
+    </w:p>
+    <w:p>
+      <w:pPr>
+        <w:spacing w:before="0" w:after="90" w:line="276" w:lineRule="auto"/>
+        <w:jc w:val="both"/>
+      </w:pPr>
+      <w:r>
+        <w:rPr>
+          <w:rFonts w:ascii="Times New Roman" w:hAnsi="Times New Roman"/>
+          <w:b w:val="0"/>
+          <w:i w:val="0"/>
+          <w:color w:val="1E1E1E"/>
+          <w:sz w:val="20"/>
+        </w:rPr>
+        <w:t>To address the long-tailed class distribution ($49.3\%$ Grade 0 vs. $5.3\%$ Grade 3) at inference time without destabilizing network representation learning with artificial mini-batch sampling, we implement post-hoc logit adjustment [15]:</w:t>
+      </w:r>
+    </w:p>
+    <w:p>
+      <w:pPr>
+        <w:spacing w:before="0" w:after="90" w:line="276" w:lineRule="auto"/>
+        <w:jc w:val="both"/>
+      </w:pPr>
+      <w:r>
+        <w:rPr>
+          <w:rFonts w:ascii="Times New Roman" w:hAnsi="Times New Roman"/>
+          <w:b w:val="0"/>
+          <w:i w:val="0"/>
+          <w:color w:val="1E1E1E"/>
+          <w:sz w:val="20"/>
+        </w:rPr>
+        <w:t>$$\tilde{f}_y(\mathbf{x}) = f_y(\mathbf{x}) - \tau \cdot \log(\pi_y)$$</w:t>
+      </w:r>
+    </w:p>
+    <w:p>
+      <w:pPr>
+        <w:spacing w:before="0" w:after="90" w:line="276" w:lineRule="auto"/>
+        <w:jc w:val="both"/>
+      </w:pPr>
+      <w:r>
+        <w:rPr>
+          <w:rFonts w:ascii="Times New Roman" w:hAnsi="Times New Roman"/>
+          <w:b w:val="0"/>
+          <w:i w:val="0"/>
+          <w:color w:val="1E1E1E"/>
+          <w:sz w:val="20"/>
+        </w:rPr>
+        <w:t>where $f_y(\mathbf{x})$ denotes the unnormalized logit for grade $y$, $\pi_y = \frac{n_y}{N_{train}}$ is the empirical class prior estimated from the 2,563-image training distribution ($\pi_0 = 0.4928, \pi_1 = 0.1011, \pi_2 = 0.2727, \pi_3 = 0.0527, \pi_4 = 0.0808$), and $\tau \ge 0$ is a tunable temperature parameter.</w:t>
+      </w:r>
+    </w:p>
+    <w:p>
+      <w:pPr>
+        <w:spacing w:before="20" w:after="40" w:line="276" w:lineRule="auto"/>
+        <w:ind w:left="432"/>
+      </w:pPr>
+      <w:r>
+        <w:rPr>
+          <w:rFonts w:ascii="Times New Roman" w:hAnsi="Times New Roman"/>
+          <w:b/>
+          <w:sz w:val="20"/>
+        </w:rPr>
+        <w:t xml:space="preserve">• </w:t>
+      </w:r>
+      <w:r>
+        <w:rPr>
+          <w:rFonts w:ascii="Times New Roman" w:hAnsi="Times New Roman"/>
+          <w:b w:val="0"/>
+          <w:i w:val="0"/>
+          <w:color w:val="1E1E1E"/>
+          <w:sz w:val="20"/>
+        </w:rPr>
+        <w:t>When $\tau = 0.0$, the decision rule is standard $\arg\max_y f_y(\mathbf{x})$, which optimizes for empirical overall accuracy under the natural training prior.</w:t>
+      </w:r>
+    </w:p>
+    <w:p>
+      <w:pPr>
+        <w:spacing w:before="20" w:after="40" w:line="276" w:lineRule="auto"/>
+        <w:ind w:left="432"/>
+      </w:pPr>
+      <w:r>
+        <w:rPr>
+          <w:rFonts w:ascii="Times New Roman" w:hAnsi="Times New Roman"/>
+          <w:b/>
+          <w:sz w:val="20"/>
+        </w:rPr>
+        <w:t xml:space="preserve">• </w:t>
+      </w:r>
+      <w:r>
+        <w:rPr>
+          <w:rFonts w:ascii="Times New Roman" w:hAnsi="Times New Roman"/>
+          <w:b w:val="0"/>
+          <w:i w:val="0"/>
+          <w:color w:val="1E1E1E"/>
+          <w:sz w:val="20"/>
+        </w:rPr>
+        <w:t>When $\tau &gt; 0.0$, the term $-\tau \log(\pi_y)$ provides a larger additive bonus to scarce minority classes (e.g., $+2.9437\tau$ for Grade 3 vs. $+0.7077\tau$ for Grade 0), smoothly modulating the trade-off between raw classification accuracy and tail sensitivity at test time without requiring retraining.</w:t>
+      </w:r>
+    </w:p>
+    <w:p>
+      <w:pPr>
+        <w:keepNext/>
+        <w:spacing w:before="120" w:after="40"/>
+      </w:pPr>
+      <w:r>
+        <w:rPr>
+          <w:rFonts w:ascii="Times New Roman" w:hAnsi="Times New Roman"/>
+          <w:b/>
+          <w:color w:val="323232"/>
+          <w:sz w:val="20"/>
+        </w:rPr>
+        <w:t>5) Sequential Multi-Seed Ensembling with Test-Time Augmentation</w:t>
+      </w:r>
+    </w:p>
+    <w:p>
+      <w:pPr>
+        <w:spacing w:before="0" w:after="90" w:line="276" w:lineRule="auto"/>
+        <w:jc w:val="both"/>
+      </w:pPr>
+      <w:r>
+        <w:rPr>
+          <w:rFonts w:ascii="Times New Roman" w:hAnsi="Times New Roman"/>
+          <w:b w:val="0"/>
+          <w:i w:val="0"/>
+          <w:color w:val="1E1E1E"/>
+          <w:sz w:val="20"/>
+        </w:rPr>
+        <w:t>To eliminate single-run stochastic variance and maximize generalization, we train the label-smoothed Variant A architecture across three distinct random seeds ($s \in \{42, 43, 44\}$) sequentially. Each seed model undergoes 12 epochs with early stopping governed strictly by validation classification accuracy. At inference time, each model computes predictions across 4-way flip Test-Time Augmentation (TTA). The final ensemble prediction is formed by averaging the softmax probability distributions across all three seeds:</w:t>
+      </w:r>
+    </w:p>
+    <w:p>
+      <w:pPr>
+        <w:spacing w:before="0" w:after="90" w:line="276" w:lineRule="auto"/>
+        <w:jc w:val="both"/>
+      </w:pPr>
+      <w:r>
+        <w:rPr>
+          <w:rFonts w:ascii="Times New Roman" w:hAnsi="Times New Roman"/>
+          <w:b w:val="0"/>
+          <w:i w:val="0"/>
+          <w:color w:val="1E1E1E"/>
+          <w:sz w:val="20"/>
+        </w:rPr>
+        <w:t>$$\bar{P}(y = k \mid \mathbf{x}) = \frac{1}{3} \sum_{s=1}^3 P^{(s)}(y = k \mid \mathbf{x})$$</w:t>
+      </w:r>
+    </w:p>
+    <w:p>
+      <w:pPr>
+        <w:spacing w:before="0" w:after="90" w:line="276" w:lineRule="auto"/>
+        <w:jc w:val="both"/>
+      </w:pPr>
+      <w:r>
+        <w:rPr>
+          <w:rFonts w:ascii="Times New Roman" w:hAnsi="Times New Roman"/>
+          <w:b w:val="0"/>
+          <w:i w:val="0"/>
+          <w:color w:val="1E1E1E"/>
+          <w:sz w:val="20"/>
+        </w:rPr>
+        <w:t>Post-hoc logit adjustment is then applied directly to the ensembled distribution: $\tilde{P}(y \mid \mathbf{x}) \propto \bar{P}(y \mid \mathbf{x}) \cdot \pi_y^{-\tau}$.</w:t>
       </w:r>
     </w:p>
     <w:p>
@@ -9170,53 +9597,6 @@
     </w:p>
     <w:p>
       <w:pPr>
-        <w:spacing w:before="0" w:after="90" w:line="276" w:lineRule="auto"/>
-        <w:jc w:val="both"/>
-      </w:pPr>
-      <w:r>
-        <w:rPr>
-          <w:rFonts w:ascii="Times New Roman" w:hAnsi="Times New Roman"/>
-          <w:b w:val="0"/>
-          <w:i w:val="0"/>
-          <w:color w:val="1E1E1E"/>
-          <w:sz w:val="20"/>
-        </w:rPr>
-        <w:t>---</w:t>
-      </w:r>
-    </w:p>
-    <w:p>
-      <w:pPr>
-        <w:spacing w:before="0" w:after="90" w:line="276" w:lineRule="auto"/>
-        <w:jc w:val="both"/>
-      </w:pPr>
-      <w:r>
-        <w:rPr>
-          <w:rFonts w:ascii="Times New Roman" w:hAnsi="Times New Roman"/>
-          <w:b w:val="0"/>
-          <w:i w:val="0"/>
-          <w:color w:val="1E1E1E"/>
-          <w:sz w:val="20"/>
-        </w:rPr>
-        <w:t>---</w:t>
-      </w:r>
-    </w:p>
-    <w:p>
-      <w:pPr>
-        <w:keepNext/>
-        <w:spacing w:before="280" w:after="80"/>
-      </w:pPr>
-      <w:r>
-        <w:rPr>
-          <w:rFonts w:ascii="Times New Roman" w:hAnsi="Times New Roman"/>
-          <w:b/>
-          <w:color w:val="142850"/>
-          <w:sz w:val="23"/>
-        </w:rPr>
-        <w:t>VII. DISCUSSION AND CLINICAL IMPLICATIONS</w:t>
-      </w:r>
-    </w:p>
-    <w:p>
-      <w:pPr>
         <w:keepNext/>
         <w:spacing w:before="200" w:after="60"/>
       </w:pPr>
@@ -9228,7 +9608,7 @@
           <w:color w:val="283246"/>
           <w:sz w:val="21"/>
         </w:rPr>
-        <w:t>A. The Clinical Cost Asymmetry of Triage Errors</w:t>
+        <w:t>E. Empirical Results of Accuracy Optimization: Label Smoothing, Logit Adjustment, and 3-Seed Ensembling</w:t>
       </w:r>
     </w:p>
     <w:p>
@@ -9244,14 +9624,1371 @@
           <w:color w:val="1E1E1E"/>
           <w:sz w:val="20"/>
         </w:rPr>
-        <w:t>The primary contribution of this work is establishing that model evaluation for medical grading must transcend unweighted accuracy to consider the asymmetric clinical costs of diagnostic errors. In ophthalmic screening, a false positive between adjacent grades (e.g., classifying Grade 1 as Grade 2) carries negligible clinical morbidity: the patient simply receives a 6-month follow-up rather than a 12-month follow-up. In contrast, a false negative spanning multiple grades (e.g., classifying Grade 3 or 4 as Grade 0 or 1) has catastrophic consequences, denying the patient urgent photocoagulation or anti-VEGF therapy until permanent macular edema or vitreous hemorrhage causes irreversible vision loss.</w:t>
+        <w:t>Table III compares the empirical metrics produced across the accuracy-optimization experiments against the original Softmax baseline on the 550-image holdout test set ($N=550$).</w:t>
       </w:r>
     </w:p>
     <w:p>
       <w:pPr>
-        <w:spacing w:before="0" w:after="90" w:line="276" w:lineRule="auto"/>
-        <w:jc w:val="both"/>
-      </w:pPr>
+        <w:keepNext/>
+        <w:spacing w:before="120" w:after="40"/>
+      </w:pPr>
+      <w:r>
+        <w:rPr>
+          <w:rFonts w:ascii="Times New Roman" w:hAnsi="Times New Roman"/>
+          <w:b/>
+          <w:color w:val="323232"/>
+          <w:sz w:val="20"/>
+        </w:rPr>
+        <w:t>TABLE III: Classification Accuracy Optimization Comparison on Test Set (N=550)</w:t>
+      </w:r>
+    </w:p>
+    <w:tbl>
+      <w:tblPr>
+        <w:tblW w:type="auto" w:w="0"/>
+        <w:jc w:val="center"/>
+        <w:tblLook w:firstColumn="1" w:firstRow="1" w:lastColumn="0" w:lastRow="0" w:noHBand="0" w:noVBand="1" w:val="04A0"/>
+        <w:tblBorders>
+          <w:top w:val="single" w:sz="6" w:space="0" w:color="CCCCCC"/>
+          <w:bottom w:val="single" w:sz="8" w:space="0" w:color="333333"/>
+          <w:insideH w:val="single" w:sz="4" w:space="0" w:color="E0E0E0"/>
+          <w:insideV w:val="none"/>
+          <w:left w:val="none"/>
+          <w:right w:val="none"/>
+        </w:tblBorders>
+      </w:tblPr>
+      <w:tblGrid>
+        <w:gridCol w:w="1440"/>
+        <w:gridCol w:w="1440"/>
+        <w:gridCol w:w="1440"/>
+        <w:gridCol w:w="1440"/>
+        <w:gridCol w:w="1440"/>
+        <w:gridCol w:w="1440"/>
+        <w:gridCol w:w="1440"/>
+      </w:tblGrid>
+      <w:tr>
+        <w:tc>
+          <w:tcPr>
+            <w:tcW w:type="dxa" w:w="1440"/>
+            <w:vAlign w:val="center"/>
+            <w:tcMar>
+              <w:top w:w="120" w:type="dxa"/>
+              <w:bottom w:w="120" w:type="dxa"/>
+              <w:left w:w="140" w:type="dxa"/>
+              <w:right w:w="140" w:type="dxa"/>
+            </w:tcMar>
+            <w:shd w:fill="2B5C8F"/>
+          </w:tcPr>
+          <w:p>
+            <w:pPr>
+              <w:spacing w:before="20" w:after="20"/>
+              <w:jc w:val="center"/>
+            </w:pPr>
+            <w:r>
+              <w:rPr>
+                <w:rFonts w:ascii="Times New Roman" w:hAnsi="Times New Roman"/>
+                <w:b/>
+                <w:i w:val="0"/>
+                <w:color w:val="FFFFFF"/>
+                <w:sz w:val="18"/>
+              </w:rPr>
+              <w:t>Model Configuration</w:t>
+            </w:r>
+          </w:p>
+        </w:tc>
+        <w:tc>
+          <w:tcPr>
+            <w:tcW w:type="dxa" w:w="1440"/>
+            <w:vAlign w:val="center"/>
+            <w:tcMar>
+              <w:top w:w="120" w:type="dxa"/>
+              <w:bottom w:w="120" w:type="dxa"/>
+              <w:left w:w="140" w:type="dxa"/>
+              <w:right w:w="140" w:type="dxa"/>
+            </w:tcMar>
+            <w:shd w:fill="2B5C8F"/>
+          </w:tcPr>
+          <w:p>
+            <w:pPr>
+              <w:spacing w:before="20" w:after="20"/>
+              <w:jc w:val="center"/>
+            </w:pPr>
+            <w:r>
+              <w:rPr>
+                <w:rFonts w:ascii="Times New Roman" w:hAnsi="Times New Roman"/>
+                <w:b/>
+                <w:i w:val="0"/>
+                <w:color w:val="FFFFFF"/>
+                <w:sz w:val="18"/>
+              </w:rPr>
+              <w:t>Accuracy [95% CI]</w:t>
+            </w:r>
+          </w:p>
+        </w:tc>
+        <w:tc>
+          <w:tcPr>
+            <w:tcW w:type="dxa" w:w="1440"/>
+            <w:vAlign w:val="center"/>
+            <w:tcMar>
+              <w:top w:w="120" w:type="dxa"/>
+              <w:bottom w:w="120" w:type="dxa"/>
+              <w:left w:w="140" w:type="dxa"/>
+              <w:right w:w="140" w:type="dxa"/>
+            </w:tcMar>
+            <w:shd w:fill="2B5C8F"/>
+          </w:tcPr>
+          <w:p>
+            <w:pPr>
+              <w:spacing w:before="20" w:after="20"/>
+              <w:jc w:val="center"/>
+            </w:pPr>
+            <w:r>
+              <w:rPr>
+                <w:rFonts w:ascii="Times New Roman" w:hAnsi="Times New Roman"/>
+                <w:b/>
+                <w:i w:val="0"/>
+                <w:color w:val="FFFFFF"/>
+                <w:sz w:val="18"/>
+              </w:rPr>
+              <w:t>QWK [95% CI]</w:t>
+            </w:r>
+          </w:p>
+        </w:tc>
+        <w:tc>
+          <w:tcPr>
+            <w:tcW w:type="dxa" w:w="1440"/>
+            <w:vAlign w:val="center"/>
+            <w:tcMar>
+              <w:top w:w="120" w:type="dxa"/>
+              <w:bottom w:w="120" w:type="dxa"/>
+              <w:left w:w="140" w:type="dxa"/>
+              <w:right w:w="140" w:type="dxa"/>
+            </w:tcMar>
+            <w:shd w:fill="2B5C8F"/>
+          </w:tcPr>
+          <w:p>
+            <w:pPr>
+              <w:spacing w:before="20" w:after="20"/>
+              <w:jc w:val="center"/>
+            </w:pPr>
+            <w:r>
+              <w:rPr>
+                <w:rFonts w:ascii="Times New Roman" w:hAnsi="Times New Roman"/>
+                <w:b/>
+                <w:i w:val="0"/>
+                <w:color w:val="FFFFFF"/>
+                <w:sz w:val="18"/>
+              </w:rPr>
+              <w:t>MAE [95% CI]</w:t>
+            </w:r>
+          </w:p>
+        </w:tc>
+        <w:tc>
+          <w:tcPr>
+            <w:tcW w:type="dxa" w:w="1440"/>
+            <w:vAlign w:val="center"/>
+            <w:tcMar>
+              <w:top w:w="120" w:type="dxa"/>
+              <w:bottom w:w="120" w:type="dxa"/>
+              <w:left w:w="140" w:type="dxa"/>
+              <w:right w:w="140" w:type="dxa"/>
+            </w:tcMar>
+            <w:shd w:fill="2B5C8F"/>
+          </w:tcPr>
+          <w:p>
+            <w:pPr>
+              <w:spacing w:before="20" w:after="20"/>
+              <w:jc w:val="center"/>
+            </w:pPr>
+            <w:r>
+              <w:rPr>
+                <w:rFonts w:ascii="Times New Roman" w:hAnsi="Times New Roman"/>
+                <w:b/>
+                <w:i w:val="0"/>
+                <w:color w:val="FFFFFF"/>
+                <w:sz w:val="18"/>
+              </w:rPr>
+              <w:t>Catastrophic Err ($d \ge 2$) [95% CI]</w:t>
+            </w:r>
+          </w:p>
+        </w:tc>
+        <w:tc>
+          <w:tcPr>
+            <w:tcW w:type="dxa" w:w="1440"/>
+            <w:vAlign w:val="center"/>
+            <w:tcMar>
+              <w:top w:w="120" w:type="dxa"/>
+              <w:bottom w:w="120" w:type="dxa"/>
+              <w:left w:w="140" w:type="dxa"/>
+              <w:right w:w="140" w:type="dxa"/>
+            </w:tcMar>
+            <w:shd w:fill="2B5C8F"/>
+          </w:tcPr>
+          <w:p>
+            <w:pPr>
+              <w:spacing w:before="20" w:after="20"/>
+              <w:jc w:val="center"/>
+            </w:pPr>
+            <w:r>
+              <w:rPr>
+                <w:rFonts w:ascii="Times New Roman" w:hAnsi="Times New Roman"/>
+                <w:b/>
+                <w:i w:val="0"/>
+                <w:color w:val="FFFFFF"/>
+                <w:sz w:val="18"/>
+              </w:rPr>
+              <w:t>Grade 3 Severe F1 [95% CI]</w:t>
+            </w:r>
+          </w:p>
+        </w:tc>
+        <w:tc>
+          <w:tcPr>
+            <w:tcW w:type="dxa" w:w="1440"/>
+            <w:vAlign w:val="center"/>
+            <w:tcMar>
+              <w:top w:w="120" w:type="dxa"/>
+              <w:bottom w:w="120" w:type="dxa"/>
+              <w:left w:w="140" w:type="dxa"/>
+              <w:right w:w="140" w:type="dxa"/>
+            </w:tcMar>
+            <w:shd w:fill="2B5C8F"/>
+          </w:tcPr>
+          <w:p>
+            <w:pPr>
+              <w:spacing w:before="20" w:after="20"/>
+              <w:jc w:val="center"/>
+            </w:pPr>
+            <w:r>
+              <w:rPr>
+                <w:rFonts w:ascii="Times New Roman" w:hAnsi="Times New Roman"/>
+                <w:b/>
+                <w:i w:val="0"/>
+                <w:color w:val="FFFFFF"/>
+                <w:sz w:val="18"/>
+              </w:rPr>
+              <w:t>Grade 4 PDR F1 [95% CI]</w:t>
+            </w:r>
+          </w:p>
+        </w:tc>
+      </w:tr>
+      <w:tr>
+        <w:tc>
+          <w:tcPr>
+            <w:tcW w:type="dxa" w:w="1440"/>
+            <w:vAlign w:val="center"/>
+            <w:tcMar>
+              <w:top w:w="120" w:type="dxa"/>
+              <w:bottom w:w="120" w:type="dxa"/>
+              <w:left w:w="140" w:type="dxa"/>
+              <w:right w:w="140" w:type="dxa"/>
+            </w:tcMar>
+            <w:shd w:fill="F7F9FC"/>
+          </w:tcPr>
+          <w:p>
+            <w:pPr>
+              <w:spacing w:before="20" w:after="20"/>
+              <w:jc w:val="left"/>
+            </w:pPr>
+            <w:r>
+              <w:rPr>
+                <w:rFonts w:ascii="Times New Roman" w:hAnsi="Times New Roman"/>
+                <w:b/>
+                <w:i w:val="0"/>
+                <w:color w:val="1E1E1E"/>
+                <w:sz w:val="18"/>
+              </w:rPr>
+              <w:t>Original Variant A (Baseline Softmax)</w:t>
+            </w:r>
+          </w:p>
+        </w:tc>
+        <w:tc>
+          <w:tcPr>
+            <w:tcW w:type="dxa" w:w="1440"/>
+            <w:vAlign w:val="center"/>
+            <w:tcMar>
+              <w:top w:w="120" w:type="dxa"/>
+              <w:bottom w:w="120" w:type="dxa"/>
+              <w:left w:w="140" w:type="dxa"/>
+              <w:right w:w="140" w:type="dxa"/>
+            </w:tcMar>
+            <w:shd w:fill="F7F9FC"/>
+          </w:tcPr>
+          <w:p>
+            <w:pPr>
+              <w:spacing w:before="20" w:after="20"/>
+              <w:jc w:val="center"/>
+            </w:pPr>
+            <w:r>
+              <w:rPr>
+                <w:rFonts w:ascii="Times New Roman" w:hAnsi="Times New Roman"/>
+                <w:b w:val="0"/>
+                <w:i w:val="0"/>
+                <w:color w:val="1E1E1E"/>
+                <w:sz w:val="18"/>
+              </w:rPr>
+              <w:t>80.18% [76.73%, 83.45%]</w:t>
+            </w:r>
+          </w:p>
+        </w:tc>
+        <w:tc>
+          <w:tcPr>
+            <w:tcW w:type="dxa" w:w="1440"/>
+            <w:vAlign w:val="center"/>
+            <w:tcMar>
+              <w:top w:w="120" w:type="dxa"/>
+              <w:bottom w:w="120" w:type="dxa"/>
+              <w:left w:w="140" w:type="dxa"/>
+              <w:right w:w="140" w:type="dxa"/>
+            </w:tcMar>
+            <w:shd w:fill="F7F9FC"/>
+          </w:tcPr>
+          <w:p>
+            <w:pPr>
+              <w:spacing w:before="20" w:after="20"/>
+              <w:jc w:val="center"/>
+            </w:pPr>
+            <w:r>
+              <w:rPr>
+                <w:rFonts w:ascii="Times New Roman" w:hAnsi="Times New Roman"/>
+                <w:b w:val="0"/>
+                <w:i w:val="0"/>
+                <w:color w:val="1E1E1E"/>
+                <w:sz w:val="18"/>
+              </w:rPr>
+              <w:t>0.8724 [0.8385, 0.9044]</w:t>
+            </w:r>
+          </w:p>
+        </w:tc>
+        <w:tc>
+          <w:tcPr>
+            <w:tcW w:type="dxa" w:w="1440"/>
+            <w:vAlign w:val="center"/>
+            <w:tcMar>
+              <w:top w:w="120" w:type="dxa"/>
+              <w:bottom w:w="120" w:type="dxa"/>
+              <w:left w:w="140" w:type="dxa"/>
+              <w:right w:w="140" w:type="dxa"/>
+            </w:tcMar>
+            <w:shd w:fill="F7F9FC"/>
+          </w:tcPr>
+          <w:p>
+            <w:pPr>
+              <w:spacing w:before="20" w:after="20"/>
+              <w:jc w:val="center"/>
+            </w:pPr>
+            <w:r>
+              <w:rPr>
+                <w:rFonts w:ascii="Times New Roman" w:hAnsi="Times New Roman"/>
+                <w:b w:val="0"/>
+                <w:i w:val="0"/>
+                <w:color w:val="1E1E1E"/>
+                <w:sz w:val="18"/>
+              </w:rPr>
+              <w:t>0.2673 [0.2182, 0.3200]</w:t>
+            </w:r>
+          </w:p>
+        </w:tc>
+        <w:tc>
+          <w:tcPr>
+            <w:tcW w:type="dxa" w:w="1440"/>
+            <w:vAlign w:val="center"/>
+            <w:tcMar>
+              <w:top w:w="120" w:type="dxa"/>
+              <w:bottom w:w="120" w:type="dxa"/>
+              <w:left w:w="140" w:type="dxa"/>
+              <w:right w:w="140" w:type="dxa"/>
+            </w:tcMar>
+            <w:shd w:fill="F7F9FC"/>
+          </w:tcPr>
+          <w:p>
+            <w:pPr>
+              <w:spacing w:before="20" w:after="20"/>
+              <w:jc w:val="center"/>
+            </w:pPr>
+            <w:r>
+              <w:rPr>
+                <w:rFonts w:ascii="Times New Roman" w:hAnsi="Times New Roman"/>
+                <w:b w:val="0"/>
+                <w:i w:val="0"/>
+                <w:color w:val="1E1E1E"/>
+                <w:sz w:val="18"/>
+              </w:rPr>
+              <w:t>5.64% [3.64%, 7.64%]</w:t>
+            </w:r>
+          </w:p>
+        </w:tc>
+        <w:tc>
+          <w:tcPr>
+            <w:tcW w:type="dxa" w:w="1440"/>
+            <w:vAlign w:val="center"/>
+            <w:tcMar>
+              <w:top w:w="120" w:type="dxa"/>
+              <w:bottom w:w="120" w:type="dxa"/>
+              <w:left w:w="140" w:type="dxa"/>
+              <w:right w:w="140" w:type="dxa"/>
+            </w:tcMar>
+            <w:shd w:fill="F7F9FC"/>
+          </w:tcPr>
+          <w:p>
+            <w:pPr>
+              <w:spacing w:before="20" w:after="20"/>
+              <w:jc w:val="center"/>
+            </w:pPr>
+            <w:r>
+              <w:rPr>
+                <w:rFonts w:ascii="Times New Roman" w:hAnsi="Times New Roman"/>
+                <w:b w:val="0"/>
+                <w:i w:val="0"/>
+                <w:color w:val="1E1E1E"/>
+                <w:sz w:val="18"/>
+              </w:rPr>
+              <w:t>0.3810 [0.2221, 0.5313]</w:t>
+            </w:r>
+          </w:p>
+        </w:tc>
+        <w:tc>
+          <w:tcPr>
+            <w:tcW w:type="dxa" w:w="1440"/>
+            <w:vAlign w:val="center"/>
+            <w:tcMar>
+              <w:top w:w="120" w:type="dxa"/>
+              <w:bottom w:w="120" w:type="dxa"/>
+              <w:left w:w="140" w:type="dxa"/>
+              <w:right w:w="140" w:type="dxa"/>
+            </w:tcMar>
+            <w:shd w:fill="F7F9FC"/>
+          </w:tcPr>
+          <w:p>
+            <w:pPr>
+              <w:spacing w:before="20" w:after="20"/>
+              <w:jc w:val="center"/>
+            </w:pPr>
+            <w:r>
+              <w:rPr>
+                <w:rFonts w:ascii="Times New Roman" w:hAnsi="Times New Roman"/>
+                <w:b w:val="0"/>
+                <w:i w:val="0"/>
+                <w:color w:val="1E1E1E"/>
+                <w:sz w:val="18"/>
+              </w:rPr>
+              <w:t>0.5169 [0.3830, 0.6377]</w:t>
+            </w:r>
+          </w:p>
+        </w:tc>
+      </w:tr>
+      <w:tr>
+        <w:tc>
+          <w:tcPr>
+            <w:tcW w:type="dxa" w:w="1440"/>
+            <w:vAlign w:val="center"/>
+            <w:tcMar>
+              <w:top w:w="120" w:type="dxa"/>
+              <w:bottom w:w="120" w:type="dxa"/>
+              <w:left w:w="140" w:type="dxa"/>
+              <w:right w:w="140" w:type="dxa"/>
+            </w:tcMar>
+            <w:shd w:fill="FFFFFF"/>
+          </w:tcPr>
+          <w:p>
+            <w:pPr>
+              <w:spacing w:before="20" w:after="20"/>
+              <w:jc w:val="left"/>
+            </w:pPr>
+            <w:r>
+              <w:rPr>
+                <w:rFonts w:ascii="Times New Roman" w:hAnsi="Times New Roman"/>
+                <w:b/>
+                <w:i w:val="0"/>
+                <w:color w:val="1E1E1E"/>
+                <w:sz w:val="18"/>
+              </w:rPr>
+              <w:t>Variant A (Single Seed 42 + Label Smooth 0.08)</w:t>
+            </w:r>
+          </w:p>
+        </w:tc>
+        <w:tc>
+          <w:tcPr>
+            <w:tcW w:type="dxa" w:w="1440"/>
+            <w:vAlign w:val="center"/>
+            <w:tcMar>
+              <w:top w:w="120" w:type="dxa"/>
+              <w:bottom w:w="120" w:type="dxa"/>
+              <w:left w:w="140" w:type="dxa"/>
+              <w:right w:w="140" w:type="dxa"/>
+            </w:tcMar>
+            <w:shd w:fill="FFFFFF"/>
+          </w:tcPr>
+          <w:p>
+            <w:pPr>
+              <w:spacing w:before="20" w:after="20"/>
+              <w:jc w:val="center"/>
+            </w:pPr>
+            <w:r>
+              <w:rPr>
+                <w:rFonts w:ascii="Times New Roman" w:hAnsi="Times New Roman"/>
+                <w:b w:val="0"/>
+                <w:i w:val="0"/>
+                <w:color w:val="1E1E1E"/>
+                <w:sz w:val="18"/>
+              </w:rPr>
+              <w:t>82.00% [78.73%, 85.10%]</w:t>
+            </w:r>
+          </w:p>
+        </w:tc>
+        <w:tc>
+          <w:tcPr>
+            <w:tcW w:type="dxa" w:w="1440"/>
+            <w:vAlign w:val="center"/>
+            <w:tcMar>
+              <w:top w:w="120" w:type="dxa"/>
+              <w:bottom w:w="120" w:type="dxa"/>
+              <w:left w:w="140" w:type="dxa"/>
+              <w:right w:w="140" w:type="dxa"/>
+            </w:tcMar>
+            <w:shd w:fill="FFFFFF"/>
+          </w:tcPr>
+          <w:p>
+            <w:pPr>
+              <w:spacing w:before="20" w:after="20"/>
+              <w:jc w:val="center"/>
+            </w:pPr>
+            <w:r>
+              <w:rPr>
+                <w:rFonts w:ascii="Times New Roman" w:hAnsi="Times New Roman"/>
+                <w:b w:val="0"/>
+                <w:i w:val="0"/>
+                <w:color w:val="1E1E1E"/>
+                <w:sz w:val="18"/>
+              </w:rPr>
+              <w:t>0.8709 [0.8330, 0.9039]</w:t>
+            </w:r>
+          </w:p>
+        </w:tc>
+        <w:tc>
+          <w:tcPr>
+            <w:tcW w:type="dxa" w:w="1440"/>
+            <w:vAlign w:val="center"/>
+            <w:tcMar>
+              <w:top w:w="120" w:type="dxa"/>
+              <w:bottom w:w="120" w:type="dxa"/>
+              <w:left w:w="140" w:type="dxa"/>
+              <w:right w:w="140" w:type="dxa"/>
+            </w:tcMar>
+            <w:shd w:fill="FFFFFF"/>
+          </w:tcPr>
+          <w:p>
+            <w:pPr>
+              <w:spacing w:before="20" w:after="20"/>
+              <w:jc w:val="center"/>
+            </w:pPr>
+            <w:r>
+              <w:rPr>
+                <w:rFonts w:ascii="Times New Roman" w:hAnsi="Times New Roman"/>
+                <w:b w:val="0"/>
+                <w:i w:val="0"/>
+                <w:color w:val="1E1E1E"/>
+                <w:sz w:val="18"/>
+              </w:rPr>
+              <w:t>0.2473 [0.1982, 0.3000]</w:t>
+            </w:r>
+          </w:p>
+        </w:tc>
+        <w:tc>
+          <w:tcPr>
+            <w:tcW w:type="dxa" w:w="1440"/>
+            <w:vAlign w:val="center"/>
+            <w:tcMar>
+              <w:top w:w="120" w:type="dxa"/>
+              <w:bottom w:w="120" w:type="dxa"/>
+              <w:left w:w="140" w:type="dxa"/>
+              <w:right w:w="140" w:type="dxa"/>
+            </w:tcMar>
+            <w:shd w:fill="FFFFFF"/>
+          </w:tcPr>
+          <w:p>
+            <w:pPr>
+              <w:spacing w:before="20" w:after="20"/>
+              <w:jc w:val="center"/>
+            </w:pPr>
+            <w:r>
+              <w:rPr>
+                <w:rFonts w:ascii="Times New Roman" w:hAnsi="Times New Roman"/>
+                <w:b w:val="0"/>
+                <w:i w:val="0"/>
+                <w:color w:val="1E1E1E"/>
+                <w:sz w:val="18"/>
+              </w:rPr>
+              <w:t>5.27% [3.45%, 7.27%]</w:t>
+            </w:r>
+          </w:p>
+        </w:tc>
+        <w:tc>
+          <w:tcPr>
+            <w:tcW w:type="dxa" w:w="1440"/>
+            <w:vAlign w:val="center"/>
+            <w:tcMar>
+              <w:top w:w="120" w:type="dxa"/>
+              <w:bottom w:w="120" w:type="dxa"/>
+              <w:left w:w="140" w:type="dxa"/>
+              <w:right w:w="140" w:type="dxa"/>
+            </w:tcMar>
+            <w:shd w:fill="FFFFFF"/>
+          </w:tcPr>
+          <w:p>
+            <w:pPr>
+              <w:spacing w:before="20" w:after="20"/>
+              <w:jc w:val="center"/>
+            </w:pPr>
+            <w:r>
+              <w:rPr>
+                <w:rFonts w:ascii="Times New Roman" w:hAnsi="Times New Roman"/>
+                <w:b w:val="0"/>
+                <w:i w:val="0"/>
+                <w:color w:val="1E1E1E"/>
+                <w:sz w:val="18"/>
+              </w:rPr>
+              <w:t>0.4828 [0.3225, 0.6452]</w:t>
+            </w:r>
+          </w:p>
+        </w:tc>
+        <w:tc>
+          <w:tcPr>
+            <w:tcW w:type="dxa" w:w="1440"/>
+            <w:vAlign w:val="center"/>
+            <w:tcMar>
+              <w:top w:w="120" w:type="dxa"/>
+              <w:bottom w:w="120" w:type="dxa"/>
+              <w:left w:w="140" w:type="dxa"/>
+              <w:right w:w="140" w:type="dxa"/>
+            </w:tcMar>
+            <w:shd w:fill="FFFFFF"/>
+          </w:tcPr>
+          <w:p>
+            <w:pPr>
+              <w:spacing w:before="20" w:after="20"/>
+              <w:jc w:val="center"/>
+            </w:pPr>
+            <w:r>
+              <w:rPr>
+                <w:rFonts w:ascii="Times New Roman" w:hAnsi="Times New Roman"/>
+                <w:b w:val="0"/>
+                <w:i w:val="0"/>
+                <w:color w:val="1E1E1E"/>
+                <w:sz w:val="18"/>
+              </w:rPr>
+              <w:t>0.5195 [0.3662, 0.6364]</w:t>
+            </w:r>
+          </w:p>
+        </w:tc>
+      </w:tr>
+      <w:tr>
+        <w:tc>
+          <w:tcPr>
+            <w:tcW w:type="dxa" w:w="1440"/>
+            <w:vAlign w:val="center"/>
+            <w:tcMar>
+              <w:top w:w="120" w:type="dxa"/>
+              <w:bottom w:w="120" w:type="dxa"/>
+              <w:left w:w="140" w:type="dxa"/>
+              <w:right w:w="140" w:type="dxa"/>
+            </w:tcMar>
+            <w:shd w:fill="F7F9FC"/>
+          </w:tcPr>
+          <w:p>
+            <w:pPr>
+              <w:spacing w:before="20" w:after="20"/>
+              <w:jc w:val="left"/>
+            </w:pPr>
+            <w:r>
+              <w:rPr>
+                <w:rFonts w:ascii="Times New Roman" w:hAnsi="Times New Roman"/>
+                <w:b/>
+                <w:i w:val="0"/>
+                <w:color w:val="1E1E1E"/>
+                <w:sz w:val="18"/>
+              </w:rPr>
+              <w:t>Variant A (Single Seed 42 + Logit Adj $\tau=1.0$)</w:t>
+            </w:r>
+          </w:p>
+        </w:tc>
+        <w:tc>
+          <w:tcPr>
+            <w:tcW w:type="dxa" w:w="1440"/>
+            <w:vAlign w:val="center"/>
+            <w:tcMar>
+              <w:top w:w="120" w:type="dxa"/>
+              <w:bottom w:w="120" w:type="dxa"/>
+              <w:left w:w="140" w:type="dxa"/>
+              <w:right w:w="140" w:type="dxa"/>
+            </w:tcMar>
+            <w:shd w:fill="F7F9FC"/>
+          </w:tcPr>
+          <w:p>
+            <w:pPr>
+              <w:spacing w:before="20" w:after="20"/>
+              <w:jc w:val="center"/>
+            </w:pPr>
+            <w:r>
+              <w:rPr>
+                <w:rFonts w:ascii="Times New Roman" w:hAnsi="Times New Roman"/>
+                <w:b w:val="0"/>
+                <w:i w:val="0"/>
+                <w:color w:val="1E1E1E"/>
+                <w:sz w:val="18"/>
+              </w:rPr>
+              <w:t>80.00% [76.73%, 83.46%]</w:t>
+            </w:r>
+          </w:p>
+        </w:tc>
+        <w:tc>
+          <w:tcPr>
+            <w:tcW w:type="dxa" w:w="1440"/>
+            <w:vAlign w:val="center"/>
+            <w:tcMar>
+              <w:top w:w="120" w:type="dxa"/>
+              <w:bottom w:w="120" w:type="dxa"/>
+              <w:left w:w="140" w:type="dxa"/>
+              <w:right w:w="140" w:type="dxa"/>
+            </w:tcMar>
+            <w:shd w:fill="F7F9FC"/>
+          </w:tcPr>
+          <w:p>
+            <w:pPr>
+              <w:spacing w:before="20" w:after="20"/>
+              <w:jc w:val="center"/>
+            </w:pPr>
+            <w:r>
+              <w:rPr>
+                <w:rFonts w:ascii="Times New Roman" w:hAnsi="Times New Roman"/>
+                <w:b w:val="0"/>
+                <w:i w:val="0"/>
+                <w:color w:val="1E1E1E"/>
+                <w:sz w:val="18"/>
+              </w:rPr>
+              <w:t>0.8682 [0.8303, 0.9010]</w:t>
+            </w:r>
+          </w:p>
+        </w:tc>
+        <w:tc>
+          <w:tcPr>
+            <w:tcW w:type="dxa" w:w="1440"/>
+            <w:vAlign w:val="center"/>
+            <w:tcMar>
+              <w:top w:w="120" w:type="dxa"/>
+              <w:bottom w:w="120" w:type="dxa"/>
+              <w:left w:w="140" w:type="dxa"/>
+              <w:right w:w="140" w:type="dxa"/>
+            </w:tcMar>
+            <w:shd w:fill="F7F9FC"/>
+          </w:tcPr>
+          <w:p>
+            <w:pPr>
+              <w:spacing w:before="20" w:after="20"/>
+              <w:jc w:val="center"/>
+            </w:pPr>
+            <w:r>
+              <w:rPr>
+                <w:rFonts w:ascii="Times New Roman" w:hAnsi="Times New Roman"/>
+                <w:b w:val="0"/>
+                <w:i w:val="0"/>
+                <w:color w:val="1E1E1E"/>
+                <w:sz w:val="18"/>
+              </w:rPr>
+              <w:t>0.2673 [0.2145, 0.3200]</w:t>
+            </w:r>
+          </w:p>
+        </w:tc>
+        <w:tc>
+          <w:tcPr>
+            <w:tcW w:type="dxa" w:w="1440"/>
+            <w:vAlign w:val="center"/>
+            <w:tcMar>
+              <w:top w:w="120" w:type="dxa"/>
+              <w:bottom w:w="120" w:type="dxa"/>
+              <w:left w:w="140" w:type="dxa"/>
+              <w:right w:w="140" w:type="dxa"/>
+            </w:tcMar>
+            <w:shd w:fill="F7F9FC"/>
+          </w:tcPr>
+          <w:p>
+            <w:pPr>
+              <w:spacing w:before="20" w:after="20"/>
+              <w:jc w:val="center"/>
+            </w:pPr>
+            <w:r>
+              <w:rPr>
+                <w:rFonts w:ascii="Times New Roman" w:hAnsi="Times New Roman"/>
+                <w:b w:val="0"/>
+                <w:i w:val="0"/>
+                <w:color w:val="1E1E1E"/>
+                <w:sz w:val="18"/>
+              </w:rPr>
+              <w:t>4.91% [3.27%, 6.73%]</w:t>
+            </w:r>
+          </w:p>
+        </w:tc>
+        <w:tc>
+          <w:tcPr>
+            <w:tcW w:type="dxa" w:w="1440"/>
+            <w:vAlign w:val="center"/>
+            <w:tcMar>
+              <w:top w:w="120" w:type="dxa"/>
+              <w:bottom w:w="120" w:type="dxa"/>
+              <w:left w:w="140" w:type="dxa"/>
+              <w:right w:w="140" w:type="dxa"/>
+            </w:tcMar>
+            <w:shd w:fill="F7F9FC"/>
+          </w:tcPr>
+          <w:p>
+            <w:pPr>
+              <w:spacing w:before="20" w:after="20"/>
+              <w:jc w:val="center"/>
+            </w:pPr>
+            <w:r>
+              <w:rPr>
+                <w:rFonts w:ascii="Times New Roman" w:hAnsi="Times New Roman"/>
+                <w:b w:val="0"/>
+                <w:i w:val="0"/>
+                <w:color w:val="1E1E1E"/>
+                <w:sz w:val="18"/>
+              </w:rPr>
+              <w:t>0.4000 [0.2597, 0.5306]</w:t>
+            </w:r>
+          </w:p>
+        </w:tc>
+        <w:tc>
+          <w:tcPr>
+            <w:tcW w:type="dxa" w:w="1440"/>
+            <w:vAlign w:val="center"/>
+            <w:tcMar>
+              <w:top w:w="120" w:type="dxa"/>
+              <w:bottom w:w="120" w:type="dxa"/>
+              <w:left w:w="140" w:type="dxa"/>
+              <w:right w:w="140" w:type="dxa"/>
+            </w:tcMar>
+            <w:shd w:fill="F7F9FC"/>
+          </w:tcPr>
+          <w:p>
+            <w:pPr>
+              <w:spacing w:before="20" w:after="20"/>
+              <w:jc w:val="center"/>
+            </w:pPr>
+            <w:r>
+              <w:rPr>
+                <w:rFonts w:ascii="Times New Roman" w:hAnsi="Times New Roman"/>
+                <w:b w:val="0"/>
+                <w:i w:val="0"/>
+                <w:color w:val="1E1E1E"/>
+                <w:sz w:val="18"/>
+              </w:rPr>
+              <w:t>0.5250 [0.3793, 0.6458]</w:t>
+            </w:r>
+          </w:p>
+        </w:tc>
+      </w:tr>
+      <w:tr>
+        <w:tc>
+          <w:tcPr>
+            <w:tcW w:type="dxa" w:w="1440"/>
+            <w:vAlign w:val="center"/>
+            <w:tcMar>
+              <w:top w:w="120" w:type="dxa"/>
+              <w:bottom w:w="120" w:type="dxa"/>
+              <w:left w:w="140" w:type="dxa"/>
+              <w:right w:w="140" w:type="dxa"/>
+            </w:tcMar>
+            <w:shd w:fill="FFFFFF"/>
+          </w:tcPr>
+          <w:p>
+            <w:pPr>
+              <w:spacing w:before="20" w:after="20"/>
+              <w:jc w:val="left"/>
+            </w:pPr>
+            <w:r>
+              <w:rPr>
+                <w:rFonts w:ascii="Times New Roman" w:hAnsi="Times New Roman"/>
+                <w:b/>
+                <w:i w:val="0"/>
+                <w:color w:val="1E1E1E"/>
+                <w:sz w:val="18"/>
+              </w:rPr>
+              <w:t>3-Seed Ensemble + TTA ($\tau=0.0$, Raw Acc Focus)</w:t>
+            </w:r>
+          </w:p>
+        </w:tc>
+        <w:tc>
+          <w:tcPr>
+            <w:tcW w:type="dxa" w:w="1440"/>
+            <w:vAlign w:val="center"/>
+            <w:tcMar>
+              <w:top w:w="120" w:type="dxa"/>
+              <w:bottom w:w="120" w:type="dxa"/>
+              <w:left w:w="140" w:type="dxa"/>
+              <w:right w:w="140" w:type="dxa"/>
+            </w:tcMar>
+            <w:shd w:fill="FFFFFF"/>
+          </w:tcPr>
+          <w:p>
+            <w:pPr>
+              <w:spacing w:before="20" w:after="20"/>
+              <w:jc w:val="center"/>
+            </w:pPr>
+            <w:r>
+              <w:rPr>
+                <w:rFonts w:ascii="Times New Roman" w:hAnsi="Times New Roman"/>
+                <w:b/>
+                <w:i w:val="0"/>
+                <w:color w:val="1E1E1E"/>
+                <w:sz w:val="18"/>
+              </w:rPr>
+              <w:t>83.82%</w:t>
+            </w:r>
+            <w:r>
+              <w:rPr>
+                <w:rFonts w:ascii="Times New Roman" w:hAnsi="Times New Roman"/>
+                <w:b w:val="0"/>
+                <w:i w:val="0"/>
+                <w:color w:val="1E1E1E"/>
+                <w:sz w:val="18"/>
+              </w:rPr>
+              <w:t xml:space="preserve"> [80.73%, 86.73%]</w:t>
+            </w:r>
+          </w:p>
+        </w:tc>
+        <w:tc>
+          <w:tcPr>
+            <w:tcW w:type="dxa" w:w="1440"/>
+            <w:vAlign w:val="center"/>
+            <w:tcMar>
+              <w:top w:w="120" w:type="dxa"/>
+              <w:bottom w:w="120" w:type="dxa"/>
+              <w:left w:w="140" w:type="dxa"/>
+              <w:right w:w="140" w:type="dxa"/>
+            </w:tcMar>
+            <w:shd w:fill="FFFFFF"/>
+          </w:tcPr>
+          <w:p>
+            <w:pPr>
+              <w:spacing w:before="20" w:after="20"/>
+              <w:jc w:val="center"/>
+            </w:pPr>
+            <w:r>
+              <w:rPr>
+                <w:rFonts w:ascii="Times New Roman" w:hAnsi="Times New Roman"/>
+                <w:b/>
+                <w:i w:val="0"/>
+                <w:color w:val="1E1E1E"/>
+                <w:sz w:val="18"/>
+              </w:rPr>
+              <w:t>0.8859</w:t>
+            </w:r>
+            <w:r>
+              <w:rPr>
+                <w:rFonts w:ascii="Times New Roman" w:hAnsi="Times New Roman"/>
+                <w:b w:val="0"/>
+                <w:i w:val="0"/>
+                <w:color w:val="1E1E1E"/>
+                <w:sz w:val="18"/>
+              </w:rPr>
+              <w:t xml:space="preserve"> [0.8503, 0.9170]</w:t>
+            </w:r>
+          </w:p>
+        </w:tc>
+        <w:tc>
+          <w:tcPr>
+            <w:tcW w:type="dxa" w:w="1440"/>
+            <w:vAlign w:val="center"/>
+            <w:tcMar>
+              <w:top w:w="120" w:type="dxa"/>
+              <w:bottom w:w="120" w:type="dxa"/>
+              <w:left w:w="140" w:type="dxa"/>
+              <w:right w:w="140" w:type="dxa"/>
+            </w:tcMar>
+            <w:shd w:fill="FFFFFF"/>
+          </w:tcPr>
+          <w:p>
+            <w:pPr>
+              <w:spacing w:before="20" w:after="20"/>
+              <w:jc w:val="center"/>
+            </w:pPr>
+            <w:r>
+              <w:rPr>
+                <w:rFonts w:ascii="Times New Roman" w:hAnsi="Times New Roman"/>
+                <w:b/>
+                <w:i w:val="0"/>
+                <w:color w:val="1E1E1E"/>
+                <w:sz w:val="18"/>
+              </w:rPr>
+              <w:t>0.2200</w:t>
+            </w:r>
+            <w:r>
+              <w:rPr>
+                <w:rFonts w:ascii="Times New Roman" w:hAnsi="Times New Roman"/>
+                <w:b w:val="0"/>
+                <w:i w:val="0"/>
+                <w:color w:val="1E1E1E"/>
+                <w:sz w:val="18"/>
+              </w:rPr>
+              <w:t xml:space="preserve"> [0.1727, 0.2691]</w:t>
+            </w:r>
+          </w:p>
+        </w:tc>
+        <w:tc>
+          <w:tcPr>
+            <w:tcW w:type="dxa" w:w="1440"/>
+            <w:vAlign w:val="center"/>
+            <w:tcMar>
+              <w:top w:w="120" w:type="dxa"/>
+              <w:bottom w:w="120" w:type="dxa"/>
+              <w:left w:w="140" w:type="dxa"/>
+              <w:right w:w="140" w:type="dxa"/>
+            </w:tcMar>
+            <w:shd w:fill="FFFFFF"/>
+          </w:tcPr>
+          <w:p>
+            <w:pPr>
+              <w:spacing w:before="20" w:after="20"/>
+              <w:jc w:val="center"/>
+            </w:pPr>
+            <w:r>
+              <w:rPr>
+                <w:rFonts w:ascii="Times New Roman" w:hAnsi="Times New Roman"/>
+                <w:b/>
+                <w:i w:val="0"/>
+                <w:color w:val="1E1E1E"/>
+                <w:sz w:val="18"/>
+              </w:rPr>
+              <w:t>4.36%</w:t>
+            </w:r>
+            <w:r>
+              <w:rPr>
+                <w:rFonts w:ascii="Times New Roman" w:hAnsi="Times New Roman"/>
+                <w:b w:val="0"/>
+                <w:i w:val="0"/>
+                <w:color w:val="1E1E1E"/>
+                <w:sz w:val="18"/>
+              </w:rPr>
+              <w:t xml:space="preserve"> [2.73%, 6.18%]</w:t>
+            </w:r>
+          </w:p>
+        </w:tc>
+        <w:tc>
+          <w:tcPr>
+            <w:tcW w:type="dxa" w:w="1440"/>
+            <w:vAlign w:val="center"/>
+            <w:tcMar>
+              <w:top w:w="120" w:type="dxa"/>
+              <w:bottom w:w="120" w:type="dxa"/>
+              <w:left w:w="140" w:type="dxa"/>
+              <w:right w:w="140" w:type="dxa"/>
+            </w:tcMar>
+            <w:shd w:fill="FFFFFF"/>
+          </w:tcPr>
+          <w:p>
+            <w:pPr>
+              <w:spacing w:before="20" w:after="20"/>
+              <w:jc w:val="center"/>
+            </w:pPr>
+            <w:r>
+              <w:rPr>
+                <w:rFonts w:ascii="Times New Roman" w:hAnsi="Times New Roman"/>
+                <w:b w:val="0"/>
+                <w:i w:val="0"/>
+                <w:color w:val="1E1E1E"/>
+                <w:sz w:val="18"/>
+              </w:rPr>
+              <w:t>0.4561 [0.2999, 0.6134]</w:t>
+            </w:r>
+          </w:p>
+        </w:tc>
+        <w:tc>
+          <w:tcPr>
+            <w:tcW w:type="dxa" w:w="1440"/>
+            <w:vAlign w:val="center"/>
+            <w:tcMar>
+              <w:top w:w="120" w:type="dxa"/>
+              <w:bottom w:w="120" w:type="dxa"/>
+              <w:left w:w="140" w:type="dxa"/>
+              <w:right w:w="140" w:type="dxa"/>
+            </w:tcMar>
+            <w:shd w:fill="FFFFFF"/>
+          </w:tcPr>
+          <w:p>
+            <w:pPr>
+              <w:spacing w:before="20" w:after="20"/>
+              <w:jc w:val="center"/>
+            </w:pPr>
+            <w:r>
+              <w:rPr>
+                <w:rFonts w:ascii="Times New Roman" w:hAnsi="Times New Roman"/>
+                <w:b w:val="0"/>
+                <w:i w:val="0"/>
+                <w:color w:val="1E1E1E"/>
+                <w:sz w:val="18"/>
+              </w:rPr>
+              <w:t>0.5570 [0.4179, 0.6739]</w:t>
+            </w:r>
+          </w:p>
+        </w:tc>
+      </w:tr>
+      <w:tr>
+        <w:tc>
+          <w:tcPr>
+            <w:tcW w:type="dxa" w:w="1440"/>
+            <w:vAlign w:val="center"/>
+            <w:tcMar>
+              <w:top w:w="120" w:type="dxa"/>
+              <w:bottom w:w="120" w:type="dxa"/>
+              <w:left w:w="140" w:type="dxa"/>
+              <w:right w:w="140" w:type="dxa"/>
+            </w:tcMar>
+            <w:shd w:fill="F7F9FC"/>
+          </w:tcPr>
+          <w:p>
+            <w:pPr>
+              <w:spacing w:before="20" w:after="20"/>
+              <w:jc w:val="left"/>
+            </w:pPr>
+            <w:r>
+              <w:rPr>
+                <w:rFonts w:ascii="Times New Roman" w:hAnsi="Times New Roman"/>
+                <w:b/>
+                <w:i w:val="0"/>
+                <w:color w:val="1E1E1E"/>
+                <w:sz w:val="18"/>
+              </w:rPr>
+              <w:t>3-Seed Ensemble + TTA ($\tau=1.0$, Logit Adj Focus)</w:t>
+            </w:r>
+          </w:p>
+        </w:tc>
+        <w:tc>
+          <w:tcPr>
+            <w:tcW w:type="dxa" w:w="1440"/>
+            <w:vAlign w:val="center"/>
+            <w:tcMar>
+              <w:top w:w="120" w:type="dxa"/>
+              <w:bottom w:w="120" w:type="dxa"/>
+              <w:left w:w="140" w:type="dxa"/>
+              <w:right w:w="140" w:type="dxa"/>
+            </w:tcMar>
+            <w:shd w:fill="F7F9FC"/>
+          </w:tcPr>
+          <w:p>
+            <w:pPr>
+              <w:spacing w:before="20" w:after="20"/>
+              <w:jc w:val="center"/>
+            </w:pPr>
+            <w:r>
+              <w:rPr>
+                <w:rFonts w:ascii="Times New Roman" w:hAnsi="Times New Roman"/>
+                <w:b w:val="0"/>
+                <w:i w:val="0"/>
+                <w:color w:val="1E1E1E"/>
+                <w:sz w:val="18"/>
+              </w:rPr>
+              <w:t>79.27% [76.00%, 82.55%]</w:t>
+            </w:r>
+          </w:p>
+        </w:tc>
+        <w:tc>
+          <w:tcPr>
+            <w:tcW w:type="dxa" w:w="1440"/>
+            <w:vAlign w:val="center"/>
+            <w:tcMar>
+              <w:top w:w="120" w:type="dxa"/>
+              <w:bottom w:w="120" w:type="dxa"/>
+              <w:left w:w="140" w:type="dxa"/>
+              <w:right w:w="140" w:type="dxa"/>
+            </w:tcMar>
+            <w:shd w:fill="F7F9FC"/>
+          </w:tcPr>
+          <w:p>
+            <w:pPr>
+              <w:spacing w:before="20" w:after="20"/>
+              <w:jc w:val="center"/>
+            </w:pPr>
+            <w:r>
+              <w:rPr>
+                <w:rFonts w:ascii="Times New Roman" w:hAnsi="Times New Roman"/>
+                <w:b w:val="0"/>
+                <w:i w:val="0"/>
+                <w:color w:val="1E1E1E"/>
+                <w:sz w:val="18"/>
+              </w:rPr>
+              <w:t>0.8787 [0.8451, 0.9091]</w:t>
+            </w:r>
+          </w:p>
+        </w:tc>
+        <w:tc>
+          <w:tcPr>
+            <w:tcW w:type="dxa" w:w="1440"/>
+            <w:vAlign w:val="center"/>
+            <w:tcMar>
+              <w:top w:w="120" w:type="dxa"/>
+              <w:bottom w:w="120" w:type="dxa"/>
+              <w:left w:w="140" w:type="dxa"/>
+              <w:right w:w="140" w:type="dxa"/>
+            </w:tcMar>
+            <w:shd w:fill="F7F9FC"/>
+          </w:tcPr>
+          <w:p>
+            <w:pPr>
+              <w:spacing w:before="20" w:after="20"/>
+              <w:jc w:val="center"/>
+            </w:pPr>
+            <w:r>
+              <w:rPr>
+                <w:rFonts w:ascii="Times New Roman" w:hAnsi="Times New Roman"/>
+                <w:b w:val="0"/>
+                <w:i w:val="0"/>
+                <w:color w:val="1E1E1E"/>
+                <w:sz w:val="18"/>
+              </w:rPr>
+              <w:t>0.2691 [0.2200, 0.3164]</w:t>
+            </w:r>
+          </w:p>
+        </w:tc>
+        <w:tc>
+          <w:tcPr>
+            <w:tcW w:type="dxa" w:w="1440"/>
+            <w:vAlign w:val="center"/>
+            <w:tcMar>
+              <w:top w:w="120" w:type="dxa"/>
+              <w:bottom w:w="120" w:type="dxa"/>
+              <w:left w:w="140" w:type="dxa"/>
+              <w:right w:w="140" w:type="dxa"/>
+            </w:tcMar>
+            <w:shd w:fill="F7F9FC"/>
+          </w:tcPr>
+          <w:p>
+            <w:pPr>
+              <w:spacing w:before="20" w:after="20"/>
+              <w:jc w:val="center"/>
+            </w:pPr>
+            <w:r>
+              <w:rPr>
+                <w:rFonts w:ascii="Times New Roman" w:hAnsi="Times New Roman"/>
+                <w:b w:val="0"/>
+                <w:i w:val="0"/>
+                <w:color w:val="1E1E1E"/>
+                <w:sz w:val="18"/>
+              </w:rPr>
+              <w:t>4.55% [2.73%, 6.36%]</w:t>
+            </w:r>
+          </w:p>
+        </w:tc>
+        <w:tc>
+          <w:tcPr>
+            <w:tcW w:type="dxa" w:w="1440"/>
+            <w:vAlign w:val="center"/>
+            <w:tcMar>
+              <w:top w:w="120" w:type="dxa"/>
+              <w:bottom w:w="120" w:type="dxa"/>
+              <w:left w:w="140" w:type="dxa"/>
+              <w:right w:w="140" w:type="dxa"/>
+            </w:tcMar>
+            <w:shd w:fill="F7F9FC"/>
+          </w:tcPr>
+          <w:p>
+            <w:pPr>
+              <w:spacing w:before="20" w:after="20"/>
+              <w:jc w:val="center"/>
+            </w:pPr>
+            <w:r>
+              <w:rPr>
+                <w:rFonts w:ascii="Times New Roman" w:hAnsi="Times New Roman"/>
+                <w:b w:val="0"/>
+                <w:i w:val="0"/>
+                <w:color w:val="1E1E1E"/>
+                <w:sz w:val="18"/>
+              </w:rPr>
+              <w:t>0.3721 [0.2432, 0.5056]</w:t>
+            </w:r>
+          </w:p>
+        </w:tc>
+        <w:tc>
+          <w:tcPr>
+            <w:tcW w:type="dxa" w:w="1440"/>
+            <w:vAlign w:val="center"/>
+            <w:tcMar>
+              <w:top w:w="120" w:type="dxa"/>
+              <w:bottom w:w="120" w:type="dxa"/>
+              <w:left w:w="140" w:type="dxa"/>
+              <w:right w:w="140" w:type="dxa"/>
+            </w:tcMar>
+            <w:shd w:fill="F7F9FC"/>
+          </w:tcPr>
+          <w:p>
+            <w:pPr>
+              <w:spacing w:before="20" w:after="20"/>
+              <w:jc w:val="center"/>
+            </w:pPr>
+            <w:r>
+              <w:rPr>
+                <w:rFonts w:ascii="Times New Roman" w:hAnsi="Times New Roman"/>
+                <w:b/>
+                <w:i w:val="0"/>
+                <w:color w:val="1E1E1E"/>
+                <w:sz w:val="18"/>
+              </w:rPr>
+              <w:t>0.5778</w:t>
+            </w:r>
+            <w:r>
+              <w:rPr>
+                <w:rFonts w:ascii="Times New Roman" w:hAnsi="Times New Roman"/>
+                <w:b w:val="0"/>
+                <w:i w:val="0"/>
+                <w:color w:val="1E1E1E"/>
+                <w:sz w:val="18"/>
+              </w:rPr>
+              <w:t xml:space="preserve"> [0.4444, 0.6875]</w:t>
+            </w:r>
+          </w:p>
+        </w:tc>
+      </w:tr>
+    </w:tbl>
+    <w:p>
+      <w:pPr>
+        <w:spacing w:before="40" w:after="120"/>
+      </w:pPr>
+    </w:p>
+    <w:p>
+      <w:pPr>
+        <w:keepNext/>
+        <w:spacing w:before="120" w:after="40"/>
+      </w:pPr>
+      <w:r>
+        <w:rPr>
+          <w:rFonts w:ascii="Times New Roman" w:hAnsi="Times New Roman"/>
+          <w:b/>
+          <w:color w:val="323232"/>
+          <w:sz w:val="20"/>
+        </w:rPr>
+        <w:t>1) Gains from Regularization and Ensembling</w:t>
+      </w:r>
+    </w:p>
+    <w:p>
+      <w:pPr>
+        <w:spacing w:before="20" w:after="40" w:line="276" w:lineRule="auto"/>
+        <w:ind w:left="432"/>
+      </w:pPr>
+      <w:r>
+        <w:rPr>
+          <w:rFonts w:ascii="Times New Roman" w:hAnsi="Times New Roman"/>
+          <w:b/>
+          <w:sz w:val="20"/>
+        </w:rPr>
+        <w:t xml:space="preserve">1. </w:t>
+      </w:r>
+      <w:r>
+        <w:rPr>
+          <w:rFonts w:ascii="Times New Roman" w:hAnsi="Times New Roman"/>
+          <w:b/>
+          <w:i w:val="0"/>
+          <w:color w:val="1E1E1E"/>
+          <w:sz w:val="20"/>
+        </w:rPr>
+        <w:t>Single Model Improvements:</w:t>
+      </w:r>
       <w:r>
         <w:rPr>
           <w:rFonts w:ascii="Times New Roman" w:hAnsi="Times New Roman"/>
@@ -9260,7 +10997,1356 @@
           <w:color w:val="1E1E1E"/>
           <w:sz w:val="20"/>
         </w:rPr>
-        <w:t>Standard softmax cross-entropy is agnostic to this asymmetry because its loss gradient does not factor in label distance. By formulating the objective with explicit distance awareness, continuous regression and ordinal formulations embed distance sensitivity directly into the loss landscape, penalizing multi-grade errors cumulatively.</w:t>
+        <w:t xml:space="preserve"> Integrating label smoothing ($\alpha = 0.08$) and safe-light geometric jitter directly improved raw accuracy from $80.18\%$ to </w:t>
+      </w:r>
+      <w:r>
+        <w:rPr>
+          <w:rFonts w:ascii="Times New Roman" w:hAnsi="Times New Roman"/>
+          <w:b/>
+          <w:i w:val="0"/>
+          <w:color w:val="1E1E1E"/>
+          <w:sz w:val="20"/>
+        </w:rPr>
+        <w:t>$82.00\%$</w:t>
+      </w:r>
+      <w:r>
+        <w:rPr>
+          <w:rFonts w:ascii="Times New Roman" w:hAnsi="Times New Roman"/>
+          <w:b w:val="0"/>
+          <w:i w:val="0"/>
+          <w:color w:val="1E1E1E"/>
+          <w:sz w:val="20"/>
+        </w:rPr>
+        <w:t xml:space="preserve"> ($+1.82\%$ absolute gain), while simultaneously reducing MAE from $0.2673$ to $0.2473$ and increasing Grade 3 Severe F1 from $0.3810$ to $0.4828$.</w:t>
+      </w:r>
+    </w:p>
+    <w:p>
+      <w:pPr>
+        <w:spacing w:before="20" w:after="40" w:line="276" w:lineRule="auto"/>
+        <w:ind w:left="432"/>
+      </w:pPr>
+      <w:r>
+        <w:rPr>
+          <w:rFonts w:ascii="Times New Roman" w:hAnsi="Times New Roman"/>
+          <w:b/>
+          <w:sz w:val="20"/>
+        </w:rPr>
+        <w:t xml:space="preserve">2. </w:t>
+      </w:r>
+      <w:r>
+        <w:rPr>
+          <w:rFonts w:ascii="Times New Roman" w:hAnsi="Times New Roman"/>
+          <w:b/>
+          <w:i w:val="0"/>
+          <w:color w:val="1E1E1E"/>
+          <w:sz w:val="20"/>
+        </w:rPr>
+        <w:t>Multi-Seed Ensembling Peak:</w:t>
+      </w:r>
+      <w:r>
+        <w:rPr>
+          <w:rFonts w:ascii="Times New Roman" w:hAnsi="Times New Roman"/>
+          <w:b w:val="0"/>
+          <w:i w:val="0"/>
+          <w:color w:val="1E1E1E"/>
+          <w:sz w:val="20"/>
+        </w:rPr>
+        <w:t xml:space="preserve"> Combining the three independently trained seeds ($42, 43, 44$) with 4-way flip TTA achieved an overall classification accuracy of </w:t>
+      </w:r>
+      <w:r>
+        <w:rPr>
+          <w:rFonts w:ascii="Times New Roman" w:hAnsi="Times New Roman"/>
+          <w:b/>
+          <w:i w:val="0"/>
+          <w:color w:val="1E1E1E"/>
+          <w:sz w:val="20"/>
+        </w:rPr>
+        <w:t>$83.82\%$ [80.73%, 86.73%]</w:t>
+      </w:r>
+      <w:r>
+        <w:rPr>
+          <w:rFonts w:ascii="Times New Roman" w:hAnsi="Times New Roman"/>
+          <w:b w:val="0"/>
+          <w:i w:val="0"/>
+          <w:color w:val="1E1E1E"/>
+          <w:sz w:val="20"/>
+        </w:rPr>
+        <w:t xml:space="preserve">, an absolute increase of </w:t>
+      </w:r>
+      <w:r>
+        <w:rPr>
+          <w:rFonts w:ascii="Times New Roman" w:hAnsi="Times New Roman"/>
+          <w:b/>
+          <w:i w:val="0"/>
+          <w:color w:val="1E1E1E"/>
+          <w:sz w:val="20"/>
+        </w:rPr>
+        <w:t>$+3.64\%$</w:t>
+      </w:r>
+      <w:r>
+        <w:rPr>
+          <w:rFonts w:ascii="Times New Roman" w:hAnsi="Times New Roman"/>
+          <w:b w:val="0"/>
+          <w:i w:val="0"/>
+          <w:color w:val="1E1E1E"/>
+          <w:sz w:val="20"/>
+        </w:rPr>
+        <w:t xml:space="preserve"> over the original Softmax baseline ($80.18\%$). Simultaneously, QWK reached </w:t>
+      </w:r>
+      <w:r>
+        <w:rPr>
+          <w:rFonts w:ascii="Times New Roman" w:hAnsi="Times New Roman"/>
+          <w:b/>
+          <w:i w:val="0"/>
+          <w:color w:val="1E1E1E"/>
+          <w:sz w:val="20"/>
+        </w:rPr>
+        <w:t>$0.8859$</w:t>
+      </w:r>
+      <w:r>
+        <w:rPr>
+          <w:rFonts w:ascii="Times New Roman" w:hAnsi="Times New Roman"/>
+          <w:b w:val="0"/>
+          <w:i w:val="0"/>
+          <w:color w:val="1E1E1E"/>
+          <w:sz w:val="20"/>
+        </w:rPr>
+        <w:t xml:space="preserve"> (surpassing both Variant A's $0.8724$ and Variant C's $0.8788$), MAE dropped to a project-best </w:t>
+      </w:r>
+      <w:r>
+        <w:rPr>
+          <w:rFonts w:ascii="Times New Roman" w:hAnsi="Times New Roman"/>
+          <w:b/>
+          <w:i w:val="0"/>
+          <w:color w:val="1E1E1E"/>
+          <w:sz w:val="20"/>
+        </w:rPr>
+        <w:t>$0.2200$</w:t>
+      </w:r>
+      <w:r>
+        <w:rPr>
+          <w:rFonts w:ascii="Times New Roman" w:hAnsi="Times New Roman"/>
+          <w:b w:val="0"/>
+          <w:i w:val="0"/>
+          <w:color w:val="1E1E1E"/>
+          <w:sz w:val="20"/>
+        </w:rPr>
+        <w:t xml:space="preserve">, and catastrophic multi-grade triage errors ($d \ge 2$) were reduced from $5.64\%$ down to </w:t>
+      </w:r>
+      <w:r>
+        <w:rPr>
+          <w:rFonts w:ascii="Times New Roman" w:hAnsi="Times New Roman"/>
+          <w:b/>
+          <w:i w:val="0"/>
+          <w:color w:val="1E1E1E"/>
+          <w:sz w:val="20"/>
+        </w:rPr>
+        <w:t>$4.36\%$</w:t>
+      </w:r>
+      <w:r>
+        <w:rPr>
+          <w:rFonts w:ascii="Times New Roman" w:hAnsi="Times New Roman"/>
+          <w:b w:val="0"/>
+          <w:i w:val="0"/>
+          <w:color w:val="1E1E1E"/>
+          <w:sz w:val="20"/>
+        </w:rPr>
+        <w:t>.</w:t>
+      </w:r>
+    </w:p>
+    <w:p>
+      <w:pPr>
+        <w:keepNext/>
+        <w:spacing w:before="120" w:after="40"/>
+      </w:pPr>
+      <w:r>
+        <w:rPr>
+          <w:rFonts w:ascii="Times New Roman" w:hAnsi="Times New Roman"/>
+          <w:b/>
+          <w:color w:val="323232"/>
+          <w:sz w:val="20"/>
+        </w:rPr>
+        <w:t>2) Post-Hoc Logit Adjustment $\tau$ Sweep Analysis</w:t>
+      </w:r>
+    </w:p>
+    <w:p>
+      <w:pPr>
+        <w:spacing w:before="0" w:after="90" w:line="276" w:lineRule="auto"/>
+        <w:jc w:val="both"/>
+      </w:pPr>
+      <w:r>
+        <w:rPr>
+          <w:rFonts w:ascii="Times New Roman" w:hAnsi="Times New Roman"/>
+          <w:b w:val="0"/>
+          <w:i w:val="0"/>
+          <w:color w:val="1E1E1E"/>
+          <w:sz w:val="20"/>
+        </w:rPr>
+        <w:t>To empirically map the trade-off between raw classification accuracy and minority-class sensitivity without altering model weights, Table IV documents the evaluation of the 3-Seed Ensemble across $\tau \in \{0.0, 0.5, 1.0, 1.5\}$.</w:t>
+      </w:r>
+    </w:p>
+    <w:p>
+      <w:pPr>
+        <w:keepNext/>
+        <w:spacing w:before="120" w:after="40"/>
+      </w:pPr>
+      <w:r>
+        <w:rPr>
+          <w:rFonts w:ascii="Times New Roman" w:hAnsi="Times New Roman"/>
+          <w:b/>
+          <w:color w:val="323232"/>
+          <w:sz w:val="20"/>
+        </w:rPr>
+        <w:t>TABLE IV: Post-Hoc Logit Adjustment Temperature Sweep on 3-Seed Ensemble</w:t>
+      </w:r>
+    </w:p>
+    <w:tbl>
+      <w:tblPr>
+        <w:tblW w:type="auto" w:w="0"/>
+        <w:jc w:val="center"/>
+        <w:tblLook w:firstColumn="1" w:firstRow="1" w:lastColumn="0" w:lastRow="0" w:noHBand="0" w:noVBand="1" w:val="04A0"/>
+        <w:tblBorders>
+          <w:top w:val="single" w:sz="6" w:space="0" w:color="CCCCCC"/>
+          <w:bottom w:val="single" w:sz="8" w:space="0" w:color="333333"/>
+          <w:insideH w:val="single" w:sz="4" w:space="0" w:color="E0E0E0"/>
+          <w:insideV w:val="none"/>
+          <w:left w:val="none"/>
+          <w:right w:val="none"/>
+        </w:tblBorders>
+      </w:tblPr>
+      <w:tblGrid>
+        <w:gridCol w:w="1680"/>
+        <w:gridCol w:w="1680"/>
+        <w:gridCol w:w="1680"/>
+        <w:gridCol w:w="1680"/>
+        <w:gridCol w:w="1680"/>
+        <w:gridCol w:w="1680"/>
+      </w:tblGrid>
+      <w:tr>
+        <w:tc>
+          <w:tcPr>
+            <w:tcW w:type="dxa" w:w="1680"/>
+            <w:vAlign w:val="center"/>
+            <w:tcMar>
+              <w:top w:w="120" w:type="dxa"/>
+              <w:bottom w:w="120" w:type="dxa"/>
+              <w:left w:w="140" w:type="dxa"/>
+              <w:right w:w="140" w:type="dxa"/>
+            </w:tcMar>
+            <w:shd w:fill="2B5C8F"/>
+          </w:tcPr>
+          <w:p>
+            <w:pPr>
+              <w:spacing w:before="20" w:after="20"/>
+              <w:jc w:val="center"/>
+            </w:pPr>
+            <w:r>
+              <w:rPr>
+                <w:rFonts w:ascii="Times New Roman" w:hAnsi="Times New Roman"/>
+                <w:b/>
+                <w:i w:val="0"/>
+                <w:color w:val="FFFFFF"/>
+                <w:sz w:val="18"/>
+              </w:rPr>
+              <w:t>Logit Adjustment $\tau$</w:t>
+            </w:r>
+          </w:p>
+        </w:tc>
+        <w:tc>
+          <w:tcPr>
+            <w:tcW w:type="dxa" w:w="1680"/>
+            <w:vAlign w:val="center"/>
+            <w:tcMar>
+              <w:top w:w="120" w:type="dxa"/>
+              <w:bottom w:w="120" w:type="dxa"/>
+              <w:left w:w="140" w:type="dxa"/>
+              <w:right w:w="140" w:type="dxa"/>
+            </w:tcMar>
+            <w:shd w:fill="2B5C8F"/>
+          </w:tcPr>
+          <w:p>
+            <w:pPr>
+              <w:spacing w:before="20" w:after="20"/>
+              <w:jc w:val="center"/>
+            </w:pPr>
+            <w:r>
+              <w:rPr>
+                <w:rFonts w:ascii="Times New Roman" w:hAnsi="Times New Roman"/>
+                <w:b/>
+                <w:i w:val="0"/>
+                <w:color w:val="FFFFFF"/>
+                <w:sz w:val="18"/>
+              </w:rPr>
+              <w:t>Accuracy</w:t>
+            </w:r>
+          </w:p>
+        </w:tc>
+        <w:tc>
+          <w:tcPr>
+            <w:tcW w:type="dxa" w:w="1680"/>
+            <w:vAlign w:val="center"/>
+            <w:tcMar>
+              <w:top w:w="120" w:type="dxa"/>
+              <w:bottom w:w="120" w:type="dxa"/>
+              <w:left w:w="140" w:type="dxa"/>
+              <w:right w:w="140" w:type="dxa"/>
+            </w:tcMar>
+            <w:shd w:fill="2B5C8F"/>
+          </w:tcPr>
+          <w:p>
+            <w:pPr>
+              <w:spacing w:before="20" w:after="20"/>
+              <w:jc w:val="center"/>
+            </w:pPr>
+            <w:r>
+              <w:rPr>
+                <w:rFonts w:ascii="Times New Roman" w:hAnsi="Times New Roman"/>
+                <w:b/>
+                <w:i w:val="0"/>
+                <w:color w:val="FFFFFF"/>
+                <w:sz w:val="18"/>
+              </w:rPr>
+              <w:t>QWK</w:t>
+            </w:r>
+          </w:p>
+        </w:tc>
+        <w:tc>
+          <w:tcPr>
+            <w:tcW w:type="dxa" w:w="1680"/>
+            <w:vAlign w:val="center"/>
+            <w:tcMar>
+              <w:top w:w="120" w:type="dxa"/>
+              <w:bottom w:w="120" w:type="dxa"/>
+              <w:left w:w="140" w:type="dxa"/>
+              <w:right w:w="140" w:type="dxa"/>
+            </w:tcMar>
+            <w:shd w:fill="2B5C8F"/>
+          </w:tcPr>
+          <w:p>
+            <w:pPr>
+              <w:spacing w:before="20" w:after="20"/>
+              <w:jc w:val="center"/>
+            </w:pPr>
+            <w:r>
+              <w:rPr>
+                <w:rFonts w:ascii="Times New Roman" w:hAnsi="Times New Roman"/>
+                <w:b/>
+                <w:i w:val="0"/>
+                <w:color w:val="FFFFFF"/>
+                <w:sz w:val="18"/>
+              </w:rPr>
+              <w:t>MAE</w:t>
+            </w:r>
+          </w:p>
+        </w:tc>
+        <w:tc>
+          <w:tcPr>
+            <w:tcW w:type="dxa" w:w="1680"/>
+            <w:vAlign w:val="center"/>
+            <w:tcMar>
+              <w:top w:w="120" w:type="dxa"/>
+              <w:bottom w:w="120" w:type="dxa"/>
+              <w:left w:w="140" w:type="dxa"/>
+              <w:right w:w="140" w:type="dxa"/>
+            </w:tcMar>
+            <w:shd w:fill="2B5C8F"/>
+          </w:tcPr>
+          <w:p>
+            <w:pPr>
+              <w:spacing w:before="20" w:after="20"/>
+              <w:jc w:val="center"/>
+            </w:pPr>
+            <w:r>
+              <w:rPr>
+                <w:rFonts w:ascii="Times New Roman" w:hAnsi="Times New Roman"/>
+                <w:b/>
+                <w:i w:val="0"/>
+                <w:color w:val="FFFFFF"/>
+                <w:sz w:val="18"/>
+              </w:rPr>
+              <w:t>Severe Recall (Grade 3)</w:t>
+            </w:r>
+          </w:p>
+        </w:tc>
+        <w:tc>
+          <w:tcPr>
+            <w:tcW w:type="dxa" w:w="1680"/>
+            <w:vAlign w:val="center"/>
+            <w:tcMar>
+              <w:top w:w="120" w:type="dxa"/>
+              <w:bottom w:w="120" w:type="dxa"/>
+              <w:left w:w="140" w:type="dxa"/>
+              <w:right w:w="140" w:type="dxa"/>
+            </w:tcMar>
+            <w:shd w:fill="2B5C8F"/>
+          </w:tcPr>
+          <w:p>
+            <w:pPr>
+              <w:spacing w:before="20" w:after="20"/>
+              <w:jc w:val="center"/>
+            </w:pPr>
+            <w:r>
+              <w:rPr>
+                <w:rFonts w:ascii="Times New Roman" w:hAnsi="Times New Roman"/>
+                <w:b/>
+                <w:i w:val="0"/>
+                <w:color w:val="FFFFFF"/>
+                <w:sz w:val="18"/>
+              </w:rPr>
+              <w:t>PDR Recall (Grade 4)</w:t>
+            </w:r>
+          </w:p>
+        </w:tc>
+      </w:tr>
+      <w:tr>
+        <w:tc>
+          <w:tcPr>
+            <w:tcW w:type="dxa" w:w="1680"/>
+            <w:vAlign w:val="center"/>
+            <w:tcMar>
+              <w:top w:w="120" w:type="dxa"/>
+              <w:bottom w:w="120" w:type="dxa"/>
+              <w:left w:w="140" w:type="dxa"/>
+              <w:right w:w="140" w:type="dxa"/>
+            </w:tcMar>
+            <w:shd w:fill="F7F9FC"/>
+          </w:tcPr>
+          <w:p>
+            <w:pPr>
+              <w:spacing w:before="20" w:after="20"/>
+              <w:jc w:val="left"/>
+            </w:pPr>
+            <w:r>
+              <w:rPr>
+                <w:rFonts w:ascii="Times New Roman" w:hAnsi="Times New Roman"/>
+                <w:b/>
+                <w:i w:val="0"/>
+                <w:color w:val="1E1E1E"/>
+                <w:sz w:val="18"/>
+              </w:rPr>
+              <w:t>0.0 (Unadjusted, Raw Acc Focus)</w:t>
+            </w:r>
+          </w:p>
+        </w:tc>
+        <w:tc>
+          <w:tcPr>
+            <w:tcW w:type="dxa" w:w="1680"/>
+            <w:vAlign w:val="center"/>
+            <w:tcMar>
+              <w:top w:w="120" w:type="dxa"/>
+              <w:bottom w:w="120" w:type="dxa"/>
+              <w:left w:w="140" w:type="dxa"/>
+              <w:right w:w="140" w:type="dxa"/>
+            </w:tcMar>
+            <w:shd w:fill="F7F9FC"/>
+          </w:tcPr>
+          <w:p>
+            <w:pPr>
+              <w:spacing w:before="20" w:after="20"/>
+              <w:jc w:val="center"/>
+            </w:pPr>
+            <w:r>
+              <w:rPr>
+                <w:rFonts w:ascii="Times New Roman" w:hAnsi="Times New Roman"/>
+                <w:b/>
+                <w:i w:val="0"/>
+                <w:color w:val="1E1E1E"/>
+                <w:sz w:val="18"/>
+              </w:rPr>
+              <w:t>83.82%</w:t>
+            </w:r>
+          </w:p>
+        </w:tc>
+        <w:tc>
+          <w:tcPr>
+            <w:tcW w:type="dxa" w:w="1680"/>
+            <w:vAlign w:val="center"/>
+            <w:tcMar>
+              <w:top w:w="120" w:type="dxa"/>
+              <w:bottom w:w="120" w:type="dxa"/>
+              <w:left w:w="140" w:type="dxa"/>
+              <w:right w:w="140" w:type="dxa"/>
+            </w:tcMar>
+            <w:shd w:fill="F7F9FC"/>
+          </w:tcPr>
+          <w:p>
+            <w:pPr>
+              <w:spacing w:before="20" w:after="20"/>
+              <w:jc w:val="center"/>
+            </w:pPr>
+            <w:r>
+              <w:rPr>
+                <w:rFonts w:ascii="Times New Roman" w:hAnsi="Times New Roman"/>
+                <w:b w:val="0"/>
+                <w:i w:val="0"/>
+                <w:color w:val="1E1E1E"/>
+                <w:sz w:val="18"/>
+              </w:rPr>
+              <w:t>0.8859</w:t>
+            </w:r>
+          </w:p>
+        </w:tc>
+        <w:tc>
+          <w:tcPr>
+            <w:tcW w:type="dxa" w:w="1680"/>
+            <w:vAlign w:val="center"/>
+            <w:tcMar>
+              <w:top w:w="120" w:type="dxa"/>
+              <w:bottom w:w="120" w:type="dxa"/>
+              <w:left w:w="140" w:type="dxa"/>
+              <w:right w:w="140" w:type="dxa"/>
+            </w:tcMar>
+            <w:shd w:fill="F7F9FC"/>
+          </w:tcPr>
+          <w:p>
+            <w:pPr>
+              <w:spacing w:before="20" w:after="20"/>
+              <w:jc w:val="center"/>
+            </w:pPr>
+            <w:r>
+              <w:rPr>
+                <w:rFonts w:ascii="Times New Roman" w:hAnsi="Times New Roman"/>
+                <w:b/>
+                <w:i w:val="0"/>
+                <w:color w:val="1E1E1E"/>
+                <w:sz w:val="18"/>
+              </w:rPr>
+              <w:t>0.2200</w:t>
+            </w:r>
+          </w:p>
+        </w:tc>
+        <w:tc>
+          <w:tcPr>
+            <w:tcW w:type="dxa" w:w="1680"/>
+            <w:vAlign w:val="center"/>
+            <w:tcMar>
+              <w:top w:w="120" w:type="dxa"/>
+              <w:bottom w:w="120" w:type="dxa"/>
+              <w:left w:w="140" w:type="dxa"/>
+              <w:right w:w="140" w:type="dxa"/>
+            </w:tcMar>
+            <w:shd w:fill="F7F9FC"/>
+          </w:tcPr>
+          <w:p>
+            <w:pPr>
+              <w:spacing w:before="20" w:after="20"/>
+              <w:jc w:val="center"/>
+            </w:pPr>
+            <w:r>
+              <w:rPr>
+                <w:rFonts w:ascii="Times New Roman" w:hAnsi="Times New Roman"/>
+                <w:b w:val="0"/>
+                <w:i w:val="0"/>
+                <w:color w:val="1E1E1E"/>
+                <w:sz w:val="18"/>
+              </w:rPr>
+              <w:t>44.8%</w:t>
+            </w:r>
+          </w:p>
+        </w:tc>
+        <w:tc>
+          <w:tcPr>
+            <w:tcW w:type="dxa" w:w="1680"/>
+            <w:vAlign w:val="center"/>
+            <w:tcMar>
+              <w:top w:w="120" w:type="dxa"/>
+              <w:bottom w:w="120" w:type="dxa"/>
+              <w:left w:w="140" w:type="dxa"/>
+              <w:right w:w="140" w:type="dxa"/>
+            </w:tcMar>
+            <w:shd w:fill="F7F9FC"/>
+          </w:tcPr>
+          <w:p>
+            <w:pPr>
+              <w:spacing w:before="20" w:after="20"/>
+              <w:jc w:val="center"/>
+            </w:pPr>
+            <w:r>
+              <w:rPr>
+                <w:rFonts w:ascii="Times New Roman" w:hAnsi="Times New Roman"/>
+                <w:b w:val="0"/>
+                <w:i w:val="0"/>
+                <w:color w:val="1E1E1E"/>
+                <w:sz w:val="18"/>
+              </w:rPr>
+              <w:t>50.0%</w:t>
+            </w:r>
+          </w:p>
+        </w:tc>
+      </w:tr>
+      <w:tr>
+        <w:tc>
+          <w:tcPr>
+            <w:tcW w:type="dxa" w:w="1680"/>
+            <w:vAlign w:val="center"/>
+            <w:tcMar>
+              <w:top w:w="120" w:type="dxa"/>
+              <w:bottom w:w="120" w:type="dxa"/>
+              <w:left w:w="140" w:type="dxa"/>
+              <w:right w:w="140" w:type="dxa"/>
+            </w:tcMar>
+            <w:shd w:fill="FFFFFF"/>
+          </w:tcPr>
+          <w:p>
+            <w:pPr>
+              <w:spacing w:before="20" w:after="20"/>
+              <w:jc w:val="left"/>
+            </w:pPr>
+            <w:r>
+              <w:rPr>
+                <w:rFonts w:ascii="Times New Roman" w:hAnsi="Times New Roman"/>
+                <w:b/>
+                <w:i w:val="0"/>
+                <w:color w:val="1E1E1E"/>
+                <w:sz w:val="18"/>
+              </w:rPr>
+              <w:t>0.5 (Balanced Trade-off)</w:t>
+            </w:r>
+          </w:p>
+        </w:tc>
+        <w:tc>
+          <w:tcPr>
+            <w:tcW w:type="dxa" w:w="1680"/>
+            <w:vAlign w:val="center"/>
+            <w:tcMar>
+              <w:top w:w="120" w:type="dxa"/>
+              <w:bottom w:w="120" w:type="dxa"/>
+              <w:left w:w="140" w:type="dxa"/>
+              <w:right w:w="140" w:type="dxa"/>
+            </w:tcMar>
+            <w:shd w:fill="FFFFFF"/>
+          </w:tcPr>
+          <w:p>
+            <w:pPr>
+              <w:spacing w:before="20" w:after="20"/>
+              <w:jc w:val="center"/>
+            </w:pPr>
+            <w:r>
+              <w:rPr>
+                <w:rFonts w:ascii="Times New Roman" w:hAnsi="Times New Roman"/>
+                <w:b w:val="0"/>
+                <w:i w:val="0"/>
+                <w:color w:val="1E1E1E"/>
+                <w:sz w:val="18"/>
+              </w:rPr>
+              <w:t>82.18%</w:t>
+            </w:r>
+          </w:p>
+        </w:tc>
+        <w:tc>
+          <w:tcPr>
+            <w:tcW w:type="dxa" w:w="1680"/>
+            <w:vAlign w:val="center"/>
+            <w:tcMar>
+              <w:top w:w="120" w:type="dxa"/>
+              <w:bottom w:w="120" w:type="dxa"/>
+              <w:left w:w="140" w:type="dxa"/>
+              <w:right w:w="140" w:type="dxa"/>
+            </w:tcMar>
+            <w:shd w:fill="FFFFFF"/>
+          </w:tcPr>
+          <w:p>
+            <w:pPr>
+              <w:spacing w:before="20" w:after="20"/>
+              <w:jc w:val="center"/>
+            </w:pPr>
+            <w:r>
+              <w:rPr>
+                <w:rFonts w:ascii="Times New Roman" w:hAnsi="Times New Roman"/>
+                <w:b/>
+                <w:i w:val="0"/>
+                <w:color w:val="1E1E1E"/>
+                <w:sz w:val="18"/>
+              </w:rPr>
+              <w:t>0.8929</w:t>
+            </w:r>
+          </w:p>
+        </w:tc>
+        <w:tc>
+          <w:tcPr>
+            <w:tcW w:type="dxa" w:w="1680"/>
+            <w:vAlign w:val="center"/>
+            <w:tcMar>
+              <w:top w:w="120" w:type="dxa"/>
+              <w:bottom w:w="120" w:type="dxa"/>
+              <w:left w:w="140" w:type="dxa"/>
+              <w:right w:w="140" w:type="dxa"/>
+            </w:tcMar>
+            <w:shd w:fill="FFFFFF"/>
+          </w:tcPr>
+          <w:p>
+            <w:pPr>
+              <w:spacing w:before="20" w:after="20"/>
+              <w:jc w:val="center"/>
+            </w:pPr>
+            <w:r>
+              <w:rPr>
+                <w:rFonts w:ascii="Times New Roman" w:hAnsi="Times New Roman"/>
+                <w:b w:val="0"/>
+                <w:i w:val="0"/>
+                <w:color w:val="1E1E1E"/>
+                <w:sz w:val="18"/>
+              </w:rPr>
+              <w:t>0.2291</w:t>
+            </w:r>
+          </w:p>
+        </w:tc>
+        <w:tc>
+          <w:tcPr>
+            <w:tcW w:type="dxa" w:w="1680"/>
+            <w:vAlign w:val="center"/>
+            <w:tcMar>
+              <w:top w:w="120" w:type="dxa"/>
+              <w:bottom w:w="120" w:type="dxa"/>
+              <w:left w:w="140" w:type="dxa"/>
+              <w:right w:w="140" w:type="dxa"/>
+            </w:tcMar>
+            <w:shd w:fill="FFFFFF"/>
+          </w:tcPr>
+          <w:p>
+            <w:pPr>
+              <w:spacing w:before="20" w:after="20"/>
+              <w:jc w:val="center"/>
+            </w:pPr>
+            <w:r>
+              <w:rPr>
+                <w:rFonts w:ascii="Times New Roman" w:hAnsi="Times New Roman"/>
+                <w:b w:val="0"/>
+                <w:i w:val="0"/>
+                <w:color w:val="1E1E1E"/>
+                <w:sz w:val="18"/>
+              </w:rPr>
+              <w:t>51.7%</w:t>
+            </w:r>
+          </w:p>
+        </w:tc>
+        <w:tc>
+          <w:tcPr>
+            <w:tcW w:type="dxa" w:w="1680"/>
+            <w:vAlign w:val="center"/>
+            <w:tcMar>
+              <w:top w:w="120" w:type="dxa"/>
+              <w:bottom w:w="120" w:type="dxa"/>
+              <w:left w:w="140" w:type="dxa"/>
+              <w:right w:w="140" w:type="dxa"/>
+            </w:tcMar>
+            <w:shd w:fill="FFFFFF"/>
+          </w:tcPr>
+          <w:p>
+            <w:pPr>
+              <w:spacing w:before="20" w:after="20"/>
+              <w:jc w:val="center"/>
+            </w:pPr>
+            <w:r>
+              <w:rPr>
+                <w:rFonts w:ascii="Times New Roman" w:hAnsi="Times New Roman"/>
+                <w:b w:val="0"/>
+                <w:i w:val="0"/>
+                <w:color w:val="1E1E1E"/>
+                <w:sz w:val="18"/>
+              </w:rPr>
+              <w:t>56.8%</w:t>
+            </w:r>
+          </w:p>
+        </w:tc>
+      </w:tr>
+      <w:tr>
+        <w:tc>
+          <w:tcPr>
+            <w:tcW w:type="dxa" w:w="1680"/>
+            <w:vAlign w:val="center"/>
+            <w:tcMar>
+              <w:top w:w="120" w:type="dxa"/>
+              <w:bottom w:w="120" w:type="dxa"/>
+              <w:left w:w="140" w:type="dxa"/>
+              <w:right w:w="140" w:type="dxa"/>
+            </w:tcMar>
+            <w:shd w:fill="F7F9FC"/>
+          </w:tcPr>
+          <w:p>
+            <w:pPr>
+              <w:spacing w:before="20" w:after="20"/>
+              <w:jc w:val="left"/>
+            </w:pPr>
+            <w:r>
+              <w:rPr>
+                <w:rFonts w:ascii="Times New Roman" w:hAnsi="Times New Roman"/>
+                <w:b/>
+                <w:i w:val="0"/>
+                <w:color w:val="1E1E1E"/>
+                <w:sz w:val="18"/>
+              </w:rPr>
+              <w:t>1.0 (Standard Prior Adjustment)</w:t>
+            </w:r>
+          </w:p>
+        </w:tc>
+        <w:tc>
+          <w:tcPr>
+            <w:tcW w:type="dxa" w:w="1680"/>
+            <w:vAlign w:val="center"/>
+            <w:tcMar>
+              <w:top w:w="120" w:type="dxa"/>
+              <w:bottom w:w="120" w:type="dxa"/>
+              <w:left w:w="140" w:type="dxa"/>
+              <w:right w:w="140" w:type="dxa"/>
+            </w:tcMar>
+            <w:shd w:fill="F7F9FC"/>
+          </w:tcPr>
+          <w:p>
+            <w:pPr>
+              <w:spacing w:before="20" w:after="20"/>
+              <w:jc w:val="center"/>
+            </w:pPr>
+            <w:r>
+              <w:rPr>
+                <w:rFonts w:ascii="Times New Roman" w:hAnsi="Times New Roman"/>
+                <w:b w:val="0"/>
+                <w:i w:val="0"/>
+                <w:color w:val="1E1E1E"/>
+                <w:sz w:val="18"/>
+              </w:rPr>
+              <w:t>79.27%</w:t>
+            </w:r>
+          </w:p>
+        </w:tc>
+        <w:tc>
+          <w:tcPr>
+            <w:tcW w:type="dxa" w:w="1680"/>
+            <w:vAlign w:val="center"/>
+            <w:tcMar>
+              <w:top w:w="120" w:type="dxa"/>
+              <w:bottom w:w="120" w:type="dxa"/>
+              <w:left w:w="140" w:type="dxa"/>
+              <w:right w:w="140" w:type="dxa"/>
+            </w:tcMar>
+            <w:shd w:fill="F7F9FC"/>
+          </w:tcPr>
+          <w:p>
+            <w:pPr>
+              <w:spacing w:before="20" w:after="20"/>
+              <w:jc w:val="center"/>
+            </w:pPr>
+            <w:r>
+              <w:rPr>
+                <w:rFonts w:ascii="Times New Roman" w:hAnsi="Times New Roman"/>
+                <w:b w:val="0"/>
+                <w:i w:val="0"/>
+                <w:color w:val="1E1E1E"/>
+                <w:sz w:val="18"/>
+              </w:rPr>
+              <w:t>0.8787</w:t>
+            </w:r>
+          </w:p>
+        </w:tc>
+        <w:tc>
+          <w:tcPr>
+            <w:tcW w:type="dxa" w:w="1680"/>
+            <w:vAlign w:val="center"/>
+            <w:tcMar>
+              <w:top w:w="120" w:type="dxa"/>
+              <w:bottom w:w="120" w:type="dxa"/>
+              <w:left w:w="140" w:type="dxa"/>
+              <w:right w:w="140" w:type="dxa"/>
+            </w:tcMar>
+            <w:shd w:fill="F7F9FC"/>
+          </w:tcPr>
+          <w:p>
+            <w:pPr>
+              <w:spacing w:before="20" w:after="20"/>
+              <w:jc w:val="center"/>
+            </w:pPr>
+            <w:r>
+              <w:rPr>
+                <w:rFonts w:ascii="Times New Roman" w:hAnsi="Times New Roman"/>
+                <w:b w:val="0"/>
+                <w:i w:val="0"/>
+                <w:color w:val="1E1E1E"/>
+                <w:sz w:val="18"/>
+              </w:rPr>
+              <w:t>0.2691</w:t>
+            </w:r>
+          </w:p>
+        </w:tc>
+        <w:tc>
+          <w:tcPr>
+            <w:tcW w:type="dxa" w:w="1680"/>
+            <w:vAlign w:val="center"/>
+            <w:tcMar>
+              <w:top w:w="120" w:type="dxa"/>
+              <w:bottom w:w="120" w:type="dxa"/>
+              <w:left w:w="140" w:type="dxa"/>
+              <w:right w:w="140" w:type="dxa"/>
+            </w:tcMar>
+            <w:shd w:fill="F7F9FC"/>
+          </w:tcPr>
+          <w:p>
+            <w:pPr>
+              <w:spacing w:before="20" w:after="20"/>
+              <w:jc w:val="center"/>
+            </w:pPr>
+            <w:r>
+              <w:rPr>
+                <w:rFonts w:ascii="Times New Roman" w:hAnsi="Times New Roman"/>
+                <w:b w:val="0"/>
+                <w:i w:val="0"/>
+                <w:color w:val="1E1E1E"/>
+                <w:sz w:val="18"/>
+              </w:rPr>
+              <w:t>55.2%</w:t>
+            </w:r>
+          </w:p>
+        </w:tc>
+        <w:tc>
+          <w:tcPr>
+            <w:tcW w:type="dxa" w:w="1680"/>
+            <w:vAlign w:val="center"/>
+            <w:tcMar>
+              <w:top w:w="120" w:type="dxa"/>
+              <w:bottom w:w="120" w:type="dxa"/>
+              <w:left w:w="140" w:type="dxa"/>
+              <w:right w:w="140" w:type="dxa"/>
+            </w:tcMar>
+            <w:shd w:fill="F7F9FC"/>
+          </w:tcPr>
+          <w:p>
+            <w:pPr>
+              <w:spacing w:before="20" w:after="20"/>
+              <w:jc w:val="center"/>
+            </w:pPr>
+            <w:r>
+              <w:rPr>
+                <w:rFonts w:ascii="Times New Roman" w:hAnsi="Times New Roman"/>
+                <w:b/>
+                <w:i w:val="0"/>
+                <w:color w:val="1E1E1E"/>
+                <w:sz w:val="18"/>
+              </w:rPr>
+              <w:t>59.1%</w:t>
+            </w:r>
+          </w:p>
+        </w:tc>
+      </w:tr>
+      <w:tr>
+        <w:tc>
+          <w:tcPr>
+            <w:tcW w:type="dxa" w:w="1680"/>
+            <w:vAlign w:val="center"/>
+            <w:tcMar>
+              <w:top w:w="120" w:type="dxa"/>
+              <w:bottom w:w="120" w:type="dxa"/>
+              <w:left w:w="140" w:type="dxa"/>
+              <w:right w:w="140" w:type="dxa"/>
+            </w:tcMar>
+            <w:shd w:fill="FFFFFF"/>
+          </w:tcPr>
+          <w:p>
+            <w:pPr>
+              <w:spacing w:before="20" w:after="20"/>
+              <w:jc w:val="left"/>
+            </w:pPr>
+            <w:r>
+              <w:rPr>
+                <w:rFonts w:ascii="Times New Roman" w:hAnsi="Times New Roman"/>
+                <w:b/>
+                <w:i w:val="0"/>
+                <w:color w:val="1E1E1E"/>
+                <w:sz w:val="18"/>
+              </w:rPr>
+              <w:t>1.5 (Minority-Tail Focus)</w:t>
+            </w:r>
+          </w:p>
+        </w:tc>
+        <w:tc>
+          <w:tcPr>
+            <w:tcW w:type="dxa" w:w="1680"/>
+            <w:vAlign w:val="center"/>
+            <w:tcMar>
+              <w:top w:w="120" w:type="dxa"/>
+              <w:bottom w:w="120" w:type="dxa"/>
+              <w:left w:w="140" w:type="dxa"/>
+              <w:right w:w="140" w:type="dxa"/>
+            </w:tcMar>
+            <w:shd w:fill="FFFFFF"/>
+          </w:tcPr>
+          <w:p>
+            <w:pPr>
+              <w:spacing w:before="20" w:after="20"/>
+              <w:jc w:val="center"/>
+            </w:pPr>
+            <w:r>
+              <w:rPr>
+                <w:rFonts w:ascii="Times New Roman" w:hAnsi="Times New Roman"/>
+                <w:b w:val="0"/>
+                <w:i w:val="0"/>
+                <w:color w:val="1E1E1E"/>
+                <w:sz w:val="18"/>
+              </w:rPr>
+              <w:t>74.91%</w:t>
+            </w:r>
+          </w:p>
+        </w:tc>
+        <w:tc>
+          <w:tcPr>
+            <w:tcW w:type="dxa" w:w="1680"/>
+            <w:vAlign w:val="center"/>
+            <w:tcMar>
+              <w:top w:w="120" w:type="dxa"/>
+              <w:bottom w:w="120" w:type="dxa"/>
+              <w:left w:w="140" w:type="dxa"/>
+              <w:right w:w="140" w:type="dxa"/>
+            </w:tcMar>
+            <w:shd w:fill="FFFFFF"/>
+          </w:tcPr>
+          <w:p>
+            <w:pPr>
+              <w:spacing w:before="20" w:after="20"/>
+              <w:jc w:val="center"/>
+            </w:pPr>
+            <w:r>
+              <w:rPr>
+                <w:rFonts w:ascii="Times New Roman" w:hAnsi="Times New Roman"/>
+                <w:b w:val="0"/>
+                <w:i w:val="0"/>
+                <w:color w:val="1E1E1E"/>
+                <w:sz w:val="18"/>
+              </w:rPr>
+              <w:t>0.8438</w:t>
+            </w:r>
+          </w:p>
+        </w:tc>
+        <w:tc>
+          <w:tcPr>
+            <w:tcW w:type="dxa" w:w="1680"/>
+            <w:vAlign w:val="center"/>
+            <w:tcMar>
+              <w:top w:w="120" w:type="dxa"/>
+              <w:bottom w:w="120" w:type="dxa"/>
+              <w:left w:w="140" w:type="dxa"/>
+              <w:right w:w="140" w:type="dxa"/>
+            </w:tcMar>
+            <w:shd w:fill="FFFFFF"/>
+          </w:tcPr>
+          <w:p>
+            <w:pPr>
+              <w:spacing w:before="20" w:after="20"/>
+              <w:jc w:val="center"/>
+            </w:pPr>
+            <w:r>
+              <w:rPr>
+                <w:rFonts w:ascii="Times New Roman" w:hAnsi="Times New Roman"/>
+                <w:b w:val="0"/>
+                <w:i w:val="0"/>
+                <w:color w:val="1E1E1E"/>
+                <w:sz w:val="18"/>
+              </w:rPr>
+              <w:t>0.3364</w:t>
+            </w:r>
+          </w:p>
+        </w:tc>
+        <w:tc>
+          <w:tcPr>
+            <w:tcW w:type="dxa" w:w="1680"/>
+            <w:vAlign w:val="center"/>
+            <w:tcMar>
+              <w:top w:w="120" w:type="dxa"/>
+              <w:bottom w:w="120" w:type="dxa"/>
+              <w:left w:w="140" w:type="dxa"/>
+              <w:right w:w="140" w:type="dxa"/>
+            </w:tcMar>
+            <w:shd w:fill="FFFFFF"/>
+          </w:tcPr>
+          <w:p>
+            <w:pPr>
+              <w:spacing w:before="20" w:after="20"/>
+              <w:jc w:val="center"/>
+            </w:pPr>
+            <w:r>
+              <w:rPr>
+                <w:rFonts w:ascii="Times New Roman" w:hAnsi="Times New Roman"/>
+                <w:b/>
+                <w:i w:val="0"/>
+                <w:color w:val="1E1E1E"/>
+                <w:sz w:val="18"/>
+              </w:rPr>
+              <w:t>69.0%</w:t>
+            </w:r>
+          </w:p>
+        </w:tc>
+        <w:tc>
+          <w:tcPr>
+            <w:tcW w:type="dxa" w:w="1680"/>
+            <w:vAlign w:val="center"/>
+            <w:tcMar>
+              <w:top w:w="120" w:type="dxa"/>
+              <w:bottom w:w="120" w:type="dxa"/>
+              <w:left w:w="140" w:type="dxa"/>
+              <w:right w:w="140" w:type="dxa"/>
+            </w:tcMar>
+            <w:shd w:fill="FFFFFF"/>
+          </w:tcPr>
+          <w:p>
+            <w:pPr>
+              <w:spacing w:before="20" w:after="20"/>
+              <w:jc w:val="center"/>
+            </w:pPr>
+            <w:r>
+              <w:rPr>
+                <w:rFonts w:ascii="Times New Roman" w:hAnsi="Times New Roman"/>
+                <w:b w:val="0"/>
+                <w:i w:val="0"/>
+                <w:color w:val="1E1E1E"/>
+                <w:sz w:val="18"/>
+              </w:rPr>
+              <w:t>50.0%</w:t>
+            </w:r>
+          </w:p>
+        </w:tc>
+      </w:tr>
+    </w:tbl>
+    <w:p>
+      <w:pPr>
+        <w:spacing w:before="40" w:after="120"/>
+      </w:pPr>
+    </w:p>
+    <w:p>
+      <w:pPr>
+        <w:spacing w:before="0" w:after="90" w:line="276" w:lineRule="auto"/>
+        <w:jc w:val="both"/>
+      </w:pPr>
+      <w:r>
+        <w:rPr>
+          <w:rFonts w:ascii="Times New Roman" w:hAnsi="Times New Roman"/>
+          <w:b w:val="0"/>
+          <w:i w:val="0"/>
+          <w:color w:val="1E1E1E"/>
+          <w:sz w:val="20"/>
+        </w:rPr>
+        <w:t>The sweep quantitatively reveals the mathematical mechanics of logit adjustment:</w:t>
+      </w:r>
+    </w:p>
+    <w:p>
+      <w:pPr>
+        <w:spacing w:before="20" w:after="40" w:line="276" w:lineRule="auto"/>
+        <w:ind w:left="432"/>
+      </w:pPr>
+      <w:r>
+        <w:rPr>
+          <w:rFonts w:ascii="Times New Roman" w:hAnsi="Times New Roman"/>
+          <w:b/>
+          <w:sz w:val="20"/>
+        </w:rPr>
+        <w:t xml:space="preserve">• </w:t>
+      </w:r>
+      <w:r>
+        <w:rPr>
+          <w:rFonts w:ascii="Times New Roman" w:hAnsi="Times New Roman"/>
+          <w:b w:val="0"/>
+          <w:i w:val="0"/>
+          <w:color w:val="1E1E1E"/>
+          <w:sz w:val="20"/>
+        </w:rPr>
+        <w:t>At $\tau = 0.0$, the ensemble operates to maximize overall classification accuracy on the natural dataset distribution ($83.82\%$).</w:t>
+      </w:r>
+    </w:p>
+    <w:p>
+      <w:pPr>
+        <w:spacing w:before="20" w:after="40" w:line="276" w:lineRule="auto"/>
+        <w:ind w:left="432"/>
+      </w:pPr>
+      <w:r>
+        <w:rPr>
+          <w:rFonts w:ascii="Times New Roman" w:hAnsi="Times New Roman"/>
+          <w:b/>
+          <w:sz w:val="20"/>
+        </w:rPr>
+        <w:t xml:space="preserve">• </w:t>
+      </w:r>
+      <w:r>
+        <w:rPr>
+          <w:rFonts w:ascii="Times New Roman" w:hAnsi="Times New Roman"/>
+          <w:b w:val="0"/>
+          <w:i w:val="0"/>
+          <w:color w:val="1E1E1E"/>
+          <w:sz w:val="20"/>
+        </w:rPr>
+        <w:t xml:space="preserve">As $\tau$ increases to $0.5$, Quadratic Weighted Kappa peaks at </w:t>
+      </w:r>
+      <w:r>
+        <w:rPr>
+          <w:rFonts w:ascii="Times New Roman" w:hAnsi="Times New Roman"/>
+          <w:b/>
+          <w:i w:val="0"/>
+          <w:color w:val="1E1E1E"/>
+          <w:sz w:val="20"/>
+        </w:rPr>
+        <w:t>$0.8929$</w:t>
+      </w:r>
+      <w:r>
+        <w:rPr>
+          <w:rFonts w:ascii="Times New Roman" w:hAnsi="Times New Roman"/>
+          <w:b w:val="0"/>
+          <w:i w:val="0"/>
+          <w:color w:val="1E1E1E"/>
+          <w:sz w:val="20"/>
+        </w:rPr>
+        <w:t xml:space="preserve"> (the highest QWK attained in this entire research study), with Severe Recall rising to $51.7\%$ and Proliferative Recall to $56.8\%$, while maintaining an impressive $82.18\%$ accuracy.</w:t>
+      </w:r>
+    </w:p>
+    <w:p>
+      <w:pPr>
+        <w:spacing w:before="20" w:after="40" w:line="276" w:lineRule="auto"/>
+        <w:ind w:left="432"/>
+      </w:pPr>
+      <w:r>
+        <w:rPr>
+          <w:rFonts w:ascii="Times New Roman" w:hAnsi="Times New Roman"/>
+          <w:b/>
+          <w:sz w:val="20"/>
+        </w:rPr>
+        <w:t xml:space="preserve">• </w:t>
+      </w:r>
+      <w:r>
+        <w:rPr>
+          <w:rFonts w:ascii="Times New Roman" w:hAnsi="Times New Roman"/>
+          <w:b w:val="0"/>
+          <w:i w:val="0"/>
+          <w:color w:val="1E1E1E"/>
+          <w:sz w:val="20"/>
+        </w:rPr>
+        <w:t>At $\tau = 1.5$, Severe NPDR Recall rises to $69.0\%$, but overall accuracy is pulled down to $74.91\%$, illustrating that post-hoc logit adjustment provides clinicians with a continuous control dial to select an operating point tailored to local triage priorities.</w:t>
+      </w:r>
+    </w:p>
+    <w:p>
+      <w:pPr>
+        <w:spacing w:before="0" w:after="90" w:line="276" w:lineRule="auto"/>
+        <w:jc w:val="both"/>
+      </w:pPr>
+      <w:r>
+        <w:rPr>
+          <w:rFonts w:ascii="Times New Roman" w:hAnsi="Times New Roman"/>
+          <w:b w:val="0"/>
+          <w:i w:val="0"/>
+          <w:color w:val="1E1E1E"/>
+          <w:sz w:val="20"/>
+        </w:rPr>
+        <w:t>Figure 5 presents the confusion matrices across the four accuracy configurations on the holdout test set.</w:t>
+      </w:r>
+    </w:p>
+    <w:p>
+      <w:pPr>
+        <w:spacing w:before="160" w:after="60"/>
+        <w:jc w:val="center"/>
+      </w:pPr>
+      <w:r>
+        <w:drawing>
+          <wp:inline xmlns:a="http://schemas.openxmlformats.org/drawingml/2006/main" xmlns:pic="http://schemas.openxmlformats.org/drawingml/2006/picture">
+            <wp:extent cx="5029200" cy="1188720"/>
+            <wp:docPr id="5" name="Picture 5"/>
+            <wp:cNvGraphicFramePr>
+              <a:graphicFrameLocks noChangeAspect="1"/>
+            </wp:cNvGraphicFramePr>
+            <a:graphic>
+              <a:graphicData uri="http://schemas.openxmlformats.org/drawingml/2006/picture">
+                <pic:pic>
+                  <pic:nvPicPr>
+                    <pic:cNvPr id="0" name="confusion_matrix_accuracy_ensemble.png"/>
+                    <pic:cNvPicPr/>
+                  </pic:nvPicPr>
+                  <pic:blipFill>
+                    <a:blip r:embed="rId13"/>
+                    <a:stretch>
+                      <a:fillRect/>
+                    </a:stretch>
+                  </pic:blipFill>
+                  <pic:spPr>
+                    <a:xfrm>
+                      <a:off x="0" y="0"/>
+                      <a:ext cx="5029200" cy="1188720"/>
+                    </a:xfrm>
+                    <a:prstGeom prst="rect"/>
+                  </pic:spPr>
+                </pic:pic>
+              </a:graphicData>
+            </a:graphic>
+          </wp:inline>
+        </w:drawing>
+      </w:r>
+    </w:p>
+    <w:p>
+      <w:pPr>
+        <w:spacing w:before="0" w:after="200"/>
+        <w:jc w:val="center"/>
+      </w:pPr>
+      <w:r>
+        <w:rPr>
+          <w:rFonts w:ascii="Times New Roman" w:hAnsi="Times New Roman"/>
+          <w:i/>
+          <w:sz w:val="18"/>
+        </w:rPr>
+        <w:t>Fig. Accuracy Optimization Confusion Matrices</w:t>
+      </w:r>
+    </w:p>
+    <w:p>
+      <w:pPr>
+        <w:spacing w:before="0" w:after="90" w:line="276" w:lineRule="auto"/>
+        <w:jc w:val="both"/>
+      </w:pPr>
+      <w:r>
+        <w:rPr>
+          <w:rFonts w:ascii="Times New Roman" w:hAnsi="Times New Roman"/>
+          <w:b w:val="0"/>
+          <w:i/>
+          <w:color w:val="1E1E1E"/>
+          <w:sz w:val="20"/>
+        </w:rPr>
+        <w:t>Fig. 5. Confusion matrices on the holdout test set ($N=550$) for (from left to right) Original Variant A Softmax Baseline, Variant A Seed 42 with Label Smoothing, 3-Seed Ensemble with TTA ($\tau=0.0$), and 3-Seed Ensemble with Logit Adjustment ($\tau=1.0$).</w:t>
+      </w:r>
+    </w:p>
+    <w:p>
+      <w:pPr>
+        <w:spacing w:before="0" w:after="90" w:line="276" w:lineRule="auto"/>
+        <w:jc w:val="both"/>
+      </w:pPr>
+      <w:r>
+        <w:rPr>
+          <w:rFonts w:ascii="Times New Roman" w:hAnsi="Times New Roman"/>
+          <w:b w:val="0"/>
+          <w:i w:val="0"/>
+          <w:color w:val="1E1E1E"/>
+          <w:sz w:val="20"/>
+        </w:rPr>
+        <w:t>---</w:t>
+      </w:r>
+    </w:p>
+    <w:p>
+      <w:pPr>
+        <w:spacing w:before="0" w:after="90" w:line="276" w:lineRule="auto"/>
+        <w:jc w:val="both"/>
+      </w:pPr>
+      <w:r>
+        <w:rPr>
+          <w:rFonts w:ascii="Times New Roman" w:hAnsi="Times New Roman"/>
+          <w:b w:val="0"/>
+          <w:i w:val="0"/>
+          <w:color w:val="1E1E1E"/>
+          <w:sz w:val="20"/>
+        </w:rPr>
+        <w:t>---</w:t>
+      </w:r>
+    </w:p>
+    <w:p>
+      <w:pPr>
+        <w:keepNext/>
+        <w:spacing w:before="280" w:after="80"/>
+      </w:pPr>
+      <w:r>
+        <w:rPr>
+          <w:rFonts w:ascii="Times New Roman" w:hAnsi="Times New Roman"/>
+          <w:b/>
+          <w:color w:val="142850"/>
+          <w:sz w:val="23"/>
+        </w:rPr>
+        <w:t>VII. DISCUSSION AND CLINICAL IMPLICATIONS</w:t>
       </w:r>
     </w:p>
     <w:p>
@@ -9276,7 +12362,7 @@
           <w:color w:val="283246"/>
           <w:sz w:val="21"/>
         </w:rPr>
-        <w:t>B. Preserving the Safety Envelope in Expert System Pipelines</w:t>
+        <w:t>A. The Clinical Cost Asymmetry of Triage Errors</w:t>
       </w:r>
     </w:p>
     <w:p>
@@ -9292,22 +12378,14 @@
           <w:color w:val="1E1E1E"/>
           <w:sz w:val="20"/>
         </w:rPr>
-        <w:t>As detailed in Section I, deployed clinical AI operates as an expert-system-style decision-support pipeline. When an automated model is embedded into an automated clinical routing engine, deterministic rules map stage predictions to referral schedules. Because Variant C eliminates catastrophic errors and confines $96.1\%$ of all predictions to within $\pm 1$ grade ($d \le 1$), the downstream expert system operates within a bounded safety envelope:</w:t>
+        <w:t>The primary contribution of this work is establishing that model evaluation for medical grading must transcend unweighted accuracy to consider the asymmetric clinical costs of diagnostic errors. In ophthalmic screening, a false positive between adjacent grades (e.g., classifying Grade 1 as Grade 2) carries negligible clinical morbidity: the patient simply receives a 6-month follow-up rather than a 12-month follow-up. In contrast, a false negative spanning multiple grades (e.g., classifying Grade 3 or 4 as Grade 0 or 1) has catastrophic consequences, denying the patient urgent photocoagulation or anti-VEGF therapy until permanent macular edema or vitreous hemorrhage causes irreversible vision loss.</w:t>
       </w:r>
     </w:p>
     <w:p>
       <w:pPr>
-        <w:spacing w:before="20" w:after="40" w:line="276" w:lineRule="auto"/>
-        <w:ind w:left="432"/>
-      </w:pPr>
-      <w:r>
-        <w:rPr>
-          <w:rFonts w:ascii="Times New Roman" w:hAnsi="Times New Roman"/>
-          <w:b/>
-          <w:sz w:val="20"/>
-        </w:rPr>
-        <w:t xml:space="preserve">• </w:t>
-      </w:r>
+        <w:spacing w:before="0" w:after="90" w:line="276" w:lineRule="auto"/>
+        <w:jc w:val="both"/>
+      </w:pPr>
       <w:r>
         <w:rPr>
           <w:rFonts w:ascii="Times New Roman" w:hAnsi="Times New Roman"/>
@@ -9316,55 +12394,7 @@
           <w:color w:val="1E1E1E"/>
           <w:sz w:val="20"/>
         </w:rPr>
-        <w:t>Severe (Grade 3) and Proliferative (Grade 4) patients are protected against being misclassified into the healthy cohort (Grade 0).</w:t>
-      </w:r>
-    </w:p>
-    <w:p>
-      <w:pPr>
-        <w:spacing w:before="20" w:after="40" w:line="276" w:lineRule="auto"/>
-        <w:ind w:left="432"/>
-      </w:pPr>
-      <w:r>
-        <w:rPr>
-          <w:rFonts w:ascii="Times New Roman" w:hAnsi="Times New Roman"/>
-          <w:b/>
-          <w:sz w:val="20"/>
-        </w:rPr>
-        <w:t xml:space="preserve">• </w:t>
-      </w:r>
-      <w:r>
-        <w:rPr>
-          <w:rFonts w:ascii="Times New Roman" w:hAnsi="Times New Roman"/>
-          <w:b w:val="0"/>
-          <w:i w:val="0"/>
-          <w:color w:val="1E1E1E"/>
-          <w:sz w:val="20"/>
-        </w:rPr>
-        <w:t>Patients requiring urgent intervention are reliably assigned to escalated referral pathways.</w:t>
-      </w:r>
-    </w:p>
-    <w:p>
-      <w:pPr>
-        <w:spacing w:before="20" w:after="40" w:line="276" w:lineRule="auto"/>
-        <w:ind w:left="432"/>
-      </w:pPr>
-      <w:r>
-        <w:rPr>
-          <w:rFonts w:ascii="Times New Roman" w:hAnsi="Times New Roman"/>
-          <w:b/>
-          <w:sz w:val="20"/>
-        </w:rPr>
-        <w:t xml:space="preserve">• </w:t>
-      </w:r>
-      <w:r>
-        <w:rPr>
-          <w:rFonts w:ascii="Times New Roman" w:hAnsi="Times New Roman"/>
-          <w:b w:val="0"/>
-          <w:i w:val="0"/>
-          <w:color w:val="1E1E1E"/>
-          <w:sz w:val="20"/>
-        </w:rPr>
-        <w:t>Multi-grade triage failures ($d \ge 2$) are suppressed to just $3.8\%$ (a $32.1\%$ relative reduction compared to the $5.6\%$ severe error rate in the Softmax baseline).</w:t>
+        <w:t>Standard softmax cross-entropy is agnostic to this asymmetry because its loss gradient does not factor in label distance. By formulating the objective with explicit distance awareness, continuous regression and ordinal formulations embed distance sensitivity directly into the loss landscape, penalizing multi-grade errors cumulatively.</w:t>
       </w:r>
     </w:p>
     <w:p>
@@ -9380,7 +12410,7 @@
           <w:color w:val="283246"/>
           <w:sz w:val="21"/>
         </w:rPr>
-        <w:t>C. Mathematical Dynamics of Continuous Regression vs. Ordinal Thresholding</w:t>
+        <w:t>B. Preserving the Safety Envelope in Expert System Pipelines</w:t>
       </w:r>
     </w:p>
     <w:p>
@@ -9396,7 +12426,7 @@
           <w:color w:val="1E1E1E"/>
           <w:sz w:val="20"/>
         </w:rPr>
-        <w:t>The empirical triumph of Variant C (Continuous Regression with Smooth L1 loss, QWK $0.8788$) over standard nominal classification highlights the efficacy of direct distance penalization in deep representation learning:</w:t>
+        <w:t>As detailed in Section I, deployed clinical AI operates as an expert-system-style decision-support pipeline. When an automated model is embedded into an automated clinical routing engine, deterministic rules map stage predictions to referral schedules. Because Variant C eliminates catastrophic errors and confines $96.1\%$ of all predictions to within $\pm 1$ grade ($d \le 1$), the downstream expert system operates within a bounded safety envelope:</w:t>
       </w:r>
     </w:p>
     <w:p>
@@ -9410,17 +12440,7 @@
           <w:b/>
           <w:sz w:val="20"/>
         </w:rPr>
-        <w:t xml:space="preserve">1. </w:t>
-      </w:r>
-      <w:r>
-        <w:rPr>
-          <w:rFonts w:ascii="Times New Roman" w:hAnsi="Times New Roman"/>
-          <w:b/>
-          <w:i w:val="0"/>
-          <w:color w:val="1E1E1E"/>
-          <w:sz w:val="20"/>
-        </w:rPr>
-        <w:t>Curvature of Smooth L1:</w:t>
+        <w:t xml:space="preserve">• </w:t>
       </w:r>
       <w:r>
         <w:rPr>
@@ -9430,7 +12450,7 @@
           <w:color w:val="1E1E1E"/>
           <w:sz w:val="20"/>
         </w:rPr>
-        <w:t xml:space="preserve"> Unlike mean squared error, which can destabilize gradients on hard retinal outliers, Smooth L1 transitions gracefully from quadratic curvature near $|y - \hat{s}| &lt; 1.0$ to linear curvature for large errors, providing robust gradients that pull predictions toward adjacent clinical boundaries.</w:t>
+        <w:t>Severe (Grade 3) and Proliferative (Grade 4) patients are protected against being misclassified into the healthy cohort (Grade 0).</w:t>
       </w:r>
     </w:p>
     <w:p>
@@ -9444,17 +12464,7 @@
           <w:b/>
           <w:sz w:val="20"/>
         </w:rPr>
-        <w:t xml:space="preserve">2. </w:t>
-      </w:r>
-      <w:r>
-        <w:rPr>
-          <w:rFonts w:ascii="Times New Roman" w:hAnsi="Times New Roman"/>
-          <w:b/>
-          <w:i w:val="0"/>
-          <w:color w:val="1E1E1E"/>
-          <w:sz w:val="20"/>
-        </w:rPr>
-        <w:t>Impact of Class Skew on CORAL:</w:t>
+        <w:t xml:space="preserve">• </w:t>
       </w:r>
       <w:r>
         <w:rPr>
@@ -9464,7 +12474,31 @@
           <w:color w:val="1E1E1E"/>
           <w:sz w:val="20"/>
         </w:rPr>
-        <w:t xml:space="preserve"> In contrast, Variant B (CORAL) suffered on the APTOS 2019 benchmark ($0.7273$ QWK) due to extreme class imbalance ($49.3\%$ Grade 0 vs. $5.3\%$ Grade 3). In unweighted CORAL, the loss is the unweighted sum of $K-1$ binary tasks. When healthy samples overwhelmingly dominate the training batch, the gradient for the lowest binary threshold ($y &gt; 0$) overpowers higher thresholds ($y &gt; 2, y &gt; 3$), compressing the decision margins for advanced grades. Addressing this phenomenon through focal-modulated ordinal loss or inverse class-frequency weighting represents an essential enhancement for future threshold-based architectures.</w:t>
+        <w:t>Patients requiring urgent intervention are reliably assigned to escalated referral pathways.</w:t>
+      </w:r>
+    </w:p>
+    <w:p>
+      <w:pPr>
+        <w:spacing w:before="20" w:after="40" w:line="276" w:lineRule="auto"/>
+        <w:ind w:left="432"/>
+      </w:pPr>
+      <w:r>
+        <w:rPr>
+          <w:rFonts w:ascii="Times New Roman" w:hAnsi="Times New Roman"/>
+          <w:b/>
+          <w:sz w:val="20"/>
+        </w:rPr>
+        <w:t xml:space="preserve">• </w:t>
+      </w:r>
+      <w:r>
+        <w:rPr>
+          <w:rFonts w:ascii="Times New Roman" w:hAnsi="Times New Roman"/>
+          <w:b w:val="0"/>
+          <w:i w:val="0"/>
+          <w:color w:val="1E1E1E"/>
+          <w:sz w:val="20"/>
+        </w:rPr>
+        <w:t>Multi-grade triage failures ($d \ge 2$) are suppressed to just $3.8\%$ (a $32.1\%$ relative reduction compared to the $5.6\%$ severe error rate in the Softmax baseline).</w:t>
       </w:r>
     </w:p>
     <w:p>
@@ -9480,7 +12514,7 @@
           <w:color w:val="283246"/>
           <w:sz w:val="21"/>
         </w:rPr>
-        <w:t>D. Study Limitations and Threats to Validity</w:t>
+        <w:t>C. Mathematical Dynamics of Continuous Regression vs. Ordinal Thresholding</w:t>
       </w:r>
     </w:p>
     <w:p>
@@ -9496,7 +12530,7 @@
           <w:color w:val="1E1E1E"/>
           <w:sz w:val="20"/>
         </w:rPr>
-        <w:t>We explicitly document the following limitations of our study:</w:t>
+        <w:t>The empirical triumph of Variant C (Continuous Regression with Smooth L1 loss, QWK $0.8788$) over standard nominal classification highlights the efficacy of direct distance penalization in deep representation learning:</w:t>
       </w:r>
     </w:p>
     <w:p>
@@ -9520,7 +12554,7 @@
           <w:color w:val="1E1E1E"/>
           <w:sz w:val="20"/>
         </w:rPr>
-        <w:t>Hardware Compute Optimization:</w:t>
+        <w:t>Curvature of Smooth L1:</w:t>
       </w:r>
       <w:r>
         <w:rPr>
@@ -9530,7 +12564,7 @@
           <w:color w:val="1E1E1E"/>
           <w:sz w:val="20"/>
         </w:rPr>
-        <w:t xml:space="preserve"> Utilizing the newly launched NVIDIA GeForce RTX 5050 Laptop GPU (sm_120 Blackwell microarchitecture) required specialized configuration of PyTorch 2.14.0 with CUDA 13.0 to bypass kernel availability restrictions present in older CUDA toolkits. With native acceleration and mixed precision (AMP) enabled, each variant trained in under 4.5 minutes across 8 epochs with minimal memory consumption (&lt;540 MiB VRAM). Scaling to deeper foundation backbones (e.g., ConvNeXt-Large, Swin-Transformer-Base) over 30+ epochs remains an exciting direction for high-capacity GPU clusters.</w:t>
+        <w:t xml:space="preserve"> Unlike mean squared error, which can destabilize gradients on hard retinal outliers, Smooth L1 transitions gracefully from quadratic curvature near $|y - \hat{s}| &lt; 1.0$ to linear curvature for large errors, providing robust gradients that pull predictions toward adjacent clinical boundaries.</w:t>
       </w:r>
     </w:p>
     <w:p>
@@ -9554,7 +12588,7 @@
           <w:color w:val="1E1E1E"/>
           <w:sz w:val="20"/>
         </w:rPr>
-        <w:t>Single-Dataset Evaluation:</w:t>
+        <w:t>Impact of Class Skew on CORAL:</w:t>
       </w:r>
       <w:r>
         <w:rPr>
@@ -9564,41 +12598,7 @@
           <w:color w:val="1E1E1E"/>
           <w:sz w:val="20"/>
         </w:rPr>
-        <w:t xml:space="preserve"> Although APTOS 2019 contains diverse multi-clinic imagery from across India, testing on external datasets (e.g., Messidor-2, DDR, EyePACS) is necessary to confirm cross-cohort generalization across different demographic distributions and camera hardware.</w:t>
-      </w:r>
-    </w:p>
-    <w:p>
-      <w:pPr>
-        <w:spacing w:before="20" w:after="40" w:line="276" w:lineRule="auto"/>
-        <w:ind w:left="432"/>
-      </w:pPr>
-      <w:r>
-        <w:rPr>
-          <w:rFonts w:ascii="Times New Roman" w:hAnsi="Times New Roman"/>
-          <w:b/>
-          <w:sz w:val="20"/>
-        </w:rPr>
-        <w:t xml:space="preserve">3. </w:t>
-      </w:r>
-      <w:r>
-        <w:rPr>
-          <w:rFonts w:ascii="Times New Roman" w:hAnsi="Times New Roman"/>
-          <w:b/>
-          <w:i w:val="0"/>
-          <w:color w:val="1E1E1E"/>
-          <w:sz w:val="20"/>
-        </w:rPr>
-        <w:t>Absence of Lesion-Level Guidance:</w:t>
-      </w:r>
-      <w:r>
-        <w:rPr>
-          <w:rFonts w:ascii="Times New Roman" w:hAnsi="Times New Roman"/>
-          <w:b w:val="0"/>
-          <w:i w:val="0"/>
-          <w:color w:val="1E1E1E"/>
-          <w:sz w:val="20"/>
-        </w:rPr>
-        <w:t xml:space="preserve"> Our pipeline relies on whole-image classification without explicit lesion segmentation masks (as used in [7]). Integrating weak lesion attention with ordinal loss represents a promising avenue.</w:t>
+        <w:t xml:space="preserve"> In contrast, Variant B (CORAL) suffered on the APTOS 2019 benchmark ($0.7273$ QWK) due to extreme class imbalance ($49.3\%$ Grade 0 vs. $5.3\%$ Grade 3). In unweighted CORAL, the loss is the unweighted sum of $K-1$ binary tasks. When healthy samples overwhelmingly dominate the training batch, the gradient for the lowest binary threshold ($y &gt; 0$) overpowers higher thresholds ($y &gt; 2, y &gt; 3$), compressing the decision margins for advanced grades. Addressing this phenomenon through focal-modulated ordinal loss or inverse class-frequency weighting represents an essential enhancement for future threshold-based architectures.</w:t>
       </w:r>
     </w:p>
     <w:p>
@@ -9614,7 +12614,7 @@
           <w:color w:val="283246"/>
           <w:sz w:val="21"/>
         </w:rPr>
-        <w:t>E. Revised Approach: Rationale for Maintaining EfficientNet-B0 over Larger Architectures</w:t>
+        <w:t>D. Study Limitations and Threats to Validity</w:t>
       </w:r>
     </w:p>
     <w:p>
@@ -9630,7 +12630,21 @@
           <w:color w:val="1E1E1E"/>
           <w:sz w:val="20"/>
         </w:rPr>
-        <w:t xml:space="preserve">A frequent tendency in deep learning benchmarks is scaling backbone capacity (e.g., from EfficientNet-B0 to B3/B4, ConvNeXt, or Vision Transformers like Swin) in pursuit of higher performance. In this study, we deliberately maintained </w:t>
+        <w:t>We explicitly document the following limitations of our study:</w:t>
+      </w:r>
+    </w:p>
+    <w:p>
+      <w:pPr>
+        <w:spacing w:before="20" w:after="40" w:line="276" w:lineRule="auto"/>
+        <w:ind w:left="432"/>
+      </w:pPr>
+      <w:r>
+        <w:rPr>
+          <w:rFonts w:ascii="Times New Roman" w:hAnsi="Times New Roman"/>
+          <w:b/>
+          <w:sz w:val="20"/>
+        </w:rPr>
+        <w:t xml:space="preserve">1. </w:t>
       </w:r>
       <w:r>
         <w:rPr>
@@ -9640,7 +12654,7 @@
           <w:color w:val="1E1E1E"/>
           <w:sz w:val="20"/>
         </w:rPr>
-        <w:t>EfficientNet-B0</w:t>
+        <w:t>Hardware Compute Optimization:</w:t>
       </w:r>
       <w:r>
         <w:rPr>
@@ -9650,14 +12664,32 @@
           <w:color w:val="1E1E1E"/>
           <w:sz w:val="20"/>
         </w:rPr>
-        <w:t xml:space="preserve"> ($5.3\text{M}$ parameters) as our uniform backbone across all evaluations.</w:t>
+        <w:t xml:space="preserve"> Utilizing the newly launched NVIDIA GeForce RTX 5050 Laptop GPU (sm_120 Blackwell microarchitecture) required specialized configuration of PyTorch 2.14.0 with CUDA 13.0 to bypass kernel availability restrictions present in older CUDA toolkits. With native acceleration and mixed precision (AMP) enabled, each variant trained in under 4.5 minutes across 8 epochs with minimal memory consumption (&lt;540 MiB VRAM). Scaling to deeper foundation backbones (e.g., ConvNeXt-Large, Swin-Transformer-Base) over 30+ epochs remains an exciting direction for high-capacity GPU clusters.</w:t>
       </w:r>
     </w:p>
     <w:p>
       <w:pPr>
-        <w:spacing w:before="0" w:after="90" w:line="276" w:lineRule="auto"/>
-        <w:jc w:val="both"/>
-      </w:pPr>
+        <w:spacing w:before="20" w:after="40" w:line="276" w:lineRule="auto"/>
+        <w:ind w:left="432"/>
+      </w:pPr>
+      <w:r>
+        <w:rPr>
+          <w:rFonts w:ascii="Times New Roman" w:hAnsi="Times New Roman"/>
+          <w:b/>
+          <w:sz w:val="20"/>
+        </w:rPr>
+        <w:t xml:space="preserve">2. </w:t>
+      </w:r>
+      <w:r>
+        <w:rPr>
+          <w:rFonts w:ascii="Times New Roman" w:hAnsi="Times New Roman"/>
+          <w:b/>
+          <w:i w:val="0"/>
+          <w:color w:val="1E1E1E"/>
+          <w:sz w:val="20"/>
+        </w:rPr>
+        <w:t>Single-Dataset Evaluation:</w:t>
+      </w:r>
       <w:r>
         <w:rPr>
           <w:rFonts w:ascii="Times New Roman" w:hAnsi="Times New Roman"/>
@@ -9666,7 +12698,7 @@
           <w:color w:val="1E1E1E"/>
           <w:sz w:val="20"/>
         </w:rPr>
-        <w:t>This architectural decision is rooted in sample complexity and overfitting dynamics:</w:t>
+        <w:t xml:space="preserve"> Although APTOS 2019 contains diverse multi-clinic imagery from across India, testing on external datasets (e.g., Messidor-2, DDR, EyePACS) is necessary to confirm cross-cohort generalization across different demographic distributions and camera hardware.</w:t>
       </w:r>
     </w:p>
     <w:p>
@@ -9680,7 +12712,7 @@
           <w:b/>
           <w:sz w:val="20"/>
         </w:rPr>
-        <w:t xml:space="preserve">1. </w:t>
+        <w:t xml:space="preserve">3. </w:t>
       </w:r>
       <w:r>
         <w:rPr>
@@ -9690,7 +12722,7 @@
           <w:color w:val="1E1E1E"/>
           <w:sz w:val="20"/>
         </w:rPr>
-        <w:t>Severe Minority Class Scarcity:</w:t>
+        <w:t>Absence of Lesion-Level Guidance:</w:t>
       </w:r>
       <w:r>
         <w:rPr>
@@ -9700,21 +12732,39 @@
           <w:color w:val="1E1E1E"/>
           <w:sz w:val="20"/>
         </w:rPr>
-        <w:t xml:space="preserve"> The APTOS 2019 training split contains only $2,563$ total images, with the vision-threatening Severe NPDR class containing merely $135$ instances ($5.3\%$). Deploying high-capacity backbones with $30\text{M}$ to $80\text{M}$ parameters on $135$ minority samples creates severe over-parameterization, where the model memorizes idiosyncratic patient-specific artifacts rather than learning invariant microvascular lesions.</w:t>
+        <w:t xml:space="preserve"> Our pipeline relies on whole-image classification without explicit lesion segmentation masks (as used in [7]). Integrating weak lesion attention with ordinal loss represents a promising avenue.</w:t>
       </w:r>
     </w:p>
     <w:p>
       <w:pPr>
-        <w:spacing w:before="20" w:after="40" w:line="276" w:lineRule="auto"/>
-        <w:ind w:left="432"/>
+        <w:keepNext/>
+        <w:spacing w:before="200" w:after="60"/>
       </w:pPr>
       <w:r>
         <w:rPr>
           <w:rFonts w:ascii="Times New Roman" w:hAnsi="Times New Roman"/>
           <w:b/>
-          <w:sz w:val="20"/>
-        </w:rPr>
-        <w:t xml:space="preserve">2. </w:t>
+          <w:i/>
+          <w:color w:val="283246"/>
+          <w:sz w:val="21"/>
+        </w:rPr>
+        <w:t>E. Revised Approach: Rationale for Maintaining EfficientNet-B0 over Larger Architectures</w:t>
+      </w:r>
+    </w:p>
+    <w:p>
+      <w:pPr>
+        <w:spacing w:before="0" w:after="90" w:line="276" w:lineRule="auto"/>
+        <w:jc w:val="both"/>
+      </w:pPr>
+      <w:r>
+        <w:rPr>
+          <w:rFonts w:ascii="Times New Roman" w:hAnsi="Times New Roman"/>
+          <w:b w:val="0"/>
+          <w:i w:val="0"/>
+          <w:color w:val="1E1E1E"/>
+          <w:sz w:val="20"/>
+        </w:rPr>
+        <w:t xml:space="preserve">A frequent tendency in deep learning benchmarks is scaling backbone capacity (e.g., from EfficientNet-B0 to B3/B4, ConvNeXt, or Vision Transformers like Swin) in pursuit of higher performance. In this study, we deliberately maintained </w:t>
       </w:r>
       <w:r>
         <w:rPr>
@@ -9724,7 +12774,7 @@
           <w:color w:val="1E1E1E"/>
           <w:sz w:val="20"/>
         </w:rPr>
-        <w:t>Loss Formulation Dominance:</w:t>
+        <w:t>EfficientNet-B0</w:t>
       </w:r>
       <w:r>
         <w:rPr>
@@ -9734,6 +12784,90 @@
           <w:color w:val="1E1E1E"/>
           <w:sz w:val="20"/>
         </w:rPr>
+        <w:t xml:space="preserve"> ($5.3\text{M}$ parameters) as our uniform backbone across all evaluations.</w:t>
+      </w:r>
+    </w:p>
+    <w:p>
+      <w:pPr>
+        <w:spacing w:before="0" w:after="90" w:line="276" w:lineRule="auto"/>
+        <w:jc w:val="both"/>
+      </w:pPr>
+      <w:r>
+        <w:rPr>
+          <w:rFonts w:ascii="Times New Roman" w:hAnsi="Times New Roman"/>
+          <w:b w:val="0"/>
+          <w:i w:val="0"/>
+          <w:color w:val="1E1E1E"/>
+          <w:sz w:val="20"/>
+        </w:rPr>
+        <w:t>This architectural decision is rooted in sample complexity and overfitting dynamics:</w:t>
+      </w:r>
+    </w:p>
+    <w:p>
+      <w:pPr>
+        <w:spacing w:before="20" w:after="40" w:line="276" w:lineRule="auto"/>
+        <w:ind w:left="432"/>
+      </w:pPr>
+      <w:r>
+        <w:rPr>
+          <w:rFonts w:ascii="Times New Roman" w:hAnsi="Times New Roman"/>
+          <w:b/>
+          <w:sz w:val="20"/>
+        </w:rPr>
+        <w:t xml:space="preserve">1. </w:t>
+      </w:r>
+      <w:r>
+        <w:rPr>
+          <w:rFonts w:ascii="Times New Roman" w:hAnsi="Times New Roman"/>
+          <w:b/>
+          <w:i w:val="0"/>
+          <w:color w:val="1E1E1E"/>
+          <w:sz w:val="20"/>
+        </w:rPr>
+        <w:t>Severe Minority Class Scarcity:</w:t>
+      </w:r>
+      <w:r>
+        <w:rPr>
+          <w:rFonts w:ascii="Times New Roman" w:hAnsi="Times New Roman"/>
+          <w:b w:val="0"/>
+          <w:i w:val="0"/>
+          <w:color w:val="1E1E1E"/>
+          <w:sz w:val="20"/>
+        </w:rPr>
+        <w:t xml:space="preserve"> The APTOS 2019 training split contains only $2,563$ total images, with the vision-threatening Severe NPDR class containing merely $135$ instances ($5.3\%$). Deploying high-capacity backbones with $30\text{M}$ to $80\text{M}$ parameters on $135$ minority samples creates severe over-parameterization, where the model memorizes idiosyncratic patient-specific artifacts rather than learning invariant microvascular lesions.</w:t>
+      </w:r>
+    </w:p>
+    <w:p>
+      <w:pPr>
+        <w:spacing w:before="20" w:after="40" w:line="276" w:lineRule="auto"/>
+        <w:ind w:left="432"/>
+      </w:pPr>
+      <w:r>
+        <w:rPr>
+          <w:rFonts w:ascii="Times New Roman" w:hAnsi="Times New Roman"/>
+          <w:b/>
+          <w:sz w:val="20"/>
+        </w:rPr>
+        <w:t xml:space="preserve">2. </w:t>
+      </w:r>
+      <w:r>
+        <w:rPr>
+          <w:rFonts w:ascii="Times New Roman" w:hAnsi="Times New Roman"/>
+          <w:b/>
+          <w:i w:val="0"/>
+          <w:color w:val="1E1E1E"/>
+          <w:sz w:val="20"/>
+        </w:rPr>
+        <w:t>Loss Formulation Dominance:</w:t>
+      </w:r>
+      <w:r>
+        <w:rPr>
+          <w:rFonts w:ascii="Times New Roman" w:hAnsi="Times New Roman"/>
+          <w:b w:val="0"/>
+          <w:i w:val="0"/>
+          <w:color w:val="1E1E1E"/>
+          <w:sz w:val="20"/>
+        </w:rPr>
         <w:t xml:space="preserve"> Our empirical results show that changing the loss framing (from CORAL to CORN) yielded a massive $+0.1209$ QWK increase and slashed catastrophic triage errors from $26.4\%$ to $5.1\%$ on the </w:t>
       </w:r>
       <w:r>
@@ -9793,6 +12927,22 @@
     </w:p>
     <w:p>
       <w:pPr>
+        <w:keepNext/>
+        <w:spacing w:before="200" w:after="60"/>
+      </w:pPr>
+      <w:r>
+        <w:rPr>
+          <w:rFonts w:ascii="Times New Roman" w:hAnsi="Times New Roman"/>
+          <w:b/>
+          <w:i/>
+          <w:color w:val="283246"/>
+          <w:sz w:val="21"/>
+        </w:rPr>
+        <w:t>F. The Strategic Trade-off Between Overall Accuracy and Minority-Class Sensitivity</w:t>
+      </w:r>
+    </w:p>
+    <w:p>
+      <w:pPr>
         <w:spacing w:before="0" w:after="90" w:line="276" w:lineRule="auto"/>
         <w:jc w:val="both"/>
       </w:pPr>
@@ -9804,6 +12954,224 @@
           <w:color w:val="1E1E1E"/>
           <w:sz w:val="20"/>
         </w:rPr>
+        <w:t>The contrast between the results of Variant CORN (Section VI.B) and the 3-Seed Label-Smoothed Ensemble (Section VI.E) underscores a foundational design trade-off in medical artificial intelligence:</w:t>
+      </w:r>
+    </w:p>
+    <w:p>
+      <w:pPr>
+        <w:spacing w:before="20" w:after="40" w:line="276" w:lineRule="auto"/>
+        <w:ind w:left="432"/>
+      </w:pPr>
+      <w:r>
+        <w:rPr>
+          <w:rFonts w:ascii="Times New Roman" w:hAnsi="Times New Roman"/>
+          <w:b/>
+          <w:sz w:val="20"/>
+        </w:rPr>
+        <w:t xml:space="preserve">1. </w:t>
+      </w:r>
+      <w:r>
+        <w:rPr>
+          <w:rFonts w:ascii="Times New Roman" w:hAnsi="Times New Roman"/>
+          <w:b/>
+          <w:i w:val="0"/>
+          <w:color w:val="1E1E1E"/>
+          <w:sz w:val="20"/>
+        </w:rPr>
+        <w:t>The Ordinal-Sensitivity Regime (Variant CORN):</w:t>
+      </w:r>
+      <w:r>
+        <w:rPr>
+          <w:rFonts w:ascii="Times New Roman" w:hAnsi="Times New Roman"/>
+          <w:b w:val="0"/>
+          <w:i w:val="0"/>
+          <w:color w:val="1E1E1E"/>
+          <w:sz w:val="20"/>
+        </w:rPr>
+        <w:t xml:space="preserve"> When the primary clinical objective is safety-critical screening triage—where failing to detect a patient with sight-threatening Grade 3 Severe NPDR leads to irreversible vision loss—Variant CORN is superior. By utilizing conditional cumulative rank probabilities, class-balanced sample weighting, and soft-QWK loss, CORN attains a Severe NPDR Sensitivity of </w:t>
+      </w:r>
+      <w:r>
+        <w:rPr>
+          <w:rFonts w:ascii="Times New Roman" w:hAnsi="Times New Roman"/>
+          <w:b/>
+          <w:i w:val="0"/>
+          <w:color w:val="1E1E1E"/>
+          <w:sz w:val="20"/>
+        </w:rPr>
+        <w:t>$65.7\%$</w:t>
+      </w:r>
+      <w:r>
+        <w:rPr>
+          <w:rFonts w:ascii="Times New Roman" w:hAnsi="Times New Roman"/>
+          <w:b w:val="0"/>
+          <w:i w:val="0"/>
+          <w:color w:val="1E1E1E"/>
+          <w:sz w:val="20"/>
+        </w:rPr>
+        <w:t xml:space="preserve"> and Mild NPDR Sensitivity of </w:t>
+      </w:r>
+      <w:r>
+        <w:rPr>
+          <w:rFonts w:ascii="Times New Roman" w:hAnsi="Times New Roman"/>
+          <w:b/>
+          <w:i w:val="0"/>
+          <w:color w:val="1E1E1E"/>
+          <w:sz w:val="20"/>
+        </w:rPr>
+        <w:t>$66.1\%$</w:t>
+      </w:r>
+      <w:r>
+        <w:rPr>
+          <w:rFonts w:ascii="Times New Roman" w:hAnsi="Times New Roman"/>
+          <w:b w:val="0"/>
+          <w:i w:val="0"/>
+          <w:color w:val="1E1E1E"/>
+          <w:sz w:val="20"/>
+        </w:rPr>
+        <w:t>, with an overall QWK of $0.8482$. However, prioritizing minority recall inevitably sacrifices majority-class specificity, yielding an aggregate accuracy of $69.09\%$.</w:t>
+      </w:r>
+    </w:p>
+    <w:p>
+      <w:pPr>
+        <w:spacing w:before="20" w:after="40" w:line="276" w:lineRule="auto"/>
+        <w:ind w:left="432"/>
+      </w:pPr>
+      <w:r>
+        <w:rPr>
+          <w:rFonts w:ascii="Times New Roman" w:hAnsi="Times New Roman"/>
+          <w:b/>
+          <w:sz w:val="20"/>
+        </w:rPr>
+        <w:t xml:space="preserve">2. </w:t>
+      </w:r>
+      <w:r>
+        <w:rPr>
+          <w:rFonts w:ascii="Times New Roman" w:hAnsi="Times New Roman"/>
+          <w:b/>
+          <w:i w:val="0"/>
+          <w:color w:val="1E1E1E"/>
+          <w:sz w:val="20"/>
+        </w:rPr>
+        <w:t>The High-Accuracy Confirmatory Regime (3-Seed Ensemble):</w:t>
+      </w:r>
+      <w:r>
+        <w:rPr>
+          <w:rFonts w:ascii="Times New Roman" w:hAnsi="Times New Roman"/>
+          <w:b w:val="0"/>
+          <w:i w:val="0"/>
+          <w:color w:val="1E1E1E"/>
+          <w:sz w:val="20"/>
+        </w:rPr>
+        <w:t xml:space="preserve"> Conversely, when the clinical objective is secondary telemedicine grading, automated clinical documentation, or high-throughput confirmatory reporting—where high diagnostic specificity and exact agreement on the abundant non-pathological population ($49.3\%$ of patients) are essential—the 3-Seed Ensemble with label smoothing and TTA is optimal. It delivers an overall accuracy of </w:t>
+      </w:r>
+      <w:r>
+        <w:rPr>
+          <w:rFonts w:ascii="Times New Roman" w:hAnsi="Times New Roman"/>
+          <w:b/>
+          <w:i w:val="0"/>
+          <w:color w:val="1E1E1E"/>
+          <w:sz w:val="20"/>
+        </w:rPr>
+        <w:t>$83.82\%$</w:t>
+      </w:r>
+      <w:r>
+        <w:rPr>
+          <w:rFonts w:ascii="Times New Roman" w:hAnsi="Times New Roman"/>
+          <w:b w:val="0"/>
+          <w:i w:val="0"/>
+          <w:color w:val="1E1E1E"/>
+          <w:sz w:val="20"/>
+        </w:rPr>
+        <w:t xml:space="preserve">, QWK of </w:t>
+      </w:r>
+      <w:r>
+        <w:rPr>
+          <w:rFonts w:ascii="Times New Roman" w:hAnsi="Times New Roman"/>
+          <w:b/>
+          <w:i w:val="0"/>
+          <w:color w:val="1E1E1E"/>
+          <w:sz w:val="20"/>
+        </w:rPr>
+        <w:t>$0.8859$</w:t>
+      </w:r>
+      <w:r>
+        <w:rPr>
+          <w:rFonts w:ascii="Times New Roman" w:hAnsi="Times New Roman"/>
+          <w:b w:val="0"/>
+          <w:i w:val="0"/>
+          <w:color w:val="1E1E1E"/>
+          <w:sz w:val="20"/>
+        </w:rPr>
+        <w:t xml:space="preserve">, and the lowest MAE of </w:t>
+      </w:r>
+      <w:r>
+        <w:rPr>
+          <w:rFonts w:ascii="Times New Roman" w:hAnsi="Times New Roman"/>
+          <w:b/>
+          <w:i w:val="0"/>
+          <w:color w:val="1E1E1E"/>
+          <w:sz w:val="20"/>
+        </w:rPr>
+        <w:t>$0.2200$</w:t>
+      </w:r>
+      <w:r>
+        <w:rPr>
+          <w:rFonts w:ascii="Times New Roman" w:hAnsi="Times New Roman"/>
+          <w:b w:val="0"/>
+          <w:i w:val="0"/>
+          <w:color w:val="1E1E1E"/>
+          <w:sz w:val="20"/>
+        </w:rPr>
+        <w:t>, with an exceptionally low catastrophic error rate of $4.36\%$.</w:t>
+      </w:r>
+    </w:p>
+    <w:p>
+      <w:pPr>
+        <w:spacing w:before="20" w:after="40" w:line="276" w:lineRule="auto"/>
+        <w:ind w:left="432"/>
+      </w:pPr>
+      <w:r>
+        <w:rPr>
+          <w:rFonts w:ascii="Times New Roman" w:hAnsi="Times New Roman"/>
+          <w:b/>
+          <w:sz w:val="20"/>
+        </w:rPr>
+        <w:t xml:space="preserve">3. </w:t>
+      </w:r>
+      <w:r>
+        <w:rPr>
+          <w:rFonts w:ascii="Times New Roman" w:hAnsi="Times New Roman"/>
+          <w:b/>
+          <w:i w:val="0"/>
+          <w:color w:val="1E1E1E"/>
+          <w:sz w:val="20"/>
+        </w:rPr>
+        <w:t>Deliberate Design Choice:</w:t>
+      </w:r>
+      <w:r>
+        <w:rPr>
+          <w:rFonts w:ascii="Times New Roman" w:hAnsi="Times New Roman"/>
+          <w:b w:val="0"/>
+          <w:i w:val="0"/>
+          <w:color w:val="1E1E1E"/>
+          <w:sz w:val="20"/>
+        </w:rPr>
+        <w:t xml:space="preserve"> Rather than viewing one framework as universally superior, our findings demonstrate that model selection must be aligned with the operational tier of the healthcare delivery pipeline. For primary community screening, the high-sensitivity ordinal framework (CORN) protects patients; for centralized diagnostic clinics, the high-accuracy ensemble minimizes false alarms.</w:t>
+      </w:r>
+    </w:p>
+    <w:p>
+      <w:pPr>
+        <w:spacing w:before="0" w:after="90" w:line="276" w:lineRule="auto"/>
+        <w:jc w:val="both"/>
+      </w:pPr>
+      <w:r>
+        <w:rPr>
+          <w:rFonts w:ascii="Times New Roman" w:hAnsi="Times New Roman"/>
+          <w:b w:val="0"/>
+          <w:i w:val="0"/>
+          <w:color w:val="1E1E1E"/>
+          <w:sz w:val="20"/>
+        </w:rPr>
         <w:t>---</w:t>
       </w:r>
     </w:p>
@@ -9835,7 +13203,7 @@
           <w:color w:val="1E1E1E"/>
           <w:sz w:val="20"/>
         </w:rPr>
-        <w:t>In this paper, we addressed the critical vulnerability of nominal multiclass loss in automated Diabetic Retinopathy stage grading. Standard categorical cross-entropy treats diagnostic errors with dangerous symmetry, risking catastrophic multi-grade triage failures in clinical screening programs. To resolve this limitation, we conducted an empirical benchmark comparing standard softmax classification, rank-consistent ordinal regression (CORAL), continuous scalar regression, and conditional ordinal regression (CORN) across an identical EfficientNet-B0 backbone on the APTOS 2019 benchmark.</w:t>
+        <w:t>In this paper, we addressed the critical vulnerability of nominal multiclass loss in automated Diabetic Retinopathy stage grading. Standard categorical cross-entropy treats diagnostic errors with dangerous symmetry, risking catastrophic multi-grade triage failures in clinical screening programs. To resolve this limitation, we conducted an empirical benchmark comparing standard softmax classification, rank-consistent ordinal regression (CORAL), continuous scalar regression, conditional ordinal regression (CORN), and an accuracy-optimized 3-seed ensemble across an identical EfficientNet-B0 backbone on the APTOS 2019 benchmark.</w:t>
       </w:r>
     </w:p>
     <w:p>
@@ -9885,7 +13253,7 @@
           <w:color w:val="1E1E1E"/>
           <w:sz w:val="20"/>
         </w:rPr>
-        <w:t xml:space="preserve"> achieved peak overall concordance with a Quadratic Weighted Kappa of </w:t>
+        <w:t xml:space="preserve"> achieved strong overall concordance with a Quadratic Weighted Kappa of </w:t>
       </w:r>
       <w:r>
         <w:rPr>
@@ -10103,7 +13471,7 @@
           <w:color w:val="1E1E1E"/>
           <w:sz w:val="20"/>
         </w:rPr>
-        <w:t>Loss-Level Inductive Bias Dominates Parameter Bloat:</w:t>
+        <w:t>Multi-Seed Regularized Ensembling</w:t>
       </w:r>
       <w:r>
         <w:rPr>
@@ -10113,14 +13481,18 @@
           <w:color w:val="1E1E1E"/>
           <w:sz w:val="20"/>
         </w:rPr>
-        <w:t xml:space="preserve"> Enforcing conditional rank dependency, effective-number class weighting, soft-QWK loss regularization, and test-time augmentation achieved clinical-grade agreement on EfficientNet-B0 without resorting to parameter-heavy backbones that overfit scarce medical data.</w:t>
-      </w:r>
-    </w:p>
-    <w:p>
-      <w:pPr>
-        <w:spacing w:before="0" w:after="90" w:line="276" w:lineRule="auto"/>
-        <w:jc w:val="both"/>
-      </w:pPr>
+        <w:t xml:space="preserve"> achieved the highest raw classification accuracy of </w:t>
+      </w:r>
+      <w:r>
+        <w:rPr>
+          <w:rFonts w:ascii="Times New Roman" w:hAnsi="Times New Roman"/>
+          <w:b/>
+          <w:i w:val="0"/>
+          <w:color w:val="1E1E1E"/>
+          <w:sz w:val="20"/>
+        </w:rPr>
+        <w:t>$83.82\%$ [80.73%, 86.73%]</w:t>
+      </w:r>
       <w:r>
         <w:rPr>
           <w:rFonts w:ascii="Times New Roman" w:hAnsi="Times New Roman"/>
@@ -10129,14 +13501,18 @@
           <w:color w:val="1E1E1E"/>
           <w:sz w:val="20"/>
         </w:rPr>
-        <w:t>Future research will focus on combining conditional ordinal loss with vision-language explanation models [6] to provide interpretable natural-language rationales alongside calibrated stage predictions in prospective clinical screening trials.</w:t>
-      </w:r>
-    </w:p>
-    <w:p>
-      <w:pPr>
-        <w:spacing w:before="0" w:after="90" w:line="276" w:lineRule="auto"/>
-        <w:jc w:val="both"/>
-      </w:pPr>
+        <w:t xml:space="preserve">, peak QWK of </w:t>
+      </w:r>
+      <w:r>
+        <w:rPr>
+          <w:rFonts w:ascii="Times New Roman" w:hAnsi="Times New Roman"/>
+          <w:b/>
+          <w:i w:val="0"/>
+          <w:color w:val="1E1E1E"/>
+          <w:sz w:val="20"/>
+        </w:rPr>
+        <w:t>$0.8859$</w:t>
+      </w:r>
       <w:r>
         <w:rPr>
           <w:rFonts w:ascii="Times New Roman" w:hAnsi="Times New Roman"/>
@@ -10145,6 +13521,92 @@
           <w:color w:val="1E1E1E"/>
           <w:sz w:val="20"/>
         </w:rPr>
+        <w:t xml:space="preserve">, and lowest MAE of </w:t>
+      </w:r>
+      <w:r>
+        <w:rPr>
+          <w:rFonts w:ascii="Times New Roman" w:hAnsi="Times New Roman"/>
+          <w:b/>
+          <w:i w:val="0"/>
+          <w:color w:val="1E1E1E"/>
+          <w:sz w:val="20"/>
+        </w:rPr>
+        <w:t>$0.2200$</w:t>
+      </w:r>
+      <w:r>
+        <w:rPr>
+          <w:rFonts w:ascii="Times New Roman" w:hAnsi="Times New Roman"/>
+          <w:b w:val="0"/>
+          <w:i w:val="0"/>
+          <w:color w:val="1E1E1E"/>
+          <w:sz w:val="20"/>
+        </w:rPr>
+        <w:t>, with post-hoc logit adjustment providing an effective test-time mechanism to balance accuracy against tail sensitivity.</w:t>
+      </w:r>
+    </w:p>
+    <w:p>
+      <w:pPr>
+        <w:spacing w:before="20" w:after="40" w:line="276" w:lineRule="auto"/>
+        <w:ind w:left="432"/>
+      </w:pPr>
+      <w:r>
+        <w:rPr>
+          <w:rFonts w:ascii="Times New Roman" w:hAnsi="Times New Roman"/>
+          <w:b/>
+          <w:sz w:val="20"/>
+        </w:rPr>
+        <w:t xml:space="preserve">4. </w:t>
+      </w:r>
+      <w:r>
+        <w:rPr>
+          <w:rFonts w:ascii="Times New Roman" w:hAnsi="Times New Roman"/>
+          <w:b/>
+          <w:i w:val="0"/>
+          <w:color w:val="1E1E1E"/>
+          <w:sz w:val="20"/>
+        </w:rPr>
+        <w:t>Loss-Level Inductive Bias Dominates Parameter Bloat:</w:t>
+      </w:r>
+      <w:r>
+        <w:rPr>
+          <w:rFonts w:ascii="Times New Roman" w:hAnsi="Times New Roman"/>
+          <w:b w:val="0"/>
+          <w:i w:val="0"/>
+          <w:color w:val="1E1E1E"/>
+          <w:sz w:val="20"/>
+        </w:rPr>
+        <w:t xml:space="preserve"> Enforcing conditional rank dependency, effective-number class weighting, soft-QWK loss regularization, and test-time augmentation achieved clinical-grade agreement on EfficientNet-B0 without resorting to parameter-heavy backbones that overfit scarce medical data.</w:t>
+      </w:r>
+    </w:p>
+    <w:p>
+      <w:pPr>
+        <w:spacing w:before="0" w:after="90" w:line="276" w:lineRule="auto"/>
+        <w:jc w:val="both"/>
+      </w:pPr>
+      <w:r>
+        <w:rPr>
+          <w:rFonts w:ascii="Times New Roman" w:hAnsi="Times New Roman"/>
+          <w:b w:val="0"/>
+          <w:i w:val="0"/>
+          <w:color w:val="1E1E1E"/>
+          <w:sz w:val="20"/>
+        </w:rPr>
+        <w:t>Future research will focus on combining conditional ordinal loss with vision-language explanation models [6] to provide interpretable natural-language rationales alongside calibrated stage predictions in prospective clinical screening trials.</w:t>
+      </w:r>
+    </w:p>
+    <w:p>
+      <w:pPr>
+        <w:spacing w:before="0" w:after="90" w:line="276" w:lineRule="auto"/>
+        <w:jc w:val="both"/>
+      </w:pPr>
+      <w:r>
+        <w:rPr>
+          <w:rFonts w:ascii="Times New Roman" w:hAnsi="Times New Roman"/>
+          <w:b w:val="0"/>
+          <w:i w:val="0"/>
+          <w:color w:val="1E1E1E"/>
+          <w:sz w:val="20"/>
+        </w:rPr>
         <w:t>---</w:t>
       </w:r>
     </w:p>
@@ -10409,6 +13871,22 @@
           <w:sz w:val="20"/>
         </w:rPr>
         <w:t>[14] Y. Cui, M. Jia, T.-Y. Lin, Y. Song, and S. Belongie, "Class-balanced loss based on effective number of samples," in Proc. IEEE Conf. Comput. Vis. Pattern Recognit. (CVPR), 2019, pp. 9268–9277.</w:t>
+      </w:r>
+    </w:p>
+    <w:p>
+      <w:pPr>
+        <w:spacing w:before="0" w:after="90" w:line="276" w:lineRule="auto"/>
+        <w:jc w:val="both"/>
+      </w:pPr>
+      <w:r>
+        <w:rPr>
+          <w:rFonts w:ascii="Times New Roman" w:hAnsi="Times New Roman"/>
+          <w:b w:val="0"/>
+          <w:i w:val="0"/>
+          <w:color w:val="1E1E1E"/>
+          <w:sz w:val="20"/>
+        </w:rPr>
+        <w:t>[15] A. K. Menon, S. Jayasumana, A. S. Rawat, H. Jain, A. Veit, and S. Kumar, "Long-tail learning via logit adjustment," in Proc. Int. Conf. Learn. Represent. (ICLR), 2021.</w:t>
       </w:r>
     </w:p>
     <w:p>

--- a/submission/final_paper.docx
+++ b/submission/final_paper.docx
@@ -66,7 +66,7 @@
           <w:color w:val="3C3C3C"/>
           <w:sz w:val="19"/>
         </w:rPr>
-        <w:t xml:space="preserve"> Artificial Intelligence &amp; Expert Systems Lab (AIESL)</w:t>
+        <w:t xml:space="preserve"> Artificial Intelligence &amp; Expert Systems Laboratory (CSE30070)</w:t>
       </w:r>
     </w:p>
     <w:p>
@@ -92,7 +92,7 @@
           <w:color w:val="3C3C3C"/>
           <w:sz w:val="19"/>
         </w:rPr>
-        <w:t xml:space="preserve"> 2025–2026</w:t>
+        <w:t xml:space="preserve"> 2026–2027</w:t>
       </w:r>
     </w:p>
     <w:p>
@@ -113,11 +113,12 @@
       <w:r>
         <w:rPr>
           <w:rFonts w:ascii="Times New Roman" w:hAnsi="Times New Roman"/>
-          <w:b/>
-          <w:color w:val="BE1E14"/>
+          <w:b w:val="0"/>
+          <w:i w:val="0"/>
+          <w:color w:val="3C3C3C"/>
           <w:sz w:val="19"/>
         </w:rPr>
-        <w:t xml:space="preserve"> [ACTION REQUIRED: Enter Project Mentor Name, Designation, and Department before submission]</w:t>
+        <w:t xml:space="preserve"> Prof. Pramod Mali</w:t>
       </w:r>
     </w:p>
     <w:p>
@@ -306,11 +307,12 @@
             <w:r>
               <w:rPr>
                 <w:rFonts w:ascii="Times New Roman" w:hAnsi="Times New Roman"/>
-                <w:b/>
-                <w:color w:val="BE1E14"/>
+                <w:b w:val="0"/>
+                <w:i w:val="0"/>
+                <w:color w:val="1E1E1E"/>
                 <w:sz w:val="19"/>
               </w:rPr>
-              <w:t>[ACTION REQUIRED: PRN]</w:t>
+              <w:t>1262241524</w:t>
             </w:r>
           </w:p>
         </w:tc>
@@ -335,11 +337,12 @@
             <w:r>
               <w:rPr>
                 <w:rFonts w:ascii="Times New Roman" w:hAnsi="Times New Roman"/>
-                <w:b/>
-                <w:color w:val="BE1E14"/>
+                <w:b w:val="0"/>
+                <w:i w:val="0"/>
+                <w:color w:val="1E1E1E"/>
                 <w:sz w:val="19"/>
               </w:rPr>
-              <w:t>[ACTION REQUIRED: Enter Student 1 Full Name]</w:t>
+              <w:t>Nayna Sharma</w:t>
             </w:r>
           </w:p>
         </w:tc>
@@ -399,11 +402,12 @@
             <w:r>
               <w:rPr>
                 <w:rFonts w:ascii="Times New Roman" w:hAnsi="Times New Roman"/>
-                <w:b/>
-                <w:color w:val="BE1E14"/>
+                <w:b w:val="0"/>
+                <w:i w:val="0"/>
+                <w:color w:val="1E1E1E"/>
                 <w:sz w:val="19"/>
               </w:rPr>
-              <w:t>[ACTION REQUIRED: PRN]</w:t>
+              <w:t>1262241534</w:t>
             </w:r>
           </w:p>
         </w:tc>
@@ -428,11 +432,12 @@
             <w:r>
               <w:rPr>
                 <w:rFonts w:ascii="Times New Roman" w:hAnsi="Times New Roman"/>
-                <w:b/>
-                <w:color w:val="BE1E14"/>
+                <w:b w:val="0"/>
+                <w:i w:val="0"/>
+                <w:color w:val="1E1E1E"/>
                 <w:sz w:val="19"/>
               </w:rPr>
-              <w:t>[ACTION REQUIRED: Enter Student 2 Full Name]</w:t>
+              <w:t>Harshad Pardhi</w:t>
             </w:r>
           </w:p>
         </w:tc>
@@ -492,11 +497,12 @@
             <w:r>
               <w:rPr>
                 <w:rFonts w:ascii="Times New Roman" w:hAnsi="Times New Roman"/>
-                <w:b/>
-                <w:color w:val="BE1E14"/>
+                <w:b w:val="0"/>
+                <w:i w:val="0"/>
+                <w:color w:val="1E1E1E"/>
                 <w:sz w:val="19"/>
               </w:rPr>
-              <w:t>[ACTION REQUIRED: PRN]</w:t>
+              <w:t>1262241729</w:t>
             </w:r>
           </w:p>
         </w:tc>
@@ -521,11 +527,12 @@
             <w:r>
               <w:rPr>
                 <w:rFonts w:ascii="Times New Roman" w:hAnsi="Times New Roman"/>
-                <w:b/>
-                <w:color w:val="BE1E14"/>
+                <w:b w:val="0"/>
+                <w:i w:val="0"/>
+                <w:color w:val="1E1E1E"/>
                 <w:sz w:val="19"/>
               </w:rPr>
-              <w:t>[ACTION REQUIRED: Enter Student 3 Full Name]</w:t>
+              <w:t>Aaryan Kumbhare</w:t>
             </w:r>
           </w:p>
         </w:tc>
@@ -585,11 +592,12 @@
             <w:r>
               <w:rPr>
                 <w:rFonts w:ascii="Times New Roman" w:hAnsi="Times New Roman"/>
-                <w:b/>
-                <w:color w:val="BE1E14"/>
+                <w:b w:val="0"/>
+                <w:i w:val="0"/>
+                <w:color w:val="1E1E1E"/>
                 <w:sz w:val="19"/>
               </w:rPr>
-              <w:t>[ACTION REQUIRED: PRN]</w:t>
+              <w:t>1262241775</w:t>
             </w:r>
           </w:p>
         </w:tc>
@@ -614,11 +622,12 @@
             <w:r>
               <w:rPr>
                 <w:rFonts w:ascii="Times New Roman" w:hAnsi="Times New Roman"/>
-                <w:b/>
-                <w:color w:val="BE1E14"/>
+                <w:b w:val="0"/>
+                <w:i w:val="0"/>
+                <w:color w:val="1E1E1E"/>
                 <w:sz w:val="19"/>
               </w:rPr>
-              <w:t>[ACTION REQUIRED: Enter Student 4 Full Name]</w:t>
+              <w:t>Anurag Harapanahalli</w:t>
             </w:r>
           </w:p>
         </w:tc>
